--- a/MLOps_Report.docx
+++ b/MLOps_Report.docx
@@ -4,103 +4,121 @@
   <w:body>
     <w:p>
       <w:pPr>
-        <w:spacing w:after="160" w:line="324" w:lineRule="auto"/>
+        <w:bidi/>
+        <w:spacing w:before="0" w:after="40" w:line="348" w:lineRule="auto"/>
         <w:jc w:val="center"/>
       </w:pPr>
       <w:r>
         <w:rPr>
-          <w:rFonts w:ascii="Arial" w:hAnsi="Arial"/>
+          <w:rFonts w:ascii="Tahoma" w:hAnsi="Tahoma"/>
           <w:b/>
           <w:color w:val="1F4E79"/>
-          <w:sz w:val="48"/>
+          <w:sz w:val="52"/>
+          <w:rtl/>
         </w:rPr>
         <w:t>تقرير MLOps</w:t>
       </w:r>
     </w:p>
     <w:p>
       <w:pPr>
-        <w:spacing w:after="160" w:line="324" w:lineRule="auto"/>
+        <w:bidi/>
+        <w:spacing w:before="0" w:after="80" w:line="348" w:lineRule="auto"/>
         <w:jc w:val="center"/>
       </w:pPr>
       <w:r>
         <w:rPr>
-          <w:rFonts w:ascii="Arial" w:hAnsi="Arial"/>
+          <w:rFonts w:ascii="Tahoma" w:hAnsi="Tahoma"/>
           <w:b/>
+          <w:color w:val="202020"/>
           <w:sz w:val="32"/>
+          <w:rtl/>
         </w:rPr>
         <w:t>FITE Classification Challenge</w:t>
       </w:r>
     </w:p>
     <w:p>
       <w:pPr>
-        <w:spacing w:after="160" w:line="324" w:lineRule="auto"/>
+        <w:bidi/>
+        <w:spacing w:before="0" w:after="360" w:line="348" w:lineRule="auto"/>
         <w:jc w:val="center"/>
       </w:pPr>
       <w:r>
         <w:rPr>
-          <w:rFonts w:ascii="Arial" w:hAnsi="Arial"/>
+          <w:rFonts w:ascii="Tahoma" w:hAnsi="Tahoma"/>
           <w:b w:val="0"/>
+          <w:color w:val="202020"/>
           <w:sz w:val="24"/>
+          <w:rtl/>
         </w:rPr>
         <w:t>تتبع التجارب، قابلية إعادة التشغيل، وإدارة البيانات</w:t>
       </w:r>
     </w:p>
     <w:p>
       <w:pPr>
-        <w:spacing w:after="160" w:line="324" w:lineRule="auto"/>
+        <w:bidi/>
+        <w:spacing w:before="200" w:after="160" w:line="348" w:lineRule="auto"/>
         <w:jc w:val="right"/>
       </w:pPr>
       <w:r>
         <w:rPr>
-          <w:rFonts w:ascii="Arial" w:hAnsi="Arial"/>
+          <w:rFonts w:ascii="Tahoma" w:hAnsi="Tahoma"/>
           <w:b/>
           <w:color w:val="1F4E79"/>
           <w:sz w:val="36"/>
+          <w:rtl/>
         </w:rPr>
         <w:t>1. ملخص المشروع</w:t>
       </w:r>
     </w:p>
     <w:p>
       <w:pPr>
-        <w:spacing w:after="160" w:line="324" w:lineRule="auto"/>
+        <w:bidi/>
+        <w:spacing w:before="0" w:after="160" w:line="348" w:lineRule="auto"/>
         <w:jc w:val="right"/>
       </w:pPr>
       <w:r>
         <w:rPr>
-          <w:rFonts w:ascii="Arial" w:hAnsi="Arial"/>
+          <w:rFonts w:ascii="Tahoma" w:hAnsi="Tahoma"/>
           <w:b w:val="0"/>
+          <w:color w:val="202020"/>
           <w:sz w:val="22"/>
+          <w:rtl/>
         </w:rPr>
-        <w:t>المشروع عبارة عن مسألة تصنيف متعدد الكلاسات على بيانات جدولية مجهولة المعنى. الهدف هو تدريب نموذج يتنبأ بقيمة target لكل صف في test_data.csv ثم توليد submission.csv مطابق لصيغة Kaggle.</w:t>
+        <w:t>المشروع عبارة عن مسألة تصنيف متعدد الكلاسات على بيانات جدولية مجهولة المعنى. الهدف هو تدريب نموذج يتنبأ بقيمة target لكل صف في test_data.csv ثم توليد ملف submission.csv مطابق لصيغة Kaggle.</w:t>
       </w:r>
     </w:p>
     <w:p>
       <w:pPr>
-        <w:spacing w:after="160" w:line="324" w:lineRule="auto"/>
+        <w:bidi/>
+        <w:spacing w:before="0" w:after="160" w:line="348" w:lineRule="auto"/>
         <w:jc w:val="right"/>
       </w:pPr>
       <w:r>
         <w:rPr>
-          <w:rFonts w:ascii="Arial" w:hAnsi="Arial"/>
+          <w:rFonts w:ascii="Tahoma" w:hAnsi="Tahoma"/>
           <w:b w:val="0"/>
+          <w:color w:val="202020"/>
           <w:sz w:val="22"/>
+          <w:rtl/>
         </w:rPr>
-        <w:t>بسبب عدم توازن الكلاسات، اعتمدنا Macro F1 كمقياس أساسي مع Accuracy وBalanced Accuracy وConfusion Matrix لفهم الأخطاء. الهدف لم يكن رفع رقم داخلي فقط، بل بناء pipeline قابل للإعادة ومناسب للـ Public والـ Private leaderboard.</w:t>
+        <w:t>بسبب عدم توازن الكلاسات، اعتمدنا Macro F1 كمقياس أساسي مع Accuracy وBalanced Accuracy وConfusion Matrix. هذا يجعل التقييم أكثر عدلاً للكلاسات الصغيرة ولا يسمح للكلاس الأكبر أن يخفي أخطاء النموذج.</w:t>
       </w:r>
     </w:p>
     <w:p>
       <w:pPr>
-        <w:spacing w:after="160" w:line="324" w:lineRule="auto"/>
+        <w:bidi/>
+        <w:spacing w:before="200" w:after="160" w:line="348" w:lineRule="auto"/>
         <w:jc w:val="right"/>
       </w:pPr>
       <w:r>
         <w:rPr>
-          <w:rFonts w:ascii="Arial" w:hAnsi="Arial"/>
+          <w:rFonts w:ascii="Tahoma" w:hAnsi="Tahoma"/>
           <w:b/>
           <w:color w:val="1F4E79"/>
           <w:sz w:val="36"/>
+          <w:rtl/>
         </w:rPr>
-        <w:t>2. الملفات المطلوبة للتسليم</w:t>
+        <w:t>2. ملفات التسليم</w:t>
       </w:r>
     </w:p>
     <w:tbl>
@@ -108,7 +126,9 @@
         <w:tblStyle w:val="TableGrid"/>
         <w:tblW w:type="auto" w:w="0"/>
         <w:jc w:val="center"/>
+        <w:tblLayout w:type="autofit"/>
         <w:tblLook w:firstColumn="1" w:firstRow="1" w:lastColumn="0" w:lastRow="0" w:noHBand="0" w:noVBand="1" w:val="04A0"/>
+        <w:bidiVisual/>
       </w:tblPr>
       <w:tblGrid>
         <w:gridCol w:w="5184"/>
@@ -118,20 +138,27 @@
         <w:tc>
           <w:tcPr>
             <w:tcW w:type="dxa" w:w="5184"/>
+            <w:shd w:fill="1F4E79"/>
+            <w:tcMar>
+              <w:top w:w="170" w:type="dxa"/>
+              <w:start w:w="140" w:type="dxa"/>
+              <w:bottom w:w="170" w:type="dxa"/>
+              <w:end w:w="140" w:type="dxa"/>
+            </w:tcMar>
             <w:vAlign w:val="center"/>
-            <w:shd w:fill="1F4E79"/>
           </w:tcPr>
           <w:p>
             <w:pPr>
-              <w:jc w:val="right"/>
+              <w:bidi/>
+              <w:jc w:val="center"/>
             </w:pPr>
-            <w:r/>
             <w:r>
               <w:rPr>
-                <w:rFonts w:ascii="Arial" w:hAnsi="Arial"/>
+                <w:rFonts w:ascii="Tahoma" w:hAnsi="Tahoma"/>
                 <w:b/>
                 <w:color w:val="FFFFFF"/>
                 <w:sz w:val="20"/>
+                <w:rtl/>
               </w:rPr>
               <w:t>الملف</w:t>
             </w:r>
@@ -140,20 +167,27 @@
         <w:tc>
           <w:tcPr>
             <w:tcW w:type="dxa" w:w="5184"/>
+            <w:shd w:fill="1F4E79"/>
+            <w:tcMar>
+              <w:top w:w="170" w:type="dxa"/>
+              <w:start w:w="140" w:type="dxa"/>
+              <w:bottom w:w="170" w:type="dxa"/>
+              <w:end w:w="140" w:type="dxa"/>
+            </w:tcMar>
             <w:vAlign w:val="center"/>
-            <w:shd w:fill="1F4E79"/>
           </w:tcPr>
           <w:p>
             <w:pPr>
-              <w:jc w:val="right"/>
+              <w:bidi/>
+              <w:jc w:val="center"/>
             </w:pPr>
-            <w:r/>
             <w:r>
               <w:rPr>
-                <w:rFonts w:ascii="Arial" w:hAnsi="Arial"/>
+                <w:rFonts w:ascii="Tahoma" w:hAnsi="Tahoma"/>
                 <w:b/>
                 <w:color w:val="FFFFFF"/>
                 <w:sz w:val="20"/>
+                <w:rtl/>
               </w:rPr>
               <w:t>الغرض</w:t>
             </w:r>
@@ -164,18 +198,26 @@
         <w:tc>
           <w:tcPr>
             <w:tcW w:type="dxa" w:w="5184"/>
+            <w:tcMar>
+              <w:top w:w="160" w:type="dxa"/>
+              <w:start w:w="140" w:type="dxa"/>
+              <w:bottom w:w="160" w:type="dxa"/>
+              <w:end w:w="140" w:type="dxa"/>
+            </w:tcMar>
             <w:vAlign w:val="center"/>
           </w:tcPr>
           <w:p>
             <w:pPr>
+              <w:bidi/>
+              <w:spacing w:line="324" w:lineRule="auto" w:after="40"/>
               <w:jc w:val="right"/>
             </w:pPr>
-            <w:r/>
             <w:r>
               <w:rPr>
-                <w:rFonts w:ascii="Arial" w:hAnsi="Arial"/>
-                <w:b w:val="0"/>
-                <w:sz w:val="20"/>
+                <w:rFonts w:ascii="Tahoma" w:hAnsi="Tahoma"/>
+                <w:color w:val="202020"/>
+                <w:sz w:val="19"/>
+                <w:rtl/>
               </w:rPr>
               <w:t>classification_pipeline.ipynb</w:t>
             </w:r>
@@ -184,18 +226,26 @@
         <w:tc>
           <w:tcPr>
             <w:tcW w:type="dxa" w:w="5184"/>
+            <w:tcMar>
+              <w:top w:w="160" w:type="dxa"/>
+              <w:start w:w="140" w:type="dxa"/>
+              <w:bottom w:w="160" w:type="dxa"/>
+              <w:end w:w="140" w:type="dxa"/>
+            </w:tcMar>
             <w:vAlign w:val="center"/>
           </w:tcPr>
           <w:p>
             <w:pPr>
+              <w:bidi/>
+              <w:spacing w:line="324" w:lineRule="auto" w:after="40"/>
               <w:jc w:val="right"/>
             </w:pPr>
-            <w:r/>
             <w:r>
               <w:rPr>
-                <w:rFonts w:ascii="Arial" w:hAnsi="Arial"/>
-                <w:b w:val="0"/>
-                <w:sz w:val="20"/>
+                <w:rFonts w:ascii="Tahoma" w:hAnsi="Tahoma"/>
+                <w:color w:val="202020"/>
+                <w:sz w:val="19"/>
+                <w:rtl/>
               </w:rPr>
               <w:t>النوتبوك الكامل: تحليل البيانات، التدريب، التقييم، MLflow، وتوليد ملف الرفع.</w:t>
             </w:r>
@@ -206,18 +256,27 @@
         <w:tc>
           <w:tcPr>
             <w:tcW w:type="dxa" w:w="5184"/>
+            <w:shd w:fill="F4F6F8"/>
+            <w:tcMar>
+              <w:top w:w="160" w:type="dxa"/>
+              <w:start w:w="140" w:type="dxa"/>
+              <w:bottom w:w="160" w:type="dxa"/>
+              <w:end w:w="140" w:type="dxa"/>
+            </w:tcMar>
             <w:vAlign w:val="center"/>
           </w:tcPr>
           <w:p>
             <w:pPr>
+              <w:bidi/>
+              <w:spacing w:line="324" w:lineRule="auto" w:after="40"/>
               <w:jc w:val="right"/>
             </w:pPr>
-            <w:r/>
             <w:r>
               <w:rPr>
-                <w:rFonts w:ascii="Arial" w:hAnsi="Arial"/>
-                <w:b w:val="0"/>
-                <w:sz w:val="20"/>
+                <w:rFonts w:ascii="Tahoma" w:hAnsi="Tahoma"/>
+                <w:color w:val="202020"/>
+                <w:sz w:val="19"/>
+                <w:rtl/>
               </w:rPr>
               <w:t>classification_pipeline.py</w:t>
             </w:r>
@@ -226,18 +285,27 @@
         <w:tc>
           <w:tcPr>
             <w:tcW w:type="dxa" w:w="5184"/>
+            <w:shd w:fill="F4F6F8"/>
+            <w:tcMar>
+              <w:top w:w="160" w:type="dxa"/>
+              <w:start w:w="140" w:type="dxa"/>
+              <w:bottom w:w="160" w:type="dxa"/>
+              <w:end w:w="140" w:type="dxa"/>
+            </w:tcMar>
             <w:vAlign w:val="center"/>
           </w:tcPr>
           <w:p>
             <w:pPr>
+              <w:bidi/>
+              <w:spacing w:line="324" w:lineRule="auto" w:after="40"/>
               <w:jc w:val="right"/>
             </w:pPr>
-            <w:r/>
             <w:r>
               <w:rPr>
-                <w:rFonts w:ascii="Arial" w:hAnsi="Arial"/>
-                <w:b w:val="0"/>
-                <w:sz w:val="20"/>
+                <w:rFonts w:ascii="Tahoma" w:hAnsi="Tahoma"/>
+                <w:color w:val="202020"/>
+                <w:sz w:val="19"/>
+                <w:rtl/>
               </w:rPr>
               <w:t>نسخة Python مستقلة من نفس الـ pipeline قابلة للتشغيل المباشر.</w:t>
             </w:r>
@@ -248,18 +316,26 @@
         <w:tc>
           <w:tcPr>
             <w:tcW w:type="dxa" w:w="5184"/>
+            <w:tcMar>
+              <w:top w:w="160" w:type="dxa"/>
+              <w:start w:w="140" w:type="dxa"/>
+              <w:bottom w:w="160" w:type="dxa"/>
+              <w:end w:w="140" w:type="dxa"/>
+            </w:tcMar>
             <w:vAlign w:val="center"/>
           </w:tcPr>
           <w:p>
             <w:pPr>
+              <w:bidi/>
+              <w:spacing w:line="324" w:lineRule="auto" w:after="40"/>
               <w:jc w:val="right"/>
             </w:pPr>
-            <w:r/>
             <w:r>
               <w:rPr>
-                <w:rFonts w:ascii="Arial" w:hAnsi="Arial"/>
-                <w:b w:val="0"/>
-                <w:sz w:val="20"/>
+                <w:rFonts w:ascii="Tahoma" w:hAnsi="Tahoma"/>
+                <w:color w:val="202020"/>
+                <w:sz w:val="19"/>
+                <w:rtl/>
               </w:rPr>
               <w:t>MLOps_Report.docx</w:t>
             </w:r>
@@ -268,18 +344,26 @@
         <w:tc>
           <w:tcPr>
             <w:tcW w:type="dxa" w:w="5184"/>
+            <w:tcMar>
+              <w:top w:w="160" w:type="dxa"/>
+              <w:start w:w="140" w:type="dxa"/>
+              <w:bottom w:w="160" w:type="dxa"/>
+              <w:end w:w="140" w:type="dxa"/>
+            </w:tcMar>
             <w:vAlign w:val="center"/>
           </w:tcPr>
           <w:p>
             <w:pPr>
+              <w:bidi/>
+              <w:spacing w:line="324" w:lineRule="auto" w:after="40"/>
               <w:jc w:val="right"/>
             </w:pPr>
-            <w:r/>
             <w:r>
               <w:rPr>
-                <w:rFonts w:ascii="Arial" w:hAnsi="Arial"/>
-                <w:b w:val="0"/>
-                <w:sz w:val="20"/>
+                <w:rFonts w:ascii="Tahoma" w:hAnsi="Tahoma"/>
+                <w:color w:val="202020"/>
+                <w:sz w:val="19"/>
+                <w:rtl/>
               </w:rPr>
               <w:t>تقرير MLOps يشرح التجارب، MLflow، DVC، والقرار النهائي.</w:t>
             </w:r>
@@ -287,88 +371,107 @@
         </w:tc>
       </w:tr>
     </w:tbl>
-    <w:p/>
     <w:p>
       <w:pPr>
-        <w:spacing w:after="160" w:line="324" w:lineRule="auto"/>
+        <w:spacing w:after="160"/>
+      </w:pPr>
+    </w:p>
+    <w:p>
+      <w:pPr>
+        <w:bidi/>
+        <w:spacing w:before="200" w:after="160" w:line="348" w:lineRule="auto"/>
         <w:jc w:val="right"/>
       </w:pPr>
       <w:r>
         <w:rPr>
-          <w:rFonts w:ascii="Arial" w:hAnsi="Arial"/>
+          <w:rFonts w:ascii="Tahoma" w:hAnsi="Tahoma"/>
           <w:b/>
           <w:color w:val="1F4E79"/>
           <w:sz w:val="36"/>
+          <w:rtl/>
         </w:rPr>
         <w:t>3. تتبع التجارب باستخدام MLflow</w:t>
       </w:r>
     </w:p>
     <w:p>
       <w:pPr>
-        <w:spacing w:after="160" w:line="324" w:lineRule="auto"/>
+        <w:bidi/>
+        <w:spacing w:before="0" w:after="160" w:line="348" w:lineRule="auto"/>
         <w:jc w:val="right"/>
       </w:pPr>
       <w:r>
         <w:rPr>
-          <w:rFonts w:ascii="Arial" w:hAnsi="Arial"/>
+          <w:rFonts w:ascii="Tahoma" w:hAnsi="Tahoma"/>
           <w:b w:val="0"/>
+          <w:color w:val="202020"/>
           <w:sz w:val="22"/>
+          <w:rtl/>
         </w:rPr>
         <w:t>تم دمج MLflow داخل كود التدريب. كل تجربة تسجل اسم النموذج، عدد folds، random state، Accuracy، Balanced Accuracy، وMacro F1. كما يتم تسجيل artifacts مثل تقارير CV، مصفوفة الالتباس، ملف الرفع، وملفات فحص الثبات.</w:t>
       </w:r>
     </w:p>
     <w:p>
       <w:pPr>
-        <w:spacing w:after="160" w:line="324" w:lineRule="auto"/>
+        <w:bidi/>
+        <w:spacing w:before="0" w:after="160" w:line="348" w:lineRule="auto"/>
         <w:jc w:val="right"/>
       </w:pPr>
       <w:r>
         <w:rPr>
-          <w:rFonts w:ascii="Arial" w:hAnsi="Arial"/>
+          <w:rFonts w:ascii="Tahoma" w:hAnsi="Tahoma"/>
           <w:b w:val="0"/>
+          <w:color w:val="202020"/>
           <w:sz w:val="22"/>
+          <w:rtl/>
         </w:rPr>
         <w:t>لتشغيل واجهة MLflow محلياً:</w:t>
       </w:r>
     </w:p>
     <w:p>
       <w:pPr>
-        <w:spacing w:after="160"/>
+        <w:spacing w:after="200"/>
         <w:jc w:val="left"/>
       </w:pPr>
       <w:r>
         <w:rPr>
           <w:rFonts w:ascii="Consolas" w:hAnsi="Consolas"/>
+          <w:color w:val="323232"/>
           <w:sz w:val="20"/>
         </w:rPr>
         <w:t>mlflow ui --backend-store-uri sqlite:///mlflow.db</w:t>
+        <w:br/>
       </w:r>
     </w:p>
     <w:p>
       <w:pPr>
-        <w:spacing w:after="160" w:line="324" w:lineRule="auto"/>
+        <w:bidi/>
+        <w:spacing w:before="0" w:after="160" w:line="348" w:lineRule="auto"/>
         <w:jc w:val="right"/>
       </w:pPr>
       <w:r>
         <w:rPr>
-          <w:rFonts w:ascii="Arial" w:hAnsi="Arial"/>
+          <w:rFonts w:ascii="Tahoma" w:hAnsi="Tahoma"/>
           <w:b w:val="0"/>
+          <w:color w:val="202020"/>
           <w:sz w:val="22"/>
+          <w:rtl/>
         </w:rPr>
-        <w:t>ثم نفتح الرابط التالي ونأخذ Screenshot من جدول التجارب:</w:t>
+        <w:t>ثم نفتح الرابط المحلي ونأخذ Screenshot من جدول التجارب:</w:t>
       </w:r>
     </w:p>
     <w:p>
       <w:pPr>
-        <w:spacing w:after="160"/>
+        <w:spacing w:after="200"/>
         <w:jc w:val="left"/>
       </w:pPr>
       <w:r>
         <w:rPr>
           <w:rFonts w:ascii="Consolas" w:hAnsi="Consolas"/>
+          <w:color w:val="323232"/>
           <w:sz w:val="20"/>
         </w:rPr>
         <w:t>http://127.0.0.1:5000</w:t>
+        <w:br/>
       </w:r>
     </w:p>
     <w:tbl>
@@ -376,7 +479,9 @@
         <w:tblStyle w:val="TableGrid"/>
         <w:tblW w:type="auto" w:w="0"/>
         <w:jc w:val="center"/>
+        <w:tblLayout w:type="autofit"/>
         <w:tblLook w:firstColumn="1" w:firstRow="1" w:lastColumn="0" w:lastRow="0" w:noHBand="0" w:noVBand="1" w:val="04A0"/>
+        <w:bidiVisual/>
       </w:tblPr>
       <w:tblGrid>
         <w:gridCol w:w="10368"/>
@@ -385,22 +490,29 @@
         <w:tc>
           <w:tcPr>
             <w:tcW w:type="dxa" w:w="10368"/>
+            <w:shd w:fill="1F4E79"/>
+            <w:tcMar>
+              <w:top w:w="170" w:type="dxa"/>
+              <w:start w:w="140" w:type="dxa"/>
+              <w:bottom w:w="170" w:type="dxa"/>
+              <w:end w:w="140" w:type="dxa"/>
+            </w:tcMar>
             <w:vAlign w:val="center"/>
-            <w:shd w:fill="1F4E79"/>
           </w:tcPr>
           <w:p>
             <w:pPr>
-              <w:jc w:val="right"/>
+              <w:bidi/>
+              <w:jc w:val="center"/>
             </w:pPr>
-            <w:r/>
             <w:r>
               <w:rPr>
-                <w:rFonts w:ascii="Arial" w:hAnsi="Arial"/>
+                <w:rFonts w:ascii="Tahoma" w:hAnsi="Tahoma"/>
                 <w:b/>
                 <w:color w:val="FFFFFF"/>
                 <w:sz w:val="20"/>
+                <w:rtl/>
               </w:rPr>
-              <w:t>مكان الصورة</w:t>
+              <w:t>مكان صورة MLflow</w:t>
             </w:r>
           </w:p>
         </w:tc>
@@ -409,53 +521,80 @@
         <w:tc>
           <w:tcPr>
             <w:tcW w:type="dxa" w:w="10368"/>
+            <w:tcMar>
+              <w:top w:w="160" w:type="dxa"/>
+              <w:start w:w="140" w:type="dxa"/>
+              <w:bottom w:w="160" w:type="dxa"/>
+              <w:end w:w="140" w:type="dxa"/>
+            </w:tcMar>
             <w:vAlign w:val="center"/>
           </w:tcPr>
           <w:p>
             <w:pPr>
+              <w:bidi/>
+              <w:spacing w:line="324" w:lineRule="auto" w:after="40"/>
               <w:jc w:val="right"/>
             </w:pPr>
-            <w:r/>
             <w:r>
               <w:rPr>
-                <w:rFonts w:ascii="Arial" w:hAnsi="Arial"/>
-                <w:b w:val="0"/>
-                <w:sz w:val="20"/>
+                <w:rFonts w:ascii="Tahoma" w:hAnsi="Tahoma"/>
+                <w:color w:val="202020"/>
+                <w:sz w:val="19"/>
+                <w:rtl/>
               </w:rPr>
-              <w:t>الصق Screenshot MLflow هنا قبل التسليم النهائي</w:t>
+              <w:t>الصق هنا Screenshot واضح من جدول التجارب قبل التسليم النهائي.</w:t>
             </w:r>
           </w:p>
         </w:tc>
       </w:tr>
     </w:tbl>
-    <w:p/>
     <w:p>
       <w:pPr>
-        <w:spacing w:after="160" w:line="324" w:lineRule="auto"/>
+        <w:spacing w:after="160"/>
+      </w:pPr>
+    </w:p>
+    <w:p>
+      <w:pPr>
+        <w:sectPr>
+          <w:pgSz w:w="12240" w:h="15840"/>
+          <w:pgMar w:top="936" w:right="936" w:bottom="936" w:left="936" w:header="720" w:footer="720" w:gutter="0"/>
+          <w:cols w:space="720"/>
+          <w:docGrid w:linePitch="360"/>
+        </w:sectPr>
+      </w:pPr>
+    </w:p>
+    <w:p>
+      <w:pPr>
+        <w:bidi/>
+        <w:spacing w:before="200" w:after="160" w:line="348" w:lineRule="auto"/>
         <w:jc w:val="right"/>
       </w:pPr>
       <w:r>
         <w:rPr>
-          <w:rFonts w:ascii="Arial" w:hAnsi="Arial"/>
+          <w:rFonts w:ascii="Tahoma" w:hAnsi="Tahoma"/>
           <w:b/>
           <w:color w:val="1F4E79"/>
           <w:sz w:val="36"/>
+          <w:rtl/>
         </w:rPr>
         <w:t>4. التجارب التي تم تنفيذها</w:t>
       </w:r>
     </w:p>
     <w:p>
       <w:pPr>
-        <w:spacing w:after="160" w:line="324" w:lineRule="auto"/>
+        <w:bidi/>
+        <w:spacing w:before="0" w:after="160" w:line="348" w:lineRule="auto"/>
         <w:jc w:val="right"/>
       </w:pPr>
       <w:r>
         <w:rPr>
-          <w:rFonts w:ascii="Arial" w:hAnsi="Arial"/>
+          <w:rFonts w:ascii="Tahoma" w:hAnsi="Tahoma"/>
           <w:b w:val="0"/>
+          <w:color w:val="202020"/>
           <w:sz w:val="22"/>
+          <w:rtl/>
         </w:rPr>
-        <w:t>جربنا عدة عائلات نماذج لأن الخصائص مجهولة المعنى ولا نملك تفسيراً مجالياً لها. تمت المقارنة باستخدام Cross-Validation، ثم أضفنا فحوص ثبات وتحليلات إضافية قبل اختيار ملف الرفع.</w:t>
+        <w:t>لم نعتمد على نموذج واحد مباشرة. جربنا نماذج شجرية، boosting، نماذج خطية، ونماذج baseline. ثم قارنا النتائج باستخدام Macro F1 والثبات عبر أكثر من تقسيم.</w:t>
       </w:r>
     </w:p>
     <w:tbl>
@@ -463,7 +602,9 @@
         <w:tblStyle w:val="TableGrid"/>
         <w:tblW w:type="auto" w:w="0"/>
         <w:jc w:val="center"/>
+        <w:tblLayout w:type="autofit"/>
         <w:tblLook w:firstColumn="1" w:firstRow="1" w:lastColumn="0" w:lastRow="0" w:noHBand="0" w:noVBand="1" w:val="04A0"/>
+        <w:bidiVisual/>
       </w:tblPr>
       <w:tblGrid>
         <w:gridCol w:w="3456"/>
@@ -474,20 +615,27 @@
         <w:tc>
           <w:tcPr>
             <w:tcW w:type="dxa" w:w="3456"/>
+            <w:shd w:fill="1F4E79"/>
+            <w:tcMar>
+              <w:top w:w="170" w:type="dxa"/>
+              <w:start w:w="140" w:type="dxa"/>
+              <w:bottom w:w="170" w:type="dxa"/>
+              <w:end w:w="140" w:type="dxa"/>
+            </w:tcMar>
             <w:vAlign w:val="center"/>
-            <w:shd w:fill="1F4E79"/>
           </w:tcPr>
           <w:p>
             <w:pPr>
-              <w:jc w:val="right"/>
+              <w:bidi/>
+              <w:jc w:val="center"/>
             </w:pPr>
-            <w:r/>
             <w:r>
               <w:rPr>
-                <w:rFonts w:ascii="Arial" w:hAnsi="Arial"/>
+                <w:rFonts w:ascii="Tahoma" w:hAnsi="Tahoma"/>
                 <w:b/>
                 <w:color w:val="FFFFFF"/>
                 <w:sz w:val="20"/>
+                <w:rtl/>
               </w:rPr>
               <w:t>النموذج</w:t>
             </w:r>
@@ -496,20 +644,27 @@
         <w:tc>
           <w:tcPr>
             <w:tcW w:type="dxa" w:w="3456"/>
+            <w:shd w:fill="1F4E79"/>
+            <w:tcMar>
+              <w:top w:w="170" w:type="dxa"/>
+              <w:start w:w="140" w:type="dxa"/>
+              <w:bottom w:w="170" w:type="dxa"/>
+              <w:end w:w="140" w:type="dxa"/>
+            </w:tcMar>
             <w:vAlign w:val="center"/>
-            <w:shd w:fill="1F4E79"/>
           </w:tcPr>
           <w:p>
             <w:pPr>
-              <w:jc w:val="right"/>
+              <w:bidi/>
+              <w:jc w:val="center"/>
             </w:pPr>
-            <w:r/>
             <w:r>
               <w:rPr>
-                <w:rFonts w:ascii="Arial" w:hAnsi="Arial"/>
+                <w:rFonts w:ascii="Tahoma" w:hAnsi="Tahoma"/>
                 <w:b/>
                 <w:color w:val="FFFFFF"/>
                 <w:sz w:val="20"/>
+                <w:rtl/>
               </w:rPr>
               <w:t>Macro F1</w:t>
             </w:r>
@@ -518,20 +673,27 @@
         <w:tc>
           <w:tcPr>
             <w:tcW w:type="dxa" w:w="3456"/>
+            <w:shd w:fill="1F4E79"/>
+            <w:tcMar>
+              <w:top w:w="170" w:type="dxa"/>
+              <w:start w:w="140" w:type="dxa"/>
+              <w:bottom w:w="170" w:type="dxa"/>
+              <w:end w:w="140" w:type="dxa"/>
+            </w:tcMar>
             <w:vAlign w:val="center"/>
-            <w:shd w:fill="1F4E79"/>
           </w:tcPr>
           <w:p>
             <w:pPr>
-              <w:jc w:val="right"/>
+              <w:bidi/>
+              <w:jc w:val="center"/>
             </w:pPr>
-            <w:r/>
             <w:r>
               <w:rPr>
-                <w:rFonts w:ascii="Arial" w:hAnsi="Arial"/>
+                <w:rFonts w:ascii="Tahoma" w:hAnsi="Tahoma"/>
                 <w:b/>
                 <w:color w:val="FFFFFF"/>
                 <w:sz w:val="20"/>
+                <w:rtl/>
               </w:rPr>
               <w:t>Accuracy</w:t>
             </w:r>
@@ -542,18 +704,26 @@
         <w:tc>
           <w:tcPr>
             <w:tcW w:type="dxa" w:w="3456"/>
+            <w:tcMar>
+              <w:top w:w="160" w:type="dxa"/>
+              <w:start w:w="140" w:type="dxa"/>
+              <w:bottom w:w="160" w:type="dxa"/>
+              <w:end w:w="140" w:type="dxa"/>
+            </w:tcMar>
             <w:vAlign w:val="center"/>
           </w:tcPr>
           <w:p>
             <w:pPr>
+              <w:bidi/>
+              <w:spacing w:line="324" w:lineRule="auto" w:after="40"/>
               <w:jc w:val="right"/>
             </w:pPr>
-            <w:r/>
             <w:r>
               <w:rPr>
-                <w:rFonts w:ascii="Arial" w:hAnsi="Arial"/>
-                <w:b w:val="0"/>
-                <w:sz w:val="20"/>
+                <w:rFonts w:ascii="Tahoma" w:hAnsi="Tahoma"/>
+                <w:color w:val="202020"/>
+                <w:sz w:val="19"/>
+                <w:rtl/>
               </w:rPr>
               <w:t>bagging_tree_original</w:t>
             </w:r>
@@ -562,18 +732,26 @@
         <w:tc>
           <w:tcPr>
             <w:tcW w:type="dxa" w:w="3456"/>
+            <w:tcMar>
+              <w:top w:w="160" w:type="dxa"/>
+              <w:start w:w="140" w:type="dxa"/>
+              <w:bottom w:w="160" w:type="dxa"/>
+              <w:end w:w="140" w:type="dxa"/>
+            </w:tcMar>
             <w:vAlign w:val="center"/>
           </w:tcPr>
           <w:p>
             <w:pPr>
+              <w:bidi/>
+              <w:spacing w:line="324" w:lineRule="auto" w:after="40"/>
               <w:jc w:val="right"/>
             </w:pPr>
-            <w:r/>
             <w:r>
               <w:rPr>
-                <w:rFonts w:ascii="Arial" w:hAnsi="Arial"/>
-                <w:b w:val="0"/>
-                <w:sz w:val="20"/>
+                <w:rFonts w:ascii="Tahoma" w:hAnsi="Tahoma"/>
+                <w:color w:val="202020"/>
+                <w:sz w:val="19"/>
+                <w:rtl/>
               </w:rPr>
               <w:t>0.989220</w:t>
             </w:r>
@@ -582,18 +760,26 @@
         <w:tc>
           <w:tcPr>
             <w:tcW w:type="dxa" w:w="3456"/>
+            <w:tcMar>
+              <w:top w:w="160" w:type="dxa"/>
+              <w:start w:w="140" w:type="dxa"/>
+              <w:bottom w:w="160" w:type="dxa"/>
+              <w:end w:w="140" w:type="dxa"/>
+            </w:tcMar>
             <w:vAlign w:val="center"/>
           </w:tcPr>
           <w:p>
             <w:pPr>
+              <w:bidi/>
+              <w:spacing w:line="324" w:lineRule="auto" w:after="40"/>
               <w:jc w:val="right"/>
             </w:pPr>
-            <w:r/>
             <w:r>
               <w:rPr>
-                <w:rFonts w:ascii="Arial" w:hAnsi="Arial"/>
-                <w:b w:val="0"/>
-                <w:sz w:val="20"/>
+                <w:rFonts w:ascii="Tahoma" w:hAnsi="Tahoma"/>
+                <w:color w:val="202020"/>
+                <w:sz w:val="19"/>
+                <w:rtl/>
               </w:rPr>
               <w:t>0.997188</w:t>
             </w:r>
@@ -604,18 +790,27 @@
         <w:tc>
           <w:tcPr>
             <w:tcW w:type="dxa" w:w="3456"/>
+            <w:shd w:fill="F4F6F8"/>
+            <w:tcMar>
+              <w:top w:w="160" w:type="dxa"/>
+              <w:start w:w="140" w:type="dxa"/>
+              <w:bottom w:w="160" w:type="dxa"/>
+              <w:end w:w="140" w:type="dxa"/>
+            </w:tcMar>
             <w:vAlign w:val="center"/>
           </w:tcPr>
           <w:p>
             <w:pPr>
+              <w:bidi/>
+              <w:spacing w:line="324" w:lineRule="auto" w:after="40"/>
               <w:jc w:val="right"/>
             </w:pPr>
-            <w:r/>
             <w:r>
               <w:rPr>
-                <w:rFonts w:ascii="Arial" w:hAnsi="Arial"/>
-                <w:b w:val="0"/>
-                <w:sz w:val="20"/>
+                <w:rFonts w:ascii="Tahoma" w:hAnsi="Tahoma"/>
+                <w:color w:val="202020"/>
+                <w:sz w:val="19"/>
+                <w:rtl/>
               </w:rPr>
               <w:t>lightgbm_simple_fe</w:t>
             </w:r>
@@ -624,18 +819,27 @@
         <w:tc>
           <w:tcPr>
             <w:tcW w:type="dxa" w:w="3456"/>
+            <w:shd w:fill="F4F6F8"/>
+            <w:tcMar>
+              <w:top w:w="160" w:type="dxa"/>
+              <w:start w:w="140" w:type="dxa"/>
+              <w:bottom w:w="160" w:type="dxa"/>
+              <w:end w:w="140" w:type="dxa"/>
+            </w:tcMar>
             <w:vAlign w:val="center"/>
           </w:tcPr>
           <w:p>
             <w:pPr>
+              <w:bidi/>
+              <w:spacing w:line="324" w:lineRule="auto" w:after="40"/>
               <w:jc w:val="right"/>
             </w:pPr>
-            <w:r/>
             <w:r>
               <w:rPr>
-                <w:rFonts w:ascii="Arial" w:hAnsi="Arial"/>
-                <w:b w:val="0"/>
-                <w:sz w:val="20"/>
+                <w:rFonts w:ascii="Tahoma" w:hAnsi="Tahoma"/>
+                <w:color w:val="202020"/>
+                <w:sz w:val="19"/>
+                <w:rtl/>
               </w:rPr>
               <w:t>0.989023</w:t>
             </w:r>
@@ -644,18 +848,27 @@
         <w:tc>
           <w:tcPr>
             <w:tcW w:type="dxa" w:w="3456"/>
+            <w:shd w:fill="F4F6F8"/>
+            <w:tcMar>
+              <w:top w:w="160" w:type="dxa"/>
+              <w:start w:w="140" w:type="dxa"/>
+              <w:bottom w:w="160" w:type="dxa"/>
+              <w:end w:w="140" w:type="dxa"/>
+            </w:tcMar>
             <w:vAlign w:val="center"/>
           </w:tcPr>
           <w:p>
             <w:pPr>
+              <w:bidi/>
+              <w:spacing w:line="324" w:lineRule="auto" w:after="40"/>
               <w:jc w:val="right"/>
             </w:pPr>
-            <w:r/>
             <w:r>
               <w:rPr>
-                <w:rFonts w:ascii="Arial" w:hAnsi="Arial"/>
-                <w:b w:val="0"/>
-                <w:sz w:val="20"/>
+                <w:rFonts w:ascii="Tahoma" w:hAnsi="Tahoma"/>
+                <w:color w:val="202020"/>
+                <w:sz w:val="19"/>
+                <w:rtl/>
               </w:rPr>
               <w:t>0.997188</w:t>
             </w:r>
@@ -666,18 +879,26 @@
         <w:tc>
           <w:tcPr>
             <w:tcW w:type="dxa" w:w="3456"/>
+            <w:tcMar>
+              <w:top w:w="160" w:type="dxa"/>
+              <w:start w:w="140" w:type="dxa"/>
+              <w:bottom w:w="160" w:type="dxa"/>
+              <w:end w:w="140" w:type="dxa"/>
+            </w:tcMar>
             <w:vAlign w:val="center"/>
           </w:tcPr>
           <w:p>
             <w:pPr>
+              <w:bidi/>
+              <w:spacing w:line="324" w:lineRule="auto" w:after="40"/>
               <w:jc w:val="right"/>
             </w:pPr>
-            <w:r/>
             <w:r>
               <w:rPr>
-                <w:rFonts w:ascii="Arial" w:hAnsi="Arial"/>
-                <w:b w:val="0"/>
-                <w:sz w:val="20"/>
+                <w:rFonts w:ascii="Tahoma" w:hAnsi="Tahoma"/>
+                <w:color w:val="202020"/>
+                <w:sz w:val="19"/>
+                <w:rtl/>
               </w:rPr>
               <w:t>lightgbm_original</w:t>
             </w:r>
@@ -686,18 +907,26 @@
         <w:tc>
           <w:tcPr>
             <w:tcW w:type="dxa" w:w="3456"/>
+            <w:tcMar>
+              <w:top w:w="160" w:type="dxa"/>
+              <w:start w:w="140" w:type="dxa"/>
+              <w:bottom w:w="160" w:type="dxa"/>
+              <w:end w:w="140" w:type="dxa"/>
+            </w:tcMar>
             <w:vAlign w:val="center"/>
           </w:tcPr>
           <w:p>
             <w:pPr>
+              <w:bidi/>
+              <w:spacing w:line="324" w:lineRule="auto" w:after="40"/>
               <w:jc w:val="right"/>
             </w:pPr>
-            <w:r/>
             <w:r>
               <w:rPr>
-                <w:rFonts w:ascii="Arial" w:hAnsi="Arial"/>
-                <w:b w:val="0"/>
-                <w:sz w:val="20"/>
+                <w:rFonts w:ascii="Tahoma" w:hAnsi="Tahoma"/>
+                <w:color w:val="202020"/>
+                <w:sz w:val="19"/>
+                <w:rtl/>
               </w:rPr>
               <w:t>0.988897</w:t>
             </w:r>
@@ -706,18 +935,26 @@
         <w:tc>
           <w:tcPr>
             <w:tcW w:type="dxa" w:w="3456"/>
+            <w:tcMar>
+              <w:top w:w="160" w:type="dxa"/>
+              <w:start w:w="140" w:type="dxa"/>
+              <w:bottom w:w="160" w:type="dxa"/>
+              <w:end w:w="140" w:type="dxa"/>
+            </w:tcMar>
             <w:vAlign w:val="center"/>
           </w:tcPr>
           <w:p>
             <w:pPr>
+              <w:bidi/>
+              <w:spacing w:line="324" w:lineRule="auto" w:after="40"/>
               <w:jc w:val="right"/>
             </w:pPr>
-            <w:r/>
             <w:r>
               <w:rPr>
-                <w:rFonts w:ascii="Arial" w:hAnsi="Arial"/>
-                <w:b w:val="0"/>
-                <w:sz w:val="20"/>
+                <w:rFonts w:ascii="Tahoma" w:hAnsi="Tahoma"/>
+                <w:color w:val="202020"/>
+                <w:sz w:val="19"/>
+                <w:rtl/>
               </w:rPr>
               <w:t>0.996875</w:t>
             </w:r>
@@ -728,18 +965,27 @@
         <w:tc>
           <w:tcPr>
             <w:tcW w:type="dxa" w:w="3456"/>
+            <w:shd w:fill="F4F6F8"/>
+            <w:tcMar>
+              <w:top w:w="160" w:type="dxa"/>
+              <w:start w:w="140" w:type="dxa"/>
+              <w:bottom w:w="160" w:type="dxa"/>
+              <w:end w:w="140" w:type="dxa"/>
+            </w:tcMar>
             <w:vAlign w:val="center"/>
           </w:tcPr>
           <w:p>
             <w:pPr>
+              <w:bidi/>
+              <w:spacing w:line="324" w:lineRule="auto" w:after="40"/>
               <w:jc w:val="right"/>
             </w:pPr>
-            <w:r/>
             <w:r>
               <w:rPr>
-                <w:rFonts w:ascii="Arial" w:hAnsi="Arial"/>
-                <w:b w:val="0"/>
-                <w:sz w:val="20"/>
+                <w:rFonts w:ascii="Tahoma" w:hAnsi="Tahoma"/>
+                <w:color w:val="202020"/>
+                <w:sz w:val="19"/>
+                <w:rtl/>
               </w:rPr>
               <w:t>decision_tree_raw_depth5</w:t>
             </w:r>
@@ -748,18 +994,27 @@
         <w:tc>
           <w:tcPr>
             <w:tcW w:type="dxa" w:w="3456"/>
+            <w:shd w:fill="F4F6F8"/>
+            <w:tcMar>
+              <w:top w:w="160" w:type="dxa"/>
+              <w:start w:w="140" w:type="dxa"/>
+              <w:bottom w:w="160" w:type="dxa"/>
+              <w:end w:w="140" w:type="dxa"/>
+            </w:tcMar>
             <w:vAlign w:val="center"/>
           </w:tcPr>
           <w:p>
             <w:pPr>
+              <w:bidi/>
+              <w:spacing w:line="324" w:lineRule="auto" w:after="40"/>
               <w:jc w:val="right"/>
             </w:pPr>
-            <w:r/>
             <w:r>
               <w:rPr>
-                <w:rFonts w:ascii="Arial" w:hAnsi="Arial"/>
-                <w:b w:val="0"/>
-                <w:sz w:val="20"/>
+                <w:rFonts w:ascii="Tahoma" w:hAnsi="Tahoma"/>
+                <w:color w:val="202020"/>
+                <w:sz w:val="19"/>
+                <w:rtl/>
               </w:rPr>
               <w:t>0.988148</w:t>
             </w:r>
@@ -768,18 +1023,27 @@
         <w:tc>
           <w:tcPr>
             <w:tcW w:type="dxa" w:w="3456"/>
+            <w:shd w:fill="F4F6F8"/>
+            <w:tcMar>
+              <w:top w:w="160" w:type="dxa"/>
+              <w:start w:w="140" w:type="dxa"/>
+              <w:bottom w:w="160" w:type="dxa"/>
+              <w:end w:w="140" w:type="dxa"/>
+            </w:tcMar>
             <w:vAlign w:val="center"/>
           </w:tcPr>
           <w:p>
             <w:pPr>
+              <w:bidi/>
+              <w:spacing w:line="324" w:lineRule="auto" w:after="40"/>
               <w:jc w:val="right"/>
             </w:pPr>
-            <w:r/>
             <w:r>
               <w:rPr>
-                <w:rFonts w:ascii="Arial" w:hAnsi="Arial"/>
-                <w:b w:val="0"/>
-                <w:sz w:val="20"/>
+                <w:rFonts w:ascii="Tahoma" w:hAnsi="Tahoma"/>
+                <w:color w:val="202020"/>
+                <w:sz w:val="19"/>
+                <w:rtl/>
               </w:rPr>
               <w:t>0.997500</w:t>
             </w:r>
@@ -790,18 +1054,26 @@
         <w:tc>
           <w:tcPr>
             <w:tcW w:type="dxa" w:w="3456"/>
+            <w:tcMar>
+              <w:top w:w="160" w:type="dxa"/>
+              <w:start w:w="140" w:type="dxa"/>
+              <w:bottom w:w="160" w:type="dxa"/>
+              <w:end w:w="140" w:type="dxa"/>
+            </w:tcMar>
             <w:vAlign w:val="center"/>
           </w:tcPr>
           <w:p>
             <w:pPr>
+              <w:bidi/>
+              <w:spacing w:line="324" w:lineRule="auto" w:after="40"/>
               <w:jc w:val="right"/>
             </w:pPr>
-            <w:r/>
             <w:r>
               <w:rPr>
-                <w:rFonts w:ascii="Arial" w:hAnsi="Arial"/>
-                <w:b w:val="0"/>
-                <w:sz w:val="20"/>
+                <w:rFonts w:ascii="Tahoma" w:hAnsi="Tahoma"/>
+                <w:color w:val="202020"/>
+                <w:sz w:val="19"/>
+                <w:rtl/>
               </w:rPr>
               <w:t>gradient_boosting_fe</w:t>
             </w:r>
@@ -810,18 +1082,26 @@
         <w:tc>
           <w:tcPr>
             <w:tcW w:type="dxa" w:w="3456"/>
+            <w:tcMar>
+              <w:top w:w="160" w:type="dxa"/>
+              <w:start w:w="140" w:type="dxa"/>
+              <w:bottom w:w="160" w:type="dxa"/>
+              <w:end w:w="140" w:type="dxa"/>
+            </w:tcMar>
             <w:vAlign w:val="center"/>
           </w:tcPr>
           <w:p>
             <w:pPr>
+              <w:bidi/>
+              <w:spacing w:line="324" w:lineRule="auto" w:after="40"/>
               <w:jc w:val="right"/>
             </w:pPr>
-            <w:r/>
             <w:r>
               <w:rPr>
-                <w:rFonts w:ascii="Arial" w:hAnsi="Arial"/>
-                <w:b w:val="0"/>
-                <w:sz w:val="20"/>
+                <w:rFonts w:ascii="Tahoma" w:hAnsi="Tahoma"/>
+                <w:color w:val="202020"/>
+                <w:sz w:val="19"/>
+                <w:rtl/>
               </w:rPr>
               <w:t>0.987355</w:t>
             </w:r>
@@ -830,18 +1110,26 @@
         <w:tc>
           <w:tcPr>
             <w:tcW w:type="dxa" w:w="3456"/>
+            <w:tcMar>
+              <w:top w:w="160" w:type="dxa"/>
+              <w:start w:w="140" w:type="dxa"/>
+              <w:bottom w:w="160" w:type="dxa"/>
+              <w:end w:w="140" w:type="dxa"/>
+            </w:tcMar>
             <w:vAlign w:val="center"/>
           </w:tcPr>
           <w:p>
             <w:pPr>
+              <w:bidi/>
+              <w:spacing w:line="324" w:lineRule="auto" w:after="40"/>
               <w:jc w:val="right"/>
             </w:pPr>
-            <w:r/>
             <w:r>
               <w:rPr>
-                <w:rFonts w:ascii="Arial" w:hAnsi="Arial"/>
-                <w:b w:val="0"/>
-                <w:sz w:val="20"/>
+                <w:rFonts w:ascii="Tahoma" w:hAnsi="Tahoma"/>
+                <w:color w:val="202020"/>
+                <w:sz w:val="19"/>
+                <w:rtl/>
               </w:rPr>
               <w:t>0.996250</w:t>
             </w:r>
@@ -852,18 +1140,27 @@
         <w:tc>
           <w:tcPr>
             <w:tcW w:type="dxa" w:w="3456"/>
+            <w:shd w:fill="F4F6F8"/>
+            <w:tcMar>
+              <w:top w:w="160" w:type="dxa"/>
+              <w:start w:w="140" w:type="dxa"/>
+              <w:bottom w:w="160" w:type="dxa"/>
+              <w:end w:w="140" w:type="dxa"/>
+            </w:tcMar>
             <w:vAlign w:val="center"/>
           </w:tcPr>
           <w:p>
             <w:pPr>
+              <w:bidi/>
+              <w:spacing w:line="324" w:lineRule="auto" w:after="40"/>
               <w:jc w:val="right"/>
             </w:pPr>
-            <w:r/>
             <w:r>
               <w:rPr>
-                <w:rFonts w:ascii="Arial" w:hAnsi="Arial"/>
-                <w:b w:val="0"/>
-                <w:sz w:val="20"/>
+                <w:rFonts w:ascii="Tahoma" w:hAnsi="Tahoma"/>
+                <w:color w:val="202020"/>
+                <w:sz w:val="19"/>
+                <w:rtl/>
               </w:rPr>
               <w:t>lightgbm_eda_fe</w:t>
             </w:r>
@@ -872,18 +1169,27 @@
         <w:tc>
           <w:tcPr>
             <w:tcW w:type="dxa" w:w="3456"/>
+            <w:shd w:fill="F4F6F8"/>
+            <w:tcMar>
+              <w:top w:w="160" w:type="dxa"/>
+              <w:start w:w="140" w:type="dxa"/>
+              <w:bottom w:w="160" w:type="dxa"/>
+              <w:end w:w="140" w:type="dxa"/>
+            </w:tcMar>
             <w:vAlign w:val="center"/>
           </w:tcPr>
           <w:p>
             <w:pPr>
+              <w:bidi/>
+              <w:spacing w:line="324" w:lineRule="auto" w:after="40"/>
               <w:jc w:val="right"/>
             </w:pPr>
-            <w:r/>
             <w:r>
               <w:rPr>
-                <w:rFonts w:ascii="Arial" w:hAnsi="Arial"/>
-                <w:b w:val="0"/>
-                <w:sz w:val="20"/>
+                <w:rFonts w:ascii="Tahoma" w:hAnsi="Tahoma"/>
+                <w:color w:val="202020"/>
+                <w:sz w:val="19"/>
+                <w:rtl/>
               </w:rPr>
               <w:t>0.987351</w:t>
             </w:r>
@@ -892,18 +1198,27 @@
         <w:tc>
           <w:tcPr>
             <w:tcW w:type="dxa" w:w="3456"/>
+            <w:shd w:fill="F4F6F8"/>
+            <w:tcMar>
+              <w:top w:w="160" w:type="dxa"/>
+              <w:start w:w="140" w:type="dxa"/>
+              <w:bottom w:w="160" w:type="dxa"/>
+              <w:end w:w="140" w:type="dxa"/>
+            </w:tcMar>
             <w:vAlign w:val="center"/>
           </w:tcPr>
           <w:p>
             <w:pPr>
+              <w:bidi/>
+              <w:spacing w:line="324" w:lineRule="auto" w:after="40"/>
               <w:jc w:val="right"/>
             </w:pPr>
-            <w:r/>
             <w:r>
               <w:rPr>
-                <w:rFonts w:ascii="Arial" w:hAnsi="Arial"/>
-                <w:b w:val="0"/>
-                <w:sz w:val="20"/>
+                <w:rFonts w:ascii="Tahoma" w:hAnsi="Tahoma"/>
+                <w:color w:val="202020"/>
+                <w:sz w:val="19"/>
+                <w:rtl/>
               </w:rPr>
               <w:t>0.996563</w:t>
             </w:r>
@@ -914,18 +1229,26 @@
         <w:tc>
           <w:tcPr>
             <w:tcW w:type="dxa" w:w="3456"/>
+            <w:tcMar>
+              <w:top w:w="160" w:type="dxa"/>
+              <w:start w:w="140" w:type="dxa"/>
+              <w:bottom w:w="160" w:type="dxa"/>
+              <w:end w:w="140" w:type="dxa"/>
+            </w:tcMar>
             <w:vAlign w:val="center"/>
           </w:tcPr>
           <w:p>
             <w:pPr>
+              <w:bidi/>
+              <w:spacing w:line="324" w:lineRule="auto" w:after="40"/>
               <w:jc w:val="right"/>
             </w:pPr>
-            <w:r/>
             <w:r>
               <w:rPr>
-                <w:rFonts w:ascii="Arial" w:hAnsi="Arial"/>
-                <w:b w:val="0"/>
-                <w:sz w:val="20"/>
+                <w:rFonts w:ascii="Tahoma" w:hAnsi="Tahoma"/>
+                <w:color w:val="202020"/>
+                <w:sz w:val="19"/>
+                <w:rtl/>
               </w:rPr>
               <w:t>random_forest_original</w:t>
             </w:r>
@@ -934,18 +1257,26 @@
         <w:tc>
           <w:tcPr>
             <w:tcW w:type="dxa" w:w="3456"/>
+            <w:tcMar>
+              <w:top w:w="160" w:type="dxa"/>
+              <w:start w:w="140" w:type="dxa"/>
+              <w:bottom w:w="160" w:type="dxa"/>
+              <w:end w:w="140" w:type="dxa"/>
+            </w:tcMar>
             <w:vAlign w:val="center"/>
           </w:tcPr>
           <w:p>
             <w:pPr>
+              <w:bidi/>
+              <w:spacing w:line="324" w:lineRule="auto" w:after="40"/>
               <w:jc w:val="right"/>
             </w:pPr>
-            <w:r/>
             <w:r>
               <w:rPr>
-                <w:rFonts w:ascii="Arial" w:hAnsi="Arial"/>
-                <w:b w:val="0"/>
-                <w:sz w:val="20"/>
+                <w:rFonts w:ascii="Tahoma" w:hAnsi="Tahoma"/>
+                <w:color w:val="202020"/>
+                <w:sz w:val="19"/>
+                <w:rtl/>
               </w:rPr>
               <w:t>0.986545</w:t>
             </w:r>
@@ -954,158 +1285,104 @@
         <w:tc>
           <w:tcPr>
             <w:tcW w:type="dxa" w:w="3456"/>
+            <w:tcMar>
+              <w:top w:w="160" w:type="dxa"/>
+              <w:start w:w="140" w:type="dxa"/>
+              <w:bottom w:w="160" w:type="dxa"/>
+              <w:end w:w="140" w:type="dxa"/>
+            </w:tcMar>
             <w:vAlign w:val="center"/>
           </w:tcPr>
           <w:p>
             <w:pPr>
+              <w:bidi/>
+              <w:spacing w:line="324" w:lineRule="auto" w:after="40"/>
               <w:jc w:val="right"/>
             </w:pPr>
-            <w:r/>
             <w:r>
               <w:rPr>
-                <w:rFonts w:ascii="Arial" w:hAnsi="Arial"/>
-                <w:b w:val="0"/>
-                <w:sz w:val="20"/>
+                <w:rFonts w:ascii="Tahoma" w:hAnsi="Tahoma"/>
+                <w:color w:val="202020"/>
+                <w:sz w:val="19"/>
+                <w:rtl/>
               </w:rPr>
               <w:t>0.996875</w:t>
             </w:r>
           </w:p>
         </w:tc>
       </w:tr>
-      <w:tr>
-        <w:tc>
-          <w:tcPr>
-            <w:tcW w:type="dxa" w:w="3456"/>
-            <w:vAlign w:val="center"/>
-          </w:tcPr>
-          <w:p>
-            <w:pPr>
-              <w:jc w:val="right"/>
-            </w:pPr>
-            <w:r/>
-            <w:r>
-              <w:rPr>
-                <w:rFonts w:ascii="Arial" w:hAnsi="Arial"/>
-                <w:b w:val="0"/>
-                <w:sz w:val="20"/>
-              </w:rPr>
-              <w:t>hgb_simple_fe</w:t>
-            </w:r>
-          </w:p>
-        </w:tc>
-        <w:tc>
-          <w:tcPr>
-            <w:tcW w:type="dxa" w:w="3456"/>
-            <w:vAlign w:val="center"/>
-          </w:tcPr>
-          <w:p>
-            <w:pPr>
-              <w:jc w:val="right"/>
-            </w:pPr>
-            <w:r/>
-            <w:r>
-              <w:rPr>
-                <w:rFonts w:ascii="Arial" w:hAnsi="Arial"/>
-                <w:b w:val="0"/>
-                <w:sz w:val="20"/>
-              </w:rPr>
-              <w:t>0.985193</w:t>
-            </w:r>
-          </w:p>
-        </w:tc>
-        <w:tc>
-          <w:tcPr>
-            <w:tcW w:type="dxa" w:w="3456"/>
-            <w:vAlign w:val="center"/>
-          </w:tcPr>
-          <w:p>
-            <w:pPr>
-              <w:jc w:val="right"/>
-            </w:pPr>
-            <w:r/>
-            <w:r>
-              <w:rPr>
-                <w:rFonts w:ascii="Arial" w:hAnsi="Arial"/>
-                <w:b w:val="0"/>
-                <w:sz w:val="20"/>
-              </w:rPr>
-              <w:t>0.996563</w:t>
-            </w:r>
-          </w:p>
-        </w:tc>
-      </w:tr>
     </w:tbl>
-    <w:p/>
     <w:p>
       <w:pPr>
-        <w:spacing w:after="160" w:line="324" w:lineRule="auto"/>
+        <w:spacing w:after="160"/>
+      </w:pPr>
+    </w:p>
+    <w:p>
+      <w:pPr>
+        <w:bidi/>
+        <w:spacing w:before="200" w:after="160" w:line="348" w:lineRule="auto"/>
         <w:jc w:val="right"/>
       </w:pPr>
       <w:r>
         <w:rPr>
-          <w:rFonts w:ascii="Arial" w:hAnsi="Arial"/>
+          <w:rFonts w:ascii="Tahoma" w:hAnsi="Tahoma"/>
           <w:b/>
           <w:color w:val="1F4E79"/>
           <w:sz w:val="36"/>
+          <w:rtl/>
         </w:rPr>
         <w:t>5. استراتيجية التحقق Validation</w:t>
       </w:r>
     </w:p>
     <w:p>
       <w:pPr>
-        <w:spacing w:after="160" w:line="324" w:lineRule="auto"/>
+        <w:bidi/>
+        <w:spacing w:before="0" w:after="160" w:line="348" w:lineRule="auto"/>
         <w:jc w:val="right"/>
       </w:pPr>
       <w:r>
         <w:rPr>
-          <w:rFonts w:ascii="Arial" w:hAnsi="Arial"/>
+          <w:rFonts w:ascii="Tahoma" w:hAnsi="Tahoma"/>
           <w:b w:val="0"/>
+          <w:color w:val="202020"/>
           <w:sz w:val="22"/>
+          <w:rtl/>
         </w:rPr>
-        <w:t>استخدمنا StratifiedKFold حتى تبقى نسب الكلاسات داخل كل fold قريبة من التوزيع الأصلي. هذا مهم لأن class3 هو الكلاس الأكبر، بينما class1 وclass2 أقل بكثير.</w:t>
+        <w:t>استخدمنا StratifiedKFold حتى تبقى نسب الكلاسات داخل كل fold قريبة من التوزيع الأصلي. واستخدمنا Macro F1 لأن البيانات غير متوازنة، لذلك لا يكون تقييم النموذج منحازاً للكلاس الأكبر.</w:t>
       </w:r>
     </w:p>
     <w:p>
       <w:pPr>
-        <w:spacing w:after="160" w:line="324" w:lineRule="auto"/>
+        <w:bidi/>
+        <w:spacing w:before="200" w:after="160" w:line="348" w:lineRule="auto"/>
         <w:jc w:val="right"/>
       </w:pPr>
       <w:r>
         <w:rPr>
-          <w:rFonts w:ascii="Arial" w:hAnsi="Arial"/>
-          <w:b w:val="0"/>
-          <w:sz w:val="22"/>
-        </w:rPr>
-        <w:t>استخدمنا Macro F1 لأنه يعطي كل كلاس وزناً متوازناً. لذلك لا يستطيع النموذج تحقيق تقييم قوي فقط لأنه توقع الكلاس الأكبر بشكل جيد.</w:t>
-      </w:r>
-    </w:p>
-    <w:p>
-      <w:pPr>
-        <w:spacing w:after="160" w:line="324" w:lineRule="auto"/>
-        <w:jc w:val="right"/>
-      </w:pPr>
-      <w:r>
-        <w:rPr>
-          <w:rFonts w:ascii="Arial" w:hAnsi="Arial"/>
+          <w:rFonts w:ascii="Tahoma" w:hAnsi="Tahoma"/>
           <w:b/>
           <w:color w:val="1F4E79"/>
           <w:sz w:val="36"/>
+          <w:rtl/>
         </w:rPr>
         <w:t>6. فحص الثبات Robust Validation</w:t>
       </w:r>
     </w:p>
     <w:p>
       <w:pPr>
-        <w:spacing w:after="160" w:line="324" w:lineRule="auto"/>
+        <w:bidi/>
+        <w:spacing w:before="0" w:after="160" w:line="348" w:lineRule="auto"/>
         <w:jc w:val="right"/>
       </w:pPr>
       <w:r>
         <w:rPr>
-          <w:rFonts w:ascii="Arial" w:hAnsi="Arial"/>
+          <w:rFonts w:ascii="Tahoma" w:hAnsi="Tahoma"/>
           <w:b w:val="0"/>
+          <w:color w:val="202020"/>
           <w:sz w:val="22"/>
+          <w:rtl/>
         </w:rPr>
-        <w:t>أعدنا تقييم النماذج على أكثر من random state حتى لا نعتمد على split واحد. النماذج القوية يجب أن تبقى قوية عبر أكثر من تقسيم، وليس فقط في تقسيم واحد محظوظ.</w:t>
+        <w:t>أعدنا تقييم النماذج على أكثر من random state. النموذج الجيد يجب أن يحافظ على أداء قوي عبر splits مختلفة، وليس فقط في تقسيم واحد.</w:t>
       </w:r>
     </w:p>
     <w:tbl>
@@ -1113,7 +1390,9 @@
         <w:tblStyle w:val="TableGrid"/>
         <w:tblW w:type="auto" w:w="0"/>
         <w:jc w:val="center"/>
+        <w:tblLayout w:type="autofit"/>
         <w:tblLook w:firstColumn="1" w:firstRow="1" w:lastColumn="0" w:lastRow="0" w:noHBand="0" w:noVBand="1" w:val="04A0"/>
+        <w:bidiVisual/>
       </w:tblPr>
       <w:tblGrid>
         <w:gridCol w:w="3456"/>
@@ -1124,20 +1403,27 @@
         <w:tc>
           <w:tcPr>
             <w:tcW w:type="dxa" w:w="3456"/>
+            <w:shd w:fill="1F4E79"/>
+            <w:tcMar>
+              <w:top w:w="170" w:type="dxa"/>
+              <w:start w:w="140" w:type="dxa"/>
+              <w:bottom w:w="170" w:type="dxa"/>
+              <w:end w:w="140" w:type="dxa"/>
+            </w:tcMar>
             <w:vAlign w:val="center"/>
-            <w:shd w:fill="1F4E79"/>
           </w:tcPr>
           <w:p>
             <w:pPr>
-              <w:jc w:val="right"/>
+              <w:bidi/>
+              <w:jc w:val="center"/>
             </w:pPr>
-            <w:r/>
             <w:r>
               <w:rPr>
-                <w:rFonts w:ascii="Arial" w:hAnsi="Arial"/>
+                <w:rFonts w:ascii="Tahoma" w:hAnsi="Tahoma"/>
                 <w:b/>
                 <w:color w:val="FFFFFF"/>
                 <w:sz w:val="20"/>
+                <w:rtl/>
               </w:rPr>
               <w:t>النموذج</w:t>
             </w:r>
@@ -1146,42 +1432,56 @@
         <w:tc>
           <w:tcPr>
             <w:tcW w:type="dxa" w:w="3456"/>
+            <w:shd w:fill="1F4E79"/>
+            <w:tcMar>
+              <w:top w:w="170" w:type="dxa"/>
+              <w:start w:w="140" w:type="dxa"/>
+              <w:bottom w:w="170" w:type="dxa"/>
+              <w:end w:w="140" w:type="dxa"/>
+            </w:tcMar>
             <w:vAlign w:val="center"/>
-            <w:shd w:fill="1F4E79"/>
           </w:tcPr>
           <w:p>
             <w:pPr>
-              <w:jc w:val="right"/>
+              <w:bidi/>
+              <w:jc w:val="center"/>
             </w:pPr>
-            <w:r/>
             <w:r>
               <w:rPr>
-                <w:rFonts w:ascii="Arial" w:hAnsi="Arial"/>
+                <w:rFonts w:ascii="Tahoma" w:hAnsi="Tahoma"/>
                 <w:b/>
                 <w:color w:val="FFFFFF"/>
                 <w:sz w:val="20"/>
+                <w:rtl/>
               </w:rPr>
-              <w:t>متوسط Macro F1 عبر seeds</w:t>
+              <w:t>متوسط Macro F1</w:t>
             </w:r>
           </w:p>
         </w:tc>
         <w:tc>
           <w:tcPr>
             <w:tcW w:type="dxa" w:w="3456"/>
+            <w:shd w:fill="1F4E79"/>
+            <w:tcMar>
+              <w:top w:w="170" w:type="dxa"/>
+              <w:start w:w="140" w:type="dxa"/>
+              <w:bottom w:w="170" w:type="dxa"/>
+              <w:end w:w="140" w:type="dxa"/>
+            </w:tcMar>
             <w:vAlign w:val="center"/>
-            <w:shd w:fill="1F4E79"/>
           </w:tcPr>
           <w:p>
             <w:pPr>
-              <w:jc w:val="right"/>
+              <w:bidi/>
+              <w:jc w:val="center"/>
             </w:pPr>
-            <w:r/>
             <w:r>
               <w:rPr>
-                <w:rFonts w:ascii="Arial" w:hAnsi="Arial"/>
+                <w:rFonts w:ascii="Tahoma" w:hAnsi="Tahoma"/>
                 <w:b/>
                 <w:color w:val="FFFFFF"/>
                 <w:sz w:val="20"/>
+                <w:rtl/>
               </w:rPr>
               <w:t>أقل Macro F1</w:t>
             </w:r>
@@ -1192,18 +1492,26 @@
         <w:tc>
           <w:tcPr>
             <w:tcW w:type="dxa" w:w="3456"/>
+            <w:tcMar>
+              <w:top w:w="160" w:type="dxa"/>
+              <w:start w:w="140" w:type="dxa"/>
+              <w:bottom w:w="160" w:type="dxa"/>
+              <w:end w:w="140" w:type="dxa"/>
+            </w:tcMar>
             <w:vAlign w:val="center"/>
           </w:tcPr>
           <w:p>
             <w:pPr>
+              <w:bidi/>
+              <w:spacing w:line="324" w:lineRule="auto" w:after="40"/>
               <w:jc w:val="right"/>
             </w:pPr>
-            <w:r/>
             <w:r>
               <w:rPr>
-                <w:rFonts w:ascii="Arial" w:hAnsi="Arial"/>
-                <w:b w:val="0"/>
-                <w:sz w:val="20"/>
+                <w:rFonts w:ascii="Tahoma" w:hAnsi="Tahoma"/>
+                <w:color w:val="202020"/>
+                <w:sz w:val="19"/>
+                <w:rtl/>
               </w:rPr>
               <w:t>bagging_tree_original</w:t>
             </w:r>
@@ -1212,18 +1520,26 @@
         <w:tc>
           <w:tcPr>
             <w:tcW w:type="dxa" w:w="3456"/>
+            <w:tcMar>
+              <w:top w:w="160" w:type="dxa"/>
+              <w:start w:w="140" w:type="dxa"/>
+              <w:bottom w:w="160" w:type="dxa"/>
+              <w:end w:w="140" w:type="dxa"/>
+            </w:tcMar>
             <w:vAlign w:val="center"/>
           </w:tcPr>
           <w:p>
             <w:pPr>
+              <w:bidi/>
+              <w:spacing w:line="324" w:lineRule="auto" w:after="40"/>
               <w:jc w:val="right"/>
             </w:pPr>
-            <w:r/>
             <w:r>
               <w:rPr>
-                <w:rFonts w:ascii="Arial" w:hAnsi="Arial"/>
-                <w:b w:val="0"/>
-                <w:sz w:val="20"/>
+                <w:rFonts w:ascii="Tahoma" w:hAnsi="Tahoma"/>
+                <w:color w:val="202020"/>
+                <w:sz w:val="19"/>
+                <w:rtl/>
               </w:rPr>
               <w:t>0.990943</w:t>
             </w:r>
@@ -1232,18 +1548,26 @@
         <w:tc>
           <w:tcPr>
             <w:tcW w:type="dxa" w:w="3456"/>
+            <w:tcMar>
+              <w:top w:w="160" w:type="dxa"/>
+              <w:start w:w="140" w:type="dxa"/>
+              <w:bottom w:w="160" w:type="dxa"/>
+              <w:end w:w="140" w:type="dxa"/>
+            </w:tcMar>
             <w:vAlign w:val="center"/>
           </w:tcPr>
           <w:p>
             <w:pPr>
+              <w:bidi/>
+              <w:spacing w:line="324" w:lineRule="auto" w:after="40"/>
               <w:jc w:val="right"/>
             </w:pPr>
-            <w:r/>
             <w:r>
               <w:rPr>
-                <w:rFonts w:ascii="Arial" w:hAnsi="Arial"/>
-                <w:b w:val="0"/>
-                <w:sz w:val="20"/>
+                <w:rFonts w:ascii="Tahoma" w:hAnsi="Tahoma"/>
+                <w:color w:val="202020"/>
+                <w:sz w:val="19"/>
+                <w:rtl/>
               </w:rPr>
               <w:t>0.989220</w:t>
             </w:r>
@@ -1254,18 +1578,27 @@
         <w:tc>
           <w:tcPr>
             <w:tcW w:type="dxa" w:w="3456"/>
+            <w:shd w:fill="F4F6F8"/>
+            <w:tcMar>
+              <w:top w:w="160" w:type="dxa"/>
+              <w:start w:w="140" w:type="dxa"/>
+              <w:bottom w:w="160" w:type="dxa"/>
+              <w:end w:w="140" w:type="dxa"/>
+            </w:tcMar>
             <w:vAlign w:val="center"/>
           </w:tcPr>
           <w:p>
             <w:pPr>
+              <w:bidi/>
+              <w:spacing w:line="324" w:lineRule="auto" w:after="40"/>
               <w:jc w:val="right"/>
             </w:pPr>
-            <w:r/>
             <w:r>
               <w:rPr>
-                <w:rFonts w:ascii="Arial" w:hAnsi="Arial"/>
-                <w:b w:val="0"/>
-                <w:sz w:val="20"/>
+                <w:rFonts w:ascii="Tahoma" w:hAnsi="Tahoma"/>
+                <w:color w:val="202020"/>
+                <w:sz w:val="19"/>
+                <w:rtl/>
               </w:rPr>
               <w:t>lightgbm_original</w:t>
             </w:r>
@@ -1274,18 +1607,27 @@
         <w:tc>
           <w:tcPr>
             <w:tcW w:type="dxa" w:w="3456"/>
+            <w:shd w:fill="F4F6F8"/>
+            <w:tcMar>
+              <w:top w:w="160" w:type="dxa"/>
+              <w:start w:w="140" w:type="dxa"/>
+              <w:bottom w:w="160" w:type="dxa"/>
+              <w:end w:w="140" w:type="dxa"/>
+            </w:tcMar>
             <w:vAlign w:val="center"/>
           </w:tcPr>
           <w:p>
             <w:pPr>
+              <w:bidi/>
+              <w:spacing w:line="324" w:lineRule="auto" w:after="40"/>
               <w:jc w:val="right"/>
             </w:pPr>
-            <w:r/>
             <w:r>
               <w:rPr>
-                <w:rFonts w:ascii="Arial" w:hAnsi="Arial"/>
-                <w:b w:val="0"/>
-                <w:sz w:val="20"/>
+                <w:rFonts w:ascii="Tahoma" w:hAnsi="Tahoma"/>
+                <w:color w:val="202020"/>
+                <w:sz w:val="19"/>
+                <w:rtl/>
               </w:rPr>
               <w:t>0.989764</w:t>
             </w:r>
@@ -1294,18 +1636,27 @@
         <w:tc>
           <w:tcPr>
             <w:tcW w:type="dxa" w:w="3456"/>
+            <w:shd w:fill="F4F6F8"/>
+            <w:tcMar>
+              <w:top w:w="160" w:type="dxa"/>
+              <w:start w:w="140" w:type="dxa"/>
+              <w:bottom w:w="160" w:type="dxa"/>
+              <w:end w:w="140" w:type="dxa"/>
+            </w:tcMar>
             <w:vAlign w:val="center"/>
           </w:tcPr>
           <w:p>
             <w:pPr>
+              <w:bidi/>
+              <w:spacing w:line="324" w:lineRule="auto" w:after="40"/>
               <w:jc w:val="right"/>
             </w:pPr>
-            <w:r/>
             <w:r>
               <w:rPr>
-                <w:rFonts w:ascii="Arial" w:hAnsi="Arial"/>
-                <w:b w:val="0"/>
-                <w:sz w:val="20"/>
+                <w:rFonts w:ascii="Tahoma" w:hAnsi="Tahoma"/>
+                <w:color w:val="202020"/>
+                <w:sz w:val="19"/>
+                <w:rtl/>
               </w:rPr>
               <w:t>0.986767</w:t>
             </w:r>
@@ -1316,18 +1667,26 @@
         <w:tc>
           <w:tcPr>
             <w:tcW w:type="dxa" w:w="3456"/>
+            <w:tcMar>
+              <w:top w:w="160" w:type="dxa"/>
+              <w:start w:w="140" w:type="dxa"/>
+              <w:bottom w:w="160" w:type="dxa"/>
+              <w:end w:w="140" w:type="dxa"/>
+            </w:tcMar>
             <w:vAlign w:val="center"/>
           </w:tcPr>
           <w:p>
             <w:pPr>
+              <w:bidi/>
+              <w:spacing w:line="324" w:lineRule="auto" w:after="40"/>
               <w:jc w:val="right"/>
             </w:pPr>
-            <w:r/>
             <w:r>
               <w:rPr>
-                <w:rFonts w:ascii="Arial" w:hAnsi="Arial"/>
-                <w:b w:val="0"/>
-                <w:sz w:val="20"/>
+                <w:rFonts w:ascii="Tahoma" w:hAnsi="Tahoma"/>
+                <w:color w:val="202020"/>
+                <w:sz w:val="19"/>
+                <w:rtl/>
               </w:rPr>
               <w:t>lightgbm_eda_fe</w:t>
             </w:r>
@@ -1336,18 +1695,26 @@
         <w:tc>
           <w:tcPr>
             <w:tcW w:type="dxa" w:w="3456"/>
+            <w:tcMar>
+              <w:top w:w="160" w:type="dxa"/>
+              <w:start w:w="140" w:type="dxa"/>
+              <w:bottom w:w="160" w:type="dxa"/>
+              <w:end w:w="140" w:type="dxa"/>
+            </w:tcMar>
             <w:vAlign w:val="center"/>
           </w:tcPr>
           <w:p>
             <w:pPr>
+              <w:bidi/>
+              <w:spacing w:line="324" w:lineRule="auto" w:after="40"/>
               <w:jc w:val="right"/>
             </w:pPr>
-            <w:r/>
             <w:r>
               <w:rPr>
-                <w:rFonts w:ascii="Arial" w:hAnsi="Arial"/>
-                <w:b w:val="0"/>
-                <w:sz w:val="20"/>
+                <w:rFonts w:ascii="Tahoma" w:hAnsi="Tahoma"/>
+                <w:color w:val="202020"/>
+                <w:sz w:val="19"/>
+                <w:rtl/>
               </w:rPr>
               <w:t>0.988596</w:t>
             </w:r>
@@ -1356,18 +1723,26 @@
         <w:tc>
           <w:tcPr>
             <w:tcW w:type="dxa" w:w="3456"/>
+            <w:tcMar>
+              <w:top w:w="160" w:type="dxa"/>
+              <w:start w:w="140" w:type="dxa"/>
+              <w:bottom w:w="160" w:type="dxa"/>
+              <w:end w:w="140" w:type="dxa"/>
+            </w:tcMar>
             <w:vAlign w:val="center"/>
           </w:tcPr>
           <w:p>
             <w:pPr>
+              <w:bidi/>
+              <w:spacing w:line="324" w:lineRule="auto" w:after="40"/>
               <w:jc w:val="right"/>
             </w:pPr>
-            <w:r/>
             <w:r>
               <w:rPr>
-                <w:rFonts w:ascii="Arial" w:hAnsi="Arial"/>
-                <w:b w:val="0"/>
-                <w:sz w:val="20"/>
+                <w:rFonts w:ascii="Tahoma" w:hAnsi="Tahoma"/>
+                <w:color w:val="202020"/>
+                <w:sz w:val="19"/>
+                <w:rtl/>
               </w:rPr>
               <w:t>0.987351</w:t>
             </w:r>
@@ -1378,18 +1753,27 @@
         <w:tc>
           <w:tcPr>
             <w:tcW w:type="dxa" w:w="3456"/>
+            <w:shd w:fill="F4F6F8"/>
+            <w:tcMar>
+              <w:top w:w="160" w:type="dxa"/>
+              <w:start w:w="140" w:type="dxa"/>
+              <w:bottom w:w="160" w:type="dxa"/>
+              <w:end w:w="140" w:type="dxa"/>
+            </w:tcMar>
             <w:vAlign w:val="center"/>
           </w:tcPr>
           <w:p>
             <w:pPr>
+              <w:bidi/>
+              <w:spacing w:line="324" w:lineRule="auto" w:after="40"/>
               <w:jc w:val="right"/>
             </w:pPr>
-            <w:r/>
             <w:r>
               <w:rPr>
-                <w:rFonts w:ascii="Arial" w:hAnsi="Arial"/>
-                <w:b w:val="0"/>
-                <w:sz w:val="20"/>
+                <w:rFonts w:ascii="Tahoma" w:hAnsi="Tahoma"/>
+                <w:color w:val="202020"/>
+                <w:sz w:val="19"/>
+                <w:rtl/>
               </w:rPr>
               <w:t>random_forest_original</w:t>
             </w:r>
@@ -1398,18 +1782,27 @@
         <w:tc>
           <w:tcPr>
             <w:tcW w:type="dxa" w:w="3456"/>
+            <w:shd w:fill="F4F6F8"/>
+            <w:tcMar>
+              <w:top w:w="160" w:type="dxa"/>
+              <w:start w:w="140" w:type="dxa"/>
+              <w:bottom w:w="160" w:type="dxa"/>
+              <w:end w:w="140" w:type="dxa"/>
+            </w:tcMar>
             <w:vAlign w:val="center"/>
           </w:tcPr>
           <w:p>
             <w:pPr>
+              <w:bidi/>
+              <w:spacing w:line="324" w:lineRule="auto" w:after="40"/>
               <w:jc w:val="right"/>
             </w:pPr>
-            <w:r/>
             <w:r>
               <w:rPr>
-                <w:rFonts w:ascii="Arial" w:hAnsi="Arial"/>
-                <w:b w:val="0"/>
-                <w:sz w:val="20"/>
+                <w:rFonts w:ascii="Tahoma" w:hAnsi="Tahoma"/>
+                <w:color w:val="202020"/>
+                <w:sz w:val="19"/>
+                <w:rtl/>
               </w:rPr>
               <w:t>0.987673</w:t>
             </w:r>
@@ -1418,18 +1811,27 @@
         <w:tc>
           <w:tcPr>
             <w:tcW w:type="dxa" w:w="3456"/>
+            <w:shd w:fill="F4F6F8"/>
+            <w:tcMar>
+              <w:top w:w="160" w:type="dxa"/>
+              <w:start w:w="140" w:type="dxa"/>
+              <w:bottom w:w="160" w:type="dxa"/>
+              <w:end w:w="140" w:type="dxa"/>
+            </w:tcMar>
             <w:vAlign w:val="center"/>
           </w:tcPr>
           <w:p>
             <w:pPr>
+              <w:bidi/>
+              <w:spacing w:line="324" w:lineRule="auto" w:after="40"/>
               <w:jc w:val="right"/>
             </w:pPr>
-            <w:r/>
             <w:r>
               <w:rPr>
-                <w:rFonts w:ascii="Arial" w:hAnsi="Arial"/>
-                <w:b w:val="0"/>
-                <w:sz w:val="20"/>
+                <w:rFonts w:ascii="Tahoma" w:hAnsi="Tahoma"/>
+                <w:color w:val="202020"/>
+                <w:sz w:val="19"/>
+                <w:rtl/>
               </w:rPr>
               <w:t>0.986545</w:t>
             </w:r>
@@ -1440,18 +1842,26 @@
         <w:tc>
           <w:tcPr>
             <w:tcW w:type="dxa" w:w="3456"/>
+            <w:tcMar>
+              <w:top w:w="160" w:type="dxa"/>
+              <w:start w:w="140" w:type="dxa"/>
+              <w:bottom w:w="160" w:type="dxa"/>
+              <w:end w:w="140" w:type="dxa"/>
+            </w:tcMar>
             <w:vAlign w:val="center"/>
           </w:tcPr>
           <w:p>
             <w:pPr>
+              <w:bidi/>
+              <w:spacing w:line="324" w:lineRule="auto" w:after="40"/>
               <w:jc w:val="right"/>
             </w:pPr>
-            <w:r/>
             <w:r>
               <w:rPr>
-                <w:rFonts w:ascii="Arial" w:hAnsi="Arial"/>
-                <w:b w:val="0"/>
-                <w:sz w:val="20"/>
+                <w:rFonts w:ascii="Tahoma" w:hAnsi="Tahoma"/>
+                <w:color w:val="202020"/>
+                <w:sz w:val="19"/>
+                <w:rtl/>
               </w:rPr>
               <w:t>lightgbm_simple_fe</w:t>
             </w:r>
@@ -1460,18 +1870,26 @@
         <w:tc>
           <w:tcPr>
             <w:tcW w:type="dxa" w:w="3456"/>
+            <w:tcMar>
+              <w:top w:w="160" w:type="dxa"/>
+              <w:start w:w="140" w:type="dxa"/>
+              <w:bottom w:w="160" w:type="dxa"/>
+              <w:end w:w="140" w:type="dxa"/>
+            </w:tcMar>
             <w:vAlign w:val="center"/>
           </w:tcPr>
           <w:p>
             <w:pPr>
+              <w:bidi/>
+              <w:spacing w:line="324" w:lineRule="auto" w:after="40"/>
               <w:jc w:val="right"/>
             </w:pPr>
-            <w:r/>
             <w:r>
               <w:rPr>
-                <w:rFonts w:ascii="Arial" w:hAnsi="Arial"/>
-                <w:b w:val="0"/>
-                <w:sz w:val="20"/>
+                <w:rFonts w:ascii="Tahoma" w:hAnsi="Tahoma"/>
+                <w:color w:val="202020"/>
+                <w:sz w:val="19"/>
+                <w:rtl/>
               </w:rPr>
               <w:t>0.987162</w:t>
             </w:r>
@@ -1480,18 +1898,26 @@
         <w:tc>
           <w:tcPr>
             <w:tcW w:type="dxa" w:w="3456"/>
+            <w:tcMar>
+              <w:top w:w="160" w:type="dxa"/>
+              <w:start w:w="140" w:type="dxa"/>
+              <w:bottom w:w="160" w:type="dxa"/>
+              <w:end w:w="140" w:type="dxa"/>
+            </w:tcMar>
             <w:vAlign w:val="center"/>
           </w:tcPr>
           <w:p>
             <w:pPr>
+              <w:bidi/>
+              <w:spacing w:line="324" w:lineRule="auto" w:after="40"/>
               <w:jc w:val="right"/>
             </w:pPr>
-            <w:r/>
             <w:r>
               <w:rPr>
-                <w:rFonts w:ascii="Arial" w:hAnsi="Arial"/>
-                <w:b w:val="0"/>
-                <w:sz w:val="20"/>
+                <w:rFonts w:ascii="Tahoma" w:hAnsi="Tahoma"/>
+                <w:color w:val="202020"/>
+                <w:sz w:val="19"/>
+                <w:rtl/>
               </w:rPr>
               <w:t>0.985121</w:t>
             </w:r>
@@ -1502,18 +1928,27 @@
         <w:tc>
           <w:tcPr>
             <w:tcW w:type="dxa" w:w="3456"/>
+            <w:shd w:fill="F4F6F8"/>
+            <w:tcMar>
+              <w:top w:w="160" w:type="dxa"/>
+              <w:start w:w="140" w:type="dxa"/>
+              <w:bottom w:w="160" w:type="dxa"/>
+              <w:end w:w="140" w:type="dxa"/>
+            </w:tcMar>
             <w:vAlign w:val="center"/>
           </w:tcPr>
           <w:p>
             <w:pPr>
+              <w:bidi/>
+              <w:spacing w:line="324" w:lineRule="auto" w:after="40"/>
               <w:jc w:val="right"/>
             </w:pPr>
-            <w:r/>
             <w:r>
               <w:rPr>
-                <w:rFonts w:ascii="Arial" w:hAnsi="Arial"/>
-                <w:b w:val="0"/>
-                <w:sz w:val="20"/>
+                <w:rFonts w:ascii="Tahoma" w:hAnsi="Tahoma"/>
+                <w:color w:val="202020"/>
+                <w:sz w:val="19"/>
+                <w:rtl/>
               </w:rPr>
               <w:t>decision_tree_raw_depth5</w:t>
             </w:r>
@@ -1522,18 +1957,27 @@
         <w:tc>
           <w:tcPr>
             <w:tcW w:type="dxa" w:w="3456"/>
+            <w:shd w:fill="F4F6F8"/>
+            <w:tcMar>
+              <w:top w:w="160" w:type="dxa"/>
+              <w:start w:w="140" w:type="dxa"/>
+              <w:bottom w:w="160" w:type="dxa"/>
+              <w:end w:w="140" w:type="dxa"/>
+            </w:tcMar>
             <w:vAlign w:val="center"/>
           </w:tcPr>
           <w:p>
             <w:pPr>
+              <w:bidi/>
+              <w:spacing w:line="324" w:lineRule="auto" w:after="40"/>
               <w:jc w:val="right"/>
             </w:pPr>
-            <w:r/>
             <w:r>
               <w:rPr>
-                <w:rFonts w:ascii="Arial" w:hAnsi="Arial"/>
-                <w:b w:val="0"/>
-                <w:sz w:val="20"/>
+                <w:rFonts w:ascii="Tahoma" w:hAnsi="Tahoma"/>
+                <w:color w:val="202020"/>
+                <w:sz w:val="19"/>
+                <w:rtl/>
               </w:rPr>
               <w:t>0.986031</w:t>
             </w:r>
@@ -1542,18 +1986,27 @@
         <w:tc>
           <w:tcPr>
             <w:tcW w:type="dxa" w:w="3456"/>
+            <w:shd w:fill="F4F6F8"/>
+            <w:tcMar>
+              <w:top w:w="160" w:type="dxa"/>
+              <w:start w:w="140" w:type="dxa"/>
+              <w:bottom w:w="160" w:type="dxa"/>
+              <w:end w:w="140" w:type="dxa"/>
+            </w:tcMar>
             <w:vAlign w:val="center"/>
           </w:tcPr>
           <w:p>
             <w:pPr>
+              <w:bidi/>
+              <w:spacing w:line="324" w:lineRule="auto" w:after="40"/>
               <w:jc w:val="right"/>
             </w:pPr>
-            <w:r/>
             <w:r>
               <w:rPr>
-                <w:rFonts w:ascii="Arial" w:hAnsi="Arial"/>
-                <w:b w:val="0"/>
-                <w:sz w:val="20"/>
+                <w:rFonts w:ascii="Tahoma" w:hAnsi="Tahoma"/>
+                <w:color w:val="202020"/>
+                <w:sz w:val="19"/>
+                <w:rtl/>
               </w:rPr>
               <w:t>0.984070</w:t>
             </w:r>
@@ -1561,34 +2014,53 @@
         </w:tc>
       </w:tr>
     </w:tbl>
-    <w:p/>
     <w:p>
       <w:pPr>
-        <w:spacing w:after="160" w:line="324" w:lineRule="auto"/>
+        <w:spacing w:after="160"/>
+      </w:pPr>
+    </w:p>
+    <w:p>
+      <w:pPr>
+        <w:sectPr>
+          <w:pgSz w:w="12240" w:h="15840"/>
+          <w:pgMar w:top="936" w:right="936" w:bottom="936" w:left="936" w:header="720" w:footer="720" w:gutter="0"/>
+          <w:cols w:space="720"/>
+          <w:docGrid w:linePitch="360"/>
+        </w:sectPr>
+      </w:pPr>
+    </w:p>
+    <w:p>
+      <w:pPr>
+        <w:bidi/>
+        <w:spacing w:before="200" w:after="160" w:line="348" w:lineRule="auto"/>
         <w:jc w:val="right"/>
       </w:pPr>
       <w:r>
         <w:rPr>
-          <w:rFonts w:ascii="Arial" w:hAnsi="Arial"/>
+          <w:rFonts w:ascii="Tahoma" w:hAnsi="Tahoma"/>
           <w:b/>
           <w:color w:val="1F4E79"/>
           <w:sz w:val="36"/>
+          <w:rtl/>
         </w:rPr>
         <w:t>7. فحص اختلاف Train و Test</w:t>
       </w:r>
     </w:p>
     <w:p>
       <w:pPr>
-        <w:spacing w:after="160" w:line="324" w:lineRule="auto"/>
+        <w:bidi/>
+        <w:spacing w:before="0" w:after="160" w:line="348" w:lineRule="auto"/>
         <w:jc w:val="right"/>
       </w:pPr>
       <w:r>
         <w:rPr>
-          <w:rFonts w:ascii="Arial" w:hAnsi="Arial"/>
+          <w:rFonts w:ascii="Tahoma" w:hAnsi="Tahoma"/>
           <w:b w:val="0"/>
+          <w:color w:val="202020"/>
           <w:sz w:val="22"/>
+          <w:rtl/>
         </w:rPr>
-        <w:t>أضفنا adversarial validation لمعرفة هل train وtest متشابهان أم توجد فروقات في التوزيع. قيمة AUC كانت 0.7727. هذا يعني وجود فرق ملحوظ، لذلك لم نعتمد على CV العام وحده.</w:t>
+        <w:t>استخدمنا adversarial validation لمعرفة هل توزيع train وtest متشابه أم مختلف. قيمة AUC كانت 0.7727، وهذا يعني وجود فرق ملحوظ، لذلك لم نعتمد على CV العام فقط.</w:t>
       </w:r>
     </w:p>
     <w:tbl>
@@ -1596,7 +2068,9 @@
         <w:tblStyle w:val="TableGrid"/>
         <w:tblW w:type="auto" w:w="0"/>
         <w:jc w:val="center"/>
+        <w:tblLayout w:type="autofit"/>
         <w:tblLook w:firstColumn="1" w:firstRow="1" w:lastColumn="0" w:lastRow="0" w:noHBand="0" w:noVBand="1" w:val="04A0"/>
+        <w:bidiVisual/>
       </w:tblPr>
       <w:tblGrid>
         <w:gridCol w:w="2592"/>
@@ -1608,20 +2082,27 @@
         <w:tc>
           <w:tcPr>
             <w:tcW w:type="dxa" w:w="2592"/>
+            <w:shd w:fill="1F4E79"/>
+            <w:tcMar>
+              <w:top w:w="170" w:type="dxa"/>
+              <w:start w:w="140" w:type="dxa"/>
+              <w:bottom w:w="170" w:type="dxa"/>
+              <w:end w:w="140" w:type="dxa"/>
+            </w:tcMar>
             <w:vAlign w:val="center"/>
-            <w:shd w:fill="1F4E79"/>
           </w:tcPr>
           <w:p>
             <w:pPr>
-              <w:jc w:val="right"/>
+              <w:bidi/>
+              <w:jc w:val="center"/>
             </w:pPr>
-            <w:r/>
             <w:r>
               <w:rPr>
-                <w:rFonts w:ascii="Arial" w:hAnsi="Arial"/>
+                <w:rFonts w:ascii="Tahoma" w:hAnsi="Tahoma"/>
                 <w:b/>
                 <w:color w:val="FFFFFF"/>
                 <w:sz w:val="20"/>
+                <w:rtl/>
               </w:rPr>
               <w:t>Feature</w:t>
             </w:r>
@@ -1630,20 +2111,27 @@
         <w:tc>
           <w:tcPr>
             <w:tcW w:type="dxa" w:w="2592"/>
+            <w:shd w:fill="1F4E79"/>
+            <w:tcMar>
+              <w:top w:w="170" w:type="dxa"/>
+              <w:start w:w="140" w:type="dxa"/>
+              <w:bottom w:w="170" w:type="dxa"/>
+              <w:end w:w="140" w:type="dxa"/>
+            </w:tcMar>
             <w:vAlign w:val="center"/>
-            <w:shd w:fill="1F4E79"/>
           </w:tcPr>
           <w:p>
             <w:pPr>
-              <w:jc w:val="right"/>
+              <w:bidi/>
+              <w:jc w:val="center"/>
             </w:pPr>
-            <w:r/>
             <w:r>
               <w:rPr>
-                <w:rFonts w:ascii="Arial" w:hAnsi="Arial"/>
+                <w:rFonts w:ascii="Tahoma" w:hAnsi="Tahoma"/>
                 <w:b/>
                 <w:color w:val="FFFFFF"/>
                 <w:sz w:val="20"/>
+                <w:rtl/>
               </w:rPr>
               <w:t>Train Mean</w:t>
             </w:r>
@@ -1652,20 +2140,27 @@
         <w:tc>
           <w:tcPr>
             <w:tcW w:type="dxa" w:w="2592"/>
+            <w:shd w:fill="1F4E79"/>
+            <w:tcMar>
+              <w:top w:w="170" w:type="dxa"/>
+              <w:start w:w="140" w:type="dxa"/>
+              <w:bottom w:w="170" w:type="dxa"/>
+              <w:end w:w="140" w:type="dxa"/>
+            </w:tcMar>
             <w:vAlign w:val="center"/>
-            <w:shd w:fill="1F4E79"/>
           </w:tcPr>
           <w:p>
             <w:pPr>
-              <w:jc w:val="right"/>
+              <w:bidi/>
+              <w:jc w:val="center"/>
             </w:pPr>
-            <w:r/>
             <w:r>
               <w:rPr>
-                <w:rFonts w:ascii="Arial" w:hAnsi="Arial"/>
+                <w:rFonts w:ascii="Tahoma" w:hAnsi="Tahoma"/>
                 <w:b/>
                 <w:color w:val="FFFFFF"/>
                 <w:sz w:val="20"/>
+                <w:rtl/>
               </w:rPr>
               <w:t>Test Mean</w:t>
             </w:r>
@@ -1674,20 +2169,27 @@
         <w:tc>
           <w:tcPr>
             <w:tcW w:type="dxa" w:w="2592"/>
+            <w:shd w:fill="1F4E79"/>
+            <w:tcMar>
+              <w:top w:w="170" w:type="dxa"/>
+              <w:start w:w="140" w:type="dxa"/>
+              <w:bottom w:w="170" w:type="dxa"/>
+              <w:end w:w="140" w:type="dxa"/>
+            </w:tcMar>
             <w:vAlign w:val="center"/>
-            <w:shd w:fill="1F4E79"/>
           </w:tcPr>
           <w:p>
             <w:pPr>
-              <w:jc w:val="right"/>
+              <w:bidi/>
+              <w:jc w:val="center"/>
             </w:pPr>
-            <w:r/>
             <w:r>
               <w:rPr>
-                <w:rFonts w:ascii="Arial" w:hAnsi="Arial"/>
+                <w:rFonts w:ascii="Tahoma" w:hAnsi="Tahoma"/>
                 <w:b/>
                 <w:color w:val="FFFFFF"/>
                 <w:sz w:val="20"/>
+                <w:rtl/>
               </w:rPr>
               <w:t>Abs Diff</w:t>
             </w:r>
@@ -1698,18 +2200,26 @@
         <w:tc>
           <w:tcPr>
             <w:tcW w:type="dxa" w:w="2592"/>
+            <w:tcMar>
+              <w:top w:w="160" w:type="dxa"/>
+              <w:start w:w="140" w:type="dxa"/>
+              <w:bottom w:w="160" w:type="dxa"/>
+              <w:end w:w="140" w:type="dxa"/>
+            </w:tcMar>
             <w:vAlign w:val="center"/>
           </w:tcPr>
           <w:p>
             <w:pPr>
+              <w:bidi/>
+              <w:spacing w:line="324" w:lineRule="auto" w:after="40"/>
               <w:jc w:val="right"/>
             </w:pPr>
-            <w:r/>
             <w:r>
               <w:rPr>
-                <w:rFonts w:ascii="Arial" w:hAnsi="Arial"/>
-                <w:b w:val="0"/>
-                <w:sz w:val="20"/>
+                <w:rFonts w:ascii="Tahoma" w:hAnsi="Tahoma"/>
+                <w:color w:val="202020"/>
+                <w:sz w:val="19"/>
+                <w:rtl/>
               </w:rPr>
               <w:t>f18</w:t>
             </w:r>
@@ -1718,18 +2228,26 @@
         <w:tc>
           <w:tcPr>
             <w:tcW w:type="dxa" w:w="2592"/>
+            <w:tcMar>
+              <w:top w:w="160" w:type="dxa"/>
+              <w:start w:w="140" w:type="dxa"/>
+              <w:bottom w:w="160" w:type="dxa"/>
+              <w:end w:w="140" w:type="dxa"/>
+            </w:tcMar>
             <w:vAlign w:val="center"/>
           </w:tcPr>
           <w:p>
             <w:pPr>
+              <w:bidi/>
+              <w:spacing w:line="324" w:lineRule="auto" w:after="40"/>
               <w:jc w:val="right"/>
             </w:pPr>
-            <w:r/>
             <w:r>
               <w:rPr>
-                <w:rFonts w:ascii="Arial" w:hAnsi="Arial"/>
-                <w:b w:val="0"/>
-                <w:sz w:val="20"/>
+                <w:rFonts w:ascii="Tahoma" w:hAnsi="Tahoma"/>
+                <w:color w:val="202020"/>
+                <w:sz w:val="19"/>
+                <w:rtl/>
               </w:rPr>
               <w:t>0.059375</w:t>
             </w:r>
@@ -1738,18 +2256,26 @@
         <w:tc>
           <w:tcPr>
             <w:tcW w:type="dxa" w:w="2592"/>
+            <w:tcMar>
+              <w:top w:w="160" w:type="dxa"/>
+              <w:start w:w="140" w:type="dxa"/>
+              <w:bottom w:w="160" w:type="dxa"/>
+              <w:end w:w="140" w:type="dxa"/>
+            </w:tcMar>
             <w:vAlign w:val="center"/>
           </w:tcPr>
           <w:p>
             <w:pPr>
+              <w:bidi/>
+              <w:spacing w:line="324" w:lineRule="auto" w:after="40"/>
               <w:jc w:val="right"/>
             </w:pPr>
-            <w:r/>
             <w:r>
               <w:rPr>
-                <w:rFonts w:ascii="Arial" w:hAnsi="Arial"/>
-                <w:b w:val="0"/>
-                <w:sz w:val="20"/>
+                <w:rFonts w:ascii="Tahoma" w:hAnsi="Tahoma"/>
+                <w:color w:val="202020"/>
+                <w:sz w:val="19"/>
+                <w:rtl/>
               </w:rPr>
               <w:t>0.077188</w:t>
             </w:r>
@@ -1758,18 +2284,26 @@
         <w:tc>
           <w:tcPr>
             <w:tcW w:type="dxa" w:w="2592"/>
+            <w:tcMar>
+              <w:top w:w="160" w:type="dxa"/>
+              <w:start w:w="140" w:type="dxa"/>
+              <w:bottom w:w="160" w:type="dxa"/>
+              <w:end w:w="140" w:type="dxa"/>
+            </w:tcMar>
             <w:vAlign w:val="center"/>
           </w:tcPr>
           <w:p>
             <w:pPr>
+              <w:bidi/>
+              <w:spacing w:line="324" w:lineRule="auto" w:after="40"/>
               <w:jc w:val="right"/>
             </w:pPr>
-            <w:r/>
             <w:r>
               <w:rPr>
-                <w:rFonts w:ascii="Arial" w:hAnsi="Arial"/>
-                <w:b w:val="0"/>
-                <w:sz w:val="20"/>
+                <w:rFonts w:ascii="Tahoma" w:hAnsi="Tahoma"/>
+                <w:color w:val="202020"/>
+                <w:sz w:val="19"/>
+                <w:rtl/>
               </w:rPr>
               <w:t>0.017812</w:t>
             </w:r>
@@ -1780,18 +2314,27 @@
         <w:tc>
           <w:tcPr>
             <w:tcW w:type="dxa" w:w="2592"/>
+            <w:shd w:fill="F4F6F8"/>
+            <w:tcMar>
+              <w:top w:w="160" w:type="dxa"/>
+              <w:start w:w="140" w:type="dxa"/>
+              <w:bottom w:w="160" w:type="dxa"/>
+              <w:end w:w="140" w:type="dxa"/>
+            </w:tcMar>
             <w:vAlign w:val="center"/>
           </w:tcPr>
           <w:p>
             <w:pPr>
+              <w:bidi/>
+              <w:spacing w:line="324" w:lineRule="auto" w:after="40"/>
               <w:jc w:val="right"/>
             </w:pPr>
-            <w:r/>
             <w:r>
               <w:rPr>
-                <w:rFonts w:ascii="Arial" w:hAnsi="Arial"/>
-                <w:b w:val="0"/>
-                <w:sz w:val="20"/>
+                <w:rFonts w:ascii="Tahoma" w:hAnsi="Tahoma"/>
+                <w:color w:val="202020"/>
+                <w:sz w:val="19"/>
+                <w:rtl/>
               </w:rPr>
               <w:t>f12</w:t>
             </w:r>
@@ -1800,18 +2343,27 @@
         <w:tc>
           <w:tcPr>
             <w:tcW w:type="dxa" w:w="2592"/>
+            <w:shd w:fill="F4F6F8"/>
+            <w:tcMar>
+              <w:top w:w="160" w:type="dxa"/>
+              <w:start w:w="140" w:type="dxa"/>
+              <w:bottom w:w="160" w:type="dxa"/>
+              <w:end w:w="140" w:type="dxa"/>
+            </w:tcMar>
             <w:vAlign w:val="center"/>
           </w:tcPr>
           <w:p>
             <w:pPr>
+              <w:bidi/>
+              <w:spacing w:line="324" w:lineRule="auto" w:after="40"/>
               <w:jc w:val="right"/>
             </w:pPr>
-            <w:r/>
             <w:r>
               <w:rPr>
-                <w:rFonts w:ascii="Arial" w:hAnsi="Arial"/>
-                <w:b w:val="0"/>
-                <w:sz w:val="20"/>
+                <w:rFonts w:ascii="Tahoma" w:hAnsi="Tahoma"/>
+                <w:color w:val="202020"/>
+                <w:sz w:val="19"/>
+                <w:rtl/>
               </w:rPr>
               <w:t>0.122813</w:t>
             </w:r>
@@ -1820,18 +2372,27 @@
         <w:tc>
           <w:tcPr>
             <w:tcW w:type="dxa" w:w="2592"/>
+            <w:shd w:fill="F4F6F8"/>
+            <w:tcMar>
+              <w:top w:w="160" w:type="dxa"/>
+              <w:start w:w="140" w:type="dxa"/>
+              <w:bottom w:w="160" w:type="dxa"/>
+              <w:end w:w="140" w:type="dxa"/>
+            </w:tcMar>
             <w:vAlign w:val="center"/>
           </w:tcPr>
           <w:p>
             <w:pPr>
+              <w:bidi/>
+              <w:spacing w:line="324" w:lineRule="auto" w:after="40"/>
               <w:jc w:val="right"/>
             </w:pPr>
-            <w:r/>
             <w:r>
               <w:rPr>
-                <w:rFonts w:ascii="Arial" w:hAnsi="Arial"/>
-                <w:b w:val="0"/>
-                <w:sz w:val="20"/>
+                <w:rFonts w:ascii="Tahoma" w:hAnsi="Tahoma"/>
+                <w:color w:val="202020"/>
+                <w:sz w:val="19"/>
+                <w:rtl/>
               </w:rPr>
               <w:t>0.139375</w:t>
             </w:r>
@@ -1840,18 +2401,27 @@
         <w:tc>
           <w:tcPr>
             <w:tcW w:type="dxa" w:w="2592"/>
+            <w:shd w:fill="F4F6F8"/>
+            <w:tcMar>
+              <w:top w:w="160" w:type="dxa"/>
+              <w:start w:w="140" w:type="dxa"/>
+              <w:bottom w:w="160" w:type="dxa"/>
+              <w:end w:w="140" w:type="dxa"/>
+            </w:tcMar>
             <w:vAlign w:val="center"/>
           </w:tcPr>
           <w:p>
             <w:pPr>
+              <w:bidi/>
+              <w:spacing w:line="324" w:lineRule="auto" w:after="40"/>
               <w:jc w:val="right"/>
             </w:pPr>
-            <w:r/>
             <w:r>
               <w:rPr>
-                <w:rFonts w:ascii="Arial" w:hAnsi="Arial"/>
-                <w:b w:val="0"/>
-                <w:sz w:val="20"/>
+                <w:rFonts w:ascii="Tahoma" w:hAnsi="Tahoma"/>
+                <w:color w:val="202020"/>
+                <w:sz w:val="19"/>
+                <w:rtl/>
               </w:rPr>
               <w:t>0.016562</w:t>
             </w:r>
@@ -1862,18 +2432,26 @@
         <w:tc>
           <w:tcPr>
             <w:tcW w:type="dxa" w:w="2592"/>
+            <w:tcMar>
+              <w:top w:w="160" w:type="dxa"/>
+              <w:start w:w="140" w:type="dxa"/>
+              <w:bottom w:w="160" w:type="dxa"/>
+              <w:end w:w="140" w:type="dxa"/>
+            </w:tcMar>
             <w:vAlign w:val="center"/>
           </w:tcPr>
           <w:p>
             <w:pPr>
+              <w:bidi/>
+              <w:spacing w:line="324" w:lineRule="auto" w:after="40"/>
               <w:jc w:val="right"/>
             </w:pPr>
-            <w:r/>
             <w:r>
               <w:rPr>
-                <w:rFonts w:ascii="Arial" w:hAnsi="Arial"/>
-                <w:b w:val="0"/>
-                <w:sz w:val="20"/>
+                <w:rFonts w:ascii="Tahoma" w:hAnsi="Tahoma"/>
+                <w:color w:val="202020"/>
+                <w:sz w:val="19"/>
+                <w:rtl/>
               </w:rPr>
               <w:t>f7</w:t>
             </w:r>
@@ -1882,18 +2460,26 @@
         <w:tc>
           <w:tcPr>
             <w:tcW w:type="dxa" w:w="2592"/>
+            <w:tcMar>
+              <w:top w:w="160" w:type="dxa"/>
+              <w:start w:w="140" w:type="dxa"/>
+              <w:bottom w:w="160" w:type="dxa"/>
+              <w:end w:w="140" w:type="dxa"/>
+            </w:tcMar>
             <w:vAlign w:val="center"/>
           </w:tcPr>
           <w:p>
             <w:pPr>
+              <w:bidi/>
+              <w:spacing w:line="324" w:lineRule="auto" w:after="40"/>
               <w:jc w:val="right"/>
             </w:pPr>
-            <w:r/>
             <w:r>
               <w:rPr>
-                <w:rFonts w:ascii="Arial" w:hAnsi="Arial"/>
-                <w:b w:val="0"/>
-                <w:sz w:val="20"/>
+                <w:rFonts w:ascii="Tahoma" w:hAnsi="Tahoma"/>
+                <w:color w:val="202020"/>
+                <w:sz w:val="19"/>
+                <w:rtl/>
               </w:rPr>
               <w:t>0.005000</w:t>
             </w:r>
@@ -1902,18 +2488,26 @@
         <w:tc>
           <w:tcPr>
             <w:tcW w:type="dxa" w:w="2592"/>
+            <w:tcMar>
+              <w:top w:w="160" w:type="dxa"/>
+              <w:start w:w="140" w:type="dxa"/>
+              <w:bottom w:w="160" w:type="dxa"/>
+              <w:end w:w="140" w:type="dxa"/>
+            </w:tcMar>
             <w:vAlign w:val="center"/>
           </w:tcPr>
           <w:p>
             <w:pPr>
+              <w:bidi/>
+              <w:spacing w:line="324" w:lineRule="auto" w:after="40"/>
               <w:jc w:val="right"/>
             </w:pPr>
-            <w:r/>
             <w:r>
               <w:rPr>
-                <w:rFonts w:ascii="Arial" w:hAnsi="Arial"/>
-                <w:b w:val="0"/>
-                <w:sz w:val="20"/>
+                <w:rFonts w:ascii="Tahoma" w:hAnsi="Tahoma"/>
+                <w:color w:val="202020"/>
+                <w:sz w:val="19"/>
+                <w:rtl/>
               </w:rPr>
               <w:t>0.020938</w:t>
             </w:r>
@@ -1922,18 +2516,26 @@
         <w:tc>
           <w:tcPr>
             <w:tcW w:type="dxa" w:w="2592"/>
+            <w:tcMar>
+              <w:top w:w="160" w:type="dxa"/>
+              <w:start w:w="140" w:type="dxa"/>
+              <w:bottom w:w="160" w:type="dxa"/>
+              <w:end w:w="140" w:type="dxa"/>
+            </w:tcMar>
             <w:vAlign w:val="center"/>
           </w:tcPr>
           <w:p>
             <w:pPr>
+              <w:bidi/>
+              <w:spacing w:line="324" w:lineRule="auto" w:after="40"/>
               <w:jc w:val="right"/>
             </w:pPr>
-            <w:r/>
             <w:r>
               <w:rPr>
-                <w:rFonts w:ascii="Arial" w:hAnsi="Arial"/>
-                <w:b w:val="0"/>
-                <w:sz w:val="20"/>
+                <w:rFonts w:ascii="Tahoma" w:hAnsi="Tahoma"/>
+                <w:color w:val="202020"/>
+                <w:sz w:val="19"/>
+                <w:rtl/>
               </w:rPr>
               <w:t>0.015938</w:t>
             </w:r>
@@ -1944,18 +2546,27 @@
         <w:tc>
           <w:tcPr>
             <w:tcW w:type="dxa" w:w="2592"/>
+            <w:shd w:fill="F4F6F8"/>
+            <w:tcMar>
+              <w:top w:w="160" w:type="dxa"/>
+              <w:start w:w="140" w:type="dxa"/>
+              <w:bottom w:w="160" w:type="dxa"/>
+              <w:end w:w="140" w:type="dxa"/>
+            </w:tcMar>
             <w:vAlign w:val="center"/>
           </w:tcPr>
           <w:p>
             <w:pPr>
+              <w:bidi/>
+              <w:spacing w:line="324" w:lineRule="auto" w:after="40"/>
               <w:jc w:val="right"/>
             </w:pPr>
-            <w:r/>
             <w:r>
               <w:rPr>
-                <w:rFonts w:ascii="Arial" w:hAnsi="Arial"/>
-                <w:b w:val="0"/>
-                <w:sz w:val="20"/>
+                <w:rFonts w:ascii="Tahoma" w:hAnsi="Tahoma"/>
+                <w:color w:val="202020"/>
+                <w:sz w:val="19"/>
+                <w:rtl/>
               </w:rPr>
               <w:t>f1</w:t>
             </w:r>
@@ -1964,18 +2575,27 @@
         <w:tc>
           <w:tcPr>
             <w:tcW w:type="dxa" w:w="2592"/>
+            <w:shd w:fill="F4F6F8"/>
+            <w:tcMar>
+              <w:top w:w="160" w:type="dxa"/>
+              <w:start w:w="140" w:type="dxa"/>
+              <w:bottom w:w="160" w:type="dxa"/>
+              <w:end w:w="140" w:type="dxa"/>
+            </w:tcMar>
             <w:vAlign w:val="center"/>
           </w:tcPr>
           <w:p>
             <w:pPr>
+              <w:bidi/>
+              <w:spacing w:line="324" w:lineRule="auto" w:after="40"/>
               <w:jc w:val="right"/>
             </w:pPr>
-            <w:r/>
             <w:r>
               <w:rPr>
-                <w:rFonts w:ascii="Arial" w:hAnsi="Arial"/>
-                <w:b w:val="0"/>
-                <w:sz w:val="20"/>
+                <w:rFonts w:ascii="Tahoma" w:hAnsi="Tahoma"/>
+                <w:color w:val="202020"/>
+                <w:sz w:val="19"/>
+                <w:rtl/>
               </w:rPr>
               <w:t>0.516861</w:t>
             </w:r>
@@ -1984,18 +2604,27 @@
         <w:tc>
           <w:tcPr>
             <w:tcW w:type="dxa" w:w="2592"/>
+            <w:shd w:fill="F4F6F8"/>
+            <w:tcMar>
+              <w:top w:w="160" w:type="dxa"/>
+              <w:start w:w="140" w:type="dxa"/>
+              <w:bottom w:w="160" w:type="dxa"/>
+              <w:end w:w="140" w:type="dxa"/>
+            </w:tcMar>
             <w:vAlign w:val="center"/>
           </w:tcPr>
           <w:p>
             <w:pPr>
+              <w:bidi/>
+              <w:spacing w:line="324" w:lineRule="auto" w:after="40"/>
               <w:jc w:val="right"/>
             </w:pPr>
-            <w:r/>
             <w:r>
               <w:rPr>
-                <w:rFonts w:ascii="Arial" w:hAnsi="Arial"/>
-                <w:b w:val="0"/>
-                <w:sz w:val="20"/>
+                <w:rFonts w:ascii="Tahoma" w:hAnsi="Tahoma"/>
+                <w:color w:val="202020"/>
+                <w:sz w:val="19"/>
+                <w:rtl/>
               </w:rPr>
               <w:t>0.526824</w:t>
             </w:r>
@@ -2004,18 +2633,27 @@
         <w:tc>
           <w:tcPr>
             <w:tcW w:type="dxa" w:w="2592"/>
+            <w:shd w:fill="F4F6F8"/>
+            <w:tcMar>
+              <w:top w:w="160" w:type="dxa"/>
+              <w:start w:w="140" w:type="dxa"/>
+              <w:bottom w:w="160" w:type="dxa"/>
+              <w:end w:w="140" w:type="dxa"/>
+            </w:tcMar>
             <w:vAlign w:val="center"/>
           </w:tcPr>
           <w:p>
             <w:pPr>
+              <w:bidi/>
+              <w:spacing w:line="324" w:lineRule="auto" w:after="40"/>
               <w:jc w:val="right"/>
             </w:pPr>
-            <w:r/>
             <w:r>
               <w:rPr>
-                <w:rFonts w:ascii="Arial" w:hAnsi="Arial"/>
-                <w:b w:val="0"/>
-                <w:sz w:val="20"/>
+                <w:rFonts w:ascii="Tahoma" w:hAnsi="Tahoma"/>
+                <w:color w:val="202020"/>
+                <w:sz w:val="19"/>
+                <w:rtl/>
               </w:rPr>
               <w:t>0.009963</w:t>
             </w:r>
@@ -2026,18 +2664,26 @@
         <w:tc>
           <w:tcPr>
             <w:tcW w:type="dxa" w:w="2592"/>
+            <w:tcMar>
+              <w:top w:w="160" w:type="dxa"/>
+              <w:start w:w="140" w:type="dxa"/>
+              <w:bottom w:w="160" w:type="dxa"/>
+              <w:end w:w="140" w:type="dxa"/>
+            </w:tcMar>
             <w:vAlign w:val="center"/>
           </w:tcPr>
           <w:p>
             <w:pPr>
+              <w:bidi/>
+              <w:spacing w:line="324" w:lineRule="auto" w:after="40"/>
               <w:jc w:val="right"/>
             </w:pPr>
-            <w:r/>
             <w:r>
               <w:rPr>
-                <w:rFonts w:ascii="Arial" w:hAnsi="Arial"/>
-                <w:b w:val="0"/>
-                <w:sz w:val="20"/>
+                <w:rFonts w:ascii="Tahoma" w:hAnsi="Tahoma"/>
+                <w:color w:val="202020"/>
+                <w:sz w:val="19"/>
+                <w:rtl/>
               </w:rPr>
               <w:t>f13</w:t>
             </w:r>
@@ -2046,18 +2692,26 @@
         <w:tc>
           <w:tcPr>
             <w:tcW w:type="dxa" w:w="2592"/>
+            <w:tcMar>
+              <w:top w:w="160" w:type="dxa"/>
+              <w:start w:w="140" w:type="dxa"/>
+              <w:bottom w:w="160" w:type="dxa"/>
+              <w:end w:w="140" w:type="dxa"/>
+            </w:tcMar>
             <w:vAlign w:val="center"/>
           </w:tcPr>
           <w:p>
             <w:pPr>
+              <w:bidi/>
+              <w:spacing w:line="324" w:lineRule="auto" w:after="40"/>
               <w:jc w:val="right"/>
             </w:pPr>
-            <w:r/>
             <w:r>
               <w:rPr>
-                <w:rFonts w:ascii="Arial" w:hAnsi="Arial"/>
-                <w:b w:val="0"/>
-                <w:sz w:val="20"/>
+                <w:rFonts w:ascii="Tahoma" w:hAnsi="Tahoma"/>
+                <w:color w:val="202020"/>
+                <w:sz w:val="19"/>
+                <w:rtl/>
               </w:rPr>
               <w:t>0.061875</w:t>
             </w:r>
@@ -2066,18 +2720,26 @@
         <w:tc>
           <w:tcPr>
             <w:tcW w:type="dxa" w:w="2592"/>
+            <w:tcMar>
+              <w:top w:w="160" w:type="dxa"/>
+              <w:start w:w="140" w:type="dxa"/>
+              <w:bottom w:w="160" w:type="dxa"/>
+              <w:end w:w="140" w:type="dxa"/>
+            </w:tcMar>
             <w:vAlign w:val="center"/>
           </w:tcPr>
           <w:p>
             <w:pPr>
+              <w:bidi/>
+              <w:spacing w:line="324" w:lineRule="auto" w:after="40"/>
               <w:jc w:val="right"/>
             </w:pPr>
-            <w:r/>
             <w:r>
               <w:rPr>
-                <w:rFonts w:ascii="Arial" w:hAnsi="Arial"/>
-                <w:b w:val="0"/>
-                <w:sz w:val="20"/>
+                <w:rFonts w:ascii="Tahoma" w:hAnsi="Tahoma"/>
+                <w:color w:val="202020"/>
+                <w:sz w:val="19"/>
+                <w:rtl/>
               </w:rPr>
               <w:t>0.069687</w:t>
             </w:r>
@@ -2086,18 +2748,26 @@
         <w:tc>
           <w:tcPr>
             <w:tcW w:type="dxa" w:w="2592"/>
+            <w:tcMar>
+              <w:top w:w="160" w:type="dxa"/>
+              <w:start w:w="140" w:type="dxa"/>
+              <w:bottom w:w="160" w:type="dxa"/>
+              <w:end w:w="140" w:type="dxa"/>
+            </w:tcMar>
             <w:vAlign w:val="center"/>
           </w:tcPr>
           <w:p>
             <w:pPr>
+              <w:bidi/>
+              <w:spacing w:line="324" w:lineRule="auto" w:after="40"/>
               <w:jc w:val="right"/>
             </w:pPr>
-            <w:r/>
             <w:r>
               <w:rPr>
-                <w:rFonts w:ascii="Arial" w:hAnsi="Arial"/>
-                <w:b w:val="0"/>
-                <w:sz w:val="20"/>
+                <w:rFonts w:ascii="Tahoma" w:hAnsi="Tahoma"/>
+                <w:color w:val="202020"/>
+                <w:sz w:val="19"/>
+                <w:rtl/>
               </w:rPr>
               <w:t>0.007812</w:t>
             </w:r>
@@ -2108,18 +2778,27 @@
         <w:tc>
           <w:tcPr>
             <w:tcW w:type="dxa" w:w="2592"/>
+            <w:shd w:fill="F4F6F8"/>
+            <w:tcMar>
+              <w:top w:w="160" w:type="dxa"/>
+              <w:start w:w="140" w:type="dxa"/>
+              <w:bottom w:w="160" w:type="dxa"/>
+              <w:end w:w="140" w:type="dxa"/>
+            </w:tcMar>
             <w:vAlign w:val="center"/>
           </w:tcPr>
           <w:p>
             <w:pPr>
+              <w:bidi/>
+              <w:spacing w:line="324" w:lineRule="auto" w:after="40"/>
               <w:jc w:val="right"/>
             </w:pPr>
-            <w:r/>
             <w:r>
               <w:rPr>
-                <w:rFonts w:ascii="Arial" w:hAnsi="Arial"/>
-                <w:b w:val="0"/>
-                <w:sz w:val="20"/>
+                <w:rFonts w:ascii="Tahoma" w:hAnsi="Tahoma"/>
+                <w:color w:val="202020"/>
+                <w:sz w:val="19"/>
+                <w:rtl/>
               </w:rPr>
               <w:t>f14</w:t>
             </w:r>
@@ -2128,18 +2807,27 @@
         <w:tc>
           <w:tcPr>
             <w:tcW w:type="dxa" w:w="2592"/>
+            <w:shd w:fill="F4F6F8"/>
+            <w:tcMar>
+              <w:top w:w="160" w:type="dxa"/>
+              <w:start w:w="140" w:type="dxa"/>
+              <w:bottom w:w="160" w:type="dxa"/>
+              <w:end w:w="140" w:type="dxa"/>
+            </w:tcMar>
             <w:vAlign w:val="center"/>
           </w:tcPr>
           <w:p>
             <w:pPr>
+              <w:bidi/>
+              <w:spacing w:line="324" w:lineRule="auto" w:after="40"/>
               <w:jc w:val="right"/>
             </w:pPr>
-            <w:r/>
             <w:r>
               <w:rPr>
-                <w:rFonts w:ascii="Arial" w:hAnsi="Arial"/>
-                <w:b w:val="0"/>
-                <w:sz w:val="20"/>
+                <w:rFonts w:ascii="Tahoma" w:hAnsi="Tahoma"/>
+                <w:color w:val="202020"/>
+                <w:sz w:val="19"/>
+                <w:rtl/>
               </w:rPr>
               <w:t>0.109880</w:t>
             </w:r>
@@ -2148,18 +2836,27 @@
         <w:tc>
           <w:tcPr>
             <w:tcW w:type="dxa" w:w="2592"/>
+            <w:shd w:fill="F4F6F8"/>
+            <w:tcMar>
+              <w:top w:w="160" w:type="dxa"/>
+              <w:start w:w="140" w:type="dxa"/>
+              <w:bottom w:w="160" w:type="dxa"/>
+              <w:end w:w="140" w:type="dxa"/>
+            </w:tcMar>
             <w:vAlign w:val="center"/>
           </w:tcPr>
           <w:p>
             <w:pPr>
+              <w:bidi/>
+              <w:spacing w:line="324" w:lineRule="auto" w:after="40"/>
               <w:jc w:val="right"/>
             </w:pPr>
-            <w:r/>
             <w:r>
               <w:rPr>
-                <w:rFonts w:ascii="Arial" w:hAnsi="Arial"/>
-                <w:b w:val="0"/>
-                <w:sz w:val="20"/>
+                <w:rFonts w:ascii="Tahoma" w:hAnsi="Tahoma"/>
+                <w:color w:val="202020"/>
+                <w:sz w:val="19"/>
+                <w:rtl/>
               </w:rPr>
               <w:t>0.116732</w:t>
             </w:r>
@@ -2168,215 +2865,69 @@
         <w:tc>
           <w:tcPr>
             <w:tcW w:type="dxa" w:w="2592"/>
+            <w:shd w:fill="F4F6F8"/>
+            <w:tcMar>
+              <w:top w:w="160" w:type="dxa"/>
+              <w:start w:w="140" w:type="dxa"/>
+              <w:bottom w:w="160" w:type="dxa"/>
+              <w:end w:w="140" w:type="dxa"/>
+            </w:tcMar>
             <w:vAlign w:val="center"/>
           </w:tcPr>
           <w:p>
             <w:pPr>
+              <w:bidi/>
+              <w:spacing w:line="324" w:lineRule="auto" w:after="40"/>
               <w:jc w:val="right"/>
             </w:pPr>
-            <w:r/>
             <w:r>
               <w:rPr>
-                <w:rFonts w:ascii="Arial" w:hAnsi="Arial"/>
-                <w:b w:val="0"/>
-                <w:sz w:val="20"/>
+                <w:rFonts w:ascii="Tahoma" w:hAnsi="Tahoma"/>
+                <w:color w:val="202020"/>
+                <w:sz w:val="19"/>
+                <w:rtl/>
               </w:rPr>
               <w:t>0.006852</w:t>
             </w:r>
           </w:p>
         </w:tc>
       </w:tr>
-      <w:tr>
-        <w:tc>
-          <w:tcPr>
-            <w:tcW w:type="dxa" w:w="2592"/>
-            <w:vAlign w:val="center"/>
-          </w:tcPr>
-          <w:p>
-            <w:pPr>
-              <w:jc w:val="right"/>
-            </w:pPr>
-            <w:r/>
-            <w:r>
-              <w:rPr>
-                <w:rFonts w:ascii="Arial" w:hAnsi="Arial"/>
-                <w:b w:val="0"/>
-                <w:sz w:val="20"/>
-              </w:rPr>
-              <w:t>f8</w:t>
-            </w:r>
-          </w:p>
-        </w:tc>
-        <w:tc>
-          <w:tcPr>
-            <w:tcW w:type="dxa" w:w="2592"/>
-            <w:vAlign w:val="center"/>
-          </w:tcPr>
-          <w:p>
-            <w:pPr>
-              <w:jc w:val="right"/>
-            </w:pPr>
-            <w:r/>
-            <w:r>
-              <w:rPr>
-                <w:rFonts w:ascii="Arial" w:hAnsi="Arial"/>
-                <w:b w:val="0"/>
-                <w:sz w:val="20"/>
-              </w:rPr>
-              <w:t>0.012188</w:t>
-            </w:r>
-          </w:p>
-        </w:tc>
-        <w:tc>
-          <w:tcPr>
-            <w:tcW w:type="dxa" w:w="2592"/>
-            <w:vAlign w:val="center"/>
-          </w:tcPr>
-          <w:p>
-            <w:pPr>
-              <w:jc w:val="right"/>
-            </w:pPr>
-            <w:r/>
-            <w:r>
-              <w:rPr>
-                <w:rFonts w:ascii="Arial" w:hAnsi="Arial"/>
-                <w:b w:val="0"/>
-                <w:sz w:val="20"/>
-              </w:rPr>
-              <w:t>0.018437</w:t>
-            </w:r>
-          </w:p>
-        </w:tc>
-        <w:tc>
-          <w:tcPr>
-            <w:tcW w:type="dxa" w:w="2592"/>
-            <w:vAlign w:val="center"/>
-          </w:tcPr>
-          <w:p>
-            <w:pPr>
-              <w:jc w:val="right"/>
-            </w:pPr>
-            <w:r/>
-            <w:r>
-              <w:rPr>
-                <w:rFonts w:ascii="Arial" w:hAnsi="Arial"/>
-                <w:b w:val="0"/>
-                <w:sz w:val="20"/>
-              </w:rPr>
-              <w:t>0.006250</w:t>
-            </w:r>
-          </w:p>
-        </w:tc>
-      </w:tr>
-      <w:tr>
-        <w:tc>
-          <w:tcPr>
-            <w:tcW w:type="dxa" w:w="2592"/>
-            <w:vAlign w:val="center"/>
-          </w:tcPr>
-          <w:p>
-            <w:pPr>
-              <w:jc w:val="right"/>
-            </w:pPr>
-            <w:r/>
-            <w:r>
-              <w:rPr>
-                <w:rFonts w:ascii="Arial" w:hAnsi="Arial"/>
-                <w:b w:val="0"/>
-                <w:sz w:val="20"/>
-              </w:rPr>
-              <w:t>f21</w:t>
-            </w:r>
-          </w:p>
-        </w:tc>
-        <w:tc>
-          <w:tcPr>
-            <w:tcW w:type="dxa" w:w="2592"/>
-            <w:vAlign w:val="center"/>
-          </w:tcPr>
-          <w:p>
-            <w:pPr>
-              <w:jc w:val="right"/>
-            </w:pPr>
-            <w:r/>
-            <w:r>
-              <w:rPr>
-                <w:rFonts w:ascii="Arial" w:hAnsi="Arial"/>
-                <w:b w:val="0"/>
-                <w:sz w:val="20"/>
-              </w:rPr>
-              <w:t>0.013437</w:t>
-            </w:r>
-          </w:p>
-        </w:tc>
-        <w:tc>
-          <w:tcPr>
-            <w:tcW w:type="dxa" w:w="2592"/>
-            <w:vAlign w:val="center"/>
-          </w:tcPr>
-          <w:p>
-            <w:pPr>
-              <w:jc w:val="right"/>
-            </w:pPr>
-            <w:r/>
-            <w:r>
-              <w:rPr>
-                <w:rFonts w:ascii="Arial" w:hAnsi="Arial"/>
-                <w:b w:val="0"/>
-                <w:sz w:val="20"/>
-              </w:rPr>
-              <w:t>0.007500</w:t>
-            </w:r>
-          </w:p>
-        </w:tc>
-        <w:tc>
-          <w:tcPr>
-            <w:tcW w:type="dxa" w:w="2592"/>
-            <w:vAlign w:val="center"/>
-          </w:tcPr>
-          <w:p>
-            <w:pPr>
-              <w:jc w:val="right"/>
-            </w:pPr>
-            <w:r/>
-            <w:r>
-              <w:rPr>
-                <w:rFonts w:ascii="Arial" w:hAnsi="Arial"/>
-                <w:b w:val="0"/>
-                <w:sz w:val="20"/>
-              </w:rPr>
-              <w:t>0.005938</w:t>
-            </w:r>
-          </w:p>
-        </w:tc>
-      </w:tr>
     </w:tbl>
-    <w:p/>
     <w:p>
       <w:pPr>
-        <w:spacing w:after="160" w:line="324" w:lineRule="auto"/>
+        <w:spacing w:after="160"/>
+      </w:pPr>
+    </w:p>
+    <w:p>
+      <w:pPr>
+        <w:bidi/>
+        <w:spacing w:before="200" w:after="160" w:line="348" w:lineRule="auto"/>
         <w:jc w:val="right"/>
       </w:pPr>
       <w:r>
         <w:rPr>
-          <w:rFonts w:ascii="Arial" w:hAnsi="Arial"/>
+          <w:rFonts w:ascii="Tahoma" w:hAnsi="Tahoma"/>
           <w:b/>
           <w:color w:val="1F4E79"/>
           <w:sz w:val="36"/>
+          <w:rtl/>
         </w:rPr>
-        <w:t>8. فحص الصفوف الأقرب للاختبار</w:t>
+        <w:t>8. فحص الصفوف الأقرب لتوزيع الاختبار</w:t>
       </w:r>
     </w:p>
     <w:p>
       <w:pPr>
-        <w:spacing w:after="160" w:line="324" w:lineRule="auto"/>
+        <w:bidi/>
+        <w:spacing w:before="0" w:after="160" w:line="348" w:lineRule="auto"/>
         <w:jc w:val="right"/>
       </w:pPr>
       <w:r>
         <w:rPr>
-          <w:rFonts w:ascii="Arial" w:hAnsi="Arial"/>
+          <w:rFonts w:ascii="Tahoma" w:hAnsi="Tahoma"/>
           <w:b w:val="0"/>
+          <w:color w:val="202020"/>
           <w:sz w:val="22"/>
+          <w:rtl/>
         </w:rPr>
         <w:t>استخدمنا درجة test-likeness الناتجة عن adversarial validation لتقييم النماذج على الثلث من صفوف التدريب الأكثر شبهاً بالاختبار. هذا الفحص يستخدم خصائص الاختبار فقط بدون أي labels.</w:t>
       </w:r>
@@ -2386,7 +2937,9 @@
         <w:tblStyle w:val="TableGrid"/>
         <w:tblW w:type="auto" w:w="0"/>
         <w:jc w:val="center"/>
+        <w:tblLayout w:type="autofit"/>
         <w:tblLook w:firstColumn="1" w:firstRow="1" w:lastColumn="0" w:lastRow="0" w:noHBand="0" w:noVBand="1" w:val="04A0"/>
+        <w:bidiVisual/>
       </w:tblPr>
       <w:tblGrid>
         <w:gridCol w:w="2592"/>
@@ -2398,20 +2951,27 @@
         <w:tc>
           <w:tcPr>
             <w:tcW w:type="dxa" w:w="2592"/>
+            <w:shd w:fill="1F4E79"/>
+            <w:tcMar>
+              <w:top w:w="170" w:type="dxa"/>
+              <w:start w:w="140" w:type="dxa"/>
+              <w:bottom w:w="170" w:type="dxa"/>
+              <w:end w:w="140" w:type="dxa"/>
+            </w:tcMar>
             <w:vAlign w:val="center"/>
-            <w:shd w:fill="1F4E79"/>
           </w:tcPr>
           <w:p>
             <w:pPr>
-              <w:jc w:val="right"/>
+              <w:bidi/>
+              <w:jc w:val="center"/>
             </w:pPr>
-            <w:r/>
             <w:r>
               <w:rPr>
-                <w:rFonts w:ascii="Arial" w:hAnsi="Arial"/>
+                <w:rFonts w:ascii="Tahoma" w:hAnsi="Tahoma"/>
                 <w:b/>
                 <w:color w:val="FFFFFF"/>
                 <w:sz w:val="20"/>
+                <w:rtl/>
               </w:rPr>
               <w:t>النموذج</w:t>
             </w:r>
@@ -2420,20 +2980,27 @@
         <w:tc>
           <w:tcPr>
             <w:tcW w:type="dxa" w:w="2592"/>
+            <w:shd w:fill="1F4E79"/>
+            <w:tcMar>
+              <w:top w:w="170" w:type="dxa"/>
+              <w:start w:w="140" w:type="dxa"/>
+              <w:bottom w:w="170" w:type="dxa"/>
+              <w:end w:w="140" w:type="dxa"/>
+            </w:tcMar>
             <w:vAlign w:val="center"/>
-            <w:shd w:fill="1F4E79"/>
           </w:tcPr>
           <w:p>
             <w:pPr>
-              <w:jc w:val="right"/>
+              <w:bidi/>
+              <w:jc w:val="center"/>
             </w:pPr>
-            <w:r/>
             <w:r>
               <w:rPr>
-                <w:rFonts w:ascii="Arial" w:hAnsi="Arial"/>
+                <w:rFonts w:ascii="Tahoma" w:hAnsi="Tahoma"/>
                 <w:b/>
                 <w:color w:val="FFFFFF"/>
                 <w:sz w:val="20"/>
+                <w:rtl/>
               </w:rPr>
               <w:t>عدد الصفوف</w:t>
             </w:r>
@@ -2442,20 +3009,27 @@
         <w:tc>
           <w:tcPr>
             <w:tcW w:type="dxa" w:w="2592"/>
+            <w:shd w:fill="1F4E79"/>
+            <w:tcMar>
+              <w:top w:w="170" w:type="dxa"/>
+              <w:start w:w="140" w:type="dxa"/>
+              <w:bottom w:w="170" w:type="dxa"/>
+              <w:end w:w="140" w:type="dxa"/>
+            </w:tcMar>
             <w:vAlign w:val="center"/>
-            <w:shd w:fill="1F4E79"/>
           </w:tcPr>
           <w:p>
             <w:pPr>
-              <w:jc w:val="right"/>
+              <w:bidi/>
+              <w:jc w:val="center"/>
             </w:pPr>
-            <w:r/>
             <w:r>
               <w:rPr>
-                <w:rFonts w:ascii="Arial" w:hAnsi="Arial"/>
+                <w:rFonts w:ascii="Tahoma" w:hAnsi="Tahoma"/>
                 <w:b/>
                 <w:color w:val="FFFFFF"/>
                 <w:sz w:val="20"/>
+                <w:rtl/>
               </w:rPr>
               <w:t>Macro F1</w:t>
             </w:r>
@@ -2464,20 +3038,27 @@
         <w:tc>
           <w:tcPr>
             <w:tcW w:type="dxa" w:w="2592"/>
+            <w:shd w:fill="1F4E79"/>
+            <w:tcMar>
+              <w:top w:w="170" w:type="dxa"/>
+              <w:start w:w="140" w:type="dxa"/>
+              <w:bottom w:w="170" w:type="dxa"/>
+              <w:end w:w="140" w:type="dxa"/>
+            </w:tcMar>
             <w:vAlign w:val="center"/>
-            <w:shd w:fill="1F4E79"/>
           </w:tcPr>
           <w:p>
             <w:pPr>
-              <w:jc w:val="right"/>
+              <w:bidi/>
+              <w:jc w:val="center"/>
             </w:pPr>
-            <w:r/>
             <w:r>
               <w:rPr>
-                <w:rFonts w:ascii="Arial" w:hAnsi="Arial"/>
+                <w:rFonts w:ascii="Tahoma" w:hAnsi="Tahoma"/>
                 <w:b/>
                 <w:color w:val="FFFFFF"/>
                 <w:sz w:val="20"/>
+                <w:rtl/>
               </w:rPr>
               <w:t>Accuracy</w:t>
             </w:r>
@@ -2488,18 +3069,26 @@
         <w:tc>
           <w:tcPr>
             <w:tcW w:type="dxa" w:w="2592"/>
+            <w:tcMar>
+              <w:top w:w="160" w:type="dxa"/>
+              <w:start w:w="140" w:type="dxa"/>
+              <w:bottom w:w="160" w:type="dxa"/>
+              <w:end w:w="140" w:type="dxa"/>
+            </w:tcMar>
             <w:vAlign w:val="center"/>
           </w:tcPr>
           <w:p>
             <w:pPr>
+              <w:bidi/>
+              <w:spacing w:line="324" w:lineRule="auto" w:after="40"/>
               <w:jc w:val="right"/>
             </w:pPr>
-            <w:r/>
             <w:r>
               <w:rPr>
-                <w:rFonts w:ascii="Arial" w:hAnsi="Arial"/>
-                <w:b w:val="0"/>
-                <w:sz w:val="20"/>
+                <w:rFonts w:ascii="Tahoma" w:hAnsi="Tahoma"/>
+                <w:color w:val="202020"/>
+                <w:sz w:val="19"/>
+                <w:rtl/>
               </w:rPr>
               <w:t>lightgbm_simple_fe</w:t>
             </w:r>
@@ -2508,18 +3097,26 @@
         <w:tc>
           <w:tcPr>
             <w:tcW w:type="dxa" w:w="2592"/>
+            <w:tcMar>
+              <w:top w:w="160" w:type="dxa"/>
+              <w:start w:w="140" w:type="dxa"/>
+              <w:bottom w:w="160" w:type="dxa"/>
+              <w:end w:w="140" w:type="dxa"/>
+            </w:tcMar>
             <w:vAlign w:val="center"/>
           </w:tcPr>
           <w:p>
             <w:pPr>
+              <w:bidi/>
+              <w:spacing w:line="324" w:lineRule="auto" w:after="40"/>
               <w:jc w:val="right"/>
             </w:pPr>
-            <w:r/>
             <w:r>
               <w:rPr>
-                <w:rFonts w:ascii="Arial" w:hAnsi="Arial"/>
-                <w:b w:val="0"/>
-                <w:sz w:val="20"/>
+                <w:rFonts w:ascii="Tahoma" w:hAnsi="Tahoma"/>
+                <w:color w:val="202020"/>
+                <w:sz w:val="19"/>
+                <w:rtl/>
               </w:rPr>
               <w:t>1067</w:t>
             </w:r>
@@ -2528,18 +3125,26 @@
         <w:tc>
           <w:tcPr>
             <w:tcW w:type="dxa" w:w="2592"/>
+            <w:tcMar>
+              <w:top w:w="160" w:type="dxa"/>
+              <w:start w:w="140" w:type="dxa"/>
+              <w:bottom w:w="160" w:type="dxa"/>
+              <w:end w:w="140" w:type="dxa"/>
+            </w:tcMar>
             <w:vAlign w:val="center"/>
           </w:tcPr>
           <w:p>
             <w:pPr>
+              <w:bidi/>
+              <w:spacing w:line="324" w:lineRule="auto" w:after="40"/>
               <w:jc w:val="right"/>
             </w:pPr>
-            <w:r/>
             <w:r>
               <w:rPr>
-                <w:rFonts w:ascii="Arial" w:hAnsi="Arial"/>
-                <w:b w:val="0"/>
-                <w:sz w:val="20"/>
+                <w:rFonts w:ascii="Tahoma" w:hAnsi="Tahoma"/>
+                <w:color w:val="202020"/>
+                <w:sz w:val="19"/>
+                <w:rtl/>
               </w:rPr>
               <w:t>0.995588</w:t>
             </w:r>
@@ -2548,18 +3153,26 @@
         <w:tc>
           <w:tcPr>
             <w:tcW w:type="dxa" w:w="2592"/>
+            <w:tcMar>
+              <w:top w:w="160" w:type="dxa"/>
+              <w:start w:w="140" w:type="dxa"/>
+              <w:bottom w:w="160" w:type="dxa"/>
+              <w:end w:w="140" w:type="dxa"/>
+            </w:tcMar>
             <w:vAlign w:val="center"/>
           </w:tcPr>
           <w:p>
             <w:pPr>
+              <w:bidi/>
+              <w:spacing w:line="324" w:lineRule="auto" w:after="40"/>
               <w:jc w:val="right"/>
             </w:pPr>
-            <w:r/>
             <w:r>
               <w:rPr>
-                <w:rFonts w:ascii="Arial" w:hAnsi="Arial"/>
-                <w:b w:val="0"/>
-                <w:sz w:val="20"/>
+                <w:rFonts w:ascii="Tahoma" w:hAnsi="Tahoma"/>
+                <w:color w:val="202020"/>
+                <w:sz w:val="19"/>
+                <w:rtl/>
               </w:rPr>
               <w:t>0.996251</w:t>
             </w:r>
@@ -2570,18 +3183,27 @@
         <w:tc>
           <w:tcPr>
             <w:tcW w:type="dxa" w:w="2592"/>
+            <w:shd w:fill="F4F6F8"/>
+            <w:tcMar>
+              <w:top w:w="160" w:type="dxa"/>
+              <w:start w:w="140" w:type="dxa"/>
+              <w:bottom w:w="160" w:type="dxa"/>
+              <w:end w:w="140" w:type="dxa"/>
+            </w:tcMar>
             <w:vAlign w:val="center"/>
           </w:tcPr>
           <w:p>
             <w:pPr>
+              <w:bidi/>
+              <w:spacing w:line="324" w:lineRule="auto" w:after="40"/>
               <w:jc w:val="right"/>
             </w:pPr>
-            <w:r/>
             <w:r>
               <w:rPr>
-                <w:rFonts w:ascii="Arial" w:hAnsi="Arial"/>
-                <w:b w:val="0"/>
-                <w:sz w:val="20"/>
+                <w:rFonts w:ascii="Tahoma" w:hAnsi="Tahoma"/>
+                <w:color w:val="202020"/>
+                <w:sz w:val="19"/>
+                <w:rtl/>
               </w:rPr>
               <w:t>lightgbm_original</w:t>
             </w:r>
@@ -2590,18 +3212,27 @@
         <w:tc>
           <w:tcPr>
             <w:tcW w:type="dxa" w:w="2592"/>
+            <w:shd w:fill="F4F6F8"/>
+            <w:tcMar>
+              <w:top w:w="160" w:type="dxa"/>
+              <w:start w:w="140" w:type="dxa"/>
+              <w:bottom w:w="160" w:type="dxa"/>
+              <w:end w:w="140" w:type="dxa"/>
+            </w:tcMar>
             <w:vAlign w:val="center"/>
           </w:tcPr>
           <w:p>
             <w:pPr>
+              <w:bidi/>
+              <w:spacing w:line="324" w:lineRule="auto" w:after="40"/>
               <w:jc w:val="right"/>
             </w:pPr>
-            <w:r/>
             <w:r>
               <w:rPr>
-                <w:rFonts w:ascii="Arial" w:hAnsi="Arial"/>
-                <w:b w:val="0"/>
-                <w:sz w:val="20"/>
+                <w:rFonts w:ascii="Tahoma" w:hAnsi="Tahoma"/>
+                <w:color w:val="202020"/>
+                <w:sz w:val="19"/>
+                <w:rtl/>
               </w:rPr>
               <w:t>1067</w:t>
             </w:r>
@@ -2610,18 +3241,27 @@
         <w:tc>
           <w:tcPr>
             <w:tcW w:type="dxa" w:w="2592"/>
+            <w:shd w:fill="F4F6F8"/>
+            <w:tcMar>
+              <w:top w:w="160" w:type="dxa"/>
+              <w:start w:w="140" w:type="dxa"/>
+              <w:bottom w:w="160" w:type="dxa"/>
+              <w:end w:w="140" w:type="dxa"/>
+            </w:tcMar>
             <w:vAlign w:val="center"/>
           </w:tcPr>
           <w:p>
             <w:pPr>
+              <w:bidi/>
+              <w:spacing w:line="324" w:lineRule="auto" w:after="40"/>
               <w:jc w:val="right"/>
             </w:pPr>
-            <w:r/>
             <w:r>
               <w:rPr>
-                <w:rFonts w:ascii="Arial" w:hAnsi="Arial"/>
-                <w:b w:val="0"/>
-                <w:sz w:val="20"/>
+                <w:rFonts w:ascii="Tahoma" w:hAnsi="Tahoma"/>
+                <w:color w:val="202020"/>
+                <w:sz w:val="19"/>
+                <w:rtl/>
               </w:rPr>
               <w:t>0.993382</w:t>
             </w:r>
@@ -2630,18 +3270,27 @@
         <w:tc>
           <w:tcPr>
             <w:tcW w:type="dxa" w:w="2592"/>
+            <w:shd w:fill="F4F6F8"/>
+            <w:tcMar>
+              <w:top w:w="160" w:type="dxa"/>
+              <w:start w:w="140" w:type="dxa"/>
+              <w:bottom w:w="160" w:type="dxa"/>
+              <w:end w:w="140" w:type="dxa"/>
+            </w:tcMar>
             <w:vAlign w:val="center"/>
           </w:tcPr>
           <w:p>
             <w:pPr>
+              <w:bidi/>
+              <w:spacing w:line="324" w:lineRule="auto" w:after="40"/>
               <w:jc w:val="right"/>
             </w:pPr>
-            <w:r/>
             <w:r>
               <w:rPr>
-                <w:rFonts w:ascii="Arial" w:hAnsi="Arial"/>
-                <w:b w:val="0"/>
-                <w:sz w:val="20"/>
+                <w:rFonts w:ascii="Tahoma" w:hAnsi="Tahoma"/>
+                <w:color w:val="202020"/>
+                <w:sz w:val="19"/>
+                <w:rtl/>
               </w:rPr>
               <w:t>0.994377</w:t>
             </w:r>
@@ -2652,18 +3301,26 @@
         <w:tc>
           <w:tcPr>
             <w:tcW w:type="dxa" w:w="2592"/>
+            <w:tcMar>
+              <w:top w:w="160" w:type="dxa"/>
+              <w:start w:w="140" w:type="dxa"/>
+              <w:bottom w:w="160" w:type="dxa"/>
+              <w:end w:w="140" w:type="dxa"/>
+            </w:tcMar>
             <w:vAlign w:val="center"/>
           </w:tcPr>
           <w:p>
             <w:pPr>
+              <w:bidi/>
+              <w:spacing w:line="324" w:lineRule="auto" w:after="40"/>
               <w:jc w:val="right"/>
             </w:pPr>
-            <w:r/>
             <w:r>
               <w:rPr>
-                <w:rFonts w:ascii="Arial" w:hAnsi="Arial"/>
-                <w:b w:val="0"/>
-                <w:sz w:val="20"/>
+                <w:rFonts w:ascii="Tahoma" w:hAnsi="Tahoma"/>
+                <w:color w:val="202020"/>
+                <w:sz w:val="19"/>
+                <w:rtl/>
               </w:rPr>
               <w:t>random_forest_original</w:t>
             </w:r>
@@ -2672,18 +3329,26 @@
         <w:tc>
           <w:tcPr>
             <w:tcW w:type="dxa" w:w="2592"/>
+            <w:tcMar>
+              <w:top w:w="160" w:type="dxa"/>
+              <w:start w:w="140" w:type="dxa"/>
+              <w:bottom w:w="160" w:type="dxa"/>
+              <w:end w:w="140" w:type="dxa"/>
+            </w:tcMar>
             <w:vAlign w:val="center"/>
           </w:tcPr>
           <w:p>
             <w:pPr>
+              <w:bidi/>
+              <w:spacing w:line="324" w:lineRule="auto" w:after="40"/>
               <w:jc w:val="right"/>
             </w:pPr>
-            <w:r/>
             <w:r>
               <w:rPr>
-                <w:rFonts w:ascii="Arial" w:hAnsi="Arial"/>
-                <w:b w:val="0"/>
-                <w:sz w:val="20"/>
+                <w:rFonts w:ascii="Tahoma" w:hAnsi="Tahoma"/>
+                <w:color w:val="202020"/>
+                <w:sz w:val="19"/>
+                <w:rtl/>
               </w:rPr>
               <w:t>1067</w:t>
             </w:r>
@@ -2692,18 +3357,26 @@
         <w:tc>
           <w:tcPr>
             <w:tcW w:type="dxa" w:w="2592"/>
+            <w:tcMar>
+              <w:top w:w="160" w:type="dxa"/>
+              <w:start w:w="140" w:type="dxa"/>
+              <w:bottom w:w="160" w:type="dxa"/>
+              <w:end w:w="140" w:type="dxa"/>
+            </w:tcMar>
             <w:vAlign w:val="center"/>
           </w:tcPr>
           <w:p>
             <w:pPr>
+              <w:bidi/>
+              <w:spacing w:line="324" w:lineRule="auto" w:after="40"/>
               <w:jc w:val="right"/>
             </w:pPr>
-            <w:r/>
             <w:r>
               <w:rPr>
-                <w:rFonts w:ascii="Arial" w:hAnsi="Arial"/>
-                <w:b w:val="0"/>
-                <w:sz w:val="20"/>
+                <w:rFonts w:ascii="Tahoma" w:hAnsi="Tahoma"/>
+                <w:color w:val="202020"/>
+                <w:sz w:val="19"/>
+                <w:rtl/>
               </w:rPr>
               <w:t>0.991343</w:t>
             </w:r>
@@ -2712,18 +3385,26 @@
         <w:tc>
           <w:tcPr>
             <w:tcW w:type="dxa" w:w="2592"/>
+            <w:tcMar>
+              <w:top w:w="160" w:type="dxa"/>
+              <w:start w:w="140" w:type="dxa"/>
+              <w:bottom w:w="160" w:type="dxa"/>
+              <w:end w:w="140" w:type="dxa"/>
+            </w:tcMar>
             <w:vAlign w:val="center"/>
           </w:tcPr>
           <w:p>
             <w:pPr>
+              <w:bidi/>
+              <w:spacing w:line="324" w:lineRule="auto" w:after="40"/>
               <w:jc w:val="right"/>
             </w:pPr>
-            <w:r/>
             <w:r>
               <w:rPr>
-                <w:rFonts w:ascii="Arial" w:hAnsi="Arial"/>
-                <w:b w:val="0"/>
-                <w:sz w:val="20"/>
+                <w:rFonts w:ascii="Tahoma" w:hAnsi="Tahoma"/>
+                <w:color w:val="202020"/>
+                <w:sz w:val="19"/>
+                <w:rtl/>
               </w:rPr>
               <w:t>0.995314</w:t>
             </w:r>
@@ -2734,18 +3415,27 @@
         <w:tc>
           <w:tcPr>
             <w:tcW w:type="dxa" w:w="2592"/>
+            <w:shd w:fill="F4F6F8"/>
+            <w:tcMar>
+              <w:top w:w="160" w:type="dxa"/>
+              <w:start w:w="140" w:type="dxa"/>
+              <w:bottom w:w="160" w:type="dxa"/>
+              <w:end w:w="140" w:type="dxa"/>
+            </w:tcMar>
             <w:vAlign w:val="center"/>
           </w:tcPr>
           <w:p>
             <w:pPr>
+              <w:bidi/>
+              <w:spacing w:line="324" w:lineRule="auto" w:after="40"/>
               <w:jc w:val="right"/>
             </w:pPr>
-            <w:r/>
             <w:r>
               <w:rPr>
-                <w:rFonts w:ascii="Arial" w:hAnsi="Arial"/>
-                <w:b w:val="0"/>
-                <w:sz w:val="20"/>
+                <w:rFonts w:ascii="Tahoma" w:hAnsi="Tahoma"/>
+                <w:color w:val="202020"/>
+                <w:sz w:val="19"/>
+                <w:rtl/>
               </w:rPr>
               <w:t>gradient_boosting_fe</w:t>
             </w:r>
@@ -2754,18 +3444,27 @@
         <w:tc>
           <w:tcPr>
             <w:tcW w:type="dxa" w:w="2592"/>
+            <w:shd w:fill="F4F6F8"/>
+            <w:tcMar>
+              <w:top w:w="160" w:type="dxa"/>
+              <w:start w:w="140" w:type="dxa"/>
+              <w:bottom w:w="160" w:type="dxa"/>
+              <w:end w:w="140" w:type="dxa"/>
+            </w:tcMar>
             <w:vAlign w:val="center"/>
           </w:tcPr>
           <w:p>
             <w:pPr>
+              <w:bidi/>
+              <w:spacing w:line="324" w:lineRule="auto" w:after="40"/>
               <w:jc w:val="right"/>
             </w:pPr>
-            <w:r/>
             <w:r>
               <w:rPr>
-                <w:rFonts w:ascii="Arial" w:hAnsi="Arial"/>
-                <w:b w:val="0"/>
-                <w:sz w:val="20"/>
+                <w:rFonts w:ascii="Tahoma" w:hAnsi="Tahoma"/>
+                <w:color w:val="202020"/>
+                <w:sz w:val="19"/>
+                <w:rtl/>
               </w:rPr>
               <w:t>1067</w:t>
             </w:r>
@@ -2774,18 +3473,27 @@
         <w:tc>
           <w:tcPr>
             <w:tcW w:type="dxa" w:w="2592"/>
+            <w:shd w:fill="F4F6F8"/>
+            <w:tcMar>
+              <w:top w:w="160" w:type="dxa"/>
+              <w:start w:w="140" w:type="dxa"/>
+              <w:bottom w:w="160" w:type="dxa"/>
+              <w:end w:w="140" w:type="dxa"/>
+            </w:tcMar>
             <w:vAlign w:val="center"/>
           </w:tcPr>
           <w:p>
             <w:pPr>
+              <w:bidi/>
+              <w:spacing w:line="324" w:lineRule="auto" w:after="40"/>
               <w:jc w:val="right"/>
             </w:pPr>
-            <w:r/>
             <w:r>
               <w:rPr>
-                <w:rFonts w:ascii="Arial" w:hAnsi="Arial"/>
-                <w:b w:val="0"/>
-                <w:sz w:val="20"/>
+                <w:rFonts w:ascii="Tahoma" w:hAnsi="Tahoma"/>
+                <w:color w:val="202020"/>
+                <w:sz w:val="19"/>
+                <w:rtl/>
               </w:rPr>
               <w:t>0.991282</w:t>
             </w:r>
@@ -2794,18 +3502,27 @@
         <w:tc>
           <w:tcPr>
             <w:tcW w:type="dxa" w:w="2592"/>
+            <w:shd w:fill="F4F6F8"/>
+            <w:tcMar>
+              <w:top w:w="160" w:type="dxa"/>
+              <w:start w:w="140" w:type="dxa"/>
+              <w:bottom w:w="160" w:type="dxa"/>
+              <w:end w:w="140" w:type="dxa"/>
+            </w:tcMar>
             <w:vAlign w:val="center"/>
           </w:tcPr>
           <w:p>
             <w:pPr>
+              <w:bidi/>
+              <w:spacing w:line="324" w:lineRule="auto" w:after="40"/>
               <w:jc w:val="right"/>
             </w:pPr>
-            <w:r/>
             <w:r>
               <w:rPr>
-                <w:rFonts w:ascii="Arial" w:hAnsi="Arial"/>
-                <w:b w:val="0"/>
-                <w:sz w:val="20"/>
+                <w:rFonts w:ascii="Tahoma" w:hAnsi="Tahoma"/>
+                <w:color w:val="202020"/>
+                <w:sz w:val="19"/>
+                <w:rtl/>
               </w:rPr>
               <w:t>0.992502</w:t>
             </w:r>
@@ -2816,18 +3533,26 @@
         <w:tc>
           <w:tcPr>
             <w:tcW w:type="dxa" w:w="2592"/>
+            <w:tcMar>
+              <w:top w:w="160" w:type="dxa"/>
+              <w:start w:w="140" w:type="dxa"/>
+              <w:bottom w:w="160" w:type="dxa"/>
+              <w:end w:w="140" w:type="dxa"/>
+            </w:tcMar>
             <w:vAlign w:val="center"/>
           </w:tcPr>
           <w:p>
             <w:pPr>
+              <w:bidi/>
+              <w:spacing w:line="324" w:lineRule="auto" w:after="40"/>
               <w:jc w:val="right"/>
             </w:pPr>
-            <w:r/>
             <w:r>
               <w:rPr>
-                <w:rFonts w:ascii="Arial" w:hAnsi="Arial"/>
-                <w:b w:val="0"/>
-                <w:sz w:val="20"/>
+                <w:rFonts w:ascii="Tahoma" w:hAnsi="Tahoma"/>
+                <w:color w:val="202020"/>
+                <w:sz w:val="19"/>
+                <w:rtl/>
               </w:rPr>
               <w:t>hgb_original</w:t>
             </w:r>
@@ -2836,18 +3561,26 @@
         <w:tc>
           <w:tcPr>
             <w:tcW w:type="dxa" w:w="2592"/>
+            <w:tcMar>
+              <w:top w:w="160" w:type="dxa"/>
+              <w:start w:w="140" w:type="dxa"/>
+              <w:bottom w:w="160" w:type="dxa"/>
+              <w:end w:w="140" w:type="dxa"/>
+            </w:tcMar>
             <w:vAlign w:val="center"/>
           </w:tcPr>
           <w:p>
             <w:pPr>
+              <w:bidi/>
+              <w:spacing w:line="324" w:lineRule="auto" w:after="40"/>
               <w:jc w:val="right"/>
             </w:pPr>
-            <w:r/>
             <w:r>
               <w:rPr>
-                <w:rFonts w:ascii="Arial" w:hAnsi="Arial"/>
-                <w:b w:val="0"/>
-                <w:sz w:val="20"/>
+                <w:rFonts w:ascii="Tahoma" w:hAnsi="Tahoma"/>
+                <w:color w:val="202020"/>
+                <w:sz w:val="19"/>
+                <w:rtl/>
               </w:rPr>
               <w:t>1067</w:t>
             </w:r>
@@ -2856,18 +3589,26 @@
         <w:tc>
           <w:tcPr>
             <w:tcW w:type="dxa" w:w="2592"/>
+            <w:tcMar>
+              <w:top w:w="160" w:type="dxa"/>
+              <w:start w:w="140" w:type="dxa"/>
+              <w:bottom w:w="160" w:type="dxa"/>
+              <w:end w:w="140" w:type="dxa"/>
+            </w:tcMar>
             <w:vAlign w:val="center"/>
           </w:tcPr>
           <w:p>
             <w:pPr>
+              <w:bidi/>
+              <w:spacing w:line="324" w:lineRule="auto" w:after="40"/>
               <w:jc w:val="right"/>
             </w:pPr>
-            <w:r/>
             <w:r>
               <w:rPr>
-                <w:rFonts w:ascii="Arial" w:hAnsi="Arial"/>
-                <w:b w:val="0"/>
-                <w:sz w:val="20"/>
+                <w:rFonts w:ascii="Tahoma" w:hAnsi="Tahoma"/>
+                <w:color w:val="202020"/>
+                <w:sz w:val="19"/>
+                <w:rtl/>
               </w:rPr>
               <w:t>0.989587</w:t>
             </w:r>
@@ -2876,18 +3617,26 @@
         <w:tc>
           <w:tcPr>
             <w:tcW w:type="dxa" w:w="2592"/>
+            <w:tcMar>
+              <w:top w:w="160" w:type="dxa"/>
+              <w:start w:w="140" w:type="dxa"/>
+              <w:bottom w:w="160" w:type="dxa"/>
+              <w:end w:w="140" w:type="dxa"/>
+            </w:tcMar>
             <w:vAlign w:val="center"/>
           </w:tcPr>
           <w:p>
             <w:pPr>
+              <w:bidi/>
+              <w:spacing w:line="324" w:lineRule="auto" w:after="40"/>
               <w:jc w:val="right"/>
             </w:pPr>
-            <w:r/>
             <w:r>
               <w:rPr>
-                <w:rFonts w:ascii="Arial" w:hAnsi="Arial"/>
-                <w:b w:val="0"/>
-                <w:sz w:val="20"/>
+                <w:rFonts w:ascii="Tahoma" w:hAnsi="Tahoma"/>
+                <w:color w:val="202020"/>
+                <w:sz w:val="19"/>
+                <w:rtl/>
               </w:rPr>
               <w:t>0.992502</w:t>
             </w:r>
@@ -2898,18 +3647,27 @@
         <w:tc>
           <w:tcPr>
             <w:tcW w:type="dxa" w:w="2592"/>
+            <w:shd w:fill="F4F6F8"/>
+            <w:tcMar>
+              <w:top w:w="160" w:type="dxa"/>
+              <w:start w:w="140" w:type="dxa"/>
+              <w:bottom w:w="160" w:type="dxa"/>
+              <w:end w:w="140" w:type="dxa"/>
+            </w:tcMar>
             <w:vAlign w:val="center"/>
           </w:tcPr>
           <w:p>
             <w:pPr>
+              <w:bidi/>
+              <w:spacing w:line="324" w:lineRule="auto" w:after="40"/>
               <w:jc w:val="right"/>
             </w:pPr>
-            <w:r/>
             <w:r>
               <w:rPr>
-                <w:rFonts w:ascii="Arial" w:hAnsi="Arial"/>
-                <w:b w:val="0"/>
-                <w:sz w:val="20"/>
+                <w:rFonts w:ascii="Tahoma" w:hAnsi="Tahoma"/>
+                <w:color w:val="202020"/>
+                <w:sz w:val="19"/>
+                <w:rtl/>
               </w:rPr>
               <w:t>hgb_simple_fe</w:t>
             </w:r>
@@ -2918,18 +3676,27 @@
         <w:tc>
           <w:tcPr>
             <w:tcW w:type="dxa" w:w="2592"/>
+            <w:shd w:fill="F4F6F8"/>
+            <w:tcMar>
+              <w:top w:w="160" w:type="dxa"/>
+              <w:start w:w="140" w:type="dxa"/>
+              <w:bottom w:w="160" w:type="dxa"/>
+              <w:end w:w="140" w:type="dxa"/>
+            </w:tcMar>
             <w:vAlign w:val="center"/>
           </w:tcPr>
           <w:p>
             <w:pPr>
+              <w:bidi/>
+              <w:spacing w:line="324" w:lineRule="auto" w:after="40"/>
               <w:jc w:val="right"/>
             </w:pPr>
-            <w:r/>
             <w:r>
               <w:rPr>
-                <w:rFonts w:ascii="Arial" w:hAnsi="Arial"/>
-                <w:b w:val="0"/>
-                <w:sz w:val="20"/>
+                <w:rFonts w:ascii="Tahoma" w:hAnsi="Tahoma"/>
+                <w:color w:val="202020"/>
+                <w:sz w:val="19"/>
+                <w:rtl/>
               </w:rPr>
               <w:t>1067</w:t>
             </w:r>
@@ -2938,18 +3705,27 @@
         <w:tc>
           <w:tcPr>
             <w:tcW w:type="dxa" w:w="2592"/>
+            <w:shd w:fill="F4F6F8"/>
+            <w:tcMar>
+              <w:top w:w="160" w:type="dxa"/>
+              <w:start w:w="140" w:type="dxa"/>
+              <w:bottom w:w="160" w:type="dxa"/>
+              <w:end w:w="140" w:type="dxa"/>
+            </w:tcMar>
             <w:vAlign w:val="center"/>
           </w:tcPr>
           <w:p>
             <w:pPr>
+              <w:bidi/>
+              <w:spacing w:line="324" w:lineRule="auto" w:after="40"/>
               <w:jc w:val="right"/>
             </w:pPr>
-            <w:r/>
             <w:r>
               <w:rPr>
-                <w:rFonts w:ascii="Arial" w:hAnsi="Arial"/>
-                <w:b w:val="0"/>
-                <w:sz w:val="20"/>
+                <w:rFonts w:ascii="Tahoma" w:hAnsi="Tahoma"/>
+                <w:color w:val="202020"/>
+                <w:sz w:val="19"/>
+                <w:rtl/>
               </w:rPr>
               <w:t>0.988673</w:t>
             </w:r>
@@ -2958,18 +3734,27 @@
         <w:tc>
           <w:tcPr>
             <w:tcW w:type="dxa" w:w="2592"/>
+            <w:shd w:fill="F4F6F8"/>
+            <w:tcMar>
+              <w:top w:w="160" w:type="dxa"/>
+              <w:start w:w="140" w:type="dxa"/>
+              <w:bottom w:w="160" w:type="dxa"/>
+              <w:end w:w="140" w:type="dxa"/>
+            </w:tcMar>
             <w:vAlign w:val="center"/>
           </w:tcPr>
           <w:p>
             <w:pPr>
+              <w:bidi/>
+              <w:spacing w:line="324" w:lineRule="auto" w:after="40"/>
               <w:jc w:val="right"/>
             </w:pPr>
-            <w:r/>
             <w:r>
               <w:rPr>
-                <w:rFonts w:ascii="Arial" w:hAnsi="Arial"/>
-                <w:b w:val="0"/>
-                <w:sz w:val="20"/>
+                <w:rFonts w:ascii="Tahoma" w:hAnsi="Tahoma"/>
+                <w:color w:val="202020"/>
+                <w:sz w:val="19"/>
+                <w:rtl/>
               </w:rPr>
               <w:t>0.992502</w:t>
             </w:r>
@@ -2977,32 +3762,41 @@
         </w:tc>
       </w:tr>
     </w:tbl>
-    <w:p/>
     <w:p>
       <w:pPr>
-        <w:spacing w:after="160" w:line="324" w:lineRule="auto"/>
+        <w:spacing w:after="160"/>
+      </w:pPr>
+    </w:p>
+    <w:p>
+      <w:pPr>
+        <w:bidi/>
+        <w:spacing w:before="200" w:after="160" w:line="348" w:lineRule="auto"/>
         <w:jc w:val="right"/>
       </w:pPr>
       <w:r>
         <w:rPr>
-          <w:rFonts w:ascii="Arial" w:hAnsi="Arial"/>
+          <w:rFonts w:ascii="Tahoma" w:hAnsi="Tahoma"/>
           <w:b/>
           <w:color w:val="1F4E79"/>
           <w:sz w:val="36"/>
+          <w:rtl/>
         </w:rPr>
         <w:t>9. فحص التكرارات</w:t>
       </w:r>
     </w:p>
     <w:p>
       <w:pPr>
-        <w:spacing w:after="160" w:line="324" w:lineRule="auto"/>
+        <w:bidi/>
+        <w:spacing w:before="0" w:after="160" w:line="348" w:lineRule="auto"/>
         <w:jc w:val="right"/>
       </w:pPr>
       <w:r>
         <w:rPr>
-          <w:rFonts w:ascii="Arial" w:hAnsi="Arial"/>
+          <w:rFonts w:ascii="Tahoma" w:hAnsi="Tahoma"/>
           <w:b w:val="0"/>
+          <w:color w:val="202020"/>
           <w:sz w:val="22"/>
+          <w:rtl/>
         </w:rPr>
         <w:t>وجدنا 57 صفاً متكرراً حسب الخصائص، ضمن 30 مجموعة. لم توجد مجموعات متكررة متضاربة في target، لذلك لم يكن حذف التكرارات قراراً تلقائياً.</w:t>
       </w:r>
@@ -3012,7 +3806,9 @@
         <w:tblStyle w:val="TableGrid"/>
         <w:tblW w:type="auto" w:w="0"/>
         <w:jc w:val="center"/>
+        <w:tblLayout w:type="autofit"/>
         <w:tblLook w:firstColumn="1" w:firstRow="1" w:lastColumn="0" w:lastRow="0" w:noHBand="0" w:noVBand="1" w:val="04A0"/>
+        <w:bidiVisual/>
       </w:tblPr>
       <w:tblGrid>
         <w:gridCol w:w="3456"/>
@@ -3023,20 +3819,27 @@
         <w:tc>
           <w:tcPr>
             <w:tcW w:type="dxa" w:w="3456"/>
+            <w:shd w:fill="1F4E79"/>
+            <w:tcMar>
+              <w:top w:w="170" w:type="dxa"/>
+              <w:start w:w="140" w:type="dxa"/>
+              <w:bottom w:w="170" w:type="dxa"/>
+              <w:end w:w="140" w:type="dxa"/>
+            </w:tcMar>
             <w:vAlign w:val="center"/>
-            <w:shd w:fill="1F4E79"/>
           </w:tcPr>
           <w:p>
             <w:pPr>
-              <w:jc w:val="right"/>
+              <w:bidi/>
+              <w:jc w:val="center"/>
             </w:pPr>
-            <w:r/>
             <w:r>
               <w:rPr>
-                <w:rFonts w:ascii="Arial" w:hAnsi="Arial"/>
+                <w:rFonts w:ascii="Tahoma" w:hAnsi="Tahoma"/>
                 <w:b/>
                 <w:color w:val="FFFFFF"/>
                 <w:sz w:val="20"/>
+                <w:rtl/>
               </w:rPr>
               <w:t>سياسة التكرارات</w:t>
             </w:r>
@@ -3045,20 +3848,27 @@
         <w:tc>
           <w:tcPr>
             <w:tcW w:type="dxa" w:w="3456"/>
+            <w:shd w:fill="1F4E79"/>
+            <w:tcMar>
+              <w:top w:w="170" w:type="dxa"/>
+              <w:start w:w="140" w:type="dxa"/>
+              <w:bottom w:w="170" w:type="dxa"/>
+              <w:end w:w="140" w:type="dxa"/>
+            </w:tcMar>
             <w:vAlign w:val="center"/>
-            <w:shd w:fill="1F4E79"/>
           </w:tcPr>
           <w:p>
             <w:pPr>
-              <w:jc w:val="right"/>
+              <w:bidi/>
+              <w:jc w:val="center"/>
             </w:pPr>
-            <w:r/>
             <w:r>
               <w:rPr>
-                <w:rFonts w:ascii="Arial" w:hAnsi="Arial"/>
+                <w:rFonts w:ascii="Tahoma" w:hAnsi="Tahoma"/>
                 <w:b/>
                 <w:color w:val="FFFFFF"/>
                 <w:sz w:val="20"/>
+                <w:rtl/>
               </w:rPr>
               <w:t>أفضل Macro F1</w:t>
             </w:r>
@@ -3067,22 +3877,29 @@
         <w:tc>
           <w:tcPr>
             <w:tcW w:type="dxa" w:w="3456"/>
+            <w:shd w:fill="1F4E79"/>
+            <w:tcMar>
+              <w:top w:w="170" w:type="dxa"/>
+              <w:start w:w="140" w:type="dxa"/>
+              <w:bottom w:w="170" w:type="dxa"/>
+              <w:end w:w="140" w:type="dxa"/>
+            </w:tcMar>
             <w:vAlign w:val="center"/>
-            <w:shd w:fill="1F4E79"/>
           </w:tcPr>
           <w:p>
             <w:pPr>
-              <w:jc w:val="right"/>
+              <w:bidi/>
+              <w:jc w:val="center"/>
             </w:pPr>
-            <w:r/>
             <w:r>
               <w:rPr>
-                <w:rFonts w:ascii="Arial" w:hAnsi="Arial"/>
+                <w:rFonts w:ascii="Tahoma" w:hAnsi="Tahoma"/>
                 <w:b/>
                 <w:color w:val="FFFFFF"/>
                 <w:sz w:val="20"/>
+                <w:rtl/>
               </w:rPr>
-              <w:t>عدد الصفوف بعد السياسة</w:t>
+              <w:t>عدد الصفوف</w:t>
             </w:r>
           </w:p>
         </w:tc>
@@ -3091,18 +3908,26 @@
         <w:tc>
           <w:tcPr>
             <w:tcW w:type="dxa" w:w="3456"/>
+            <w:tcMar>
+              <w:top w:w="160" w:type="dxa"/>
+              <w:start w:w="140" w:type="dxa"/>
+              <w:bottom w:w="160" w:type="dxa"/>
+              <w:end w:w="140" w:type="dxa"/>
+            </w:tcMar>
             <w:vAlign w:val="center"/>
           </w:tcPr>
           <w:p>
             <w:pPr>
+              <w:bidi/>
+              <w:spacing w:line="324" w:lineRule="auto" w:after="40"/>
               <w:jc w:val="right"/>
             </w:pPr>
-            <w:r/>
             <w:r>
               <w:rPr>
-                <w:rFonts w:ascii="Arial" w:hAnsi="Arial"/>
-                <w:b w:val="0"/>
-                <w:sz w:val="20"/>
+                <w:rFonts w:ascii="Tahoma" w:hAnsi="Tahoma"/>
+                <w:color w:val="202020"/>
+                <w:sz w:val="19"/>
+                <w:rtl/>
               </w:rPr>
               <w:t>feature_duplicates_majority_target</w:t>
             </w:r>
@@ -3111,18 +3936,26 @@
         <w:tc>
           <w:tcPr>
             <w:tcW w:type="dxa" w:w="3456"/>
+            <w:tcMar>
+              <w:top w:w="160" w:type="dxa"/>
+              <w:start w:w="140" w:type="dxa"/>
+              <w:bottom w:w="160" w:type="dxa"/>
+              <w:end w:w="140" w:type="dxa"/>
+            </w:tcMar>
             <w:vAlign w:val="center"/>
           </w:tcPr>
           <w:p>
             <w:pPr>
+              <w:bidi/>
+              <w:spacing w:line="324" w:lineRule="auto" w:after="40"/>
               <w:jc w:val="right"/>
             </w:pPr>
-            <w:r/>
             <w:r>
               <w:rPr>
-                <w:rFonts w:ascii="Arial" w:hAnsi="Arial"/>
-                <w:b w:val="0"/>
-                <w:sz w:val="20"/>
+                <w:rFonts w:ascii="Tahoma" w:hAnsi="Tahoma"/>
+                <w:color w:val="202020"/>
+                <w:sz w:val="19"/>
+                <w:rtl/>
               </w:rPr>
               <w:t>0.988314</w:t>
             </w:r>
@@ -3131,18 +3964,26 @@
         <w:tc>
           <w:tcPr>
             <w:tcW w:type="dxa" w:w="3456"/>
+            <w:tcMar>
+              <w:top w:w="160" w:type="dxa"/>
+              <w:start w:w="140" w:type="dxa"/>
+              <w:bottom w:w="160" w:type="dxa"/>
+              <w:end w:w="140" w:type="dxa"/>
+            </w:tcMar>
             <w:vAlign w:val="center"/>
           </w:tcPr>
           <w:p>
             <w:pPr>
+              <w:bidi/>
+              <w:spacing w:line="324" w:lineRule="auto" w:after="40"/>
               <w:jc w:val="right"/>
             </w:pPr>
-            <w:r/>
             <w:r>
               <w:rPr>
-                <w:rFonts w:ascii="Arial" w:hAnsi="Arial"/>
-                <w:b w:val="0"/>
-                <w:sz w:val="20"/>
+                <w:rFonts w:ascii="Tahoma" w:hAnsi="Tahoma"/>
+                <w:color w:val="202020"/>
+                <w:sz w:val="19"/>
+                <w:rtl/>
               </w:rPr>
               <w:t>3143</w:t>
             </w:r>
@@ -3153,18 +3994,27 @@
         <w:tc>
           <w:tcPr>
             <w:tcW w:type="dxa" w:w="3456"/>
+            <w:shd w:fill="F4F6F8"/>
+            <w:tcMar>
+              <w:top w:w="160" w:type="dxa"/>
+              <w:start w:w="140" w:type="dxa"/>
+              <w:bottom w:w="160" w:type="dxa"/>
+              <w:end w:w="140" w:type="dxa"/>
+            </w:tcMar>
             <w:vAlign w:val="center"/>
           </w:tcPr>
           <w:p>
             <w:pPr>
+              <w:bidi/>
+              <w:spacing w:line="324" w:lineRule="auto" w:after="40"/>
               <w:jc w:val="right"/>
             </w:pPr>
-            <w:r/>
             <w:r>
               <w:rPr>
-                <w:rFonts w:ascii="Arial" w:hAnsi="Arial"/>
-                <w:b w:val="0"/>
-                <w:sz w:val="20"/>
+                <w:rFonts w:ascii="Tahoma" w:hAnsi="Tahoma"/>
+                <w:color w:val="202020"/>
+                <w:sz w:val="19"/>
+                <w:rtl/>
               </w:rPr>
               <w:t>keep_all_rows</w:t>
             </w:r>
@@ -3173,18 +4023,27 @@
         <w:tc>
           <w:tcPr>
             <w:tcW w:type="dxa" w:w="3456"/>
+            <w:shd w:fill="F4F6F8"/>
+            <w:tcMar>
+              <w:top w:w="160" w:type="dxa"/>
+              <w:start w:w="140" w:type="dxa"/>
+              <w:bottom w:w="160" w:type="dxa"/>
+              <w:end w:w="140" w:type="dxa"/>
+            </w:tcMar>
             <w:vAlign w:val="center"/>
           </w:tcPr>
           <w:p>
             <w:pPr>
+              <w:bidi/>
+              <w:spacing w:line="324" w:lineRule="auto" w:after="40"/>
               <w:jc w:val="right"/>
             </w:pPr>
-            <w:r/>
             <w:r>
               <w:rPr>
-                <w:rFonts w:ascii="Arial" w:hAnsi="Arial"/>
-                <w:b w:val="0"/>
-                <w:sz w:val="20"/>
+                <w:rFonts w:ascii="Tahoma" w:hAnsi="Tahoma"/>
+                <w:color w:val="202020"/>
+                <w:sz w:val="19"/>
+                <w:rtl/>
               </w:rPr>
               <w:t>0.988148</w:t>
             </w:r>
@@ -3193,18 +4052,27 @@
         <w:tc>
           <w:tcPr>
             <w:tcW w:type="dxa" w:w="3456"/>
+            <w:shd w:fill="F4F6F8"/>
+            <w:tcMar>
+              <w:top w:w="160" w:type="dxa"/>
+              <w:start w:w="140" w:type="dxa"/>
+              <w:bottom w:w="160" w:type="dxa"/>
+              <w:end w:w="140" w:type="dxa"/>
+            </w:tcMar>
             <w:vAlign w:val="center"/>
           </w:tcPr>
           <w:p>
             <w:pPr>
+              <w:bidi/>
+              <w:spacing w:line="324" w:lineRule="auto" w:after="40"/>
               <w:jc w:val="right"/>
             </w:pPr>
-            <w:r/>
             <w:r>
               <w:rPr>
-                <w:rFonts w:ascii="Arial" w:hAnsi="Arial"/>
-                <w:b w:val="0"/>
-                <w:sz w:val="20"/>
+                <w:rFonts w:ascii="Tahoma" w:hAnsi="Tahoma"/>
+                <w:color w:val="202020"/>
+                <w:sz w:val="19"/>
+                <w:rtl/>
               </w:rPr>
               <w:t>3200</w:t>
             </w:r>
@@ -3215,18 +4083,26 @@
         <w:tc>
           <w:tcPr>
             <w:tcW w:type="dxa" w:w="3456"/>
+            <w:tcMar>
+              <w:top w:w="160" w:type="dxa"/>
+              <w:start w:w="140" w:type="dxa"/>
+              <w:bottom w:w="160" w:type="dxa"/>
+              <w:end w:w="140" w:type="dxa"/>
+            </w:tcMar>
             <w:vAlign w:val="center"/>
           </w:tcPr>
           <w:p>
             <w:pPr>
+              <w:bidi/>
+              <w:spacing w:line="324" w:lineRule="auto" w:after="40"/>
               <w:jc w:val="right"/>
             </w:pPr>
-            <w:r/>
             <w:r>
               <w:rPr>
-                <w:rFonts w:ascii="Arial" w:hAnsi="Arial"/>
-                <w:b w:val="0"/>
-                <w:sz w:val="20"/>
+                <w:rFonts w:ascii="Tahoma" w:hAnsi="Tahoma"/>
+                <w:color w:val="202020"/>
+                <w:sz w:val="19"/>
+                <w:rtl/>
               </w:rPr>
               <w:t>drop_feature_duplicates_keep_first</w:t>
             </w:r>
@@ -3235,18 +4111,26 @@
         <w:tc>
           <w:tcPr>
             <w:tcW w:type="dxa" w:w="3456"/>
+            <w:tcMar>
+              <w:top w:w="160" w:type="dxa"/>
+              <w:start w:w="140" w:type="dxa"/>
+              <w:bottom w:w="160" w:type="dxa"/>
+              <w:end w:w="140" w:type="dxa"/>
+            </w:tcMar>
             <w:vAlign w:val="center"/>
           </w:tcPr>
           <w:p>
             <w:pPr>
+              <w:bidi/>
+              <w:spacing w:line="324" w:lineRule="auto" w:after="40"/>
               <w:jc w:val="right"/>
             </w:pPr>
-            <w:r/>
             <w:r>
               <w:rPr>
-                <w:rFonts w:ascii="Arial" w:hAnsi="Arial"/>
-                <w:b w:val="0"/>
-                <w:sz w:val="20"/>
+                <w:rFonts w:ascii="Tahoma" w:hAnsi="Tahoma"/>
+                <w:color w:val="202020"/>
+                <w:sz w:val="19"/>
+                <w:rtl/>
               </w:rPr>
               <w:t>0.984652</w:t>
             </w:r>
@@ -3255,18 +4139,26 @@
         <w:tc>
           <w:tcPr>
             <w:tcW w:type="dxa" w:w="3456"/>
+            <w:tcMar>
+              <w:top w:w="160" w:type="dxa"/>
+              <w:start w:w="140" w:type="dxa"/>
+              <w:bottom w:w="160" w:type="dxa"/>
+              <w:end w:w="140" w:type="dxa"/>
+            </w:tcMar>
             <w:vAlign w:val="center"/>
           </w:tcPr>
           <w:p>
             <w:pPr>
+              <w:bidi/>
+              <w:spacing w:line="324" w:lineRule="auto" w:after="40"/>
               <w:jc w:val="right"/>
             </w:pPr>
-            <w:r/>
             <w:r>
               <w:rPr>
-                <w:rFonts w:ascii="Arial" w:hAnsi="Arial"/>
-                <w:b w:val="0"/>
-                <w:sz w:val="20"/>
+                <w:rFonts w:ascii="Tahoma" w:hAnsi="Tahoma"/>
+                <w:color w:val="202020"/>
+                <w:sz w:val="19"/>
+                <w:rtl/>
               </w:rPr>
               <w:t>3143</w:t>
             </w:r>
@@ -3277,18 +4169,27 @@
         <w:tc>
           <w:tcPr>
             <w:tcW w:type="dxa" w:w="3456"/>
+            <w:shd w:fill="F4F6F8"/>
+            <w:tcMar>
+              <w:top w:w="160" w:type="dxa"/>
+              <w:start w:w="140" w:type="dxa"/>
+              <w:bottom w:w="160" w:type="dxa"/>
+              <w:end w:w="140" w:type="dxa"/>
+            </w:tcMar>
             <w:vAlign w:val="center"/>
           </w:tcPr>
           <w:p>
             <w:pPr>
+              <w:bidi/>
+              <w:spacing w:line="324" w:lineRule="auto" w:after="40"/>
               <w:jc w:val="right"/>
             </w:pPr>
-            <w:r/>
             <w:r>
               <w:rPr>
-                <w:rFonts w:ascii="Arial" w:hAnsi="Arial"/>
-                <w:b w:val="0"/>
-                <w:sz w:val="20"/>
+                <w:rFonts w:ascii="Tahoma" w:hAnsi="Tahoma"/>
+                <w:color w:val="202020"/>
+                <w:sz w:val="19"/>
+                <w:rtl/>
               </w:rPr>
               <w:t>drop_exact_feature_target_duplicates_keep_first</w:t>
             </w:r>
@@ -3297,18 +4198,27 @@
         <w:tc>
           <w:tcPr>
             <w:tcW w:type="dxa" w:w="3456"/>
+            <w:shd w:fill="F4F6F8"/>
+            <w:tcMar>
+              <w:top w:w="160" w:type="dxa"/>
+              <w:start w:w="140" w:type="dxa"/>
+              <w:bottom w:w="160" w:type="dxa"/>
+              <w:end w:w="140" w:type="dxa"/>
+            </w:tcMar>
             <w:vAlign w:val="center"/>
           </w:tcPr>
           <w:p>
             <w:pPr>
+              <w:bidi/>
+              <w:spacing w:line="324" w:lineRule="auto" w:after="40"/>
               <w:jc w:val="right"/>
             </w:pPr>
-            <w:r/>
             <w:r>
               <w:rPr>
-                <w:rFonts w:ascii="Arial" w:hAnsi="Arial"/>
-                <w:b w:val="0"/>
-                <w:sz w:val="20"/>
+                <w:rFonts w:ascii="Tahoma" w:hAnsi="Tahoma"/>
+                <w:color w:val="202020"/>
+                <w:sz w:val="19"/>
+                <w:rtl/>
               </w:rPr>
               <w:t>0.984652</w:t>
             </w:r>
@@ -3317,18 +4227,27 @@
         <w:tc>
           <w:tcPr>
             <w:tcW w:type="dxa" w:w="3456"/>
+            <w:shd w:fill="F4F6F8"/>
+            <w:tcMar>
+              <w:top w:w="160" w:type="dxa"/>
+              <w:start w:w="140" w:type="dxa"/>
+              <w:bottom w:w="160" w:type="dxa"/>
+              <w:end w:w="140" w:type="dxa"/>
+            </w:tcMar>
             <w:vAlign w:val="center"/>
           </w:tcPr>
           <w:p>
             <w:pPr>
+              <w:bidi/>
+              <w:spacing w:line="324" w:lineRule="auto" w:after="40"/>
               <w:jc w:val="right"/>
             </w:pPr>
-            <w:r/>
             <w:r>
               <w:rPr>
-                <w:rFonts w:ascii="Arial" w:hAnsi="Arial"/>
-                <w:b w:val="0"/>
-                <w:sz w:val="20"/>
+                <w:rFonts w:ascii="Tahoma" w:hAnsi="Tahoma"/>
+                <w:color w:val="202020"/>
+                <w:sz w:val="19"/>
+                <w:rtl/>
               </w:rPr>
               <w:t>3143</w:t>
             </w:r>
@@ -3336,34 +4255,53 @@
         </w:tc>
       </w:tr>
     </w:tbl>
-    <w:p/>
     <w:p>
       <w:pPr>
-        <w:spacing w:after="160" w:line="324" w:lineRule="auto"/>
+        <w:spacing w:after="160"/>
+      </w:pPr>
+    </w:p>
+    <w:p>
+      <w:pPr>
+        <w:sectPr>
+          <w:pgSz w:w="12240" w:h="15840"/>
+          <w:pgMar w:top="936" w:right="936" w:bottom="936" w:left="936" w:header="720" w:footer="720" w:gutter="0"/>
+          <w:cols w:space="720"/>
+          <w:docGrid w:linePitch="360"/>
+        </w:sectPr>
+      </w:pPr>
+    </w:p>
+    <w:p>
+      <w:pPr>
+        <w:bidi/>
+        <w:spacing w:before="200" w:after="160" w:line="348" w:lineRule="auto"/>
         <w:jc w:val="right"/>
       </w:pPr>
       <w:r>
         <w:rPr>
-          <w:rFonts w:ascii="Arial" w:hAnsi="Arial"/>
+          <w:rFonts w:ascii="Tahoma" w:hAnsi="Tahoma"/>
           <w:b/>
           <w:color w:val="1F4E79"/>
           <w:sz w:val="36"/>
+          <w:rtl/>
         </w:rPr>
         <w:t>10. فحص أوزان الـ Ensemble</w:t>
       </w:r>
     </w:p>
     <w:p>
       <w:pPr>
-        <w:spacing w:after="160" w:line="324" w:lineRule="auto"/>
+        <w:bidi/>
+        <w:spacing w:before="0" w:after="160" w:line="348" w:lineRule="auto"/>
         <w:jc w:val="right"/>
       </w:pPr>
       <w:r>
         <w:rPr>
-          <w:rFonts w:ascii="Arial" w:hAnsi="Arial"/>
+          <w:rFonts w:ascii="Tahoma" w:hAnsi="Tahoma"/>
           <w:b w:val="0"/>
+          <w:color w:val="202020"/>
           <w:sz w:val="22"/>
+          <w:rtl/>
         </w:rPr>
-        <w:t>استخدمنا holdout blending audit وnested greedy audit لتقليل خطر اختيار أوزان تبدو قوية فقط لأنها اختيرت وقيمت على نفس OOF rows.</w:t>
+        <w:t>أضفنا holdout blending audit وnested greedy audit حتى لا نختار أوزان ensemble بناء على نفس OOF rows ثم نقيم عليها مباشرة. هذا يساعدنا على معرفة هل التحسن حقيقي أم متفائل.</w:t>
       </w:r>
     </w:p>
     <w:tbl>
@@ -3371,7 +4309,9 @@
         <w:tblStyle w:val="TableGrid"/>
         <w:tblW w:type="auto" w:w="0"/>
         <w:jc w:val="center"/>
+        <w:tblLayout w:type="autofit"/>
         <w:tblLook w:firstColumn="1" w:firstRow="1" w:lastColumn="0" w:lastRow="0" w:noHBand="0" w:noVBand="1" w:val="04A0"/>
+        <w:bidiVisual/>
       </w:tblPr>
       <w:tblGrid>
         <w:gridCol w:w="5184"/>
@@ -3381,42 +4321,56 @@
         <w:tc>
           <w:tcPr>
             <w:tcW w:type="dxa" w:w="5184"/>
+            <w:shd w:fill="1F4E79"/>
+            <w:tcMar>
+              <w:top w:w="170" w:type="dxa"/>
+              <w:start w:w="140" w:type="dxa"/>
+              <w:bottom w:w="170" w:type="dxa"/>
+              <w:end w:w="140" w:type="dxa"/>
+            </w:tcMar>
             <w:vAlign w:val="center"/>
-            <w:shd w:fill="1F4E79"/>
           </w:tcPr>
           <w:p>
             <w:pPr>
-              <w:jc w:val="right"/>
+              <w:bidi/>
+              <w:jc w:val="center"/>
             </w:pPr>
-            <w:r/>
             <w:r>
               <w:rPr>
-                <w:rFonts w:ascii="Arial" w:hAnsi="Arial"/>
+                <w:rFonts w:ascii="Tahoma" w:hAnsi="Tahoma"/>
                 <w:b/>
                 <w:color w:val="FFFFFF"/>
                 <w:sz w:val="20"/>
+                <w:rtl/>
               </w:rPr>
-              <w:t>الفحص</w:t>
+              <w:t>البند</w:t>
             </w:r>
           </w:p>
         </w:tc>
         <w:tc>
           <w:tcPr>
             <w:tcW w:type="dxa" w:w="5184"/>
+            <w:shd w:fill="1F4E79"/>
+            <w:tcMar>
+              <w:top w:w="170" w:type="dxa"/>
+              <w:start w:w="140" w:type="dxa"/>
+              <w:bottom w:w="170" w:type="dxa"/>
+              <w:end w:w="140" w:type="dxa"/>
+            </w:tcMar>
             <w:vAlign w:val="center"/>
-            <w:shd w:fill="1F4E79"/>
           </w:tcPr>
           <w:p>
             <w:pPr>
-              <w:jc w:val="right"/>
+              <w:bidi/>
+              <w:jc w:val="center"/>
             </w:pPr>
-            <w:r/>
             <w:r>
               <w:rPr>
-                <w:rFonts w:ascii="Arial" w:hAnsi="Arial"/>
+                <w:rFonts w:ascii="Tahoma" w:hAnsi="Tahoma"/>
                 <w:b/>
                 <w:color w:val="FFFFFF"/>
                 <w:sz w:val="20"/>
+                <w:rtl/>
               </w:rPr>
               <w:t>القيمة</w:t>
             </w:r>
@@ -3427,18 +4381,26 @@
         <w:tc>
           <w:tcPr>
             <w:tcW w:type="dxa" w:w="5184"/>
+            <w:tcMar>
+              <w:top w:w="160" w:type="dxa"/>
+              <w:start w:w="140" w:type="dxa"/>
+              <w:bottom w:w="160" w:type="dxa"/>
+              <w:end w:w="140" w:type="dxa"/>
+            </w:tcMar>
             <w:vAlign w:val="center"/>
           </w:tcPr>
           <w:p>
             <w:pPr>
+              <w:bidi/>
+              <w:spacing w:line="324" w:lineRule="auto" w:after="40"/>
               <w:jc w:val="right"/>
             </w:pPr>
-            <w:r/>
             <w:r>
               <w:rPr>
-                <w:rFonts w:ascii="Arial" w:hAnsi="Arial"/>
-                <w:b w:val="0"/>
-                <w:sz w:val="20"/>
+                <w:rFonts w:ascii="Tahoma" w:hAnsi="Tahoma"/>
+                <w:color w:val="202020"/>
+                <w:sz w:val="19"/>
+                <w:rtl/>
               </w:rPr>
               <w:t>استراتيجية الأوزان النهائية</w:t>
             </w:r>
@@ -3447,18 +4409,26 @@
         <w:tc>
           <w:tcPr>
             <w:tcW w:type="dxa" w:w="5184"/>
+            <w:tcMar>
+              <w:top w:w="160" w:type="dxa"/>
+              <w:start w:w="140" w:type="dxa"/>
+              <w:bottom w:w="160" w:type="dxa"/>
+              <w:end w:w="140" w:type="dxa"/>
+            </w:tcMar>
             <w:vAlign w:val="center"/>
           </w:tcPr>
           <w:p>
             <w:pPr>
+              <w:bidi/>
+              <w:spacing w:line="324" w:lineRule="auto" w:after="40"/>
               <w:jc w:val="right"/>
             </w:pPr>
-            <w:r/>
             <w:r>
               <w:rPr>
-                <w:rFonts w:ascii="Arial" w:hAnsi="Arial"/>
-                <w:b w:val="0"/>
-                <w:sz w:val="20"/>
+                <w:rFonts w:ascii="Tahoma" w:hAnsi="Tahoma"/>
+                <w:color w:val="202020"/>
+                <w:sz w:val="19"/>
+                <w:rtl/>
               </w:rPr>
               <w:t>stable_holdout_average</w:t>
             </w:r>
@@ -3469,18 +4439,27 @@
         <w:tc>
           <w:tcPr>
             <w:tcW w:type="dxa" w:w="5184"/>
+            <w:shd w:fill="F4F6F8"/>
+            <w:tcMar>
+              <w:top w:w="160" w:type="dxa"/>
+              <w:start w:w="140" w:type="dxa"/>
+              <w:bottom w:w="160" w:type="dxa"/>
+              <w:end w:w="140" w:type="dxa"/>
+            </w:tcMar>
             <w:vAlign w:val="center"/>
           </w:tcPr>
           <w:p>
             <w:pPr>
+              <w:bidi/>
+              <w:spacing w:line="324" w:lineRule="auto" w:after="40"/>
               <w:jc w:val="right"/>
             </w:pPr>
-            <w:r/>
             <w:r>
               <w:rPr>
-                <w:rFonts w:ascii="Arial" w:hAnsi="Arial"/>
-                <w:b w:val="0"/>
-                <w:sz w:val="20"/>
+                <w:rFonts w:ascii="Tahoma" w:hAnsi="Tahoma"/>
+                <w:color w:val="202020"/>
+                <w:sz w:val="19"/>
+                <w:rtl/>
               </w:rPr>
               <w:t>OOF Macro F1 النهائي</w:t>
             </w:r>
@@ -3489,18 +4468,27 @@
         <w:tc>
           <w:tcPr>
             <w:tcW w:type="dxa" w:w="5184"/>
+            <w:shd w:fill="F4F6F8"/>
+            <w:tcMar>
+              <w:top w:w="160" w:type="dxa"/>
+              <w:start w:w="140" w:type="dxa"/>
+              <w:bottom w:w="160" w:type="dxa"/>
+              <w:end w:w="140" w:type="dxa"/>
+            </w:tcMar>
             <w:vAlign w:val="center"/>
           </w:tcPr>
           <w:p>
             <w:pPr>
+              <w:bidi/>
+              <w:spacing w:line="324" w:lineRule="auto" w:after="40"/>
               <w:jc w:val="right"/>
             </w:pPr>
-            <w:r/>
             <w:r>
               <w:rPr>
-                <w:rFonts w:ascii="Arial" w:hAnsi="Arial"/>
-                <w:b w:val="0"/>
-                <w:sz w:val="20"/>
+                <w:rFonts w:ascii="Tahoma" w:hAnsi="Tahoma"/>
+                <w:color w:val="202020"/>
+                <w:sz w:val="19"/>
+                <w:rtl/>
               </w:rPr>
               <w:t>0.991702</w:t>
             </w:r>
@@ -3511,18 +4499,26 @@
         <w:tc>
           <w:tcPr>
             <w:tcW w:type="dxa" w:w="5184"/>
+            <w:tcMar>
+              <w:top w:w="160" w:type="dxa"/>
+              <w:start w:w="140" w:type="dxa"/>
+              <w:bottom w:w="160" w:type="dxa"/>
+              <w:end w:w="140" w:type="dxa"/>
+            </w:tcMar>
             <w:vAlign w:val="center"/>
           </w:tcPr>
           <w:p>
             <w:pPr>
+              <w:bidi/>
+              <w:spacing w:line="324" w:lineRule="auto" w:after="40"/>
               <w:jc w:val="right"/>
             </w:pPr>
-            <w:r/>
             <w:r>
               <w:rPr>
-                <w:rFonts w:ascii="Arial" w:hAnsi="Arial"/>
-                <w:b w:val="0"/>
-                <w:sz w:val="20"/>
+                <w:rFonts w:ascii="Tahoma" w:hAnsi="Tahoma"/>
+                <w:color w:val="202020"/>
+                <w:sz w:val="19"/>
+                <w:rtl/>
               </w:rPr>
               <w:t>OOF Accuracy النهائي</w:t>
             </w:r>
@@ -3531,18 +4527,26 @@
         <w:tc>
           <w:tcPr>
             <w:tcW w:type="dxa" w:w="5184"/>
+            <w:tcMar>
+              <w:top w:w="160" w:type="dxa"/>
+              <w:start w:w="140" w:type="dxa"/>
+              <w:bottom w:w="160" w:type="dxa"/>
+              <w:end w:w="140" w:type="dxa"/>
+            </w:tcMar>
             <w:vAlign w:val="center"/>
           </w:tcPr>
           <w:p>
             <w:pPr>
+              <w:bidi/>
+              <w:spacing w:line="324" w:lineRule="auto" w:after="40"/>
               <w:jc w:val="right"/>
             </w:pPr>
-            <w:r/>
             <w:r>
               <w:rPr>
-                <w:rFonts w:ascii="Arial" w:hAnsi="Arial"/>
-                <w:b w:val="0"/>
-                <w:sz w:val="20"/>
+                <w:rFonts w:ascii="Tahoma" w:hAnsi="Tahoma"/>
+                <w:color w:val="202020"/>
+                <w:sz w:val="19"/>
+                <w:rtl/>
               </w:rPr>
               <w:t>0.997812</w:t>
             </w:r>
@@ -3553,18 +4557,27 @@
         <w:tc>
           <w:tcPr>
             <w:tcW w:type="dxa" w:w="5184"/>
+            <w:shd w:fill="F4F6F8"/>
+            <w:tcMar>
+              <w:top w:w="160" w:type="dxa"/>
+              <w:start w:w="140" w:type="dxa"/>
+              <w:bottom w:w="160" w:type="dxa"/>
+              <w:end w:w="140" w:type="dxa"/>
+            </w:tcMar>
             <w:vAlign w:val="center"/>
           </w:tcPr>
           <w:p>
             <w:pPr>
+              <w:bidi/>
+              <w:spacing w:line="324" w:lineRule="auto" w:after="40"/>
               <w:jc w:val="right"/>
             </w:pPr>
-            <w:r/>
             <w:r>
               <w:rPr>
-                <w:rFonts w:ascii="Arial" w:hAnsi="Arial"/>
-                <w:b w:val="0"/>
-                <w:sz w:val="20"/>
+                <w:rFonts w:ascii="Tahoma" w:hAnsi="Tahoma"/>
+                <w:color w:val="202020"/>
+                <w:sz w:val="19"/>
+                <w:rtl/>
               </w:rPr>
               <w:t>Reference candidate Macro F1</w:t>
             </w:r>
@@ -3573,18 +4586,27 @@
         <w:tc>
           <w:tcPr>
             <w:tcW w:type="dxa" w:w="5184"/>
+            <w:shd w:fill="F4F6F8"/>
+            <w:tcMar>
+              <w:top w:w="160" w:type="dxa"/>
+              <w:start w:w="140" w:type="dxa"/>
+              <w:bottom w:w="160" w:type="dxa"/>
+              <w:end w:w="140" w:type="dxa"/>
+            </w:tcMar>
             <w:vAlign w:val="center"/>
           </w:tcPr>
           <w:p>
             <w:pPr>
+              <w:bidi/>
+              <w:spacing w:line="324" w:lineRule="auto" w:after="40"/>
               <w:jc w:val="right"/>
             </w:pPr>
-            <w:r/>
             <w:r>
               <w:rPr>
-                <w:rFonts w:ascii="Arial" w:hAnsi="Arial"/>
-                <w:b w:val="0"/>
-                <w:sz w:val="20"/>
+                <w:rFonts w:ascii="Tahoma" w:hAnsi="Tahoma"/>
+                <w:color w:val="202020"/>
+                <w:sz w:val="19"/>
+                <w:rtl/>
               </w:rPr>
               <w:t>0.990788</w:t>
             </w:r>
@@ -3595,18 +4617,26 @@
         <w:tc>
           <w:tcPr>
             <w:tcW w:type="dxa" w:w="5184"/>
+            <w:tcMar>
+              <w:top w:w="160" w:type="dxa"/>
+              <w:start w:w="140" w:type="dxa"/>
+              <w:bottom w:w="160" w:type="dxa"/>
+              <w:end w:w="140" w:type="dxa"/>
+            </w:tcMar>
             <w:vAlign w:val="center"/>
           </w:tcPr>
           <w:p>
             <w:pPr>
+              <w:bidi/>
+              <w:spacing w:line="324" w:lineRule="auto" w:after="40"/>
               <w:jc w:val="right"/>
             </w:pPr>
-            <w:r/>
             <w:r>
               <w:rPr>
-                <w:rFonts w:ascii="Arial" w:hAnsi="Arial"/>
-                <w:b w:val="0"/>
-                <w:sz w:val="20"/>
+                <w:rFonts w:ascii="Tahoma" w:hAnsi="Tahoma"/>
+                <w:color w:val="202020"/>
+                <w:sz w:val="19"/>
+                <w:rtl/>
               </w:rPr>
               <w:t>Nested greedy Macro F1</w:t>
             </w:r>
@@ -3615,18 +4645,26 @@
         <w:tc>
           <w:tcPr>
             <w:tcW w:type="dxa" w:w="5184"/>
+            <w:tcMar>
+              <w:top w:w="160" w:type="dxa"/>
+              <w:start w:w="140" w:type="dxa"/>
+              <w:bottom w:w="160" w:type="dxa"/>
+              <w:end w:w="140" w:type="dxa"/>
+            </w:tcMar>
             <w:vAlign w:val="center"/>
           </w:tcPr>
           <w:p>
             <w:pPr>
+              <w:bidi/>
+              <w:spacing w:line="324" w:lineRule="auto" w:after="40"/>
               <w:jc w:val="right"/>
             </w:pPr>
-            <w:r/>
             <w:r>
               <w:rPr>
-                <w:rFonts w:ascii="Arial" w:hAnsi="Arial"/>
-                <w:b w:val="0"/>
-                <w:sz w:val="20"/>
+                <w:rFonts w:ascii="Tahoma" w:hAnsi="Tahoma"/>
+                <w:color w:val="202020"/>
+                <w:sz w:val="19"/>
+                <w:rtl/>
               </w:rPr>
               <w:t>0.989946</w:t>
             </w:r>
@@ -3634,34 +4672,43 @@
         </w:tc>
       </w:tr>
     </w:tbl>
-    <w:p/>
     <w:p>
       <w:pPr>
-        <w:spacing w:after="160" w:line="324" w:lineRule="auto"/>
+        <w:spacing w:after="160"/>
+      </w:pPr>
+    </w:p>
+    <w:p>
+      <w:pPr>
+        <w:bidi/>
+        <w:spacing w:before="200" w:after="160" w:line="348" w:lineRule="auto"/>
         <w:jc w:val="right"/>
       </w:pPr>
       <w:r>
         <w:rPr>
-          <w:rFonts w:ascii="Arial" w:hAnsi="Arial"/>
+          <w:rFonts w:ascii="Tahoma" w:hAnsi="Tahoma"/>
           <w:b/>
           <w:color w:val="1F4E79"/>
           <w:sz w:val="36"/>
+          <w:rtl/>
         </w:rPr>
         <w:t>11. جدول المقارنة النهائي</w:t>
       </w:r>
     </w:p>
     <w:p>
       <w:pPr>
-        <w:spacing w:after="160" w:line="324" w:lineRule="auto"/>
+        <w:bidi/>
+        <w:spacing w:before="0" w:after="160" w:line="348" w:lineRule="auto"/>
         <w:jc w:val="right"/>
       </w:pPr>
       <w:r>
         <w:rPr>
-          <w:rFonts w:ascii="Arial" w:hAnsi="Arial"/>
+          <w:rFonts w:ascii="Tahoma" w:hAnsi="Tahoma"/>
           <w:b w:val="0"/>
+          <w:color w:val="202020"/>
           <w:sz w:val="22"/>
+          <w:rtl/>
         </w:rPr>
-        <w:t>الجدول التالي يجمع النماذج والتجارب التشخيصية والمرشحات في مكان واحد. استخدمناه لتوثيق لماذا اخترنا السياسة النهائية، ولماذا لم نعتمد فقط على أعلى رقم OOF متفائل.</w:t>
+        <w:t>جدول المقارنة يجمع النماذج والتجارب التشخيصية والمرشحات في مكان واحد. استخدمناه لتوثيق سبب اختيار السياسة النهائية وعدم الاعتماد فقط على أعلى رقم داخلي.</w:t>
       </w:r>
     </w:p>
     <w:tbl>
@@ -3669,7 +4716,9 @@
         <w:tblStyle w:val="TableGrid"/>
         <w:tblW w:type="auto" w:w="0"/>
         <w:jc w:val="center"/>
+        <w:tblLayout w:type="autofit"/>
         <w:tblLook w:firstColumn="1" w:firstRow="1" w:lastColumn="0" w:lastRow="0" w:noHBand="0" w:noVBand="1" w:val="04A0"/>
+        <w:bidiVisual/>
       </w:tblPr>
       <w:tblGrid>
         <w:gridCol w:w="2074"/>
@@ -3682,20 +4731,27 @@
         <w:tc>
           <w:tcPr>
             <w:tcW w:type="dxa" w:w="2074"/>
+            <w:shd w:fill="1F4E79"/>
+            <w:tcMar>
+              <w:top w:w="170" w:type="dxa"/>
+              <w:start w:w="140" w:type="dxa"/>
+              <w:bottom w:w="170" w:type="dxa"/>
+              <w:end w:w="140" w:type="dxa"/>
+            </w:tcMar>
             <w:vAlign w:val="center"/>
-            <w:shd w:fill="1F4E79"/>
           </w:tcPr>
           <w:p>
             <w:pPr>
-              <w:jc w:val="right"/>
+              <w:bidi/>
+              <w:jc w:val="center"/>
             </w:pPr>
-            <w:r/>
             <w:r>
               <w:rPr>
-                <w:rFonts w:ascii="Arial" w:hAnsi="Arial"/>
+                <w:rFonts w:ascii="Tahoma" w:hAnsi="Tahoma"/>
                 <w:b/>
                 <w:color w:val="FFFFFF"/>
                 <w:sz w:val="20"/>
+                <w:rtl/>
               </w:rPr>
               <w:t>التجربة</w:t>
             </w:r>
@@ -3704,20 +4760,27 @@
         <w:tc>
           <w:tcPr>
             <w:tcW w:type="dxa" w:w="2074"/>
+            <w:shd w:fill="1F4E79"/>
+            <w:tcMar>
+              <w:top w:w="170" w:type="dxa"/>
+              <w:start w:w="140" w:type="dxa"/>
+              <w:bottom w:w="170" w:type="dxa"/>
+              <w:end w:w="140" w:type="dxa"/>
+            </w:tcMar>
             <w:vAlign w:val="center"/>
-            <w:shd w:fill="1F4E79"/>
           </w:tcPr>
           <w:p>
             <w:pPr>
-              <w:jc w:val="right"/>
+              <w:bidi/>
+              <w:jc w:val="center"/>
             </w:pPr>
-            <w:r/>
             <w:r>
               <w:rPr>
-                <w:rFonts w:ascii="Arial" w:hAnsi="Arial"/>
+                <w:rFonts w:ascii="Tahoma" w:hAnsi="Tahoma"/>
                 <w:b/>
                 <w:color w:val="FFFFFF"/>
                 <w:sz w:val="20"/>
+                <w:rtl/>
               </w:rPr>
               <w:t>النوع</w:t>
             </w:r>
@@ -3726,20 +4789,27 @@
         <w:tc>
           <w:tcPr>
             <w:tcW w:type="dxa" w:w="2074"/>
+            <w:shd w:fill="1F4E79"/>
+            <w:tcMar>
+              <w:top w:w="170" w:type="dxa"/>
+              <w:start w:w="140" w:type="dxa"/>
+              <w:bottom w:w="170" w:type="dxa"/>
+              <w:end w:w="140" w:type="dxa"/>
+            </w:tcMar>
             <w:vAlign w:val="center"/>
-            <w:shd w:fill="1F4E79"/>
           </w:tcPr>
           <w:p>
             <w:pPr>
-              <w:jc w:val="right"/>
+              <w:bidi/>
+              <w:jc w:val="center"/>
             </w:pPr>
-            <w:r/>
             <w:r>
               <w:rPr>
-                <w:rFonts w:ascii="Arial" w:hAnsi="Arial"/>
+                <w:rFonts w:ascii="Tahoma" w:hAnsi="Tahoma"/>
                 <w:b/>
                 <w:color w:val="FFFFFF"/>
                 <w:sz w:val="20"/>
+                <w:rtl/>
               </w:rPr>
               <w:t>Macro F1</w:t>
             </w:r>
@@ -3748,20 +4818,27 @@
         <w:tc>
           <w:tcPr>
             <w:tcW w:type="dxa" w:w="2074"/>
+            <w:shd w:fill="1F4E79"/>
+            <w:tcMar>
+              <w:top w:w="170" w:type="dxa"/>
+              <w:start w:w="140" w:type="dxa"/>
+              <w:bottom w:w="170" w:type="dxa"/>
+              <w:end w:w="140" w:type="dxa"/>
+            </w:tcMar>
             <w:vAlign w:val="center"/>
-            <w:shd w:fill="1F4E79"/>
           </w:tcPr>
           <w:p>
             <w:pPr>
-              <w:jc w:val="right"/>
+              <w:bidi/>
+              <w:jc w:val="center"/>
             </w:pPr>
-            <w:r/>
             <w:r>
               <w:rPr>
-                <w:rFonts w:ascii="Arial" w:hAnsi="Arial"/>
+                <w:rFonts w:ascii="Tahoma" w:hAnsi="Tahoma"/>
                 <w:b/>
                 <w:color w:val="FFFFFF"/>
                 <w:sz w:val="20"/>
+                <w:rtl/>
               </w:rPr>
               <w:t>Accuracy</w:t>
             </w:r>
@@ -3770,20 +4847,27 @@
         <w:tc>
           <w:tcPr>
             <w:tcW w:type="dxa" w:w="2074"/>
+            <w:shd w:fill="1F4E79"/>
+            <w:tcMar>
+              <w:top w:w="170" w:type="dxa"/>
+              <w:start w:w="140" w:type="dxa"/>
+              <w:bottom w:w="170" w:type="dxa"/>
+              <w:end w:w="140" w:type="dxa"/>
+            </w:tcMar>
             <w:vAlign w:val="center"/>
-            <w:shd w:fill="1F4E79"/>
           </w:tcPr>
           <w:p>
             <w:pPr>
-              <w:jc w:val="right"/>
+              <w:bidi/>
+              <w:jc w:val="center"/>
             </w:pPr>
-            <w:r/>
             <w:r>
               <w:rPr>
-                <w:rFonts w:ascii="Arial" w:hAnsi="Arial"/>
+                <w:rFonts w:ascii="Tahoma" w:hAnsi="Tahoma"/>
                 <w:b/>
                 <w:color w:val="FFFFFF"/>
                 <w:sz w:val="20"/>
+                <w:rtl/>
               </w:rPr>
               <w:t>مستخدمة في الرفع</w:t>
             </w:r>
@@ -3794,18 +4878,26 @@
         <w:tc>
           <w:tcPr>
             <w:tcW w:type="dxa" w:w="2074"/>
+            <w:tcMar>
+              <w:top w:w="160" w:type="dxa"/>
+              <w:start w:w="140" w:type="dxa"/>
+              <w:bottom w:w="160" w:type="dxa"/>
+              <w:end w:w="140" w:type="dxa"/>
+            </w:tcMar>
             <w:vAlign w:val="center"/>
           </w:tcPr>
           <w:p>
             <w:pPr>
+              <w:bidi/>
+              <w:spacing w:line="324" w:lineRule="auto" w:after="40"/>
               <w:jc w:val="right"/>
             </w:pPr>
-            <w:r/>
             <w:r>
               <w:rPr>
-                <w:rFonts w:ascii="Arial" w:hAnsi="Arial"/>
-                <w:b w:val="0"/>
-                <w:sz w:val="20"/>
+                <w:rFonts w:ascii="Tahoma" w:hAnsi="Tahoma"/>
+                <w:color w:val="202020"/>
+                <w:sz w:val="19"/>
+                <w:rtl/>
               </w:rPr>
               <w:t>final_conservative_ensemble</w:t>
             </w:r>
@@ -3814,18 +4906,26 @@
         <w:tc>
           <w:tcPr>
             <w:tcW w:type="dxa" w:w="2074"/>
+            <w:tcMar>
+              <w:top w:w="160" w:type="dxa"/>
+              <w:start w:w="140" w:type="dxa"/>
+              <w:bottom w:w="160" w:type="dxa"/>
+              <w:end w:w="140" w:type="dxa"/>
+            </w:tcMar>
             <w:vAlign w:val="center"/>
           </w:tcPr>
           <w:p>
             <w:pPr>
+              <w:bidi/>
+              <w:spacing w:line="324" w:lineRule="auto" w:after="40"/>
               <w:jc w:val="right"/>
             </w:pPr>
-            <w:r/>
             <w:r>
               <w:rPr>
-                <w:rFonts w:ascii="Arial" w:hAnsi="Arial"/>
-                <w:b w:val="0"/>
-                <w:sz w:val="20"/>
+                <w:rFonts w:ascii="Tahoma" w:hAnsi="Tahoma"/>
+                <w:color w:val="202020"/>
+                <w:sz w:val="19"/>
+                <w:rtl/>
               </w:rPr>
               <w:t>final_policy</w:t>
             </w:r>
@@ -3834,18 +4934,26 @@
         <w:tc>
           <w:tcPr>
             <w:tcW w:type="dxa" w:w="2074"/>
+            <w:tcMar>
+              <w:top w:w="160" w:type="dxa"/>
+              <w:start w:w="140" w:type="dxa"/>
+              <w:bottom w:w="160" w:type="dxa"/>
+              <w:end w:w="140" w:type="dxa"/>
+            </w:tcMar>
             <w:vAlign w:val="center"/>
           </w:tcPr>
           <w:p>
             <w:pPr>
+              <w:bidi/>
+              <w:spacing w:line="324" w:lineRule="auto" w:after="40"/>
               <w:jc w:val="right"/>
             </w:pPr>
-            <w:r/>
             <w:r>
               <w:rPr>
-                <w:rFonts w:ascii="Arial" w:hAnsi="Arial"/>
-                <w:b w:val="0"/>
-                <w:sz w:val="20"/>
+                <w:rFonts w:ascii="Tahoma" w:hAnsi="Tahoma"/>
+                <w:color w:val="202020"/>
+                <w:sz w:val="19"/>
+                <w:rtl/>
               </w:rPr>
               <w:t>0.991702</w:t>
             </w:r>
@@ -3854,18 +4962,26 @@
         <w:tc>
           <w:tcPr>
             <w:tcW w:type="dxa" w:w="2074"/>
+            <w:tcMar>
+              <w:top w:w="160" w:type="dxa"/>
+              <w:start w:w="140" w:type="dxa"/>
+              <w:bottom w:w="160" w:type="dxa"/>
+              <w:end w:w="140" w:type="dxa"/>
+            </w:tcMar>
             <w:vAlign w:val="center"/>
           </w:tcPr>
           <w:p>
             <w:pPr>
+              <w:bidi/>
+              <w:spacing w:line="324" w:lineRule="auto" w:after="40"/>
               <w:jc w:val="right"/>
             </w:pPr>
-            <w:r/>
             <w:r>
               <w:rPr>
-                <w:rFonts w:ascii="Arial" w:hAnsi="Arial"/>
-                <w:b w:val="0"/>
-                <w:sz w:val="20"/>
+                <w:rFonts w:ascii="Tahoma" w:hAnsi="Tahoma"/>
+                <w:color w:val="202020"/>
+                <w:sz w:val="19"/>
+                <w:rtl/>
               </w:rPr>
               <w:t>0.997812</w:t>
             </w:r>
@@ -3874,18 +4990,26 @@
         <w:tc>
           <w:tcPr>
             <w:tcW w:type="dxa" w:w="2074"/>
+            <w:tcMar>
+              <w:top w:w="160" w:type="dxa"/>
+              <w:start w:w="140" w:type="dxa"/>
+              <w:bottom w:w="160" w:type="dxa"/>
+              <w:end w:w="140" w:type="dxa"/>
+            </w:tcMar>
             <w:vAlign w:val="center"/>
           </w:tcPr>
           <w:p>
             <w:pPr>
+              <w:bidi/>
+              <w:spacing w:line="324" w:lineRule="auto" w:after="40"/>
               <w:jc w:val="right"/>
             </w:pPr>
-            <w:r/>
             <w:r>
               <w:rPr>
-                <w:rFonts w:ascii="Arial" w:hAnsi="Arial"/>
-                <w:b w:val="0"/>
-                <w:sz w:val="20"/>
+                <w:rFonts w:ascii="Tahoma" w:hAnsi="Tahoma"/>
+                <w:color w:val="202020"/>
+                <w:sz w:val="19"/>
+                <w:rtl/>
               </w:rPr>
               <w:t>نعم</w:t>
             </w:r>
@@ -3896,18 +5020,27 @@
         <w:tc>
           <w:tcPr>
             <w:tcW w:type="dxa" w:w="2074"/>
+            <w:shd w:fill="F4F6F8"/>
+            <w:tcMar>
+              <w:top w:w="160" w:type="dxa"/>
+              <w:start w:w="140" w:type="dxa"/>
+              <w:bottom w:w="160" w:type="dxa"/>
+              <w:end w:w="140" w:type="dxa"/>
+            </w:tcMar>
             <w:vAlign w:val="center"/>
           </w:tcPr>
           <w:p>
             <w:pPr>
+              <w:bidi/>
+              <w:spacing w:line="324" w:lineRule="auto" w:after="40"/>
               <w:jc w:val="right"/>
             </w:pPr>
-            <w:r/>
             <w:r>
               <w:rPr>
-                <w:rFonts w:ascii="Arial" w:hAnsi="Arial"/>
-                <w:b w:val="0"/>
-                <w:sz w:val="20"/>
+                <w:rFonts w:ascii="Tahoma" w:hAnsi="Tahoma"/>
+                <w:color w:val="202020"/>
+                <w:sz w:val="19"/>
+                <w:rtl/>
               </w:rPr>
               <w:t>reference_soft_voting_candidate</w:t>
             </w:r>
@@ -3916,18 +5049,27 @@
         <w:tc>
           <w:tcPr>
             <w:tcW w:type="dxa" w:w="2074"/>
+            <w:shd w:fill="F4F6F8"/>
+            <w:tcMar>
+              <w:top w:w="160" w:type="dxa"/>
+              <w:start w:w="140" w:type="dxa"/>
+              <w:bottom w:w="160" w:type="dxa"/>
+              <w:end w:w="140" w:type="dxa"/>
+            </w:tcMar>
             <w:vAlign w:val="center"/>
           </w:tcPr>
           <w:p>
             <w:pPr>
+              <w:bidi/>
+              <w:spacing w:line="324" w:lineRule="auto" w:after="40"/>
               <w:jc w:val="right"/>
             </w:pPr>
-            <w:r/>
             <w:r>
               <w:rPr>
-                <w:rFonts w:ascii="Arial" w:hAnsi="Arial"/>
-                <w:b w:val="0"/>
-                <w:sz w:val="20"/>
+                <w:rFonts w:ascii="Tahoma" w:hAnsi="Tahoma"/>
+                <w:color w:val="202020"/>
+                <w:sz w:val="19"/>
+                <w:rtl/>
               </w:rPr>
               <w:t>submission_candidate</w:t>
             </w:r>
@@ -3936,18 +5078,27 @@
         <w:tc>
           <w:tcPr>
             <w:tcW w:type="dxa" w:w="2074"/>
+            <w:shd w:fill="F4F6F8"/>
+            <w:tcMar>
+              <w:top w:w="160" w:type="dxa"/>
+              <w:start w:w="140" w:type="dxa"/>
+              <w:bottom w:w="160" w:type="dxa"/>
+              <w:end w:w="140" w:type="dxa"/>
+            </w:tcMar>
             <w:vAlign w:val="center"/>
           </w:tcPr>
           <w:p>
             <w:pPr>
+              <w:bidi/>
+              <w:spacing w:line="324" w:lineRule="auto" w:after="40"/>
               <w:jc w:val="right"/>
             </w:pPr>
-            <w:r/>
             <w:r>
               <w:rPr>
-                <w:rFonts w:ascii="Arial" w:hAnsi="Arial"/>
-                <w:b w:val="0"/>
-                <w:sz w:val="20"/>
+                <w:rFonts w:ascii="Tahoma" w:hAnsi="Tahoma"/>
+                <w:color w:val="202020"/>
+                <w:sz w:val="19"/>
+                <w:rtl/>
               </w:rPr>
               <w:t>0.990788</w:t>
             </w:r>
@@ -3956,18 +5107,27 @@
         <w:tc>
           <w:tcPr>
             <w:tcW w:type="dxa" w:w="2074"/>
+            <w:shd w:fill="F4F6F8"/>
+            <w:tcMar>
+              <w:top w:w="160" w:type="dxa"/>
+              <w:start w:w="140" w:type="dxa"/>
+              <w:bottom w:w="160" w:type="dxa"/>
+              <w:end w:w="140" w:type="dxa"/>
+            </w:tcMar>
             <w:vAlign w:val="center"/>
           </w:tcPr>
           <w:p>
             <w:pPr>
+              <w:bidi/>
+              <w:spacing w:line="324" w:lineRule="auto" w:after="40"/>
               <w:jc w:val="right"/>
             </w:pPr>
-            <w:r/>
             <w:r>
               <w:rPr>
-                <w:rFonts w:ascii="Arial" w:hAnsi="Arial"/>
-                <w:b w:val="0"/>
-                <w:sz w:val="20"/>
+                <w:rFonts w:ascii="Tahoma" w:hAnsi="Tahoma"/>
+                <w:color w:val="202020"/>
+                <w:sz w:val="19"/>
+                <w:rtl/>
               </w:rPr>
               <w:t>0.997500</w:t>
             </w:r>
@@ -3976,18 +5136,27 @@
         <w:tc>
           <w:tcPr>
             <w:tcW w:type="dxa" w:w="2074"/>
+            <w:shd w:fill="F4F6F8"/>
+            <w:tcMar>
+              <w:top w:w="160" w:type="dxa"/>
+              <w:start w:w="140" w:type="dxa"/>
+              <w:bottom w:w="160" w:type="dxa"/>
+              <w:end w:w="140" w:type="dxa"/>
+            </w:tcMar>
             <w:vAlign w:val="center"/>
           </w:tcPr>
           <w:p>
             <w:pPr>
+              <w:bidi/>
+              <w:spacing w:line="324" w:lineRule="auto" w:after="40"/>
               <w:jc w:val="right"/>
             </w:pPr>
-            <w:r/>
             <w:r>
               <w:rPr>
-                <w:rFonts w:ascii="Arial" w:hAnsi="Arial"/>
-                <w:b w:val="0"/>
-                <w:sz w:val="20"/>
+                <w:rFonts w:ascii="Tahoma" w:hAnsi="Tahoma"/>
+                <w:color w:val="202020"/>
+                <w:sz w:val="19"/>
+                <w:rtl/>
               </w:rPr>
               <w:t>لا</w:t>
             </w:r>
@@ -3998,18 +5167,26 @@
         <w:tc>
           <w:tcPr>
             <w:tcW w:type="dxa" w:w="2074"/>
+            <w:tcMar>
+              <w:top w:w="160" w:type="dxa"/>
+              <w:start w:w="140" w:type="dxa"/>
+              <w:bottom w:w="160" w:type="dxa"/>
+              <w:end w:w="140" w:type="dxa"/>
+            </w:tcMar>
             <w:vAlign w:val="center"/>
           </w:tcPr>
           <w:p>
             <w:pPr>
+              <w:bidi/>
+              <w:spacing w:line="324" w:lineRule="auto" w:after="40"/>
               <w:jc w:val="right"/>
             </w:pPr>
-            <w:r/>
             <w:r>
               <w:rPr>
-                <w:rFonts w:ascii="Arial" w:hAnsi="Arial"/>
-                <w:b w:val="0"/>
-                <w:sz w:val="20"/>
+                <w:rFonts w:ascii="Tahoma" w:hAnsi="Tahoma"/>
+                <w:color w:val="202020"/>
+                <w:sz w:val="19"/>
+                <w:rtl/>
               </w:rPr>
               <w:t>nested_greedy_ensemble_audit</w:t>
             </w:r>
@@ -4018,18 +5195,26 @@
         <w:tc>
           <w:tcPr>
             <w:tcW w:type="dxa" w:w="2074"/>
+            <w:tcMar>
+              <w:top w:w="160" w:type="dxa"/>
+              <w:start w:w="140" w:type="dxa"/>
+              <w:bottom w:w="160" w:type="dxa"/>
+              <w:end w:w="140" w:type="dxa"/>
+            </w:tcMar>
             <w:vAlign w:val="center"/>
           </w:tcPr>
           <w:p>
             <w:pPr>
+              <w:bidi/>
+              <w:spacing w:line="324" w:lineRule="auto" w:after="40"/>
               <w:jc w:val="right"/>
             </w:pPr>
-            <w:r/>
             <w:r>
               <w:rPr>
-                <w:rFonts w:ascii="Arial" w:hAnsi="Arial"/>
-                <w:b w:val="0"/>
-                <w:sz w:val="20"/>
+                <w:rFonts w:ascii="Tahoma" w:hAnsi="Tahoma"/>
+                <w:color w:val="202020"/>
+                <w:sz w:val="19"/>
+                <w:rtl/>
               </w:rPr>
               <w:t>ensemble_audit</w:t>
             </w:r>
@@ -4038,18 +5223,26 @@
         <w:tc>
           <w:tcPr>
             <w:tcW w:type="dxa" w:w="2074"/>
+            <w:tcMar>
+              <w:top w:w="160" w:type="dxa"/>
+              <w:start w:w="140" w:type="dxa"/>
+              <w:bottom w:w="160" w:type="dxa"/>
+              <w:end w:w="140" w:type="dxa"/>
+            </w:tcMar>
             <w:vAlign w:val="center"/>
           </w:tcPr>
           <w:p>
             <w:pPr>
+              <w:bidi/>
+              <w:spacing w:line="324" w:lineRule="auto" w:after="40"/>
               <w:jc w:val="right"/>
             </w:pPr>
-            <w:r/>
             <w:r>
               <w:rPr>
-                <w:rFonts w:ascii="Arial" w:hAnsi="Arial"/>
-                <w:b w:val="0"/>
-                <w:sz w:val="20"/>
+                <w:rFonts w:ascii="Tahoma" w:hAnsi="Tahoma"/>
+                <w:color w:val="202020"/>
+                <w:sz w:val="19"/>
+                <w:rtl/>
               </w:rPr>
               <w:t>0.989946</w:t>
             </w:r>
@@ -4058,18 +5251,26 @@
         <w:tc>
           <w:tcPr>
             <w:tcW w:type="dxa" w:w="2074"/>
+            <w:tcMar>
+              <w:top w:w="160" w:type="dxa"/>
+              <w:start w:w="140" w:type="dxa"/>
+              <w:bottom w:w="160" w:type="dxa"/>
+              <w:end w:w="140" w:type="dxa"/>
+            </w:tcMar>
             <w:vAlign w:val="center"/>
           </w:tcPr>
           <w:p>
             <w:pPr>
+              <w:bidi/>
+              <w:spacing w:line="324" w:lineRule="auto" w:after="40"/>
               <w:jc w:val="right"/>
             </w:pPr>
-            <w:r/>
             <w:r>
               <w:rPr>
-                <w:rFonts w:ascii="Arial" w:hAnsi="Arial"/>
-                <w:b w:val="0"/>
-                <w:sz w:val="20"/>
+                <w:rFonts w:ascii="Tahoma" w:hAnsi="Tahoma"/>
+                <w:color w:val="202020"/>
+                <w:sz w:val="19"/>
+                <w:rtl/>
               </w:rPr>
               <w:t>0.997500</w:t>
             </w:r>
@@ -4078,18 +5279,26 @@
         <w:tc>
           <w:tcPr>
             <w:tcW w:type="dxa" w:w="2074"/>
+            <w:tcMar>
+              <w:top w:w="160" w:type="dxa"/>
+              <w:start w:w="140" w:type="dxa"/>
+              <w:bottom w:w="160" w:type="dxa"/>
+              <w:end w:w="140" w:type="dxa"/>
+            </w:tcMar>
             <w:vAlign w:val="center"/>
           </w:tcPr>
           <w:p>
             <w:pPr>
+              <w:bidi/>
+              <w:spacing w:line="324" w:lineRule="auto" w:after="40"/>
               <w:jc w:val="right"/>
             </w:pPr>
-            <w:r/>
             <w:r>
               <w:rPr>
-                <w:rFonts w:ascii="Arial" w:hAnsi="Arial"/>
-                <w:b w:val="0"/>
-                <w:sz w:val="20"/>
+                <w:rFonts w:ascii="Tahoma" w:hAnsi="Tahoma"/>
+                <w:color w:val="202020"/>
+                <w:sz w:val="19"/>
+                <w:rtl/>
               </w:rPr>
               <w:t>لا</w:t>
             </w:r>
@@ -4100,18 +5309,27 @@
         <w:tc>
           <w:tcPr>
             <w:tcW w:type="dxa" w:w="2074"/>
+            <w:shd w:fill="F4F6F8"/>
+            <w:tcMar>
+              <w:top w:w="160" w:type="dxa"/>
+              <w:start w:w="140" w:type="dxa"/>
+              <w:bottom w:w="160" w:type="dxa"/>
+              <w:end w:w="140" w:type="dxa"/>
+            </w:tcMar>
             <w:vAlign w:val="center"/>
           </w:tcPr>
           <w:p>
             <w:pPr>
+              <w:bidi/>
+              <w:spacing w:line="324" w:lineRule="auto" w:after="40"/>
               <w:jc w:val="right"/>
             </w:pPr>
-            <w:r/>
             <w:r>
               <w:rPr>
-                <w:rFonts w:ascii="Arial" w:hAnsi="Arial"/>
-                <w:b w:val="0"/>
-                <w:sz w:val="20"/>
+                <w:rFonts w:ascii="Tahoma" w:hAnsi="Tahoma"/>
+                <w:color w:val="202020"/>
+                <w:sz w:val="19"/>
+                <w:rtl/>
               </w:rPr>
               <w:t>nested_greedy_oof_optimistic</w:t>
             </w:r>
@@ -4120,18 +5338,27 @@
         <w:tc>
           <w:tcPr>
             <w:tcW w:type="dxa" w:w="2074"/>
+            <w:shd w:fill="F4F6F8"/>
+            <w:tcMar>
+              <w:top w:w="160" w:type="dxa"/>
+              <w:start w:w="140" w:type="dxa"/>
+              <w:bottom w:w="160" w:type="dxa"/>
+              <w:end w:w="140" w:type="dxa"/>
+            </w:tcMar>
             <w:vAlign w:val="center"/>
           </w:tcPr>
           <w:p>
             <w:pPr>
+              <w:bidi/>
+              <w:spacing w:line="324" w:lineRule="auto" w:after="40"/>
               <w:jc w:val="right"/>
             </w:pPr>
-            <w:r/>
             <w:r>
               <w:rPr>
-                <w:rFonts w:ascii="Arial" w:hAnsi="Arial"/>
-                <w:b w:val="0"/>
-                <w:sz w:val="20"/>
+                <w:rFonts w:ascii="Tahoma" w:hAnsi="Tahoma"/>
+                <w:color w:val="202020"/>
+                <w:sz w:val="19"/>
+                <w:rtl/>
               </w:rPr>
               <w:t>diagnostic_only</w:t>
             </w:r>
@@ -4140,18 +5367,27 @@
         <w:tc>
           <w:tcPr>
             <w:tcW w:type="dxa" w:w="2074"/>
+            <w:shd w:fill="F4F6F8"/>
+            <w:tcMar>
+              <w:top w:w="160" w:type="dxa"/>
+              <w:start w:w="140" w:type="dxa"/>
+              <w:bottom w:w="160" w:type="dxa"/>
+              <w:end w:w="140" w:type="dxa"/>
+            </w:tcMar>
             <w:vAlign w:val="center"/>
           </w:tcPr>
           <w:p>
             <w:pPr>
+              <w:bidi/>
+              <w:spacing w:line="324" w:lineRule="auto" w:after="40"/>
               <w:jc w:val="right"/>
             </w:pPr>
-            <w:r/>
             <w:r>
               <w:rPr>
-                <w:rFonts w:ascii="Arial" w:hAnsi="Arial"/>
-                <w:b w:val="0"/>
-                <w:sz w:val="20"/>
+                <w:rFonts w:ascii="Tahoma" w:hAnsi="Tahoma"/>
+                <w:color w:val="202020"/>
+                <w:sz w:val="19"/>
+                <w:rtl/>
               </w:rPr>
               <w:t>0.989910</w:t>
             </w:r>
@@ -4160,18 +5396,27 @@
         <w:tc>
           <w:tcPr>
             <w:tcW w:type="dxa" w:w="2074"/>
+            <w:shd w:fill="F4F6F8"/>
+            <w:tcMar>
+              <w:top w:w="160" w:type="dxa"/>
+              <w:start w:w="140" w:type="dxa"/>
+              <w:bottom w:w="160" w:type="dxa"/>
+              <w:end w:w="140" w:type="dxa"/>
+            </w:tcMar>
             <w:vAlign w:val="center"/>
           </w:tcPr>
           <w:p>
             <w:pPr>
+              <w:bidi/>
+              <w:spacing w:line="324" w:lineRule="auto" w:after="40"/>
               <w:jc w:val="right"/>
             </w:pPr>
-            <w:r/>
             <w:r>
               <w:rPr>
-                <w:rFonts w:ascii="Arial" w:hAnsi="Arial"/>
-                <w:b w:val="0"/>
-                <w:sz w:val="20"/>
+                <w:rFonts w:ascii="Tahoma" w:hAnsi="Tahoma"/>
+                <w:color w:val="202020"/>
+                <w:sz w:val="19"/>
+                <w:rtl/>
               </w:rPr>
               <w:t>0.997188</w:t>
             </w:r>
@@ -4180,18 +5425,27 @@
         <w:tc>
           <w:tcPr>
             <w:tcW w:type="dxa" w:w="2074"/>
+            <w:shd w:fill="F4F6F8"/>
+            <w:tcMar>
+              <w:top w:w="160" w:type="dxa"/>
+              <w:start w:w="140" w:type="dxa"/>
+              <w:bottom w:w="160" w:type="dxa"/>
+              <w:end w:w="140" w:type="dxa"/>
+            </w:tcMar>
             <w:vAlign w:val="center"/>
           </w:tcPr>
           <w:p>
             <w:pPr>
+              <w:bidi/>
+              <w:spacing w:line="324" w:lineRule="auto" w:after="40"/>
               <w:jc w:val="right"/>
             </w:pPr>
-            <w:r/>
             <w:r>
               <w:rPr>
-                <w:rFonts w:ascii="Arial" w:hAnsi="Arial"/>
-                <w:b w:val="0"/>
-                <w:sz w:val="20"/>
+                <w:rFonts w:ascii="Tahoma" w:hAnsi="Tahoma"/>
+                <w:color w:val="202020"/>
+                <w:sz w:val="19"/>
+                <w:rtl/>
               </w:rPr>
               <w:t>لا</w:t>
             </w:r>
@@ -4202,18 +5456,26 @@
         <w:tc>
           <w:tcPr>
             <w:tcW w:type="dxa" w:w="2074"/>
+            <w:tcMar>
+              <w:top w:w="160" w:type="dxa"/>
+              <w:start w:w="140" w:type="dxa"/>
+              <w:bottom w:w="160" w:type="dxa"/>
+              <w:end w:w="140" w:type="dxa"/>
+            </w:tcMar>
             <w:vAlign w:val="center"/>
           </w:tcPr>
           <w:p>
             <w:pPr>
+              <w:bidi/>
+              <w:spacing w:line="324" w:lineRule="auto" w:after="40"/>
               <w:jc w:val="right"/>
             </w:pPr>
-            <w:r/>
             <w:r>
               <w:rPr>
-                <w:rFonts w:ascii="Arial" w:hAnsi="Arial"/>
-                <w:b w:val="0"/>
-                <w:sz w:val="20"/>
+                <w:rFonts w:ascii="Tahoma" w:hAnsi="Tahoma"/>
+                <w:color w:val="202020"/>
+                <w:sz w:val="19"/>
+                <w:rtl/>
               </w:rPr>
               <w:t>bagging_tree_original</w:t>
             </w:r>
@@ -4222,18 +5484,26 @@
         <w:tc>
           <w:tcPr>
             <w:tcW w:type="dxa" w:w="2074"/>
+            <w:tcMar>
+              <w:top w:w="160" w:type="dxa"/>
+              <w:start w:w="140" w:type="dxa"/>
+              <w:bottom w:w="160" w:type="dxa"/>
+              <w:end w:w="140" w:type="dxa"/>
+            </w:tcMar>
             <w:vAlign w:val="center"/>
           </w:tcPr>
           <w:p>
             <w:pPr>
+              <w:bidi/>
+              <w:spacing w:line="324" w:lineRule="auto" w:after="40"/>
               <w:jc w:val="right"/>
             </w:pPr>
-            <w:r/>
             <w:r>
               <w:rPr>
-                <w:rFonts w:ascii="Arial" w:hAnsi="Arial"/>
-                <w:b w:val="0"/>
-                <w:sz w:val="20"/>
+                <w:rFonts w:ascii="Tahoma" w:hAnsi="Tahoma"/>
+                <w:color w:val="202020"/>
+                <w:sz w:val="19"/>
+                <w:rtl/>
               </w:rPr>
               <w:t>model_cv</w:t>
             </w:r>
@@ -4242,18 +5512,26 @@
         <w:tc>
           <w:tcPr>
             <w:tcW w:type="dxa" w:w="2074"/>
+            <w:tcMar>
+              <w:top w:w="160" w:type="dxa"/>
+              <w:start w:w="140" w:type="dxa"/>
+              <w:bottom w:w="160" w:type="dxa"/>
+              <w:end w:w="140" w:type="dxa"/>
+            </w:tcMar>
             <w:vAlign w:val="center"/>
           </w:tcPr>
           <w:p>
             <w:pPr>
+              <w:bidi/>
+              <w:spacing w:line="324" w:lineRule="auto" w:after="40"/>
               <w:jc w:val="right"/>
             </w:pPr>
-            <w:r/>
             <w:r>
               <w:rPr>
-                <w:rFonts w:ascii="Arial" w:hAnsi="Arial"/>
-                <w:b w:val="0"/>
-                <w:sz w:val="20"/>
+                <w:rFonts w:ascii="Tahoma" w:hAnsi="Tahoma"/>
+                <w:color w:val="202020"/>
+                <w:sz w:val="19"/>
+                <w:rtl/>
               </w:rPr>
               <w:t>0.989220</w:t>
             </w:r>
@@ -4262,18 +5540,26 @@
         <w:tc>
           <w:tcPr>
             <w:tcW w:type="dxa" w:w="2074"/>
+            <w:tcMar>
+              <w:top w:w="160" w:type="dxa"/>
+              <w:start w:w="140" w:type="dxa"/>
+              <w:bottom w:w="160" w:type="dxa"/>
+              <w:end w:w="140" w:type="dxa"/>
+            </w:tcMar>
             <w:vAlign w:val="center"/>
           </w:tcPr>
           <w:p>
             <w:pPr>
+              <w:bidi/>
+              <w:spacing w:line="324" w:lineRule="auto" w:after="40"/>
               <w:jc w:val="right"/>
             </w:pPr>
-            <w:r/>
             <w:r>
               <w:rPr>
-                <w:rFonts w:ascii="Arial" w:hAnsi="Arial"/>
-                <w:b w:val="0"/>
-                <w:sz w:val="20"/>
+                <w:rFonts w:ascii="Tahoma" w:hAnsi="Tahoma"/>
+                <w:color w:val="202020"/>
+                <w:sz w:val="19"/>
+                <w:rtl/>
               </w:rPr>
               <w:t>0.997188</w:t>
             </w:r>
@@ -4282,18 +5568,26 @@
         <w:tc>
           <w:tcPr>
             <w:tcW w:type="dxa" w:w="2074"/>
+            <w:tcMar>
+              <w:top w:w="160" w:type="dxa"/>
+              <w:start w:w="140" w:type="dxa"/>
+              <w:bottom w:w="160" w:type="dxa"/>
+              <w:end w:w="140" w:type="dxa"/>
+            </w:tcMar>
             <w:vAlign w:val="center"/>
           </w:tcPr>
           <w:p>
             <w:pPr>
+              <w:bidi/>
+              <w:spacing w:line="324" w:lineRule="auto" w:after="40"/>
               <w:jc w:val="right"/>
             </w:pPr>
-            <w:r/>
             <w:r>
               <w:rPr>
-                <w:rFonts w:ascii="Arial" w:hAnsi="Arial"/>
-                <w:b w:val="0"/>
-                <w:sz w:val="20"/>
+                <w:rFonts w:ascii="Tahoma" w:hAnsi="Tahoma"/>
+                <w:color w:val="202020"/>
+                <w:sz w:val="19"/>
+                <w:rtl/>
               </w:rPr>
               <w:t>لا</w:t>
             </w:r>
@@ -4304,18 +5598,27 @@
         <w:tc>
           <w:tcPr>
             <w:tcW w:type="dxa" w:w="2074"/>
+            <w:shd w:fill="F4F6F8"/>
+            <w:tcMar>
+              <w:top w:w="160" w:type="dxa"/>
+              <w:start w:w="140" w:type="dxa"/>
+              <w:bottom w:w="160" w:type="dxa"/>
+              <w:end w:w="140" w:type="dxa"/>
+            </w:tcMar>
             <w:vAlign w:val="center"/>
           </w:tcPr>
           <w:p>
             <w:pPr>
+              <w:bidi/>
+              <w:spacing w:line="324" w:lineRule="auto" w:after="40"/>
               <w:jc w:val="right"/>
             </w:pPr>
-            <w:r/>
             <w:r>
               <w:rPr>
-                <w:rFonts w:ascii="Arial" w:hAnsi="Arial"/>
-                <w:b w:val="0"/>
-                <w:sz w:val="20"/>
+                <w:rFonts w:ascii="Tahoma" w:hAnsi="Tahoma"/>
+                <w:color w:val="202020"/>
+                <w:sz w:val="19"/>
+                <w:rtl/>
               </w:rPr>
               <w:t>lightgbm_simple_fe</w:t>
             </w:r>
@@ -4324,18 +5627,27 @@
         <w:tc>
           <w:tcPr>
             <w:tcW w:type="dxa" w:w="2074"/>
+            <w:shd w:fill="F4F6F8"/>
+            <w:tcMar>
+              <w:top w:w="160" w:type="dxa"/>
+              <w:start w:w="140" w:type="dxa"/>
+              <w:bottom w:w="160" w:type="dxa"/>
+              <w:end w:w="140" w:type="dxa"/>
+            </w:tcMar>
             <w:vAlign w:val="center"/>
           </w:tcPr>
           <w:p>
             <w:pPr>
+              <w:bidi/>
+              <w:spacing w:line="324" w:lineRule="auto" w:after="40"/>
               <w:jc w:val="right"/>
             </w:pPr>
-            <w:r/>
             <w:r>
               <w:rPr>
-                <w:rFonts w:ascii="Arial" w:hAnsi="Arial"/>
-                <w:b w:val="0"/>
-                <w:sz w:val="20"/>
+                <w:rFonts w:ascii="Tahoma" w:hAnsi="Tahoma"/>
+                <w:color w:val="202020"/>
+                <w:sz w:val="19"/>
+                <w:rtl/>
               </w:rPr>
               <w:t>model_cv</w:t>
             </w:r>
@@ -4344,18 +5656,27 @@
         <w:tc>
           <w:tcPr>
             <w:tcW w:type="dxa" w:w="2074"/>
+            <w:shd w:fill="F4F6F8"/>
+            <w:tcMar>
+              <w:top w:w="160" w:type="dxa"/>
+              <w:start w:w="140" w:type="dxa"/>
+              <w:bottom w:w="160" w:type="dxa"/>
+              <w:end w:w="140" w:type="dxa"/>
+            </w:tcMar>
             <w:vAlign w:val="center"/>
           </w:tcPr>
           <w:p>
             <w:pPr>
+              <w:bidi/>
+              <w:spacing w:line="324" w:lineRule="auto" w:after="40"/>
               <w:jc w:val="right"/>
             </w:pPr>
-            <w:r/>
             <w:r>
               <w:rPr>
-                <w:rFonts w:ascii="Arial" w:hAnsi="Arial"/>
-                <w:b w:val="0"/>
-                <w:sz w:val="20"/>
+                <w:rFonts w:ascii="Tahoma" w:hAnsi="Tahoma"/>
+                <w:color w:val="202020"/>
+                <w:sz w:val="19"/>
+                <w:rtl/>
               </w:rPr>
               <w:t>0.989023</w:t>
             </w:r>
@@ -4364,18 +5685,27 @@
         <w:tc>
           <w:tcPr>
             <w:tcW w:type="dxa" w:w="2074"/>
+            <w:shd w:fill="F4F6F8"/>
+            <w:tcMar>
+              <w:top w:w="160" w:type="dxa"/>
+              <w:start w:w="140" w:type="dxa"/>
+              <w:bottom w:w="160" w:type="dxa"/>
+              <w:end w:w="140" w:type="dxa"/>
+            </w:tcMar>
             <w:vAlign w:val="center"/>
           </w:tcPr>
           <w:p>
             <w:pPr>
+              <w:bidi/>
+              <w:spacing w:line="324" w:lineRule="auto" w:after="40"/>
               <w:jc w:val="right"/>
             </w:pPr>
-            <w:r/>
             <w:r>
               <w:rPr>
-                <w:rFonts w:ascii="Arial" w:hAnsi="Arial"/>
-                <w:b w:val="0"/>
-                <w:sz w:val="20"/>
+                <w:rFonts w:ascii="Tahoma" w:hAnsi="Tahoma"/>
+                <w:color w:val="202020"/>
+                <w:sz w:val="19"/>
+                <w:rtl/>
               </w:rPr>
               <w:t>0.997188</w:t>
             </w:r>
@@ -4384,18 +5714,27 @@
         <w:tc>
           <w:tcPr>
             <w:tcW w:type="dxa" w:w="2074"/>
+            <w:shd w:fill="F4F6F8"/>
+            <w:tcMar>
+              <w:top w:w="160" w:type="dxa"/>
+              <w:start w:w="140" w:type="dxa"/>
+              <w:bottom w:w="160" w:type="dxa"/>
+              <w:end w:w="140" w:type="dxa"/>
+            </w:tcMar>
             <w:vAlign w:val="center"/>
           </w:tcPr>
           <w:p>
             <w:pPr>
+              <w:bidi/>
+              <w:spacing w:line="324" w:lineRule="auto" w:after="40"/>
               <w:jc w:val="right"/>
             </w:pPr>
-            <w:r/>
             <w:r>
               <w:rPr>
-                <w:rFonts w:ascii="Arial" w:hAnsi="Arial"/>
-                <w:b w:val="0"/>
-                <w:sz w:val="20"/>
+                <w:rFonts w:ascii="Tahoma" w:hAnsi="Tahoma"/>
+                <w:color w:val="202020"/>
+                <w:sz w:val="19"/>
+                <w:rtl/>
               </w:rPr>
               <w:t>نعم</w:t>
             </w:r>
@@ -4406,18 +5745,26 @@
         <w:tc>
           <w:tcPr>
             <w:tcW w:type="dxa" w:w="2074"/>
+            <w:tcMar>
+              <w:top w:w="160" w:type="dxa"/>
+              <w:start w:w="140" w:type="dxa"/>
+              <w:bottom w:w="160" w:type="dxa"/>
+              <w:end w:w="140" w:type="dxa"/>
+            </w:tcMar>
             <w:vAlign w:val="center"/>
           </w:tcPr>
           <w:p>
             <w:pPr>
+              <w:bidi/>
+              <w:spacing w:line="324" w:lineRule="auto" w:after="40"/>
               <w:jc w:val="right"/>
             </w:pPr>
-            <w:r/>
             <w:r>
               <w:rPr>
-                <w:rFonts w:ascii="Arial" w:hAnsi="Arial"/>
-                <w:b w:val="0"/>
-                <w:sz w:val="20"/>
+                <w:rFonts w:ascii="Tahoma" w:hAnsi="Tahoma"/>
+                <w:color w:val="202020"/>
+                <w:sz w:val="19"/>
+                <w:rtl/>
               </w:rPr>
               <w:t>lightgbm_original</w:t>
             </w:r>
@@ -4426,18 +5773,26 @@
         <w:tc>
           <w:tcPr>
             <w:tcW w:type="dxa" w:w="2074"/>
+            <w:tcMar>
+              <w:top w:w="160" w:type="dxa"/>
+              <w:start w:w="140" w:type="dxa"/>
+              <w:bottom w:w="160" w:type="dxa"/>
+              <w:end w:w="140" w:type="dxa"/>
+            </w:tcMar>
             <w:vAlign w:val="center"/>
           </w:tcPr>
           <w:p>
             <w:pPr>
+              <w:bidi/>
+              <w:spacing w:line="324" w:lineRule="auto" w:after="40"/>
               <w:jc w:val="right"/>
             </w:pPr>
-            <w:r/>
             <w:r>
               <w:rPr>
-                <w:rFonts w:ascii="Arial" w:hAnsi="Arial"/>
-                <w:b w:val="0"/>
-                <w:sz w:val="20"/>
+                <w:rFonts w:ascii="Tahoma" w:hAnsi="Tahoma"/>
+                <w:color w:val="202020"/>
+                <w:sz w:val="19"/>
+                <w:rtl/>
               </w:rPr>
               <w:t>model_cv</w:t>
             </w:r>
@@ -4446,18 +5801,26 @@
         <w:tc>
           <w:tcPr>
             <w:tcW w:type="dxa" w:w="2074"/>
+            <w:tcMar>
+              <w:top w:w="160" w:type="dxa"/>
+              <w:start w:w="140" w:type="dxa"/>
+              <w:bottom w:w="160" w:type="dxa"/>
+              <w:end w:w="140" w:type="dxa"/>
+            </w:tcMar>
             <w:vAlign w:val="center"/>
           </w:tcPr>
           <w:p>
             <w:pPr>
+              <w:bidi/>
+              <w:spacing w:line="324" w:lineRule="auto" w:after="40"/>
               <w:jc w:val="right"/>
             </w:pPr>
-            <w:r/>
             <w:r>
               <w:rPr>
-                <w:rFonts w:ascii="Arial" w:hAnsi="Arial"/>
-                <w:b w:val="0"/>
-                <w:sz w:val="20"/>
+                <w:rFonts w:ascii="Tahoma" w:hAnsi="Tahoma"/>
+                <w:color w:val="202020"/>
+                <w:sz w:val="19"/>
+                <w:rtl/>
               </w:rPr>
               <w:t>0.988897</w:t>
             </w:r>
@@ -4466,18 +5829,26 @@
         <w:tc>
           <w:tcPr>
             <w:tcW w:type="dxa" w:w="2074"/>
+            <w:tcMar>
+              <w:top w:w="160" w:type="dxa"/>
+              <w:start w:w="140" w:type="dxa"/>
+              <w:bottom w:w="160" w:type="dxa"/>
+              <w:end w:w="140" w:type="dxa"/>
+            </w:tcMar>
             <w:vAlign w:val="center"/>
           </w:tcPr>
           <w:p>
             <w:pPr>
+              <w:bidi/>
+              <w:spacing w:line="324" w:lineRule="auto" w:after="40"/>
               <w:jc w:val="right"/>
             </w:pPr>
-            <w:r/>
             <w:r>
               <w:rPr>
-                <w:rFonts w:ascii="Arial" w:hAnsi="Arial"/>
-                <w:b w:val="0"/>
-                <w:sz w:val="20"/>
+                <w:rFonts w:ascii="Tahoma" w:hAnsi="Tahoma"/>
+                <w:color w:val="202020"/>
+                <w:sz w:val="19"/>
+                <w:rtl/>
               </w:rPr>
               <w:t>0.996875</w:t>
             </w:r>
@@ -4486,18 +5857,26 @@
         <w:tc>
           <w:tcPr>
             <w:tcW w:type="dxa" w:w="2074"/>
+            <w:tcMar>
+              <w:top w:w="160" w:type="dxa"/>
+              <w:start w:w="140" w:type="dxa"/>
+              <w:bottom w:w="160" w:type="dxa"/>
+              <w:end w:w="140" w:type="dxa"/>
+            </w:tcMar>
             <w:vAlign w:val="center"/>
           </w:tcPr>
           <w:p>
             <w:pPr>
+              <w:bidi/>
+              <w:spacing w:line="324" w:lineRule="auto" w:after="40"/>
               <w:jc w:val="right"/>
             </w:pPr>
-            <w:r/>
             <w:r>
               <w:rPr>
-                <w:rFonts w:ascii="Arial" w:hAnsi="Arial"/>
-                <w:b w:val="0"/>
-                <w:sz w:val="20"/>
+                <w:rFonts w:ascii="Tahoma" w:hAnsi="Tahoma"/>
+                <w:color w:val="202020"/>
+                <w:sz w:val="19"/>
+                <w:rtl/>
               </w:rPr>
               <w:t>نعم</w:t>
             </w:r>
@@ -4508,18 +5887,27 @@
         <w:tc>
           <w:tcPr>
             <w:tcW w:type="dxa" w:w="2074"/>
+            <w:shd w:fill="F4F6F8"/>
+            <w:tcMar>
+              <w:top w:w="160" w:type="dxa"/>
+              <w:start w:w="140" w:type="dxa"/>
+              <w:bottom w:w="160" w:type="dxa"/>
+              <w:end w:w="140" w:type="dxa"/>
+            </w:tcMar>
             <w:vAlign w:val="center"/>
           </w:tcPr>
           <w:p>
             <w:pPr>
+              <w:bidi/>
+              <w:spacing w:line="324" w:lineRule="auto" w:after="40"/>
               <w:jc w:val="right"/>
             </w:pPr>
-            <w:r/>
             <w:r>
               <w:rPr>
-                <w:rFonts w:ascii="Arial" w:hAnsi="Arial"/>
-                <w:b w:val="0"/>
-                <w:sz w:val="20"/>
+                <w:rFonts w:ascii="Tahoma" w:hAnsi="Tahoma"/>
+                <w:color w:val="202020"/>
+                <w:sz w:val="19"/>
+                <w:rtl/>
               </w:rPr>
               <w:t>decision_tree_raw_depth5</w:t>
             </w:r>
@@ -4528,18 +5916,27 @@
         <w:tc>
           <w:tcPr>
             <w:tcW w:type="dxa" w:w="2074"/>
+            <w:shd w:fill="F4F6F8"/>
+            <w:tcMar>
+              <w:top w:w="160" w:type="dxa"/>
+              <w:start w:w="140" w:type="dxa"/>
+              <w:bottom w:w="160" w:type="dxa"/>
+              <w:end w:w="140" w:type="dxa"/>
+            </w:tcMar>
             <w:vAlign w:val="center"/>
           </w:tcPr>
           <w:p>
             <w:pPr>
+              <w:bidi/>
+              <w:spacing w:line="324" w:lineRule="auto" w:after="40"/>
               <w:jc w:val="right"/>
             </w:pPr>
-            <w:r/>
             <w:r>
               <w:rPr>
-                <w:rFonts w:ascii="Arial" w:hAnsi="Arial"/>
-                <w:b w:val="0"/>
-                <w:sz w:val="20"/>
+                <w:rFonts w:ascii="Tahoma" w:hAnsi="Tahoma"/>
+                <w:color w:val="202020"/>
+                <w:sz w:val="19"/>
+                <w:rtl/>
               </w:rPr>
               <w:t>model_cv</w:t>
             </w:r>
@@ -4548,18 +5945,27 @@
         <w:tc>
           <w:tcPr>
             <w:tcW w:type="dxa" w:w="2074"/>
+            <w:shd w:fill="F4F6F8"/>
+            <w:tcMar>
+              <w:top w:w="160" w:type="dxa"/>
+              <w:start w:w="140" w:type="dxa"/>
+              <w:bottom w:w="160" w:type="dxa"/>
+              <w:end w:w="140" w:type="dxa"/>
+            </w:tcMar>
             <w:vAlign w:val="center"/>
           </w:tcPr>
           <w:p>
             <w:pPr>
+              <w:bidi/>
+              <w:spacing w:line="324" w:lineRule="auto" w:after="40"/>
               <w:jc w:val="right"/>
             </w:pPr>
-            <w:r/>
             <w:r>
               <w:rPr>
-                <w:rFonts w:ascii="Arial" w:hAnsi="Arial"/>
-                <w:b w:val="0"/>
-                <w:sz w:val="20"/>
+                <w:rFonts w:ascii="Tahoma" w:hAnsi="Tahoma"/>
+                <w:color w:val="202020"/>
+                <w:sz w:val="19"/>
+                <w:rtl/>
               </w:rPr>
               <w:t>0.988148</w:t>
             </w:r>
@@ -4568,18 +5974,27 @@
         <w:tc>
           <w:tcPr>
             <w:tcW w:type="dxa" w:w="2074"/>
+            <w:shd w:fill="F4F6F8"/>
+            <w:tcMar>
+              <w:top w:w="160" w:type="dxa"/>
+              <w:start w:w="140" w:type="dxa"/>
+              <w:bottom w:w="160" w:type="dxa"/>
+              <w:end w:w="140" w:type="dxa"/>
+            </w:tcMar>
             <w:vAlign w:val="center"/>
           </w:tcPr>
           <w:p>
             <w:pPr>
+              <w:bidi/>
+              <w:spacing w:line="324" w:lineRule="auto" w:after="40"/>
               <w:jc w:val="right"/>
             </w:pPr>
-            <w:r/>
             <w:r>
               <w:rPr>
-                <w:rFonts w:ascii="Arial" w:hAnsi="Arial"/>
-                <w:b w:val="0"/>
-                <w:sz w:val="20"/>
+                <w:rFonts w:ascii="Tahoma" w:hAnsi="Tahoma"/>
+                <w:color w:val="202020"/>
+                <w:sz w:val="19"/>
+                <w:rtl/>
               </w:rPr>
               <w:t>0.997500</w:t>
             </w:r>
@@ -4588,222 +6003,27 @@
         <w:tc>
           <w:tcPr>
             <w:tcW w:type="dxa" w:w="2074"/>
+            <w:shd w:fill="F4F6F8"/>
+            <w:tcMar>
+              <w:top w:w="160" w:type="dxa"/>
+              <w:start w:w="140" w:type="dxa"/>
+              <w:bottom w:w="160" w:type="dxa"/>
+              <w:end w:w="140" w:type="dxa"/>
+            </w:tcMar>
             <w:vAlign w:val="center"/>
           </w:tcPr>
           <w:p>
             <w:pPr>
+              <w:bidi/>
+              <w:spacing w:line="324" w:lineRule="auto" w:after="40"/>
               <w:jc w:val="right"/>
             </w:pPr>
-            <w:r/>
             <w:r>
               <w:rPr>
-                <w:rFonts w:ascii="Arial" w:hAnsi="Arial"/>
-                <w:b w:val="0"/>
-                <w:sz w:val="20"/>
-              </w:rPr>
-              <w:t>لا</w:t>
-            </w:r>
-          </w:p>
-        </w:tc>
-      </w:tr>
-      <w:tr>
-        <w:tc>
-          <w:tcPr>
-            <w:tcW w:type="dxa" w:w="2074"/>
-            <w:vAlign w:val="center"/>
-          </w:tcPr>
-          <w:p>
-            <w:pPr>
-              <w:jc w:val="right"/>
-            </w:pPr>
-            <w:r/>
-            <w:r>
-              <w:rPr>
-                <w:rFonts w:ascii="Arial" w:hAnsi="Arial"/>
-                <w:b w:val="0"/>
-                <w:sz w:val="20"/>
-              </w:rPr>
-              <w:t>gradient_boosting_fe</w:t>
-            </w:r>
-          </w:p>
-        </w:tc>
-        <w:tc>
-          <w:tcPr>
-            <w:tcW w:type="dxa" w:w="2074"/>
-            <w:vAlign w:val="center"/>
-          </w:tcPr>
-          <w:p>
-            <w:pPr>
-              <w:jc w:val="right"/>
-            </w:pPr>
-            <w:r/>
-            <w:r>
-              <w:rPr>
-                <w:rFonts w:ascii="Arial" w:hAnsi="Arial"/>
-                <w:b w:val="0"/>
-                <w:sz w:val="20"/>
-              </w:rPr>
-              <w:t>model_cv</w:t>
-            </w:r>
-          </w:p>
-        </w:tc>
-        <w:tc>
-          <w:tcPr>
-            <w:tcW w:type="dxa" w:w="2074"/>
-            <w:vAlign w:val="center"/>
-          </w:tcPr>
-          <w:p>
-            <w:pPr>
-              <w:jc w:val="right"/>
-            </w:pPr>
-            <w:r/>
-            <w:r>
-              <w:rPr>
-                <w:rFonts w:ascii="Arial" w:hAnsi="Arial"/>
-                <w:b w:val="0"/>
-                <w:sz w:val="20"/>
-              </w:rPr>
-              <w:t>0.987355</w:t>
-            </w:r>
-          </w:p>
-        </w:tc>
-        <w:tc>
-          <w:tcPr>
-            <w:tcW w:type="dxa" w:w="2074"/>
-            <w:vAlign w:val="center"/>
-          </w:tcPr>
-          <w:p>
-            <w:pPr>
-              <w:jc w:val="right"/>
-            </w:pPr>
-            <w:r/>
-            <w:r>
-              <w:rPr>
-                <w:rFonts w:ascii="Arial" w:hAnsi="Arial"/>
-                <w:b w:val="0"/>
-                <w:sz w:val="20"/>
-              </w:rPr>
-              <w:t>0.996250</w:t>
-            </w:r>
-          </w:p>
-        </w:tc>
-        <w:tc>
-          <w:tcPr>
-            <w:tcW w:type="dxa" w:w="2074"/>
-            <w:vAlign w:val="center"/>
-          </w:tcPr>
-          <w:p>
-            <w:pPr>
-              <w:jc w:val="right"/>
-            </w:pPr>
-            <w:r/>
-            <w:r>
-              <w:rPr>
-                <w:rFonts w:ascii="Arial" w:hAnsi="Arial"/>
-                <w:b w:val="0"/>
-                <w:sz w:val="20"/>
-              </w:rPr>
-              <w:t>نعم</w:t>
-            </w:r>
-          </w:p>
-        </w:tc>
-      </w:tr>
-      <w:tr>
-        <w:tc>
-          <w:tcPr>
-            <w:tcW w:type="dxa" w:w="2074"/>
-            <w:vAlign w:val="center"/>
-          </w:tcPr>
-          <w:p>
-            <w:pPr>
-              <w:jc w:val="right"/>
-            </w:pPr>
-            <w:r/>
-            <w:r>
-              <w:rPr>
-                <w:rFonts w:ascii="Arial" w:hAnsi="Arial"/>
-                <w:b w:val="0"/>
-                <w:sz w:val="20"/>
-              </w:rPr>
-              <w:t>lightgbm_eda_fe</w:t>
-            </w:r>
-          </w:p>
-        </w:tc>
-        <w:tc>
-          <w:tcPr>
-            <w:tcW w:type="dxa" w:w="2074"/>
-            <w:vAlign w:val="center"/>
-          </w:tcPr>
-          <w:p>
-            <w:pPr>
-              <w:jc w:val="right"/>
-            </w:pPr>
-            <w:r/>
-            <w:r>
-              <w:rPr>
-                <w:rFonts w:ascii="Arial" w:hAnsi="Arial"/>
-                <w:b w:val="0"/>
-                <w:sz w:val="20"/>
-              </w:rPr>
-              <w:t>model_cv</w:t>
-            </w:r>
-          </w:p>
-        </w:tc>
-        <w:tc>
-          <w:tcPr>
-            <w:tcW w:type="dxa" w:w="2074"/>
-            <w:vAlign w:val="center"/>
-          </w:tcPr>
-          <w:p>
-            <w:pPr>
-              <w:jc w:val="right"/>
-            </w:pPr>
-            <w:r/>
-            <w:r>
-              <w:rPr>
-                <w:rFonts w:ascii="Arial" w:hAnsi="Arial"/>
-                <w:b w:val="0"/>
-                <w:sz w:val="20"/>
-              </w:rPr>
-              <w:t>0.987351</w:t>
-            </w:r>
-          </w:p>
-        </w:tc>
-        <w:tc>
-          <w:tcPr>
-            <w:tcW w:type="dxa" w:w="2074"/>
-            <w:vAlign w:val="center"/>
-          </w:tcPr>
-          <w:p>
-            <w:pPr>
-              <w:jc w:val="right"/>
-            </w:pPr>
-            <w:r/>
-            <w:r>
-              <w:rPr>
-                <w:rFonts w:ascii="Arial" w:hAnsi="Arial"/>
-                <w:b w:val="0"/>
-                <w:sz w:val="20"/>
-              </w:rPr>
-              <w:t>0.996563</w:t>
-            </w:r>
-          </w:p>
-        </w:tc>
-        <w:tc>
-          <w:tcPr>
-            <w:tcW w:type="dxa" w:w="2074"/>
-            <w:vAlign w:val="center"/>
-          </w:tcPr>
-          <w:p>
-            <w:pPr>
-              <w:jc w:val="right"/>
-            </w:pPr>
-            <w:r/>
-            <w:r>
-              <w:rPr>
-                <w:rFonts w:ascii="Arial" w:hAnsi="Arial"/>
-                <w:b w:val="0"/>
-                <w:sz w:val="20"/>
+                <w:rFonts w:ascii="Tahoma" w:hAnsi="Tahoma"/>
+                <w:color w:val="202020"/>
+                <w:sz w:val="19"/>
+                <w:rtl/>
               </w:rPr>
               <w:t>لا</w:t>
             </w:r>
@@ -4811,34 +6031,53 @@
         </w:tc>
       </w:tr>
     </w:tbl>
-    <w:p/>
     <w:p>
       <w:pPr>
-        <w:spacing w:after="160" w:line="324" w:lineRule="auto"/>
+        <w:spacing w:after="160"/>
+      </w:pPr>
+    </w:p>
+    <w:p>
+      <w:pPr>
+        <w:sectPr>
+          <w:pgSz w:w="12240" w:h="15840"/>
+          <w:pgMar w:top="936" w:right="936" w:bottom="936" w:left="936" w:header="720" w:footer="720" w:gutter="0"/>
+          <w:cols w:space="720"/>
+          <w:docGrid w:linePitch="360"/>
+        </w:sectPr>
+      </w:pPr>
+    </w:p>
+    <w:p>
+      <w:pPr>
+        <w:bidi/>
+        <w:spacing w:before="200" w:after="160" w:line="348" w:lineRule="auto"/>
         <w:jc w:val="right"/>
       </w:pPr>
       <w:r>
         <w:rPr>
-          <w:rFonts w:ascii="Arial" w:hAnsi="Arial"/>
+          <w:rFonts w:ascii="Tahoma" w:hAnsi="Tahoma"/>
           <w:b/>
           <w:color w:val="1F4E79"/>
           <w:sz w:val="36"/>
+          <w:rtl/>
         </w:rPr>
         <w:t>12. النموذج النهائي وملف الرفع</w:t>
       </w:r>
     </w:p>
     <w:p>
       <w:pPr>
-        <w:spacing w:after="160" w:line="324" w:lineRule="auto"/>
+        <w:bidi/>
+        <w:spacing w:before="0" w:after="160" w:line="348" w:lineRule="auto"/>
         <w:jc w:val="right"/>
       </w:pPr>
       <w:r>
         <w:rPr>
-          <w:rFonts w:ascii="Arial" w:hAnsi="Arial"/>
+          <w:rFonts w:ascii="Tahoma" w:hAnsi="Tahoma"/>
           <w:b w:val="0"/>
+          <w:color w:val="202020"/>
           <w:sz w:val="22"/>
+          <w:rtl/>
         </w:rPr>
-        <w:t>ملف الرفع النهائي تم توليده من النماذج وليس يدوياً. لا توجد تعديلات صفية على test، ولا استخدام لأي test labels.</w:t>
+        <w:t>ملف الرفع النهائي تم توليده من النماذج وليس يدوياً. لا توجد تعديلات صفية على test، ولا يوجد استخدام لأي labels من ملف الاختبار.</w:t>
       </w:r>
     </w:p>
     <w:tbl>
@@ -4846,7 +6085,9 @@
         <w:tblStyle w:val="TableGrid"/>
         <w:tblW w:type="auto" w:w="0"/>
         <w:jc w:val="center"/>
+        <w:tblLayout w:type="autofit"/>
         <w:tblLook w:firstColumn="1" w:firstRow="1" w:lastColumn="0" w:lastRow="0" w:noHBand="0" w:noVBand="1" w:val="04A0"/>
+        <w:bidiVisual/>
       </w:tblPr>
       <w:tblGrid>
         <w:gridCol w:w="5184"/>
@@ -4856,20 +6097,27 @@
         <w:tc>
           <w:tcPr>
             <w:tcW w:type="dxa" w:w="5184"/>
+            <w:shd w:fill="1F4E79"/>
+            <w:tcMar>
+              <w:top w:w="170" w:type="dxa"/>
+              <w:start w:w="140" w:type="dxa"/>
+              <w:bottom w:w="170" w:type="dxa"/>
+              <w:end w:w="140" w:type="dxa"/>
+            </w:tcMar>
             <w:vAlign w:val="center"/>
-            <w:shd w:fill="1F4E79"/>
           </w:tcPr>
           <w:p>
             <w:pPr>
-              <w:jc w:val="right"/>
+              <w:bidi/>
+              <w:jc w:val="center"/>
             </w:pPr>
-            <w:r/>
             <w:r>
               <w:rPr>
-                <w:rFonts w:ascii="Arial" w:hAnsi="Arial"/>
+                <w:rFonts w:ascii="Tahoma" w:hAnsi="Tahoma"/>
                 <w:b/>
                 <w:color w:val="FFFFFF"/>
                 <w:sz w:val="20"/>
+                <w:rtl/>
               </w:rPr>
               <w:t>الكلاس</w:t>
             </w:r>
@@ -4878,20 +6126,27 @@
         <w:tc>
           <w:tcPr>
             <w:tcW w:type="dxa" w:w="5184"/>
+            <w:shd w:fill="1F4E79"/>
+            <w:tcMar>
+              <w:top w:w="170" w:type="dxa"/>
+              <w:start w:w="140" w:type="dxa"/>
+              <w:bottom w:w="170" w:type="dxa"/>
+              <w:end w:w="140" w:type="dxa"/>
+            </w:tcMar>
             <w:vAlign w:val="center"/>
-            <w:shd w:fill="1F4E79"/>
           </w:tcPr>
           <w:p>
             <w:pPr>
-              <w:jc w:val="right"/>
+              <w:bidi/>
+              <w:jc w:val="center"/>
             </w:pPr>
-            <w:r/>
             <w:r>
               <w:rPr>
-                <w:rFonts w:ascii="Arial" w:hAnsi="Arial"/>
+                <w:rFonts w:ascii="Tahoma" w:hAnsi="Tahoma"/>
                 <w:b/>
                 <w:color w:val="FFFFFF"/>
                 <w:sz w:val="20"/>
+                <w:rtl/>
               </w:rPr>
               <w:t>عدد التنبؤات</w:t>
             </w:r>
@@ -4902,18 +6157,26 @@
         <w:tc>
           <w:tcPr>
             <w:tcW w:type="dxa" w:w="5184"/>
+            <w:tcMar>
+              <w:top w:w="160" w:type="dxa"/>
+              <w:start w:w="140" w:type="dxa"/>
+              <w:bottom w:w="160" w:type="dxa"/>
+              <w:end w:w="140" w:type="dxa"/>
+            </w:tcMar>
             <w:vAlign w:val="center"/>
           </w:tcPr>
           <w:p>
             <w:pPr>
+              <w:bidi/>
+              <w:spacing w:line="324" w:lineRule="auto" w:after="40"/>
               <w:jc w:val="right"/>
             </w:pPr>
-            <w:r/>
             <w:r>
               <w:rPr>
-                <w:rFonts w:ascii="Arial" w:hAnsi="Arial"/>
-                <w:b w:val="0"/>
-                <w:sz w:val="20"/>
+                <w:rFonts w:ascii="Tahoma" w:hAnsi="Tahoma"/>
+                <w:color w:val="202020"/>
+                <w:sz w:val="19"/>
+                <w:rtl/>
               </w:rPr>
               <w:t>class1</w:t>
             </w:r>
@@ -4922,18 +6185,26 @@
         <w:tc>
           <w:tcPr>
             <w:tcW w:type="dxa" w:w="5184"/>
+            <w:tcMar>
+              <w:top w:w="160" w:type="dxa"/>
+              <w:start w:w="140" w:type="dxa"/>
+              <w:bottom w:w="160" w:type="dxa"/>
+              <w:end w:w="140" w:type="dxa"/>
+            </w:tcMar>
             <w:vAlign w:val="center"/>
           </w:tcPr>
           <w:p>
             <w:pPr>
+              <w:bidi/>
+              <w:spacing w:line="324" w:lineRule="auto" w:after="40"/>
               <w:jc w:val="right"/>
             </w:pPr>
-            <w:r/>
             <w:r>
               <w:rPr>
-                <w:rFonts w:ascii="Arial" w:hAnsi="Arial"/>
-                <w:b w:val="0"/>
-                <w:sz w:val="20"/>
+                <w:rFonts w:ascii="Tahoma" w:hAnsi="Tahoma"/>
+                <w:color w:val="202020"/>
+                <w:sz w:val="19"/>
+                <w:rtl/>
               </w:rPr>
               <w:t>81</w:t>
             </w:r>
@@ -4944,18 +6215,27 @@
         <w:tc>
           <w:tcPr>
             <w:tcW w:type="dxa" w:w="5184"/>
+            <w:shd w:fill="F4F6F8"/>
+            <w:tcMar>
+              <w:top w:w="160" w:type="dxa"/>
+              <w:start w:w="140" w:type="dxa"/>
+              <w:bottom w:w="160" w:type="dxa"/>
+              <w:end w:w="140" w:type="dxa"/>
+            </w:tcMar>
             <w:vAlign w:val="center"/>
           </w:tcPr>
           <w:p>
             <w:pPr>
+              <w:bidi/>
+              <w:spacing w:line="324" w:lineRule="auto" w:after="40"/>
               <w:jc w:val="right"/>
             </w:pPr>
-            <w:r/>
             <w:r>
               <w:rPr>
-                <w:rFonts w:ascii="Arial" w:hAnsi="Arial"/>
-                <w:b w:val="0"/>
-                <w:sz w:val="20"/>
+                <w:rFonts w:ascii="Tahoma" w:hAnsi="Tahoma"/>
+                <w:color w:val="202020"/>
+                <w:sz w:val="19"/>
+                <w:rtl/>
               </w:rPr>
               <w:t>class2</w:t>
             </w:r>
@@ -4964,18 +6244,27 @@
         <w:tc>
           <w:tcPr>
             <w:tcW w:type="dxa" w:w="5184"/>
+            <w:shd w:fill="F4F6F8"/>
+            <w:tcMar>
+              <w:top w:w="160" w:type="dxa"/>
+              <w:start w:w="140" w:type="dxa"/>
+              <w:bottom w:w="160" w:type="dxa"/>
+              <w:end w:w="140" w:type="dxa"/>
+            </w:tcMar>
             <w:vAlign w:val="center"/>
           </w:tcPr>
           <w:p>
             <w:pPr>
+              <w:bidi/>
+              <w:spacing w:line="324" w:lineRule="auto" w:after="40"/>
               <w:jc w:val="right"/>
             </w:pPr>
-            <w:r/>
             <w:r>
               <w:rPr>
-                <w:rFonts w:ascii="Arial" w:hAnsi="Arial"/>
-                <w:b w:val="0"/>
-                <w:sz w:val="20"/>
+                <w:rFonts w:ascii="Tahoma" w:hAnsi="Tahoma"/>
+                <w:color w:val="202020"/>
+                <w:sz w:val="19"/>
+                <w:rtl/>
               </w:rPr>
               <w:t>188</w:t>
             </w:r>
@@ -4986,18 +6275,26 @@
         <w:tc>
           <w:tcPr>
             <w:tcW w:type="dxa" w:w="5184"/>
+            <w:tcMar>
+              <w:top w:w="160" w:type="dxa"/>
+              <w:start w:w="140" w:type="dxa"/>
+              <w:bottom w:w="160" w:type="dxa"/>
+              <w:end w:w="140" w:type="dxa"/>
+            </w:tcMar>
             <w:vAlign w:val="center"/>
           </w:tcPr>
           <w:p>
             <w:pPr>
+              <w:bidi/>
+              <w:spacing w:line="324" w:lineRule="auto" w:after="40"/>
               <w:jc w:val="right"/>
             </w:pPr>
-            <w:r/>
             <w:r>
               <w:rPr>
-                <w:rFonts w:ascii="Arial" w:hAnsi="Arial"/>
-                <w:b w:val="0"/>
-                <w:sz w:val="20"/>
+                <w:rFonts w:ascii="Tahoma" w:hAnsi="Tahoma"/>
+                <w:color w:val="202020"/>
+                <w:sz w:val="19"/>
+                <w:rtl/>
               </w:rPr>
               <w:t>class3</w:t>
             </w:r>
@@ -5006,18 +6303,26 @@
         <w:tc>
           <w:tcPr>
             <w:tcW w:type="dxa" w:w="5184"/>
+            <w:tcMar>
+              <w:top w:w="160" w:type="dxa"/>
+              <w:start w:w="140" w:type="dxa"/>
+              <w:bottom w:w="160" w:type="dxa"/>
+              <w:end w:w="140" w:type="dxa"/>
+            </w:tcMar>
             <w:vAlign w:val="center"/>
           </w:tcPr>
           <w:p>
             <w:pPr>
+              <w:bidi/>
+              <w:spacing w:line="324" w:lineRule="auto" w:after="40"/>
               <w:jc w:val="right"/>
             </w:pPr>
-            <w:r/>
             <w:r>
               <w:rPr>
-                <w:rFonts w:ascii="Arial" w:hAnsi="Arial"/>
-                <w:b w:val="0"/>
-                <w:sz w:val="20"/>
+                <w:rFonts w:ascii="Tahoma" w:hAnsi="Tahoma"/>
+                <w:color w:val="202020"/>
+                <w:sz w:val="19"/>
+                <w:rtl/>
               </w:rPr>
               <w:t>2931</w:t>
             </w:r>
@@ -5025,211 +6330,266 @@
         </w:tc>
       </w:tr>
     </w:tbl>
-    <w:p/>
     <w:p>
       <w:pPr>
-        <w:spacing w:after="160" w:line="324" w:lineRule="auto"/>
+        <w:spacing w:after="160"/>
+      </w:pPr>
+    </w:p>
+    <w:p>
+      <w:pPr>
+        <w:bidi/>
+        <w:spacing w:before="0" w:after="160" w:line="348" w:lineRule="auto"/>
         <w:jc w:val="right"/>
       </w:pPr>
       <w:r>
         <w:rPr>
-          <w:rFonts w:ascii="Arial" w:hAnsi="Arial"/>
+          <w:rFonts w:ascii="Tahoma" w:hAnsi="Tahoma"/>
           <w:b w:val="0"/>
+          <w:color w:val="202020"/>
           <w:sz w:val="22"/>
+          <w:rtl/>
         </w:rPr>
-        <w:t>السياسة النهائية محافظة لأنها أعطت توازناً جيداً بين OOF، فحص الثبات، ونتيجة Public. التجارب الأكثر جرأة بقيت موثقة كتحليل، لكنها ليست أساس الرفع النهائي.</w:t>
+        <w:t>السياسة النهائية محافظة لأنها أعطت توازناً جيداً بين OOF، فحص الثبات، وفحوص ensemble. التجارب الأكثر جرأة بقيت موثقة كتحليل، لكنها ليست أساس الرفع النهائي.</w:t>
       </w:r>
     </w:p>
     <w:p>
       <w:pPr>
-        <w:spacing w:after="160" w:line="324" w:lineRule="auto"/>
+        <w:bidi/>
+        <w:spacing w:before="200" w:after="160" w:line="348" w:lineRule="auto"/>
         <w:jc w:val="right"/>
       </w:pPr>
       <w:r>
         <w:rPr>
-          <w:rFonts w:ascii="Arial" w:hAnsi="Arial"/>
+          <w:rFonts w:ascii="Tahoma" w:hAnsi="Tahoma"/>
           <w:b/>
           <w:color w:val="1F4E79"/>
           <w:sz w:val="36"/>
+          <w:rtl/>
         </w:rPr>
         <w:t>13. إدارة البيانات باستخدام DVC</w:t>
       </w:r>
     </w:p>
     <w:p>
       <w:pPr>
-        <w:spacing w:after="160" w:line="324" w:lineRule="auto"/>
+        <w:bidi/>
+        <w:spacing w:before="0" w:after="160" w:line="348" w:lineRule="auto"/>
         <w:jc w:val="right"/>
       </w:pPr>
       <w:r>
         <w:rPr>
-          <w:rFonts w:ascii="Arial" w:hAnsi="Arial"/>
+          <w:rFonts w:ascii="Tahoma" w:hAnsi="Tahoma"/>
           <w:b w:val="0"/>
+          <w:color w:val="202020"/>
           <w:sz w:val="22"/>
+          <w:rtl/>
         </w:rPr>
-        <w:t>استخدمنا DVC حتى لا نرفع ملفات CSV الخام مباشرة على GitHub. الموجود في GitHub هو ملفات .dvc الصغيرة، بينما البيانات نفسها موجودة في remote storage.</w:t>
+        <w:t>استخدمنا DVC حتى لا نرفع ملفات CSV الخام مباشرة على GitHub. الموجود في GitHub هو ملفات .dvc الصغيرة، بينما البيانات نفسها موجودة في Google Drive remote.</w:t>
       </w:r>
     </w:p>
     <w:p>
       <w:pPr>
-        <w:spacing w:after="160"/>
+        <w:spacing w:after="200"/>
         <w:jc w:val="left"/>
       </w:pPr>
       <w:r>
         <w:rPr>
           <w:rFonts w:ascii="Consolas" w:hAnsi="Consolas"/>
+          <w:color w:val="323232"/>
           <w:sz w:val="20"/>
         </w:rPr>
         <w:t>train_data.csv.dvc</w:t>
         <w:br/>
-        <w:t xml:space="preserve"> test_data.csv.dvc</w:t>
+      </w:r>
+      <w:r>
+        <w:rPr>
+          <w:rFonts w:ascii="Consolas" w:hAnsi="Consolas"/>
+          <w:color w:val="323232"/>
+          <w:sz w:val="20"/>
+        </w:rPr>
+        <w:t>test_data.csv.dvc</w:t>
         <w:br/>
-        <w:t xml:space="preserve"> sample_submission.csv.dvc</w:t>
+      </w:r>
+      <w:r>
+        <w:rPr>
+          <w:rFonts w:ascii="Consolas" w:hAnsi="Consolas"/>
+          <w:color w:val="323232"/>
+          <w:sz w:val="20"/>
+        </w:rPr>
+        <w:t>sample_submission.csv.dvc</w:t>
+        <w:br/>
       </w:r>
     </w:p>
     <w:p>
       <w:pPr>
-        <w:spacing w:after="160" w:line="324" w:lineRule="auto"/>
+        <w:bidi/>
+        <w:spacing w:before="0" w:after="160" w:line="348" w:lineRule="auto"/>
         <w:jc w:val="right"/>
       </w:pPr>
       <w:r>
         <w:rPr>
-          <w:rFonts w:ascii="Arial" w:hAnsi="Arial"/>
+          <w:rFonts w:ascii="Tahoma" w:hAnsi="Tahoma"/>
           <w:b w:val="0"/>
+          <w:color w:val="202020"/>
           <w:sz w:val="22"/>
+          <w:rtl/>
         </w:rPr>
         <w:t>لاسترجاع البيانات على جهاز جديد:</w:t>
       </w:r>
     </w:p>
     <w:p>
       <w:pPr>
-        <w:spacing w:after="160"/>
+        <w:spacing w:after="200"/>
         <w:jc w:val="left"/>
       </w:pPr>
       <w:r>
         <w:rPr>
           <w:rFonts w:ascii="Consolas" w:hAnsi="Consolas"/>
+          <w:color w:val="323232"/>
           <w:sz w:val="20"/>
         </w:rPr>
         <w:t>dvc pull</w:t>
+        <w:br/>
       </w:r>
     </w:p>
     <w:p>
       <w:pPr>
-        <w:spacing w:after="160" w:line="324" w:lineRule="auto"/>
+        <w:bidi/>
+        <w:spacing w:before="200" w:after="160" w:line="348" w:lineRule="auto"/>
         <w:jc w:val="right"/>
       </w:pPr>
       <w:r>
         <w:rPr>
-          <w:rFonts w:ascii="Arial" w:hAnsi="Arial"/>
+          <w:rFonts w:ascii="Tahoma" w:hAnsi="Tahoma"/>
           <w:b/>
           <w:color w:val="1F4E79"/>
           <w:sz w:val="36"/>
+          <w:rtl/>
         </w:rPr>
         <w:t>14. قائمة التحقق قبل التسليم</w:t>
       </w:r>
     </w:p>
     <w:p>
       <w:pPr>
-        <w:spacing w:after="160" w:line="324" w:lineRule="auto"/>
+        <w:bidi/>
+        <w:spacing w:before="0" w:after="80" w:line="348" w:lineRule="auto"/>
         <w:jc w:val="right"/>
       </w:pPr>
       <w:r>
         <w:rPr>
-          <w:rFonts w:ascii="Arial" w:hAnsi="Arial"/>
+          <w:rFonts w:ascii="Tahoma" w:hAnsi="Tahoma"/>
           <w:b w:val="0"/>
+          <w:color w:val="202020"/>
           <w:sz w:val="22"/>
+          <w:rtl/>
         </w:rPr>
         <w:t>• تشغيل classification_pipeline.ipynb من البداية للنهاية بدون أخطاء.</w:t>
       </w:r>
     </w:p>
     <w:p>
       <w:pPr>
-        <w:spacing w:after="160" w:line="324" w:lineRule="auto"/>
+        <w:bidi/>
+        <w:spacing w:before="0" w:after="80" w:line="348" w:lineRule="auto"/>
         <w:jc w:val="right"/>
       </w:pPr>
       <w:r>
         <w:rPr>
-          <w:rFonts w:ascii="Arial" w:hAnsi="Arial"/>
+          <w:rFonts w:ascii="Tahoma" w:hAnsi="Tahoma"/>
           <w:b w:val="0"/>
+          <w:color w:val="202020"/>
           <w:sz w:val="22"/>
+          <w:rtl/>
         </w:rPr>
         <w:t>• التأكد أن submission.csv يحتوي عمودين فقط: ID و target.</w:t>
       </w:r>
     </w:p>
     <w:p>
       <w:pPr>
-        <w:spacing w:after="160" w:line="324" w:lineRule="auto"/>
+        <w:bidi/>
+        <w:spacing w:before="0" w:after="80" w:line="348" w:lineRule="auto"/>
         <w:jc w:val="right"/>
       </w:pPr>
       <w:r>
         <w:rPr>
-          <w:rFonts w:ascii="Arial" w:hAnsi="Arial"/>
+          <w:rFonts w:ascii="Tahoma" w:hAnsi="Tahoma"/>
           <w:b w:val="0"/>
+          <w:color w:val="202020"/>
           <w:sz w:val="22"/>
+          <w:rtl/>
         </w:rPr>
         <w:t>• فتح MLflow UI وأخذ Screenshot واضح لجدول التجارب.</w:t>
       </w:r>
     </w:p>
     <w:p>
       <w:pPr>
-        <w:spacing w:after="160" w:line="324" w:lineRule="auto"/>
+        <w:bidi/>
+        <w:spacing w:before="0" w:after="80" w:line="348" w:lineRule="auto"/>
         <w:jc w:val="right"/>
       </w:pPr>
       <w:r>
         <w:rPr>
-          <w:rFonts w:ascii="Arial" w:hAnsi="Arial"/>
+          <w:rFonts w:ascii="Tahoma" w:hAnsi="Tahoma"/>
           <w:b w:val="0"/>
+          <w:color w:val="202020"/>
           <w:sz w:val="22"/>
+          <w:rtl/>
         </w:rPr>
-        <w:t>• رفع classification_pipeline.ipynb و classification_pipeline.py و MLOps_Report.docx في النموذج المطلوب.</w:t>
+        <w:t>• رفع classification_pipeline.ipynb و classification_pipeline.py و MLOps_Report.docx.</w:t>
       </w:r>
     </w:p>
     <w:p>
       <w:pPr>
-        <w:spacing w:after="160" w:line="324" w:lineRule="auto"/>
+        <w:bidi/>
+        <w:spacing w:before="0" w:after="80" w:line="348" w:lineRule="auto"/>
         <w:jc w:val="right"/>
       </w:pPr>
       <w:r>
         <w:rPr>
-          <w:rFonts w:ascii="Arial" w:hAnsi="Arial"/>
+          <w:rFonts w:ascii="Tahoma" w:hAnsi="Tahoma"/>
           <w:b w:val="0"/>
+          <w:color w:val="202020"/>
           <w:sz w:val="22"/>
+          <w:rtl/>
         </w:rPr>
-        <w:t>• عدم ضغط الملفات قبل الرفع إذا كانت التعليمات تطلب رفع الملفات منفصلة.</w:t>
+        <w:t>• عدم ضغط الملفات إذا كان نموذج التسليم يطلب رفع الملفات منفصلة.</w:t>
       </w:r>
     </w:p>
     <w:p>
       <w:pPr>
-        <w:spacing w:after="160" w:line="324" w:lineRule="auto"/>
+        <w:bidi/>
+        <w:spacing w:before="200" w:after="160" w:line="348" w:lineRule="auto"/>
         <w:jc w:val="right"/>
       </w:pPr>
       <w:r>
         <w:rPr>
-          <w:rFonts w:ascii="Arial" w:hAnsi="Arial"/>
+          <w:rFonts w:ascii="Tahoma" w:hAnsi="Tahoma"/>
           <w:b/>
           <w:color w:val="1F4E79"/>
           <w:sz w:val="36"/>
+          <w:rtl/>
         </w:rPr>
         <w:t>15. الخلاصة</w:t>
       </w:r>
     </w:p>
     <w:p>
       <w:pPr>
-        <w:spacing w:after="160" w:line="324" w:lineRule="auto"/>
+        <w:bidi/>
+        <w:spacing w:before="0" w:after="160" w:line="348" w:lineRule="auto"/>
         <w:jc w:val="right"/>
       </w:pPr>
       <w:r>
         <w:rPr>
-          <w:rFonts w:ascii="Arial" w:hAnsi="Arial"/>
+          <w:rFonts w:ascii="Tahoma" w:hAnsi="Tahoma"/>
           <w:b w:val="0"/>
+          <w:color w:val="202020"/>
           <w:sz w:val="22"/>
+          <w:rtl/>
         </w:rPr>
-        <w:t>الحل النهائي بني على مقارنة نماذج متعددة، فحوص ثبات، تحليل اختلاف train/test، وفحص أوزان ensemble. لذلك القرار النهائي ليس مجرد اختيار أعلى Public score أو أعلى OOF داخلي، بل اختيار pipeline قابل للإعادة والدفاع العلمي.</w:t>
+        <w:t>الحل النهائي بني على مقارنة نماذج متعددة، فحوص ثبات، تحليل اختلاف train/test، وفحص أوزان ensemble. لذلك القرار النهائي هو pipeline قابل للإعادة والدفاع العلمي، وليس مجرد اختيار أعلى نتيجة داخلية.</w:t>
       </w:r>
     </w:p>
     <w:sectPr>
       <w:pgSz w:w="12240" w:h="15840"/>
-      <w:pgMar w:top="1008" w:right="936" w:bottom="1008" w:left="936" w:header="720" w:footer="720" w:gutter="0"/>
+      <w:pgMar w:top="936" w:right="936" w:bottom="936" w:left="936" w:header="720" w:footer="720" w:gutter="0"/>
       <w:cols w:space="720"/>
       <w:docGrid w:linePitch="360"/>
     </w:sectPr>
@@ -5601,7 +6961,7 @@
     <w:qFormat/>
     <w:rsid w:val="00FC693F"/>
     <w:rPr>
-      <w:rFonts w:ascii="Arial" w:hAnsi="Arial"/>
+      <w:rFonts w:ascii="Tahoma" w:hAnsi="Tahoma"/>
       <w:sz w:val="22"/>
     </w:rPr>
   </w:style>

--- a/MLOps_Report.docx
+++ b/MLOps_Report.docx
@@ -4,7 +4,7 @@
   <w:body>
     <w:p>
       <w:pPr>
-        <w:spacing w:line="324" w:lineRule="auto" w:after="200"/>
+        <w:spacing w:line="324" w:lineRule="auto" w:after="280"/>
         <w:jc w:val="right"/>
         <w:bidi w:val="1"/>
       </w:pPr>
@@ -29,9 +29,9 @@
           <w:rFonts w:ascii="Arial" w:hAnsi="Arial" w:cs="Arial"/>
           <w:b/>
           <w:color w:val="2E74B5"/>
-          <w:sz w:val="30"/>
+          <w:sz w:val="28"/>
         </w:rPr>
-        <w:t>1. ملخص المشروع</w:t>
+        <w:t>1. فكرة المشروع</w:t>
       </w:r>
     </w:p>
     <w:p>
@@ -46,7 +46,7 @@
           <w:b w:val="0"/>
           <w:sz w:val="22"/>
         </w:rPr>
-        <w:t>المشروع عبارة عن مسألة تصنيف متعدد الكلاسات على بيانات جدولية مجهولة المعنى. الهدف هو تدريب نموذج يتنبأ بقيمة target لكل صف في test_data.csv، ثم توليد ملف submission.csv مطابق لصيغة Kaggle.</w:t>
+        <w:t>المشروع عبارة عن مسألة تصنيف متعدد الكلاسات على بيانات جدولية مجهولة المعنى. بما أن أسماء الخصائص لا تحمل معنى واضحاً، كان التركيز على بناء خط تدريب قابل للإعادة، وتجربة أكثر من نموذج، ثم توثيق النتائج بطريقة تسمح بمقارنة التجارب بدل الاعتماد على تجربة واحدة.</w:t>
       </w:r>
     </w:p>
     <w:p>
@@ -61,7 +61,7 @@
           <w:b w:val="0"/>
           <w:sz w:val="22"/>
         </w:rPr>
-        <w:t>اعتمدنا في التقييم الداخلي على Macro F1 لأنه يعطي وزناً متوازناً لكل كلاس، وهذا مهم لأن توزيع الكلاسات غير متساو. لذلك تابعنا أيضاً Balanced Accuracy وConfusion Matrix لفهم نوع الأخطاء.</w:t>
+        <w:t>استخدمنا Macro F1 كمقياس أساسي لأن توزيع الكلاسات غير متوازن. هذا المقياس يعطينا صورة أوضح عن أداء النموذج على كل كلاس، وليس فقط على الكلاس الأكبر.</w:t>
       </w:r>
     </w:p>
     <w:p>
@@ -75,439 +75,41 @@
           <w:rFonts w:ascii="Arial" w:hAnsi="Arial" w:cs="Arial"/>
           <w:b/>
           <w:color w:val="2E74B5"/>
-          <w:sz w:val="30"/>
+          <w:sz w:val="28"/>
         </w:rPr>
-        <w:t>2. سير العمل المختصر</w:t>
+        <w:t>2. منهجية التقييم</w:t>
       </w:r>
     </w:p>
-    <w:tbl>
-      <w:tblPr>
-        <w:tblStyle w:val="TableGrid"/>
-        <w:tblW w:type="auto" w:w="0"/>
-        <w:jc w:val="center"/>
-        <w:tblLook w:firstColumn="1" w:firstRow="1" w:lastColumn="0" w:lastRow="0" w:noHBand="0" w:noVBand="1" w:val="04A0"/>
-      </w:tblPr>
-      <w:tblGrid>
-        <w:gridCol w:w="3437"/>
-        <w:gridCol w:w="3437"/>
-        <w:gridCol w:w="3437"/>
-      </w:tblGrid>
-      <w:tr>
-        <w:tc>
-          <w:tcPr>
-            <w:tcW w:type="dxa" w:w="3437"/>
-            <w:shd w:fill="1F4E79"/>
-            <w:vAlign w:val="center"/>
-          </w:tcPr>
-          <w:p>
-            <w:pPr>
-              <w:spacing w:line="300" w:lineRule="auto" w:after="80"/>
-              <w:jc w:val="right"/>
-              <w:bidi w:val="1"/>
-            </w:pPr>
-            <w:r/>
-            <w:r>
-              <w:rPr>
-                <w:rFonts w:ascii="Arial" w:hAnsi="Arial" w:cs="Arial"/>
-                <w:b/>
-                <w:color w:val="FFFFFF"/>
-                <w:sz w:val="21"/>
-              </w:rPr>
-              <w:t>المرحلة</w:t>
-            </w:r>
-          </w:p>
-        </w:tc>
-        <w:tc>
-          <w:tcPr>
-            <w:tcW w:type="dxa" w:w="3437"/>
-            <w:shd w:fill="1F4E79"/>
-            <w:vAlign w:val="center"/>
-          </w:tcPr>
-          <w:p>
-            <w:pPr>
-              <w:spacing w:line="300" w:lineRule="auto" w:after="80"/>
-              <w:jc w:val="right"/>
-              <w:bidi w:val="1"/>
-            </w:pPr>
-            <w:r/>
-            <w:r>
-              <w:rPr>
-                <w:rFonts w:ascii="Arial" w:hAnsi="Arial" w:cs="Arial"/>
-                <w:b/>
-                <w:color w:val="FFFFFF"/>
-                <w:sz w:val="21"/>
-              </w:rPr>
-              <w:t>ماذا فعلنا؟</w:t>
-            </w:r>
-          </w:p>
-        </w:tc>
-        <w:tc>
-          <w:tcPr>
-            <w:tcW w:type="dxa" w:w="3437"/>
-            <w:shd w:fill="1F4E79"/>
-            <w:vAlign w:val="center"/>
-          </w:tcPr>
-          <w:p>
-            <w:pPr>
-              <w:spacing w:line="300" w:lineRule="auto" w:after="80"/>
-              <w:jc w:val="right"/>
-              <w:bidi w:val="1"/>
-            </w:pPr>
-            <w:r/>
-            <w:r>
-              <w:rPr>
-                <w:rFonts w:ascii="Arial" w:hAnsi="Arial" w:cs="Arial"/>
-                <w:b/>
-                <w:color w:val="FFFFFF"/>
-                <w:sz w:val="21"/>
-              </w:rPr>
-              <w:t>لماذا؟</w:t>
-            </w:r>
-          </w:p>
-        </w:tc>
-      </w:tr>
-      <w:tr>
-        <w:tc>
-          <w:tcPr>
-            <w:tcW w:type="dxa" w:w="3437"/>
-            <w:vAlign w:val="center"/>
-          </w:tcPr>
-          <w:p>
-            <w:pPr>
-              <w:spacing w:line="300" w:lineRule="auto" w:after="80"/>
-              <w:jc w:val="right"/>
-              <w:bidi w:val="1"/>
-            </w:pPr>
-            <w:r/>
-            <w:r>
-              <w:rPr>
-                <w:rFonts w:ascii="Arial" w:hAnsi="Arial" w:cs="Arial"/>
-                <w:b w:val="0"/>
-                <w:sz w:val="21"/>
-              </w:rPr>
-              <w:t>قراءة البيانات</w:t>
-            </w:r>
-          </w:p>
-        </w:tc>
-        <w:tc>
-          <w:tcPr>
-            <w:tcW w:type="dxa" w:w="3437"/>
-            <w:vAlign w:val="center"/>
-          </w:tcPr>
-          <w:p>
-            <w:pPr>
-              <w:spacing w:line="300" w:lineRule="auto" w:after="80"/>
-              <w:jc w:val="right"/>
-              <w:bidi w:val="1"/>
-            </w:pPr>
-            <w:r/>
-            <w:r>
-              <w:rPr>
-                <w:rFonts w:ascii="Arial" w:hAnsi="Arial" w:cs="Arial"/>
-                <w:b w:val="0"/>
-                <w:sz w:val="21"/>
-              </w:rPr>
-              <w:t>تحميل train_data.csv وtest_data.csv وsample_submission.csv</w:t>
-            </w:r>
-          </w:p>
-        </w:tc>
-        <w:tc>
-          <w:tcPr>
-            <w:tcW w:type="dxa" w:w="3437"/>
-            <w:vAlign w:val="center"/>
-          </w:tcPr>
-          <w:p>
-            <w:pPr>
-              <w:spacing w:line="300" w:lineRule="auto" w:after="80"/>
-              <w:jc w:val="right"/>
-              <w:bidi w:val="1"/>
-            </w:pPr>
-            <w:r/>
-            <w:r>
-              <w:rPr>
-                <w:rFonts w:ascii="Arial" w:hAnsi="Arial" w:cs="Arial"/>
-                <w:b w:val="0"/>
-                <w:sz w:val="21"/>
-              </w:rPr>
-              <w:t>التأكد من تطابق الأعمدة وصيغة الرفع</w:t>
-            </w:r>
-          </w:p>
-        </w:tc>
-      </w:tr>
-      <w:tr>
-        <w:tc>
-          <w:tcPr>
-            <w:tcW w:type="dxa" w:w="3437"/>
-            <w:vAlign w:val="center"/>
-          </w:tcPr>
-          <w:p>
-            <w:pPr>
-              <w:spacing w:line="300" w:lineRule="auto" w:after="80"/>
-              <w:jc w:val="right"/>
-              <w:bidi w:val="1"/>
-            </w:pPr>
-            <w:r/>
-            <w:r>
-              <w:rPr>
-                <w:rFonts w:ascii="Arial" w:hAnsi="Arial" w:cs="Arial"/>
-                <w:b w:val="0"/>
-                <w:sz w:val="21"/>
-              </w:rPr>
-              <w:t>تحليل أولي</w:t>
-            </w:r>
-          </w:p>
-        </w:tc>
-        <w:tc>
-          <w:tcPr>
-            <w:tcW w:type="dxa" w:w="3437"/>
-            <w:vAlign w:val="center"/>
-          </w:tcPr>
-          <w:p>
-            <w:pPr>
-              <w:spacing w:line="300" w:lineRule="auto" w:after="80"/>
-              <w:jc w:val="right"/>
-              <w:bidi w:val="1"/>
-            </w:pPr>
-            <w:r/>
-            <w:r>
-              <w:rPr>
-                <w:rFonts w:ascii="Arial" w:hAnsi="Arial" w:cs="Arial"/>
-                <w:b w:val="0"/>
-                <w:sz w:val="21"/>
-              </w:rPr>
-              <w:t>فحص توزيع الكلاسات والفروقات بين train وtest</w:t>
-            </w:r>
-          </w:p>
-        </w:tc>
-        <w:tc>
-          <w:tcPr>
-            <w:tcW w:type="dxa" w:w="3437"/>
-            <w:vAlign w:val="center"/>
-          </w:tcPr>
-          <w:p>
-            <w:pPr>
-              <w:spacing w:line="300" w:lineRule="auto" w:after="80"/>
-              <w:jc w:val="right"/>
-              <w:bidi w:val="1"/>
-            </w:pPr>
-            <w:r/>
-            <w:r>
-              <w:rPr>
-                <w:rFonts w:ascii="Arial" w:hAnsi="Arial" w:cs="Arial"/>
-                <w:b w:val="0"/>
-                <w:sz w:val="21"/>
-              </w:rPr>
-              <w:t>فهم طبيعة البيانات قبل النمذجة</w:t>
-            </w:r>
-          </w:p>
-        </w:tc>
-      </w:tr>
-      <w:tr>
-        <w:tc>
-          <w:tcPr>
-            <w:tcW w:type="dxa" w:w="3437"/>
-            <w:vAlign w:val="center"/>
-          </w:tcPr>
-          <w:p>
-            <w:pPr>
-              <w:spacing w:line="300" w:lineRule="auto" w:after="80"/>
-              <w:jc w:val="right"/>
-              <w:bidi w:val="1"/>
-            </w:pPr>
-            <w:r/>
-            <w:r>
-              <w:rPr>
-                <w:rFonts w:ascii="Arial" w:hAnsi="Arial" w:cs="Arial"/>
-                <w:b w:val="0"/>
-                <w:sz w:val="21"/>
-              </w:rPr>
-              <w:t>بناء الخصائص</w:t>
-            </w:r>
-          </w:p>
-        </w:tc>
-        <w:tc>
-          <w:tcPr>
-            <w:tcW w:type="dxa" w:w="3437"/>
-            <w:vAlign w:val="center"/>
-          </w:tcPr>
-          <w:p>
-            <w:pPr>
-              <w:spacing w:line="300" w:lineRule="auto" w:after="80"/>
-              <w:jc w:val="right"/>
-              <w:bidi w:val="1"/>
-            </w:pPr>
-            <w:r/>
-            <w:r>
-              <w:rPr>
-                <w:rFonts w:ascii="Arial" w:hAnsi="Arial" w:cs="Arial"/>
-                <w:b w:val="0"/>
-                <w:sz w:val="21"/>
-              </w:rPr>
-              <w:t>إضافة خصائص رقمية عامة مثل التفاعلات والنسب</w:t>
-            </w:r>
-          </w:p>
-        </w:tc>
-        <w:tc>
-          <w:tcPr>
-            <w:tcW w:type="dxa" w:w="3437"/>
-            <w:vAlign w:val="center"/>
-          </w:tcPr>
-          <w:p>
-            <w:pPr>
-              <w:spacing w:line="300" w:lineRule="auto" w:after="80"/>
-              <w:jc w:val="right"/>
-              <w:bidi w:val="1"/>
-            </w:pPr>
-            <w:r/>
-            <w:r>
-              <w:rPr>
-                <w:rFonts w:ascii="Arial" w:hAnsi="Arial" w:cs="Arial"/>
-                <w:b w:val="0"/>
-                <w:sz w:val="21"/>
-              </w:rPr>
-              <w:t>استخراج إشارات مفيدة من أعمدة مجهولة المعنى</w:t>
-            </w:r>
-          </w:p>
-        </w:tc>
-      </w:tr>
-      <w:tr>
-        <w:tc>
-          <w:tcPr>
-            <w:tcW w:type="dxa" w:w="3437"/>
-            <w:vAlign w:val="center"/>
-          </w:tcPr>
-          <w:p>
-            <w:pPr>
-              <w:spacing w:line="300" w:lineRule="auto" w:after="80"/>
-              <w:jc w:val="right"/>
-              <w:bidi w:val="1"/>
-            </w:pPr>
-            <w:r/>
-            <w:r>
-              <w:rPr>
-                <w:rFonts w:ascii="Arial" w:hAnsi="Arial" w:cs="Arial"/>
-                <w:b w:val="0"/>
-                <w:sz w:val="21"/>
-              </w:rPr>
-              <w:t>تدريب النماذج</w:t>
-            </w:r>
-          </w:p>
-        </w:tc>
-        <w:tc>
-          <w:tcPr>
-            <w:tcW w:type="dxa" w:w="3437"/>
-            <w:vAlign w:val="center"/>
-          </w:tcPr>
-          <w:p>
-            <w:pPr>
-              <w:spacing w:line="300" w:lineRule="auto" w:after="80"/>
-              <w:jc w:val="right"/>
-              <w:bidi w:val="1"/>
-            </w:pPr>
-            <w:r/>
-            <w:r>
-              <w:rPr>
-                <w:rFonts w:ascii="Arial" w:hAnsi="Arial" w:cs="Arial"/>
-                <w:b w:val="0"/>
-                <w:sz w:val="21"/>
-              </w:rPr>
-              <w:t>تجربة أشجار، boosting، وensemble</w:t>
-            </w:r>
-          </w:p>
-        </w:tc>
-        <w:tc>
-          <w:tcPr>
-            <w:tcW w:type="dxa" w:w="3437"/>
-            <w:vAlign w:val="center"/>
-          </w:tcPr>
-          <w:p>
-            <w:pPr>
-              <w:spacing w:line="300" w:lineRule="auto" w:after="80"/>
-              <w:jc w:val="right"/>
-              <w:bidi w:val="1"/>
-            </w:pPr>
-            <w:r/>
-            <w:r>
-              <w:rPr>
-                <w:rFonts w:ascii="Arial" w:hAnsi="Arial" w:cs="Arial"/>
-                <w:b w:val="0"/>
-                <w:sz w:val="21"/>
-              </w:rPr>
-              <w:t>مقارنة أكثر من عائلة نماذج</w:t>
-            </w:r>
-          </w:p>
-        </w:tc>
-      </w:tr>
-      <w:tr>
-        <w:tc>
-          <w:tcPr>
-            <w:tcW w:type="dxa" w:w="3437"/>
-            <w:vAlign w:val="center"/>
-          </w:tcPr>
-          <w:p>
-            <w:pPr>
-              <w:spacing w:line="300" w:lineRule="auto" w:after="80"/>
-              <w:jc w:val="right"/>
-              <w:bidi w:val="1"/>
-            </w:pPr>
-            <w:r/>
-            <w:r>
-              <w:rPr>
-                <w:rFonts w:ascii="Arial" w:hAnsi="Arial" w:cs="Arial"/>
-                <w:b w:val="0"/>
-                <w:sz w:val="21"/>
-              </w:rPr>
-              <w:t>تحليل الأخطاء</w:t>
-            </w:r>
-          </w:p>
-        </w:tc>
-        <w:tc>
-          <w:tcPr>
-            <w:tcW w:type="dxa" w:w="3437"/>
-            <w:vAlign w:val="center"/>
-          </w:tcPr>
-          <w:p>
-            <w:pPr>
-              <w:spacing w:line="300" w:lineRule="auto" w:after="80"/>
-              <w:jc w:val="right"/>
-              <w:bidi w:val="1"/>
-            </w:pPr>
-            <w:r/>
-            <w:r>
-              <w:rPr>
-                <w:rFonts w:ascii="Arial" w:hAnsi="Arial" w:cs="Arial"/>
-                <w:b w:val="0"/>
-                <w:sz w:val="21"/>
-              </w:rPr>
-              <w:t>حفظ OOF probabilities وconfusion matrices</w:t>
-            </w:r>
-          </w:p>
-        </w:tc>
-        <w:tc>
-          <w:tcPr>
-            <w:tcW w:type="dxa" w:w="3437"/>
-            <w:vAlign w:val="center"/>
-          </w:tcPr>
-          <w:p>
-            <w:pPr>
-              <w:spacing w:line="300" w:lineRule="auto" w:after="80"/>
-              <w:jc w:val="right"/>
-              <w:bidi w:val="1"/>
-            </w:pPr>
-            <w:r/>
-            <w:r>
-              <w:rPr>
-                <w:rFonts w:ascii="Arial" w:hAnsi="Arial" w:cs="Arial"/>
-                <w:b w:val="0"/>
-                <w:sz w:val="21"/>
-              </w:rPr>
-              <w:t>معرفة أين يخطئ النموذج</w:t>
-            </w:r>
-          </w:p>
-        </w:tc>
-      </w:tr>
-    </w:tbl>
-    <w:p/>
+    <w:p>
+      <w:pPr>
+        <w:spacing w:line="324" w:lineRule="auto" w:after="160"/>
+        <w:jc w:val="right"/>
+        <w:bidi w:val="1"/>
+      </w:pPr>
+      <w:r>
+        <w:rPr>
+          <w:rFonts w:ascii="Arial" w:hAnsi="Arial" w:cs="Arial"/>
+          <w:b w:val="0"/>
+          <w:sz w:val="22"/>
+        </w:rPr>
+        <w:t>اعتمدنا على StratifiedKFold حتى تبقى نسب الكلاسات متقاربة داخل كل fold. لكل نموذج سجلنا Accuracy وBalanced Accuracy وMacro F1، بالإضافة إلى اسم النموذج والإعدادات الأساسية.</w:t>
+      </w:r>
+    </w:p>
+    <w:p>
+      <w:pPr>
+        <w:spacing w:line="324" w:lineRule="auto" w:after="160"/>
+        <w:jc w:val="right"/>
+        <w:bidi w:val="1"/>
+      </w:pPr>
+      <w:r>
+        <w:rPr>
+          <w:rFonts w:ascii="Arial" w:hAnsi="Arial" w:cs="Arial"/>
+          <w:b w:val="0"/>
+          <w:sz w:val="22"/>
+        </w:rPr>
+        <w:t>بهذا الشكل أصبح القرار مبنياً على مقارنة داخلية واضحة بين النماذج، وليس على رقم واحد فقط.</w:t>
+      </w:r>
+    </w:p>
     <w:p>
       <w:pPr>
         <w:spacing w:line="324" w:lineRule="auto" w:after="200"/>
@@ -519,7 +121,7 @@
           <w:rFonts w:ascii="Arial" w:hAnsi="Arial" w:cs="Arial"/>
           <w:b/>
           <w:color w:val="2E74B5"/>
-          <w:sz w:val="30"/>
+          <w:sz w:val="28"/>
         </w:rPr>
         <w:t>3. تتبع التجارب باستخدام MLflow</w:t>
       </w:r>
@@ -536,7 +138,7 @@
           <w:b w:val="0"/>
           <w:sz w:val="22"/>
         </w:rPr>
-        <w:t>تم دمج MLflow داخل كود التدريب. كل تجربة تسجل اسم النموذج، الإعدادات، Accuracy، Balanced Accuracy، Macro F1، والملفات الناتجة.</w:t>
+        <w:t>تم دمج MLflow داخل كود التدريب. كل تجربة يتم تسجيلها كـ run مستقل يحتوي على اسم النموذج، الهدف من التجربة، المقاييس، وبعض الملفات الناتجة عند الحاجة.</w:t>
       </w:r>
     </w:p>
     <w:p>
@@ -556,6 +158,21 @@
     </w:p>
     <w:p>
       <w:pPr>
+        <w:spacing w:after="160"/>
+        <w:jc w:val="left"/>
+      </w:pPr>
+      <w:r>
+        <w:rPr>
+          <w:rFonts w:ascii="Arial" w:hAnsi="Arial" w:cs="Arial"/>
+          <w:b w:val="0"/>
+          <w:color w:val="282828"/>
+          <w:sz w:val="20"/>
+        </w:rPr>
+        <w:t>mlflow ui --backend-store-uri sqlite:///mlflow.db</w:t>
+      </w:r>
+    </w:p>
+    <w:p>
+      <w:pPr>
         <w:spacing w:line="324" w:lineRule="auto" w:after="160"/>
         <w:jc w:val="right"/>
         <w:bidi w:val="1"/>
@@ -563,11 +180,25 @@
       <w:r>
         <w:rPr>
           <w:rFonts w:ascii="Arial" w:hAnsi="Arial" w:cs="Arial"/>
-          <w:b w:val="0"/>
-          <w:color w:val="1F4E79"/>
+          <w:b/>
           <w:sz w:val="22"/>
         </w:rPr>
-        <w:t>mlflow ui --backend-store-uri sqlite:///mlflow.db</w:t>
+        <w:t>ثم فتح الرابط:</w:t>
+      </w:r>
+    </w:p>
+    <w:p>
+      <w:pPr>
+        <w:spacing w:after="160"/>
+        <w:jc w:val="left"/>
+      </w:pPr>
+      <w:r>
+        <w:rPr>
+          <w:rFonts w:ascii="Arial" w:hAnsi="Arial" w:cs="Arial"/>
+          <w:b w:val="0"/>
+          <w:color w:val="282828"/>
+          <w:sz w:val="20"/>
+        </w:rPr>
+        <w:t>http://127.0.0.1:5000</w:t>
       </w:r>
     </w:p>
     <w:p>
@@ -582,7 +213,62 @@
           <w:b w:val="0"/>
           <w:sz w:val="22"/>
         </w:rPr>
-        <w:t>ثم فتح الرابط: http://127.0.0.1:5000</w:t>
+        <w:t>الصورة التالية تعرض مجموعة من التجارب المسجلة، مع مقاييس المقارنة الأساسية مثل accuracy_mean وbalanced_accuracy_mean وf1_macro_mean.</w:t>
+      </w:r>
+    </w:p>
+    <w:p>
+      <w:pPr>
+        <w:jc w:val="center"/>
+      </w:pPr>
+      <w:r>
+        <w:drawing>
+          <wp:inline xmlns:a="http://schemas.openxmlformats.org/drawingml/2006/main" xmlns:pic="http://schemas.openxmlformats.org/drawingml/2006/picture">
+            <wp:extent cx="6192000" cy="2383194"/>
+            <wp:docPr id="1" name="Picture 1"/>
+            <wp:cNvGraphicFramePr>
+              <a:graphicFrameLocks noChangeAspect="1"/>
+            </wp:cNvGraphicFramePr>
+            <a:graphic>
+              <a:graphicData uri="http://schemas.openxmlformats.org/drawingml/2006/picture">
+                <pic:pic>
+                  <pic:nvPicPr>
+                    <pic:cNvPr id="0" name="لقطة الشاشة 2026-07-02 101224.png"/>
+                    <pic:cNvPicPr/>
+                  </pic:nvPicPr>
+                  <pic:blipFill>
+                    <a:blip r:embed="rId9"/>
+                    <a:stretch>
+                      <a:fillRect/>
+                    </a:stretch>
+                  </pic:blipFill>
+                  <pic:spPr>
+                    <a:xfrm>
+                      <a:off x="0" y="0"/>
+                      <a:ext cx="6192000" cy="2383194"/>
+                    </a:xfrm>
+                    <a:prstGeom prst="rect"/>
+                  </pic:spPr>
+                </pic:pic>
+              </a:graphicData>
+            </a:graphic>
+          </wp:inline>
+        </w:drawing>
+      </w:r>
+    </w:p>
+    <w:p>
+      <w:pPr>
+        <w:spacing w:line="324" w:lineRule="auto" w:after="280"/>
+        <w:jc w:val="right"/>
+        <w:bidi w:val="1"/>
+      </w:pPr>
+      <w:r>
+        <w:rPr>
+          <w:rFonts w:ascii="Arial" w:hAnsi="Arial" w:cs="Arial"/>
+          <w:b/>
+          <w:color w:val="595959"/>
+          <w:sz w:val="20"/>
+        </w:rPr>
+        <w:t>صورة 1: جدول MLflow لتجارب النماذج مع المقاييس الأساسية.</w:t>
       </w:r>
     </w:p>
     <w:p>
@@ -597,7 +283,62 @@
           <w:b w:val="0"/>
           <w:sz w:val="22"/>
         </w:rPr>
-        <w:t>يجب وضع Screenshot من جدول تجارب MLflow داخل التقرير النهائي بحيث تظهر runs متعددة والمقاييس المسجلة.</w:t>
+        <w:t>الصورة التالية تعرض تجارب الـ ensemble والفحوصات الإضافية مثل final_ensemble وreference_soft_voting_candidate، وفيها تظهر مقاييس oof_accuracy وoof_f1_macro.</w:t>
+      </w:r>
+    </w:p>
+    <w:p>
+      <w:pPr>
+        <w:jc w:val="center"/>
+      </w:pPr>
+      <w:r>
+        <w:drawing>
+          <wp:inline xmlns:a="http://schemas.openxmlformats.org/drawingml/2006/main" xmlns:pic="http://schemas.openxmlformats.org/drawingml/2006/picture">
+            <wp:extent cx="6192000" cy="2407700"/>
+            <wp:docPr id="2" name="Picture 2"/>
+            <wp:cNvGraphicFramePr>
+              <a:graphicFrameLocks noChangeAspect="1"/>
+            </wp:cNvGraphicFramePr>
+            <a:graphic>
+              <a:graphicData uri="http://schemas.openxmlformats.org/drawingml/2006/picture">
+                <pic:pic>
+                  <pic:nvPicPr>
+                    <pic:cNvPr id="0" name="لقطة الشاشة 2026-07-02 101231.png"/>
+                    <pic:cNvPicPr/>
+                  </pic:nvPicPr>
+                  <pic:blipFill>
+                    <a:blip r:embed="rId10"/>
+                    <a:stretch>
+                      <a:fillRect/>
+                    </a:stretch>
+                  </pic:blipFill>
+                  <pic:spPr>
+                    <a:xfrm>
+                      <a:off x="0" y="0"/>
+                      <a:ext cx="6192000" cy="2407700"/>
+                    </a:xfrm>
+                    <a:prstGeom prst="rect"/>
+                  </pic:spPr>
+                </pic:pic>
+              </a:graphicData>
+            </a:graphic>
+          </wp:inline>
+        </w:drawing>
+      </w:r>
+    </w:p>
+    <w:p>
+      <w:pPr>
+        <w:spacing w:line="324" w:lineRule="auto" w:after="280"/>
+        <w:jc w:val="right"/>
+        <w:bidi w:val="1"/>
+      </w:pPr>
+      <w:r>
+        <w:rPr>
+          <w:rFonts w:ascii="Arial" w:hAnsi="Arial" w:cs="Arial"/>
+          <w:b/>
+          <w:color w:val="595959"/>
+          <w:sz w:val="20"/>
+        </w:rPr>
+        <w:t>صورة 2: جدول MLflow لتجارب الـ ensemble والفحوصات الإضافية.</w:t>
       </w:r>
     </w:p>
     <w:p>
@@ -611,9 +352,9 @@
           <w:rFonts w:ascii="Arial" w:hAnsi="Arial" w:cs="Arial"/>
           <w:b/>
           <w:color w:val="2E74B5"/>
-          <w:sz w:val="30"/>
+          <w:sz w:val="28"/>
         </w:rPr>
-        <w:t>4. التجارب التي تم توثيقها</w:t>
+        <w:t>4. التجارب التي تمت مقارنتها</w:t>
       </w:r>
     </w:p>
     <w:tbl>
@@ -624,19 +365,19 @@
         <w:tblLook w:firstColumn="1" w:firstRow="1" w:lastColumn="0" w:lastRow="0" w:noHBand="0" w:noVBand="1" w:val="04A0"/>
       </w:tblPr>
       <w:tblGrid>
-        <w:gridCol w:w="5156"/>
-        <w:gridCol w:w="5156"/>
+        <w:gridCol w:w="5270"/>
+        <w:gridCol w:w="5270"/>
       </w:tblGrid>
       <w:tr>
         <w:tc>
           <w:tcPr>
-            <w:tcW w:type="dxa" w:w="5156"/>
+            <w:tcW w:type="dxa" w:w="5270"/>
             <w:shd w:fill="1F4E79"/>
             <w:vAlign w:val="center"/>
           </w:tcPr>
           <w:p>
             <w:pPr>
-              <w:spacing w:line="300" w:lineRule="auto" w:after="80"/>
+              <w:spacing w:line="300" w:lineRule="auto" w:after="100"/>
               <w:jc w:val="right"/>
               <w:bidi w:val="1"/>
             </w:pPr>
@@ -654,13 +395,13 @@
         </w:tc>
         <w:tc>
           <w:tcPr>
-            <w:tcW w:type="dxa" w:w="5156"/>
+            <w:tcW w:type="dxa" w:w="5270"/>
             <w:shd w:fill="1F4E79"/>
             <w:vAlign w:val="center"/>
           </w:tcPr>
           <w:p>
             <w:pPr>
-              <w:spacing w:line="300" w:lineRule="auto" w:after="80"/>
+              <w:spacing w:line="300" w:lineRule="auto" w:after="100"/>
               <w:jc w:val="right"/>
               <w:bidi w:val="1"/>
             </w:pPr>
@@ -672,7 +413,7 @@
                 <w:color w:val="FFFFFF"/>
                 <w:sz w:val="21"/>
               </w:rPr>
-              <w:t>الهدف منها</w:t>
+              <w:t>الهدف</w:t>
             </w:r>
           </w:p>
         </w:tc>
@@ -680,12 +421,12 @@
       <w:tr>
         <w:tc>
           <w:tcPr>
-            <w:tcW w:type="dxa" w:w="5156"/>
+            <w:tcW w:type="dxa" w:w="5270"/>
             <w:vAlign w:val="center"/>
           </w:tcPr>
           <w:p>
             <w:pPr>
-              <w:spacing w:line="300" w:lineRule="auto" w:after="80"/>
+              <w:spacing w:line="300" w:lineRule="auto" w:after="100"/>
               <w:jc w:val="right"/>
               <w:bidi w:val="1"/>
             </w:pPr>
@@ -696,18 +437,18 @@
                 <w:b w:val="0"/>
                 <w:sz w:val="21"/>
               </w:rPr>
-              <w:t>Baseline models</w:t>
+              <w:t>Decision Tree و Bagging</w:t>
             </w:r>
           </w:p>
         </w:tc>
         <w:tc>
           <w:tcPr>
-            <w:tcW w:type="dxa" w:w="5156"/>
+            <w:tcW w:type="dxa" w:w="5270"/>
             <w:vAlign w:val="center"/>
           </w:tcPr>
           <w:p>
             <w:pPr>
-              <w:spacing w:line="300" w:lineRule="auto" w:after="80"/>
+              <w:spacing w:line="300" w:lineRule="auto" w:after="100"/>
               <w:jc w:val="right"/>
               <w:bidi w:val="1"/>
             </w:pPr>
@@ -718,7 +459,7 @@
                 <w:b w:val="0"/>
                 <w:sz w:val="21"/>
               </w:rPr>
-              <w:t>معرفة الأداء الأولي قبل التعقيد</w:t>
+              <w:t>اختبار قدرة الأشجار على التقاط الأنماط الواضحة في الخصائص.</w:t>
             </w:r>
           </w:p>
         </w:tc>
@@ -726,12 +467,12 @@
       <w:tr>
         <w:tc>
           <w:tcPr>
-            <w:tcW w:type="dxa" w:w="5156"/>
+            <w:tcW w:type="dxa" w:w="5270"/>
             <w:vAlign w:val="center"/>
           </w:tcPr>
           <w:p>
             <w:pPr>
-              <w:spacing w:line="300" w:lineRule="auto" w:after="80"/>
+              <w:spacing w:line="300" w:lineRule="auto" w:after="100"/>
               <w:jc w:val="right"/>
               <w:bidi w:val="1"/>
             </w:pPr>
@@ -742,18 +483,18 @@
                 <w:b w:val="0"/>
                 <w:sz w:val="21"/>
               </w:rPr>
-              <w:t>Decision Tree / Bagging</w:t>
+              <w:t>Random Forest و Extra Trees</w:t>
             </w:r>
           </w:p>
         </w:tc>
         <w:tc>
           <w:tcPr>
-            <w:tcW w:type="dxa" w:w="5156"/>
+            <w:tcW w:type="dxa" w:w="5270"/>
             <w:vAlign w:val="center"/>
           </w:tcPr>
           <w:p>
             <w:pPr>
-              <w:spacing w:line="300" w:lineRule="auto" w:after="80"/>
+              <w:spacing w:line="300" w:lineRule="auto" w:after="100"/>
               <w:jc w:val="right"/>
               <w:bidi w:val="1"/>
             </w:pPr>
@@ -764,7 +505,7 @@
                 <w:b w:val="0"/>
                 <w:sz w:val="21"/>
               </w:rPr>
-              <w:t>اختبار قدرة الأشجار على التقاط الأنماط الواضحة</w:t>
+              <w:t>تقليل تذبذب الشجرة الواحدة عبر تجميع عدة أشجار.</w:t>
             </w:r>
           </w:p>
         </w:tc>
@@ -772,12 +513,12 @@
       <w:tr>
         <w:tc>
           <w:tcPr>
-            <w:tcW w:type="dxa" w:w="5156"/>
+            <w:tcW w:type="dxa" w:w="5270"/>
             <w:vAlign w:val="center"/>
           </w:tcPr>
           <w:p>
             <w:pPr>
-              <w:spacing w:line="300" w:lineRule="auto" w:after="80"/>
+              <w:spacing w:line="300" w:lineRule="auto" w:after="100"/>
               <w:jc w:val="right"/>
               <w:bidi w:val="1"/>
             </w:pPr>
@@ -788,18 +529,18 @@
                 <w:b w:val="0"/>
                 <w:sz w:val="21"/>
               </w:rPr>
-              <w:t>Random Forest / Extra Trees</w:t>
+              <w:t>Gradient Boosting و HistGradientBoosting</w:t>
             </w:r>
           </w:p>
         </w:tc>
         <w:tc>
           <w:tcPr>
-            <w:tcW w:type="dxa" w:w="5156"/>
+            <w:tcW w:type="dxa" w:w="5270"/>
             <w:vAlign w:val="center"/>
           </w:tcPr>
           <w:p>
             <w:pPr>
-              <w:spacing w:line="300" w:lineRule="auto" w:after="80"/>
+              <w:spacing w:line="300" w:lineRule="auto" w:after="100"/>
               <w:jc w:val="right"/>
               <w:bidi w:val="1"/>
             </w:pPr>
@@ -810,7 +551,7 @@
                 <w:b w:val="0"/>
                 <w:sz w:val="21"/>
               </w:rPr>
-              <w:t>تقليل تذبذب الشجرة الواحدة</w:t>
+              <w:t>تجربة نماذج boosting مناسبة للبيانات الجدولية.</w:t>
             </w:r>
           </w:p>
         </w:tc>
@@ -818,12 +559,12 @@
       <w:tr>
         <w:tc>
           <w:tcPr>
-            <w:tcW w:type="dxa" w:w="5156"/>
+            <w:tcW w:type="dxa" w:w="5270"/>
             <w:vAlign w:val="center"/>
           </w:tcPr>
           <w:p>
             <w:pPr>
-              <w:spacing w:line="300" w:lineRule="auto" w:after="80"/>
+              <w:spacing w:line="300" w:lineRule="auto" w:after="100"/>
               <w:jc w:val="right"/>
               <w:bidi w:val="1"/>
             </w:pPr>
@@ -834,18 +575,18 @@
                 <w:b w:val="0"/>
                 <w:sz w:val="21"/>
               </w:rPr>
-              <w:t>LightGBM / XGBoost</w:t>
+              <w:t>LightGBM و XGBoost</w:t>
             </w:r>
           </w:p>
         </w:tc>
         <w:tc>
           <w:tcPr>
-            <w:tcW w:type="dxa" w:w="5156"/>
+            <w:tcW w:type="dxa" w:w="5270"/>
             <w:vAlign w:val="center"/>
           </w:tcPr>
           <w:p>
             <w:pPr>
-              <w:spacing w:line="300" w:lineRule="auto" w:after="80"/>
+              <w:spacing w:line="300" w:lineRule="auto" w:after="100"/>
               <w:jc w:val="right"/>
               <w:bidi w:val="1"/>
             </w:pPr>
@@ -856,7 +597,7 @@
                 <w:b w:val="0"/>
                 <w:sz w:val="21"/>
               </w:rPr>
-              <w:t>تجربة نماذج boosting قوية للبيانات الجدولية</w:t>
+              <w:t>اختبار نماذج قوية على tabular data.</w:t>
             </w:r>
           </w:p>
         </w:tc>
@@ -864,12 +605,12 @@
       <w:tr>
         <w:tc>
           <w:tcPr>
-            <w:tcW w:type="dxa" w:w="5156"/>
+            <w:tcW w:type="dxa" w:w="5270"/>
             <w:vAlign w:val="center"/>
           </w:tcPr>
           <w:p>
             <w:pPr>
-              <w:spacing w:line="300" w:lineRule="auto" w:after="80"/>
+              <w:spacing w:line="300" w:lineRule="auto" w:after="100"/>
               <w:jc w:val="right"/>
               <w:bidi w:val="1"/>
             </w:pPr>
@@ -886,12 +627,12 @@
         </w:tc>
         <w:tc>
           <w:tcPr>
-            <w:tcW w:type="dxa" w:w="5156"/>
+            <w:tcW w:type="dxa" w:w="5270"/>
             <w:vAlign w:val="center"/>
           </w:tcPr>
           <w:p>
             <w:pPr>
-              <w:spacing w:line="300" w:lineRule="auto" w:after="80"/>
+              <w:spacing w:line="300" w:lineRule="auto" w:after="100"/>
               <w:jc w:val="right"/>
               <w:bidi w:val="1"/>
             </w:pPr>
@@ -902,7 +643,7 @@
                 <w:b w:val="0"/>
                 <w:sz w:val="21"/>
               </w:rPr>
-              <w:t>مقارنة النموذج مع وبدون class weights</w:t>
+              <w:t>مقارنة أثر إزالة class weights.</w:t>
             </w:r>
           </w:p>
         </w:tc>
@@ -910,12 +651,12 @@
       <w:tr>
         <w:tc>
           <w:tcPr>
-            <w:tcW w:type="dxa" w:w="5156"/>
+            <w:tcW w:type="dxa" w:w="5270"/>
             <w:vAlign w:val="center"/>
           </w:tcPr>
           <w:p>
             <w:pPr>
-              <w:spacing w:line="300" w:lineRule="auto" w:after="80"/>
+              <w:spacing w:line="300" w:lineRule="auto" w:after="100"/>
               <w:jc w:val="right"/>
               <w:bidi w:val="1"/>
             </w:pPr>
@@ -932,12 +673,12 @@
         </w:tc>
         <w:tc>
           <w:tcPr>
-            <w:tcW w:type="dxa" w:w="5156"/>
+            <w:tcW w:type="dxa" w:w="5270"/>
             <w:vAlign w:val="center"/>
           </w:tcPr>
           <w:p>
             <w:pPr>
-              <w:spacing w:line="300" w:lineRule="auto" w:after="80"/>
+              <w:spacing w:line="300" w:lineRule="auto" w:after="100"/>
               <w:jc w:val="right"/>
               <w:bidi w:val="1"/>
             </w:pPr>
@@ -948,7 +689,7 @@
                 <w:b w:val="0"/>
                 <w:sz w:val="21"/>
               </w:rPr>
-              <w:t>اختبار نموذج صغير يعتمد على f10 وf12 وf14 وf9</w:t>
+              <w:t>اختبار نموذج صغير يعتمد على أكثر الخصائص ظهوراً في التحليل.</w:t>
             </w:r>
           </w:p>
         </w:tc>
@@ -956,12 +697,12 @@
       <w:tr>
         <w:tc>
           <w:tcPr>
-            <w:tcW w:type="dxa" w:w="5156"/>
+            <w:tcW w:type="dxa" w:w="5270"/>
             <w:vAlign w:val="center"/>
           </w:tcPr>
           <w:p>
             <w:pPr>
-              <w:spacing w:line="300" w:lineRule="auto" w:after="80"/>
+              <w:spacing w:line="300" w:lineRule="auto" w:after="100"/>
               <w:jc w:val="right"/>
               <w:bidi w:val="1"/>
             </w:pPr>
@@ -972,18 +713,18 @@
                 <w:b w:val="0"/>
                 <w:sz w:val="21"/>
               </w:rPr>
-              <w:t>ADASYN / BorderlineSMOTE audit</w:t>
+              <w:t>ADASYN و BorderlineSMOTE</w:t>
             </w:r>
           </w:p>
         </w:tc>
         <w:tc>
           <w:tcPr>
-            <w:tcW w:type="dxa" w:w="5156"/>
+            <w:tcW w:type="dxa" w:w="5270"/>
             <w:vAlign w:val="center"/>
           </w:tcPr>
           <w:p>
             <w:pPr>
-              <w:spacing w:line="300" w:lineRule="auto" w:after="80"/>
+              <w:spacing w:line="300" w:lineRule="auto" w:after="100"/>
               <w:jc w:val="right"/>
               <w:bidi w:val="1"/>
             </w:pPr>
@@ -994,7 +735,7 @@
                 <w:b w:val="0"/>
                 <w:sz w:val="21"/>
               </w:rPr>
-              <w:t>فحص أثر توليد أمثلة إضافية للفئات الأقل عدداً</w:t>
+              <w:t>فحص أثر توليد أمثلة إضافية للفئات الأقل عدداً.</w:t>
             </w:r>
           </w:p>
         </w:tc>
@@ -1002,12 +743,12 @@
       <w:tr>
         <w:tc>
           <w:tcPr>
-            <w:tcW w:type="dxa" w:w="5156"/>
+            <w:tcW w:type="dxa" w:w="5270"/>
             <w:vAlign w:val="center"/>
           </w:tcPr>
           <w:p>
             <w:pPr>
-              <w:spacing w:line="300" w:lineRule="auto" w:after="80"/>
+              <w:spacing w:line="300" w:lineRule="auto" w:after="100"/>
               <w:jc w:val="right"/>
               <w:bidi w:val="1"/>
             </w:pPr>
@@ -1018,18 +759,18 @@
                 <w:b w:val="0"/>
                 <w:sz w:val="21"/>
               </w:rPr>
-              <w:t>Reference Soft Voting Candidate</w:t>
+              <w:t>Soft Voting Ensemble</w:t>
             </w:r>
           </w:p>
         </w:tc>
         <w:tc>
           <w:tcPr>
-            <w:tcW w:type="dxa" w:w="5156"/>
+            <w:tcW w:type="dxa" w:w="5270"/>
             <w:vAlign w:val="center"/>
           </w:tcPr>
           <w:p>
             <w:pPr>
-              <w:spacing w:line="300" w:lineRule="auto" w:after="80"/>
+              <w:spacing w:line="300" w:lineRule="auto" w:after="100"/>
               <w:jc w:val="right"/>
               <w:bidi w:val="1"/>
             </w:pPr>
@@ -1040,13 +781,28 @@
                 <w:b w:val="0"/>
                 <w:sz w:val="21"/>
               </w:rPr>
-              <w:t>مرشح ensemble مبني على دمج احتمالات عدة نماذج</w:t>
+              <w:t>دمج احتمالات عدة نماذج عندما تكون أخطاؤها مختلفة.</w:t>
             </w:r>
           </w:p>
         </w:tc>
       </w:tr>
     </w:tbl>
     <w:p/>
+    <w:p>
+      <w:pPr>
+        <w:spacing w:line="324" w:lineRule="auto" w:after="160"/>
+        <w:jc w:val="right"/>
+        <w:bidi w:val="1"/>
+      </w:pPr>
+      <w:r>
+        <w:rPr>
+          <w:rFonts w:ascii="Arial" w:hAnsi="Arial" w:cs="Arial"/>
+          <w:b w:val="0"/>
+          <w:sz w:val="22"/>
+        </w:rPr>
+        <w:t>الهدف من هذه التجارب لم يكن فقط رفع النتيجة، بل معرفة أي النماذج أكثر ثباتاً وأيها يعطي أداء جيداً على الكلاسات الأقل عدداً.</w:t>
+      </w:r>
+    </w:p>
     <w:p>
       <w:pPr>
         <w:spacing w:line="324" w:lineRule="auto" w:after="200"/>
@@ -1058,410 +814,9 @@
           <w:rFonts w:ascii="Arial" w:hAnsi="Arial" w:cs="Arial"/>
           <w:b/>
           <w:color w:val="2E74B5"/>
-          <w:sz w:val="30"/>
+          <w:sz w:val="28"/>
         </w:rPr>
-        <w:t>5. الملفات التحليلية الناتجة</w:t>
-      </w:r>
-    </w:p>
-    <w:tbl>
-      <w:tblPr>
-        <w:tblStyle w:val="TableGrid"/>
-        <w:tblW w:type="auto" w:w="0"/>
-        <w:jc w:val="center"/>
-        <w:tblLook w:firstColumn="1" w:firstRow="1" w:lastColumn="0" w:lastRow="0" w:noHBand="0" w:noVBand="1" w:val="04A0"/>
-      </w:tblPr>
-      <w:tblGrid>
-        <w:gridCol w:w="5156"/>
-        <w:gridCol w:w="5156"/>
-      </w:tblGrid>
-      <w:tr>
-        <w:tc>
-          <w:tcPr>
-            <w:tcW w:type="dxa" w:w="5156"/>
-            <w:shd w:fill="1F4E79"/>
-            <w:vAlign w:val="center"/>
-          </w:tcPr>
-          <w:p>
-            <w:pPr>
-              <w:spacing w:line="300" w:lineRule="auto" w:after="80"/>
-              <w:jc w:val="right"/>
-              <w:bidi w:val="1"/>
-            </w:pPr>
-            <w:r/>
-            <w:r>
-              <w:rPr>
-                <w:rFonts w:ascii="Arial" w:hAnsi="Arial" w:cs="Arial"/>
-                <w:b/>
-                <w:color w:val="FFFFFF"/>
-                <w:sz w:val="21"/>
-              </w:rPr>
-              <w:t>الملف</w:t>
-            </w:r>
-          </w:p>
-        </w:tc>
-        <w:tc>
-          <w:tcPr>
-            <w:tcW w:type="dxa" w:w="5156"/>
-            <w:shd w:fill="1F4E79"/>
-            <w:vAlign w:val="center"/>
-          </w:tcPr>
-          <w:p>
-            <w:pPr>
-              <w:spacing w:line="300" w:lineRule="auto" w:after="80"/>
-              <w:jc w:val="right"/>
-              <w:bidi w:val="1"/>
-            </w:pPr>
-            <w:r/>
-            <w:r>
-              <w:rPr>
-                <w:rFonts w:ascii="Arial" w:hAnsi="Arial" w:cs="Arial"/>
-                <w:b/>
-                <w:color w:val="FFFFFF"/>
-                <w:sz w:val="21"/>
-              </w:rPr>
-              <w:t>فائدته</w:t>
-            </w:r>
-          </w:p>
-        </w:tc>
-      </w:tr>
-      <w:tr>
-        <w:tc>
-          <w:tcPr>
-            <w:tcW w:type="dxa" w:w="5156"/>
-            <w:vAlign w:val="center"/>
-          </w:tcPr>
-          <w:p>
-            <w:pPr>
-              <w:spacing w:line="300" w:lineRule="auto" w:after="80"/>
-              <w:jc w:val="right"/>
-              <w:bidi w:val="1"/>
-            </w:pPr>
-            <w:r/>
-            <w:r>
-              <w:rPr>
-                <w:rFonts w:ascii="Arial" w:hAnsi="Arial" w:cs="Arial"/>
-                <w:b w:val="0"/>
-                <w:sz w:val="21"/>
-              </w:rPr>
-              <w:t>classification_artifacts/cv_results.csv</w:t>
-            </w:r>
-          </w:p>
-        </w:tc>
-        <w:tc>
-          <w:tcPr>
-            <w:tcW w:type="dxa" w:w="5156"/>
-            <w:vAlign w:val="center"/>
-          </w:tcPr>
-          <w:p>
-            <w:pPr>
-              <w:spacing w:line="300" w:lineRule="auto" w:after="80"/>
-              <w:jc w:val="right"/>
-              <w:bidi w:val="1"/>
-            </w:pPr>
-            <w:r/>
-            <w:r>
-              <w:rPr>
-                <w:rFonts w:ascii="Arial" w:hAnsi="Arial" w:cs="Arial"/>
-                <w:b w:val="0"/>
-                <w:sz w:val="21"/>
-              </w:rPr>
-              <w:t>ترتيب النماذج حسب cross-validation</w:t>
-            </w:r>
-          </w:p>
-        </w:tc>
-      </w:tr>
-      <w:tr>
-        <w:tc>
-          <w:tcPr>
-            <w:tcW w:type="dxa" w:w="5156"/>
-            <w:vAlign w:val="center"/>
-          </w:tcPr>
-          <w:p>
-            <w:pPr>
-              <w:spacing w:line="300" w:lineRule="auto" w:after="80"/>
-              <w:jc w:val="right"/>
-              <w:bidi w:val="1"/>
-            </w:pPr>
-            <w:r/>
-            <w:r>
-              <w:rPr>
-                <w:rFonts w:ascii="Arial" w:hAnsi="Arial" w:cs="Arial"/>
-                <w:b w:val="0"/>
-                <w:sz w:val="21"/>
-              </w:rPr>
-              <w:t>classification_artifacts/model_submission_portfolio.csv</w:t>
-            </w:r>
-          </w:p>
-        </w:tc>
-        <w:tc>
-          <w:tcPr>
-            <w:tcW w:type="dxa" w:w="5156"/>
-            <w:vAlign w:val="center"/>
-          </w:tcPr>
-          <w:p>
-            <w:pPr>
-              <w:spacing w:line="300" w:lineRule="auto" w:after="80"/>
-              <w:jc w:val="right"/>
-              <w:bidi w:val="1"/>
-            </w:pPr>
-            <w:r/>
-            <w:r>
-              <w:rPr>
-                <w:rFonts w:ascii="Arial" w:hAnsi="Arial" w:cs="Arial"/>
-                <w:b w:val="0"/>
-                <w:sz w:val="21"/>
-              </w:rPr>
-              <w:t>قائمة ملفات الرفع المرشحة لكل موديل</w:t>
-            </w:r>
-          </w:p>
-        </w:tc>
-      </w:tr>
-      <w:tr>
-        <w:tc>
-          <w:tcPr>
-            <w:tcW w:type="dxa" w:w="5156"/>
-            <w:vAlign w:val="center"/>
-          </w:tcPr>
-          <w:p>
-            <w:pPr>
-              <w:spacing w:line="300" w:lineRule="auto" w:after="80"/>
-              <w:jc w:val="right"/>
-              <w:bidi w:val="1"/>
-            </w:pPr>
-            <w:r/>
-            <w:r>
-              <w:rPr>
-                <w:rFonts w:ascii="Arial" w:hAnsi="Arial" w:cs="Arial"/>
-                <w:b w:val="0"/>
-                <w:sz w:val="21"/>
-              </w:rPr>
-              <w:t>classification_artifacts/model_oof_confusion_matrices.csv</w:t>
-            </w:r>
-          </w:p>
-        </w:tc>
-        <w:tc>
-          <w:tcPr>
-            <w:tcW w:type="dxa" w:w="5156"/>
-            <w:vAlign w:val="center"/>
-          </w:tcPr>
-          <w:p>
-            <w:pPr>
-              <w:spacing w:line="300" w:lineRule="auto" w:after="80"/>
-              <w:jc w:val="right"/>
-              <w:bidi w:val="1"/>
-            </w:pPr>
-            <w:r/>
-            <w:r>
-              <w:rPr>
-                <w:rFonts w:ascii="Arial" w:hAnsi="Arial" w:cs="Arial"/>
-                <w:b w:val="0"/>
-                <w:sz w:val="21"/>
-              </w:rPr>
-              <w:t>مصفوفة الالتباس لكل موديل</w:t>
-            </w:r>
-          </w:p>
-        </w:tc>
-      </w:tr>
-      <w:tr>
-        <w:tc>
-          <w:tcPr>
-            <w:tcW w:type="dxa" w:w="5156"/>
-            <w:vAlign w:val="center"/>
-          </w:tcPr>
-          <w:p>
-            <w:pPr>
-              <w:spacing w:line="300" w:lineRule="auto" w:after="80"/>
-              <w:jc w:val="right"/>
-              <w:bidi w:val="1"/>
-            </w:pPr>
-            <w:r/>
-            <w:r>
-              <w:rPr>
-                <w:rFonts w:ascii="Arial" w:hAnsi="Arial" w:cs="Arial"/>
-                <w:b w:val="0"/>
-                <w:sz w:val="21"/>
-              </w:rPr>
-              <w:t>classification_artifacts/oof_probability_audit.csv</w:t>
-            </w:r>
-          </w:p>
-        </w:tc>
-        <w:tc>
-          <w:tcPr>
-            <w:tcW w:type="dxa" w:w="5156"/>
-            <w:vAlign w:val="center"/>
-          </w:tcPr>
-          <w:p>
-            <w:pPr>
-              <w:spacing w:line="300" w:lineRule="auto" w:after="80"/>
-              <w:jc w:val="right"/>
-              <w:bidi w:val="1"/>
-            </w:pPr>
-            <w:r/>
-            <w:r>
-              <w:rPr>
-                <w:rFonts w:ascii="Arial" w:hAnsi="Arial" w:cs="Arial"/>
-                <w:b w:val="0"/>
-                <w:sz w:val="21"/>
-              </w:rPr>
-              <w:t>احتمالات OOF لكل صف</w:t>
-            </w:r>
-          </w:p>
-        </w:tc>
-      </w:tr>
-      <w:tr>
-        <w:tc>
-          <w:tcPr>
-            <w:tcW w:type="dxa" w:w="5156"/>
-            <w:vAlign w:val="center"/>
-          </w:tcPr>
-          <w:p>
-            <w:pPr>
-              <w:spacing w:line="300" w:lineRule="auto" w:after="80"/>
-              <w:jc w:val="right"/>
-              <w:bidi w:val="1"/>
-            </w:pPr>
-            <w:r/>
-            <w:r>
-              <w:rPr>
-                <w:rFonts w:ascii="Arial" w:hAnsi="Arial" w:cs="Arial"/>
-                <w:b w:val="0"/>
-                <w:sz w:val="21"/>
-              </w:rPr>
-              <w:t>classification_artifacts/hard_sampling_adasyn_results.csv</w:t>
-            </w:r>
-          </w:p>
-        </w:tc>
-        <w:tc>
-          <w:tcPr>
-            <w:tcW w:type="dxa" w:w="5156"/>
-            <w:vAlign w:val="center"/>
-          </w:tcPr>
-          <w:p>
-            <w:pPr>
-              <w:spacing w:line="300" w:lineRule="auto" w:after="80"/>
-              <w:jc w:val="right"/>
-              <w:bidi w:val="1"/>
-            </w:pPr>
-            <w:r/>
-            <w:r>
-              <w:rPr>
-                <w:rFonts w:ascii="Arial" w:hAnsi="Arial" w:cs="Arial"/>
-                <w:b w:val="0"/>
-                <w:sz w:val="21"/>
-              </w:rPr>
-              <w:t>نتائج ADASYN وBorderlineSMOTE</w:t>
-            </w:r>
-          </w:p>
-        </w:tc>
-      </w:tr>
-      <w:tr>
-        <w:tc>
-          <w:tcPr>
-            <w:tcW w:type="dxa" w:w="5156"/>
-            <w:vAlign w:val="center"/>
-          </w:tcPr>
-          <w:p>
-            <w:pPr>
-              <w:spacing w:line="300" w:lineRule="auto" w:after="80"/>
-              <w:jc w:val="right"/>
-              <w:bidi w:val="1"/>
-            </w:pPr>
-            <w:r/>
-            <w:r>
-              <w:rPr>
-                <w:rFonts w:ascii="Arial" w:hAnsi="Arial" w:cs="Arial"/>
-                <w:b w:val="0"/>
-                <w:sz w:val="21"/>
-              </w:rPr>
-              <w:t>classification_artifacts/final_artifact_smoke_test.json</w:t>
-            </w:r>
-          </w:p>
-        </w:tc>
-        <w:tc>
-          <w:tcPr>
-            <w:tcW w:type="dxa" w:w="5156"/>
-            <w:vAlign w:val="center"/>
-          </w:tcPr>
-          <w:p>
-            <w:pPr>
-              <w:spacing w:line="300" w:lineRule="auto" w:after="80"/>
-              <w:jc w:val="right"/>
-              <w:bidi w:val="1"/>
-            </w:pPr>
-            <w:r/>
-            <w:r>
-              <w:rPr>
-                <w:rFonts w:ascii="Arial" w:hAnsi="Arial" w:cs="Arial"/>
-                <w:b w:val="0"/>
-                <w:sz w:val="21"/>
-              </w:rPr>
-              <w:t>فحص إعادة توليد نفس submission</w:t>
-            </w:r>
-          </w:p>
-        </w:tc>
-      </w:tr>
-      <w:tr>
-        <w:tc>
-          <w:tcPr>
-            <w:tcW w:type="dxa" w:w="5156"/>
-            <w:vAlign w:val="center"/>
-          </w:tcPr>
-          <w:p>
-            <w:pPr>
-              <w:spacing w:line="300" w:lineRule="auto" w:after="80"/>
-              <w:jc w:val="right"/>
-              <w:bidi w:val="1"/>
-            </w:pPr>
-            <w:r/>
-            <w:r>
-              <w:rPr>
-                <w:rFonts w:ascii="Arial" w:hAnsi="Arial" w:cs="Arial"/>
-                <w:b w:val="0"/>
-                <w:sz w:val="21"/>
-              </w:rPr>
-              <w:t>submission.csv</w:t>
-            </w:r>
-          </w:p>
-        </w:tc>
-        <w:tc>
-          <w:tcPr>
-            <w:tcW w:type="dxa" w:w="5156"/>
-            <w:vAlign w:val="center"/>
-          </w:tcPr>
-          <w:p>
-            <w:pPr>
-              <w:spacing w:line="300" w:lineRule="auto" w:after="80"/>
-              <w:jc w:val="right"/>
-              <w:bidi w:val="1"/>
-            </w:pPr>
-            <w:r/>
-            <w:r>
-              <w:rPr>
-                <w:rFonts w:ascii="Arial" w:hAnsi="Arial" w:cs="Arial"/>
-                <w:b w:val="0"/>
-                <w:sz w:val="21"/>
-              </w:rPr>
-              <w:t>ملف الرفع الأساسي</w:t>
-            </w:r>
-          </w:p>
-        </w:tc>
-      </w:tr>
-    </w:tbl>
-    <w:p/>
-    <w:p>
-      <w:pPr>
-        <w:spacing w:line="324" w:lineRule="auto" w:after="200"/>
-        <w:jc w:val="right"/>
-        <w:bidi w:val="1"/>
-      </w:pPr>
-      <w:r>
-        <w:rPr>
-          <w:rFonts w:ascii="Arial" w:hAnsi="Arial" w:cs="Arial"/>
-          <w:b/>
-          <w:color w:val="2E74B5"/>
-          <w:sz w:val="30"/>
-        </w:rPr>
-        <w:t>6. ملفات الرفع المرشحة</w:t>
+        <w:t>5. إدارة البيانات باستخدام DVC</w:t>
       </w:r>
     </w:p>
     <w:p>
@@ -1476,7 +831,99 @@
           <w:b w:val="0"/>
           <w:sz w:val="22"/>
         </w:rPr>
-        <w:t>بالإضافة إلى submission.csv، يولد الكود ملفات رفع منفصلة داخل classification_artifacts/model_submissions/. هذه الملفات تساعدنا على مقارنة المرشحين على Kaggle وربط كل ملف بتجربته الداخلية.</w:t>
+        <w:t>استخدمنا DVC لتتبع ملفات البيانات بدل رفع ملفات CSV الخام إلى GitHub. هذا يجعل المستودع أخف، ويعطي طريقة واضحة لأي عضو في الفريق ليسترجع نفس نسخة البيانات.</w:t>
+      </w:r>
+    </w:p>
+    <w:p>
+      <w:pPr>
+        <w:spacing w:line="324" w:lineRule="auto" w:after="160"/>
+        <w:jc w:val="right"/>
+        <w:bidi w:val="1"/>
+      </w:pPr>
+      <w:r>
+        <w:rPr>
+          <w:rFonts w:ascii="Arial" w:hAnsi="Arial" w:cs="Arial"/>
+          <w:b/>
+          <w:sz w:val="22"/>
+        </w:rPr>
+        <w:t>رابط مستودع GitHub:</w:t>
+      </w:r>
+    </w:p>
+    <w:p>
+      <w:pPr>
+        <w:spacing w:after="160"/>
+        <w:jc w:val="left"/>
+      </w:pPr>
+      <w:r>
+        <w:rPr>
+          <w:rFonts w:ascii="Arial" w:hAnsi="Arial" w:cs="Arial"/>
+          <w:b w:val="0"/>
+          <w:color w:val="282828"/>
+          <w:sz w:val="20"/>
+        </w:rPr>
+        <w:t>https://github.com/AhmadMurad10/FITE-Classification-Challenge</w:t>
+      </w:r>
+    </w:p>
+    <w:p>
+      <w:pPr>
+        <w:spacing w:line="324" w:lineRule="auto" w:after="160"/>
+        <w:jc w:val="right"/>
+        <w:bidi w:val="1"/>
+      </w:pPr>
+      <w:r>
+        <w:rPr>
+          <w:rFonts w:ascii="Arial" w:hAnsi="Arial" w:cs="Arial"/>
+          <w:b/>
+          <w:sz w:val="22"/>
+        </w:rPr>
+        <w:t>الـ DVC remote مضبوط على Google Drive:</w:t>
+      </w:r>
+    </w:p>
+    <w:p>
+      <w:pPr>
+        <w:spacing w:after="160"/>
+        <w:jc w:val="left"/>
+      </w:pPr>
+      <w:r>
+        <w:rPr>
+          <w:rFonts w:ascii="Arial" w:hAnsi="Arial" w:cs="Arial"/>
+          <w:b w:val="0"/>
+          <w:color w:val="282828"/>
+          <w:sz w:val="20"/>
+        </w:rPr>
+        <w:t>gdrive://12AfjjB_qMloHxg0oZsQ4fbWs3zYJCeAo</w:t>
+      </w:r>
+    </w:p>
+    <w:p>
+      <w:pPr>
+        <w:spacing w:line="324" w:lineRule="auto" w:after="160"/>
+        <w:jc w:val="right"/>
+        <w:bidi w:val="1"/>
+      </w:pPr>
+      <w:r>
+        <w:rPr>
+          <w:rFonts w:ascii="Arial" w:hAnsi="Arial" w:cs="Arial"/>
+          <w:b/>
+          <w:sz w:val="22"/>
+        </w:rPr>
+        <w:t>لاسترجاع البيانات على جهاز جديد:</w:t>
+      </w:r>
+    </w:p>
+    <w:p>
+      <w:pPr>
+        <w:spacing w:after="160"/>
+        <w:jc w:val="left"/>
+      </w:pPr>
+      <w:r>
+        <w:rPr>
+          <w:rFonts w:ascii="Arial" w:hAnsi="Arial" w:cs="Arial"/>
+          <w:b w:val="0"/>
+          <w:color w:val="282828"/>
+          <w:sz w:val="20"/>
+        </w:rPr>
+        <w:t>pip install -r requirements.txt</w:t>
+        <w:br/>
+        <w:t>dvc pull</w:t>
       </w:r>
     </w:p>
     <w:p>
@@ -1491,7 +938,7 @@
           <w:b w:val="0"/>
           <w:sz w:val="22"/>
         </w:rPr>
-        <w:t>من أهم الملفات: 00_reference_soft_voting_candidate.csv وملفات LightGBM وXGBoost وRandomForest وBagging.</w:t>
+        <w:t>يجب أن يكون لدى المستخدم صلاحية وصول إلى فولدر Google Drive قبل تنفيذ dvc pull.</w:t>
       </w:r>
     </w:p>
     <w:p>
@@ -1505,9 +952,9 @@
           <w:rFonts w:ascii="Arial" w:hAnsi="Arial" w:cs="Arial"/>
           <w:b/>
           <w:color w:val="2E74B5"/>
-          <w:sz w:val="30"/>
+          <w:sz w:val="28"/>
         </w:rPr>
-        <w:t>7. تتبع البيانات باستخدام DVC</w:t>
+        <w:t>6. خلاصة</w:t>
       </w:r>
     </w:p>
     <w:p>
@@ -1522,320 +969,12 @@
           <w:b w:val="0"/>
           <w:sz w:val="22"/>
         </w:rPr>
-        <w:t>تم استخدام DVC لتتبع ملفات البيانات بدون رفع ملفات CSV الخام إلى GitHub.</w:t>
-      </w:r>
-    </w:p>
-    <w:p>
-      <w:pPr>
-        <w:spacing w:line="324" w:lineRule="auto" w:after="160"/>
-        <w:jc w:val="right"/>
-        <w:bidi w:val="1"/>
-      </w:pPr>
-      <w:r>
-        <w:rPr>
-          <w:rFonts w:ascii="Arial" w:hAnsi="Arial" w:cs="Arial"/>
-          <w:b w:val="0"/>
-          <w:sz w:val="22"/>
-        </w:rPr>
-        <w:t>ملفات التتبع الموجودة في المستودع: train_data.csv.dvc وtest_data.csv.dvc وsample_submission.csv.dvc.</w:t>
-      </w:r>
-    </w:p>
-    <w:p>
-      <w:pPr>
-        <w:spacing w:line="324" w:lineRule="auto" w:after="160"/>
-        <w:jc w:val="right"/>
-        <w:bidi w:val="1"/>
-      </w:pPr>
-      <w:r>
-        <w:rPr>
-          <w:rFonts w:ascii="Arial" w:hAnsi="Arial" w:cs="Arial"/>
-          <w:b w:val="0"/>
-          <w:sz w:val="22"/>
-        </w:rPr>
-        <w:t>رابط مستودع GitHub: https://github.com/AhmadMurad10/FITE-Classification-Challenge</w:t>
-      </w:r>
-    </w:p>
-    <w:p>
-      <w:pPr>
-        <w:spacing w:line="324" w:lineRule="auto" w:after="160"/>
-        <w:jc w:val="right"/>
-        <w:bidi w:val="1"/>
-      </w:pPr>
-      <w:r>
-        <w:rPr>
-          <w:rFonts w:ascii="Arial" w:hAnsi="Arial" w:cs="Arial"/>
-          <w:b w:val="0"/>
-          <w:sz w:val="22"/>
-        </w:rPr>
-        <w:t>الـ DVC remote مضبوط على Google Drive: gdrive://12AfjjB_qMloHxg0oZsQ4fbWs3zYJCeAo</w:t>
-      </w:r>
-    </w:p>
-    <w:p>
-      <w:pPr>
-        <w:spacing w:line="324" w:lineRule="auto" w:after="160"/>
-        <w:jc w:val="right"/>
-        <w:bidi w:val="1"/>
-      </w:pPr>
-      <w:r>
-        <w:rPr>
-          <w:rFonts w:ascii="Arial" w:hAnsi="Arial" w:cs="Arial"/>
-          <w:b w:val="0"/>
-          <w:sz w:val="22"/>
-        </w:rPr>
-        <w:t>لاسترجاع البيانات على جهاز جديد: pip install -r requirements.txt ثم dvc pull. يجب إعطاء صلاحية الوصول إلى فولدر Google Drive قبل تشغيل dvc pull.</w:t>
-      </w:r>
-    </w:p>
-    <w:p>
-      <w:pPr>
-        <w:spacing w:line="324" w:lineRule="auto" w:after="200"/>
-        <w:jc w:val="right"/>
-        <w:bidi w:val="1"/>
-      </w:pPr>
-      <w:r>
-        <w:rPr>
-          <w:rFonts w:ascii="Arial" w:hAnsi="Arial" w:cs="Arial"/>
-          <w:b/>
-          <w:color w:val="2E74B5"/>
-          <w:sz w:val="30"/>
-        </w:rPr>
-        <w:t>8. الملفات المطلوبة للتسليم</w:t>
-      </w:r>
-    </w:p>
-    <w:tbl>
-      <w:tblPr>
-        <w:tblStyle w:val="TableGrid"/>
-        <w:tblW w:type="auto" w:w="0"/>
-        <w:jc w:val="center"/>
-        <w:tblLook w:firstColumn="1" w:firstRow="1" w:lastColumn="0" w:lastRow="0" w:noHBand="0" w:noVBand="1" w:val="04A0"/>
-      </w:tblPr>
-      <w:tblGrid>
-        <w:gridCol w:w="5156"/>
-        <w:gridCol w:w="5156"/>
-      </w:tblGrid>
-      <w:tr>
-        <w:tc>
-          <w:tcPr>
-            <w:tcW w:type="dxa" w:w="5156"/>
-            <w:shd w:fill="1F4E79"/>
-            <w:vAlign w:val="center"/>
-          </w:tcPr>
-          <w:p>
-            <w:pPr>
-              <w:spacing w:line="300" w:lineRule="auto" w:after="80"/>
-              <w:jc w:val="right"/>
-              <w:bidi w:val="1"/>
-            </w:pPr>
-            <w:r/>
-            <w:r>
-              <w:rPr>
-                <w:rFonts w:ascii="Arial" w:hAnsi="Arial" w:cs="Arial"/>
-                <w:b/>
-                <w:color w:val="FFFFFF"/>
-                <w:sz w:val="21"/>
-              </w:rPr>
-              <w:t>الملف</w:t>
-            </w:r>
-          </w:p>
-        </w:tc>
-        <w:tc>
-          <w:tcPr>
-            <w:tcW w:type="dxa" w:w="5156"/>
-            <w:shd w:fill="1F4E79"/>
-            <w:vAlign w:val="center"/>
-          </w:tcPr>
-          <w:p>
-            <w:pPr>
-              <w:spacing w:line="300" w:lineRule="auto" w:after="80"/>
-              <w:jc w:val="right"/>
-              <w:bidi w:val="1"/>
-            </w:pPr>
-            <w:r/>
-            <w:r>
-              <w:rPr>
-                <w:rFonts w:ascii="Arial" w:hAnsi="Arial" w:cs="Arial"/>
-                <w:b/>
-                <w:color w:val="FFFFFF"/>
-                <w:sz w:val="21"/>
-              </w:rPr>
-              <w:t>الغرض</w:t>
-            </w:r>
-          </w:p>
-        </w:tc>
-      </w:tr>
-      <w:tr>
-        <w:tc>
-          <w:tcPr>
-            <w:tcW w:type="dxa" w:w="5156"/>
-            <w:vAlign w:val="center"/>
-          </w:tcPr>
-          <w:p>
-            <w:pPr>
-              <w:spacing w:line="300" w:lineRule="auto" w:after="80"/>
-              <w:jc w:val="right"/>
-              <w:bidi w:val="1"/>
-            </w:pPr>
-            <w:r/>
-            <w:r>
-              <w:rPr>
-                <w:rFonts w:ascii="Arial" w:hAnsi="Arial" w:cs="Arial"/>
-                <w:b w:val="0"/>
-                <w:sz w:val="21"/>
-              </w:rPr>
-              <w:t>classification_pipeline.ipynb</w:t>
-            </w:r>
-          </w:p>
-        </w:tc>
-        <w:tc>
-          <w:tcPr>
-            <w:tcW w:type="dxa" w:w="5156"/>
-            <w:vAlign w:val="center"/>
-          </w:tcPr>
-          <w:p>
-            <w:pPr>
-              <w:spacing w:line="300" w:lineRule="auto" w:after="80"/>
-              <w:jc w:val="right"/>
-              <w:bidi w:val="1"/>
-            </w:pPr>
-            <w:r/>
-            <w:r>
-              <w:rPr>
-                <w:rFonts w:ascii="Arial" w:hAnsi="Arial" w:cs="Arial"/>
-                <w:b w:val="0"/>
-                <w:sz w:val="21"/>
-              </w:rPr>
-              <w:t>النوتبوك الرئيسي وفيه التحليل والتجارب والنتائج</w:t>
-            </w:r>
-          </w:p>
-        </w:tc>
-      </w:tr>
-      <w:tr>
-        <w:tc>
-          <w:tcPr>
-            <w:tcW w:type="dxa" w:w="5156"/>
-            <w:vAlign w:val="center"/>
-          </w:tcPr>
-          <w:p>
-            <w:pPr>
-              <w:spacing w:line="300" w:lineRule="auto" w:after="80"/>
-              <w:jc w:val="right"/>
-              <w:bidi w:val="1"/>
-            </w:pPr>
-            <w:r/>
-            <w:r>
-              <w:rPr>
-                <w:rFonts w:ascii="Arial" w:hAnsi="Arial" w:cs="Arial"/>
-                <w:b w:val="0"/>
-                <w:sz w:val="21"/>
-              </w:rPr>
-              <w:t>classification_pipeline.py</w:t>
-            </w:r>
-          </w:p>
-        </w:tc>
-        <w:tc>
-          <w:tcPr>
-            <w:tcW w:type="dxa" w:w="5156"/>
-            <w:vAlign w:val="center"/>
-          </w:tcPr>
-          <w:p>
-            <w:pPr>
-              <w:spacing w:line="300" w:lineRule="auto" w:after="80"/>
-              <w:jc w:val="right"/>
-              <w:bidi w:val="1"/>
-            </w:pPr>
-            <w:r/>
-            <w:r>
-              <w:rPr>
-                <w:rFonts w:ascii="Arial" w:hAnsi="Arial" w:cs="Arial"/>
-                <w:b w:val="0"/>
-                <w:sz w:val="21"/>
-              </w:rPr>
-              <w:t>نسخة Python قابلة للتشغيل المباشر وتعيد إنتاج المخرجات</w:t>
-            </w:r>
-          </w:p>
-        </w:tc>
-      </w:tr>
-      <w:tr>
-        <w:tc>
-          <w:tcPr>
-            <w:tcW w:type="dxa" w:w="5156"/>
-            <w:vAlign w:val="center"/>
-          </w:tcPr>
-          <w:p>
-            <w:pPr>
-              <w:spacing w:line="300" w:lineRule="auto" w:after="80"/>
-              <w:jc w:val="right"/>
-              <w:bidi w:val="1"/>
-            </w:pPr>
-            <w:r/>
-            <w:r>
-              <w:rPr>
-                <w:rFonts w:ascii="Arial" w:hAnsi="Arial" w:cs="Arial"/>
-                <w:b w:val="0"/>
-                <w:sz w:val="21"/>
-              </w:rPr>
-              <w:t>MLOps_Report.docx</w:t>
-            </w:r>
-          </w:p>
-        </w:tc>
-        <w:tc>
-          <w:tcPr>
-            <w:tcW w:type="dxa" w:w="5156"/>
-            <w:vAlign w:val="center"/>
-          </w:tcPr>
-          <w:p>
-            <w:pPr>
-              <w:spacing w:line="300" w:lineRule="auto" w:after="80"/>
-              <w:jc w:val="right"/>
-              <w:bidi w:val="1"/>
-            </w:pPr>
-            <w:r/>
-            <w:r>
-              <w:rPr>
-                <w:rFonts w:ascii="Arial" w:hAnsi="Arial" w:cs="Arial"/>
-                <w:b w:val="0"/>
-                <w:sz w:val="21"/>
-              </w:rPr>
-              <w:t>تقرير MLOps وفيه MLflow وDVC والتجارب والروابط</w:t>
-            </w:r>
-          </w:p>
-        </w:tc>
-      </w:tr>
-    </w:tbl>
-    <w:p/>
-    <w:p>
-      <w:pPr>
-        <w:spacing w:line="324" w:lineRule="auto" w:after="200"/>
-        <w:jc w:val="right"/>
-        <w:bidi w:val="1"/>
-      </w:pPr>
-      <w:r>
-        <w:rPr>
-          <w:rFonts w:ascii="Arial" w:hAnsi="Arial" w:cs="Arial"/>
-          <w:b/>
-          <w:color w:val="2E74B5"/>
-          <w:sz w:val="30"/>
-        </w:rPr>
-        <w:t>9. ملاحظة عن اختيار النموذج النهائي</w:t>
-      </w:r>
-    </w:p>
-    <w:p>
-      <w:pPr>
-        <w:spacing w:line="324" w:lineRule="auto" w:after="160"/>
-        <w:jc w:val="right"/>
-        <w:bidi w:val="1"/>
-      </w:pPr>
-      <w:r>
-        <w:rPr>
-          <w:rFonts w:ascii="Arial" w:hAnsi="Arial" w:cs="Arial"/>
-          <w:b w:val="0"/>
-          <w:sz w:val="22"/>
-        </w:rPr>
-        <w:t>بما أن نتائج النماذج متقاربة، لم نعتمد على رقم واحد فقط. قارنا النماذج باستخدام Macro F1، وفحصنا الثبات عبر أكثر من تقسيم، وحفظنا ملفات رفع متعددة للموديلات القوية. بهذه الطريقة يبقى الاختيار النهائي مبنياً على تقييم داخلي واضح.</w:t>
+        <w:t>تم بناء pipeline قابل للإعادة، وتسجيل التجارب باستخدام MLflow، وتتبع البيانات باستخدام DVC. كما تمت مقارنة عدة نماذج ومقاييس بدل الاعتماد على نتيجة واحدة. هذا يعطينا توثيقاً واضحاً لكيفية الوصول إلى النموذج النهائي، ويسهّل مراجعة التجارب أو إعادة تشغيلها لاحقاً.</w:t>
       </w:r>
     </w:p>
     <w:sectPr>
       <w:pgSz w:w="12240" w:h="15840"/>
-      <w:pgMar w:top="850" w:right="964" w:bottom="850" w:left="964" w:header="720" w:footer="720" w:gutter="0"/>
+      <w:pgMar w:top="850" w:right="850" w:bottom="850" w:left="850" w:header="720" w:footer="720" w:gutter="0"/>
       <w:cols w:space="720"/>
       <w:docGrid w:linePitch="360"/>
     </w:sectPr>

--- a/MLOps_Report.docx
+++ b/MLOps_Report.docx
@@ -4,7 +4,7 @@
   <w:body>
     <w:p>
       <w:pPr>
-        <w:spacing w:line="324" w:lineRule="auto" w:after="280"/>
+        <w:spacing w:line="348" w:lineRule="auto" w:after="320"/>
         <w:jc w:val="right"/>
         <w:bidi w:val="1"/>
       </w:pPr>
@@ -20,7 +20,7 @@
     </w:p>
     <w:p>
       <w:pPr>
-        <w:spacing w:line="324" w:lineRule="auto" w:after="200"/>
+        <w:spacing w:line="348" w:lineRule="auto" w:after="200"/>
         <w:jc w:val="right"/>
         <w:bidi w:val="1"/>
       </w:pPr>
@@ -36,7 +36,7 @@
     </w:p>
     <w:p>
       <w:pPr>
-        <w:spacing w:line="324" w:lineRule="auto" w:after="160"/>
+        <w:spacing w:line="348" w:lineRule="auto" w:after="160"/>
         <w:jc w:val="right"/>
         <w:bidi w:val="1"/>
       </w:pPr>
@@ -51,7 +51,7 @@
     </w:p>
     <w:p>
       <w:pPr>
-        <w:spacing w:line="324" w:lineRule="auto" w:after="160"/>
+        <w:spacing w:line="348" w:lineRule="auto" w:after="160"/>
         <w:jc w:val="right"/>
         <w:bidi w:val="1"/>
       </w:pPr>
@@ -66,7 +66,7 @@
     </w:p>
     <w:p>
       <w:pPr>
-        <w:spacing w:line="324" w:lineRule="auto" w:after="200"/>
+        <w:spacing w:line="348" w:lineRule="auto" w:after="200"/>
         <w:jc w:val="right"/>
         <w:bidi w:val="1"/>
       </w:pPr>
@@ -82,7 +82,7 @@
     </w:p>
     <w:p>
       <w:pPr>
-        <w:spacing w:line="324" w:lineRule="auto" w:after="160"/>
+        <w:spacing w:line="348" w:lineRule="auto" w:after="160"/>
         <w:jc w:val="right"/>
         <w:bidi w:val="1"/>
       </w:pPr>
@@ -97,7 +97,7 @@
     </w:p>
     <w:p>
       <w:pPr>
-        <w:spacing w:line="324" w:lineRule="auto" w:after="160"/>
+        <w:spacing w:line="348" w:lineRule="auto" w:after="160"/>
         <w:jc w:val="right"/>
         <w:bidi w:val="1"/>
       </w:pPr>
@@ -112,7 +112,7 @@
     </w:p>
     <w:p>
       <w:pPr>
-        <w:spacing w:line="324" w:lineRule="auto" w:after="200"/>
+        <w:spacing w:line="348" w:lineRule="auto" w:after="200"/>
         <w:jc w:val="right"/>
         <w:bidi w:val="1"/>
       </w:pPr>
@@ -128,7 +128,7 @@
     </w:p>
     <w:p>
       <w:pPr>
-        <w:spacing w:line="324" w:lineRule="auto" w:after="160"/>
+        <w:spacing w:line="348" w:lineRule="auto" w:after="160"/>
         <w:jc w:val="right"/>
         <w:bidi w:val="1"/>
       </w:pPr>
@@ -143,7 +143,7 @@
     </w:p>
     <w:p>
       <w:pPr>
-        <w:spacing w:line="324" w:lineRule="auto" w:after="160"/>
+        <w:spacing w:line="348" w:lineRule="auto" w:after="160"/>
         <w:jc w:val="right"/>
         <w:bidi w:val="1"/>
       </w:pPr>
@@ -158,7 +158,8 @@
     </w:p>
     <w:p>
       <w:pPr>
-        <w:spacing w:after="160"/>
+        <w:spacing w:before="40" w:after="200"/>
+        <w:ind w:left="142" w:right="142"/>
         <w:jc w:val="left"/>
       </w:pPr>
       <w:r>
@@ -173,7 +174,7 @@
     </w:p>
     <w:p>
       <w:pPr>
-        <w:spacing w:line="324" w:lineRule="auto" w:after="160"/>
+        <w:spacing w:line="348" w:lineRule="auto" w:after="160"/>
         <w:jc w:val="right"/>
         <w:bidi w:val="1"/>
       </w:pPr>
@@ -188,7 +189,8 @@
     </w:p>
     <w:p>
       <w:pPr>
-        <w:spacing w:after="160"/>
+        <w:spacing w:before="40" w:after="200"/>
+        <w:ind w:left="142" w:right="142"/>
         <w:jc w:val="left"/>
       </w:pPr>
       <w:r>
@@ -203,7 +205,7 @@
     </w:p>
     <w:p>
       <w:pPr>
-        <w:spacing w:line="324" w:lineRule="auto" w:after="160"/>
+        <w:spacing w:line="348" w:lineRule="auto" w:after="160"/>
         <w:jc w:val="right"/>
         <w:bidi w:val="1"/>
       </w:pPr>
@@ -257,8 +259,8 @@
     </w:p>
     <w:p>
       <w:pPr>
-        <w:spacing w:line="324" w:lineRule="auto" w:after="280"/>
-        <w:jc w:val="right"/>
+        <w:spacing w:line="348" w:lineRule="auto" w:after="280"/>
+        <w:jc w:val="center"/>
         <w:bidi w:val="1"/>
       </w:pPr>
       <w:r>
@@ -273,7 +275,7 @@
     </w:p>
     <w:p>
       <w:pPr>
-        <w:spacing w:line="324" w:lineRule="auto" w:after="160"/>
+        <w:spacing w:line="348" w:lineRule="auto" w:after="160"/>
         <w:jc w:val="right"/>
         <w:bidi w:val="1"/>
       </w:pPr>
@@ -327,8 +329,8 @@
     </w:p>
     <w:p>
       <w:pPr>
-        <w:spacing w:line="324" w:lineRule="auto" w:after="280"/>
-        <w:jc w:val="right"/>
+        <w:spacing w:line="348" w:lineRule="auto" w:after="280"/>
+        <w:jc w:val="center"/>
         <w:bidi w:val="1"/>
       </w:pPr>
       <w:r>
@@ -343,7 +345,7 @@
     </w:p>
     <w:p>
       <w:pPr>
-        <w:spacing w:line="324" w:lineRule="auto" w:after="200"/>
+        <w:spacing w:line="348" w:lineRule="auto" w:after="200"/>
         <w:jc w:val="right"/>
         <w:bidi w:val="1"/>
       </w:pPr>
@@ -363,6 +365,7 @@
         <w:tblW w:type="auto" w:w="0"/>
         <w:jc w:val="center"/>
         <w:tblLook w:firstColumn="1" w:firstRow="1" w:lastColumn="0" w:lastRow="0" w:noHBand="0" w:noVBand="1" w:val="04A0"/>
+        <w:bidiVisual w:val="1"/>
       </w:tblPr>
       <w:tblGrid>
         <w:gridCol w:w="5270"/>
@@ -374,10 +377,16 @@
             <w:tcW w:type="dxa" w:w="5270"/>
             <w:shd w:fill="1F4E79"/>
             <w:vAlign w:val="center"/>
+            <w:tcMar>
+              <w:top w:w="110" w:type="dxa"/>
+              <w:start w:w="110" w:type="dxa"/>
+              <w:bottom w:w="110" w:type="dxa"/>
+              <w:end w:w="110" w:type="dxa"/>
+            </w:tcMar>
           </w:tcPr>
           <w:p>
             <w:pPr>
-              <w:spacing w:line="300" w:lineRule="auto" w:after="100"/>
+              <w:spacing w:line="324" w:lineRule="auto" w:after="80"/>
               <w:jc w:val="right"/>
               <w:bidi w:val="1"/>
             </w:pPr>
@@ -398,10 +407,16 @@
             <w:tcW w:type="dxa" w:w="5270"/>
             <w:shd w:fill="1F4E79"/>
             <w:vAlign w:val="center"/>
+            <w:tcMar>
+              <w:top w:w="110" w:type="dxa"/>
+              <w:start w:w="110" w:type="dxa"/>
+              <w:bottom w:w="110" w:type="dxa"/>
+              <w:end w:w="110" w:type="dxa"/>
+            </w:tcMar>
           </w:tcPr>
           <w:p>
             <w:pPr>
-              <w:spacing w:line="300" w:lineRule="auto" w:after="100"/>
+              <w:spacing w:line="324" w:lineRule="auto" w:after="80"/>
               <w:jc w:val="right"/>
               <w:bidi w:val="1"/>
             </w:pPr>
@@ -423,10 +438,16 @@
           <w:tcPr>
             <w:tcW w:type="dxa" w:w="5270"/>
             <w:vAlign w:val="center"/>
+            <w:tcMar>
+              <w:top w:w="110" w:type="dxa"/>
+              <w:start w:w="110" w:type="dxa"/>
+              <w:bottom w:w="110" w:type="dxa"/>
+              <w:end w:w="110" w:type="dxa"/>
+            </w:tcMar>
           </w:tcPr>
           <w:p>
             <w:pPr>
-              <w:spacing w:line="300" w:lineRule="auto" w:after="100"/>
+              <w:spacing w:line="324" w:lineRule="auto" w:after="80"/>
               <w:jc w:val="right"/>
               <w:bidi w:val="1"/>
             </w:pPr>
@@ -445,10 +466,16 @@
           <w:tcPr>
             <w:tcW w:type="dxa" w:w="5270"/>
             <w:vAlign w:val="center"/>
+            <w:tcMar>
+              <w:top w:w="110" w:type="dxa"/>
+              <w:start w:w="110" w:type="dxa"/>
+              <w:bottom w:w="110" w:type="dxa"/>
+              <w:end w:w="110" w:type="dxa"/>
+            </w:tcMar>
           </w:tcPr>
           <w:p>
             <w:pPr>
-              <w:spacing w:line="300" w:lineRule="auto" w:after="100"/>
+              <w:spacing w:line="324" w:lineRule="auto" w:after="80"/>
               <w:jc w:val="right"/>
               <w:bidi w:val="1"/>
             </w:pPr>
@@ -469,10 +496,16 @@
           <w:tcPr>
             <w:tcW w:type="dxa" w:w="5270"/>
             <w:vAlign w:val="center"/>
+            <w:tcMar>
+              <w:top w:w="110" w:type="dxa"/>
+              <w:start w:w="110" w:type="dxa"/>
+              <w:bottom w:w="110" w:type="dxa"/>
+              <w:end w:w="110" w:type="dxa"/>
+            </w:tcMar>
           </w:tcPr>
           <w:p>
             <w:pPr>
-              <w:spacing w:line="300" w:lineRule="auto" w:after="100"/>
+              <w:spacing w:line="324" w:lineRule="auto" w:after="80"/>
               <w:jc w:val="right"/>
               <w:bidi w:val="1"/>
             </w:pPr>
@@ -491,10 +524,16 @@
           <w:tcPr>
             <w:tcW w:type="dxa" w:w="5270"/>
             <w:vAlign w:val="center"/>
+            <w:tcMar>
+              <w:top w:w="110" w:type="dxa"/>
+              <w:start w:w="110" w:type="dxa"/>
+              <w:bottom w:w="110" w:type="dxa"/>
+              <w:end w:w="110" w:type="dxa"/>
+            </w:tcMar>
           </w:tcPr>
           <w:p>
             <w:pPr>
-              <w:spacing w:line="300" w:lineRule="auto" w:after="100"/>
+              <w:spacing w:line="324" w:lineRule="auto" w:after="80"/>
               <w:jc w:val="right"/>
               <w:bidi w:val="1"/>
             </w:pPr>
@@ -515,10 +554,16 @@
           <w:tcPr>
             <w:tcW w:type="dxa" w:w="5270"/>
             <w:vAlign w:val="center"/>
+            <w:tcMar>
+              <w:top w:w="110" w:type="dxa"/>
+              <w:start w:w="110" w:type="dxa"/>
+              <w:bottom w:w="110" w:type="dxa"/>
+              <w:end w:w="110" w:type="dxa"/>
+            </w:tcMar>
           </w:tcPr>
           <w:p>
             <w:pPr>
-              <w:spacing w:line="300" w:lineRule="auto" w:after="100"/>
+              <w:spacing w:line="324" w:lineRule="auto" w:after="80"/>
               <w:jc w:val="right"/>
               <w:bidi w:val="1"/>
             </w:pPr>
@@ -537,10 +582,16 @@
           <w:tcPr>
             <w:tcW w:type="dxa" w:w="5270"/>
             <w:vAlign w:val="center"/>
+            <w:tcMar>
+              <w:top w:w="110" w:type="dxa"/>
+              <w:start w:w="110" w:type="dxa"/>
+              <w:bottom w:w="110" w:type="dxa"/>
+              <w:end w:w="110" w:type="dxa"/>
+            </w:tcMar>
           </w:tcPr>
           <w:p>
             <w:pPr>
-              <w:spacing w:line="300" w:lineRule="auto" w:after="100"/>
+              <w:spacing w:line="324" w:lineRule="auto" w:after="80"/>
               <w:jc w:val="right"/>
               <w:bidi w:val="1"/>
             </w:pPr>
@@ -561,10 +612,16 @@
           <w:tcPr>
             <w:tcW w:type="dxa" w:w="5270"/>
             <w:vAlign w:val="center"/>
+            <w:tcMar>
+              <w:top w:w="110" w:type="dxa"/>
+              <w:start w:w="110" w:type="dxa"/>
+              <w:bottom w:w="110" w:type="dxa"/>
+              <w:end w:w="110" w:type="dxa"/>
+            </w:tcMar>
           </w:tcPr>
           <w:p>
             <w:pPr>
-              <w:spacing w:line="300" w:lineRule="auto" w:after="100"/>
+              <w:spacing w:line="324" w:lineRule="auto" w:after="80"/>
               <w:jc w:val="right"/>
               <w:bidi w:val="1"/>
             </w:pPr>
@@ -583,10 +640,16 @@
           <w:tcPr>
             <w:tcW w:type="dxa" w:w="5270"/>
             <w:vAlign w:val="center"/>
+            <w:tcMar>
+              <w:top w:w="110" w:type="dxa"/>
+              <w:start w:w="110" w:type="dxa"/>
+              <w:bottom w:w="110" w:type="dxa"/>
+              <w:end w:w="110" w:type="dxa"/>
+            </w:tcMar>
           </w:tcPr>
           <w:p>
             <w:pPr>
-              <w:spacing w:line="300" w:lineRule="auto" w:after="100"/>
+              <w:spacing w:line="324" w:lineRule="auto" w:after="80"/>
               <w:jc w:val="right"/>
               <w:bidi w:val="1"/>
             </w:pPr>
@@ -607,10 +670,16 @@
           <w:tcPr>
             <w:tcW w:type="dxa" w:w="5270"/>
             <w:vAlign w:val="center"/>
+            <w:tcMar>
+              <w:top w:w="110" w:type="dxa"/>
+              <w:start w:w="110" w:type="dxa"/>
+              <w:bottom w:w="110" w:type="dxa"/>
+              <w:end w:w="110" w:type="dxa"/>
+            </w:tcMar>
           </w:tcPr>
           <w:p>
             <w:pPr>
-              <w:spacing w:line="300" w:lineRule="auto" w:after="100"/>
+              <w:spacing w:line="324" w:lineRule="auto" w:after="80"/>
               <w:jc w:val="right"/>
               <w:bidi w:val="1"/>
             </w:pPr>
@@ -629,10 +698,16 @@
           <w:tcPr>
             <w:tcW w:type="dxa" w:w="5270"/>
             <w:vAlign w:val="center"/>
+            <w:tcMar>
+              <w:top w:w="110" w:type="dxa"/>
+              <w:start w:w="110" w:type="dxa"/>
+              <w:bottom w:w="110" w:type="dxa"/>
+              <w:end w:w="110" w:type="dxa"/>
+            </w:tcMar>
           </w:tcPr>
           <w:p>
             <w:pPr>
-              <w:spacing w:line="300" w:lineRule="auto" w:after="100"/>
+              <w:spacing w:line="324" w:lineRule="auto" w:after="80"/>
               <w:jc w:val="right"/>
               <w:bidi w:val="1"/>
             </w:pPr>
@@ -653,10 +728,16 @@
           <w:tcPr>
             <w:tcW w:type="dxa" w:w="5270"/>
             <w:vAlign w:val="center"/>
+            <w:tcMar>
+              <w:top w:w="110" w:type="dxa"/>
+              <w:start w:w="110" w:type="dxa"/>
+              <w:bottom w:w="110" w:type="dxa"/>
+              <w:end w:w="110" w:type="dxa"/>
+            </w:tcMar>
           </w:tcPr>
           <w:p>
             <w:pPr>
-              <w:spacing w:line="300" w:lineRule="auto" w:after="100"/>
+              <w:spacing w:line="324" w:lineRule="auto" w:after="80"/>
               <w:jc w:val="right"/>
               <w:bidi w:val="1"/>
             </w:pPr>
@@ -675,10 +756,16 @@
           <w:tcPr>
             <w:tcW w:type="dxa" w:w="5270"/>
             <w:vAlign w:val="center"/>
+            <w:tcMar>
+              <w:top w:w="110" w:type="dxa"/>
+              <w:start w:w="110" w:type="dxa"/>
+              <w:bottom w:w="110" w:type="dxa"/>
+              <w:end w:w="110" w:type="dxa"/>
+            </w:tcMar>
           </w:tcPr>
           <w:p>
             <w:pPr>
-              <w:spacing w:line="300" w:lineRule="auto" w:after="100"/>
+              <w:spacing w:line="324" w:lineRule="auto" w:after="80"/>
               <w:jc w:val="right"/>
               <w:bidi w:val="1"/>
             </w:pPr>
@@ -699,10 +786,16 @@
           <w:tcPr>
             <w:tcW w:type="dxa" w:w="5270"/>
             <w:vAlign w:val="center"/>
+            <w:tcMar>
+              <w:top w:w="110" w:type="dxa"/>
+              <w:start w:w="110" w:type="dxa"/>
+              <w:bottom w:w="110" w:type="dxa"/>
+              <w:end w:w="110" w:type="dxa"/>
+            </w:tcMar>
           </w:tcPr>
           <w:p>
             <w:pPr>
-              <w:spacing w:line="300" w:lineRule="auto" w:after="100"/>
+              <w:spacing w:line="324" w:lineRule="auto" w:after="80"/>
               <w:jc w:val="right"/>
               <w:bidi w:val="1"/>
             </w:pPr>
@@ -721,10 +814,16 @@
           <w:tcPr>
             <w:tcW w:type="dxa" w:w="5270"/>
             <w:vAlign w:val="center"/>
+            <w:tcMar>
+              <w:top w:w="110" w:type="dxa"/>
+              <w:start w:w="110" w:type="dxa"/>
+              <w:bottom w:w="110" w:type="dxa"/>
+              <w:end w:w="110" w:type="dxa"/>
+            </w:tcMar>
           </w:tcPr>
           <w:p>
             <w:pPr>
-              <w:spacing w:line="300" w:lineRule="auto" w:after="100"/>
+              <w:spacing w:line="324" w:lineRule="auto" w:after="80"/>
               <w:jc w:val="right"/>
               <w:bidi w:val="1"/>
             </w:pPr>
@@ -745,10 +844,16 @@
           <w:tcPr>
             <w:tcW w:type="dxa" w:w="5270"/>
             <w:vAlign w:val="center"/>
+            <w:tcMar>
+              <w:top w:w="110" w:type="dxa"/>
+              <w:start w:w="110" w:type="dxa"/>
+              <w:bottom w:w="110" w:type="dxa"/>
+              <w:end w:w="110" w:type="dxa"/>
+            </w:tcMar>
           </w:tcPr>
           <w:p>
             <w:pPr>
-              <w:spacing w:line="300" w:lineRule="auto" w:after="100"/>
+              <w:spacing w:line="324" w:lineRule="auto" w:after="80"/>
               <w:jc w:val="right"/>
               <w:bidi w:val="1"/>
             </w:pPr>
@@ -767,10 +872,16 @@
           <w:tcPr>
             <w:tcW w:type="dxa" w:w="5270"/>
             <w:vAlign w:val="center"/>
+            <w:tcMar>
+              <w:top w:w="110" w:type="dxa"/>
+              <w:start w:w="110" w:type="dxa"/>
+              <w:bottom w:w="110" w:type="dxa"/>
+              <w:end w:w="110" w:type="dxa"/>
+            </w:tcMar>
           </w:tcPr>
           <w:p>
             <w:pPr>
-              <w:spacing w:line="300" w:lineRule="auto" w:after="100"/>
+              <w:spacing w:line="324" w:lineRule="auto" w:after="80"/>
               <w:jc w:val="right"/>
               <w:bidi w:val="1"/>
             </w:pPr>
@@ -790,7 +901,7 @@
     <w:p/>
     <w:p>
       <w:pPr>
-        <w:spacing w:line="324" w:lineRule="auto" w:after="160"/>
+        <w:spacing w:line="348" w:lineRule="auto" w:after="160"/>
         <w:jc w:val="right"/>
         <w:bidi w:val="1"/>
       </w:pPr>
@@ -805,7 +916,7 @@
     </w:p>
     <w:p>
       <w:pPr>
-        <w:spacing w:line="324" w:lineRule="auto" w:after="200"/>
+        <w:spacing w:line="348" w:lineRule="auto" w:after="200"/>
         <w:jc w:val="right"/>
         <w:bidi w:val="1"/>
       </w:pPr>
@@ -821,7 +932,7 @@
     </w:p>
     <w:p>
       <w:pPr>
-        <w:spacing w:line="324" w:lineRule="auto" w:after="160"/>
+        <w:spacing w:line="348" w:lineRule="auto" w:after="160"/>
         <w:jc w:val="right"/>
         <w:bidi w:val="1"/>
       </w:pPr>
@@ -836,7 +947,7 @@
     </w:p>
     <w:p>
       <w:pPr>
-        <w:spacing w:line="324" w:lineRule="auto" w:after="160"/>
+        <w:spacing w:line="348" w:lineRule="auto" w:after="160"/>
         <w:jc w:val="right"/>
         <w:bidi w:val="1"/>
       </w:pPr>
@@ -851,7 +962,8 @@
     </w:p>
     <w:p>
       <w:pPr>
-        <w:spacing w:after="160"/>
+        <w:spacing w:before="40" w:after="200"/>
+        <w:ind w:left="142" w:right="142"/>
         <w:jc w:val="left"/>
       </w:pPr>
       <w:r>
@@ -866,7 +978,7 @@
     </w:p>
     <w:p>
       <w:pPr>
-        <w:spacing w:line="324" w:lineRule="auto" w:after="160"/>
+        <w:spacing w:line="348" w:lineRule="auto" w:after="160"/>
         <w:jc w:val="right"/>
         <w:bidi w:val="1"/>
       </w:pPr>
@@ -881,7 +993,8 @@
     </w:p>
     <w:p>
       <w:pPr>
-        <w:spacing w:after="160"/>
+        <w:spacing w:before="40" w:after="200"/>
+        <w:ind w:left="142" w:right="142"/>
         <w:jc w:val="left"/>
       </w:pPr>
       <w:r>
@@ -896,7 +1009,7 @@
     </w:p>
     <w:p>
       <w:pPr>
-        <w:spacing w:line="324" w:lineRule="auto" w:after="160"/>
+        <w:spacing w:line="348" w:lineRule="auto" w:after="160"/>
         <w:jc w:val="right"/>
         <w:bidi w:val="1"/>
       </w:pPr>
@@ -911,7 +1024,8 @@
     </w:p>
     <w:p>
       <w:pPr>
-        <w:spacing w:after="160"/>
+        <w:spacing w:before="40" w:after="200"/>
+        <w:ind w:left="142" w:right="142"/>
         <w:jc w:val="left"/>
       </w:pPr>
       <w:r>
@@ -922,13 +1036,23 @@
           <w:sz w:val="20"/>
         </w:rPr>
         <w:t>pip install -r requirements.txt</w:t>
+      </w:r>
+      <w:r>
         <w:br/>
+      </w:r>
+      <w:r>
+        <w:rPr>
+          <w:rFonts w:ascii="Arial" w:hAnsi="Arial" w:cs="Arial"/>
+          <w:b w:val="0"/>
+          <w:color w:val="282828"/>
+          <w:sz w:val="20"/>
+        </w:rPr>
         <w:t>dvc pull</w:t>
       </w:r>
     </w:p>
     <w:p>
       <w:pPr>
-        <w:spacing w:line="324" w:lineRule="auto" w:after="160"/>
+        <w:spacing w:line="348" w:lineRule="auto" w:after="160"/>
         <w:jc w:val="right"/>
         <w:bidi w:val="1"/>
       </w:pPr>
@@ -943,7 +1067,7 @@
     </w:p>
     <w:p>
       <w:pPr>
-        <w:spacing w:line="324" w:lineRule="auto" w:after="200"/>
+        <w:spacing w:line="348" w:lineRule="auto" w:after="200"/>
         <w:jc w:val="right"/>
         <w:bidi w:val="1"/>
       </w:pPr>
@@ -959,7 +1083,7 @@
     </w:p>
     <w:p>
       <w:pPr>
-        <w:spacing w:line="324" w:lineRule="auto" w:after="160"/>
+        <w:spacing w:line="348" w:lineRule="auto" w:after="160"/>
         <w:jc w:val="right"/>
         <w:bidi w:val="1"/>
       </w:pPr>
@@ -974,7 +1098,7 @@
     </w:p>
     <w:sectPr>
       <w:pgSz w:w="12240" w:h="15840"/>
-      <w:pgMar w:top="850" w:right="850" w:bottom="850" w:left="850" w:header="720" w:footer="720" w:gutter="0"/>
+      <w:pgMar w:top="907" w:right="850" w:bottom="907" w:left="850" w:header="720" w:footer="720" w:gutter="0"/>
       <w:cols w:space="720"/>
       <w:docGrid w:linePitch="360"/>
     </w:sectPr>

--- a/MLOps_Report.docx
+++ b/MLOps_Report.docx
@@ -4,169 +4,187 @@
   <w:body>
     <w:p>
       <w:pPr>
-        <w:spacing w:line="348" w:lineRule="auto" w:after="320"/>
+        <w:spacing w:line="360" w:lineRule="auto" w:after="360"/>
         <w:jc w:val="right"/>
         <w:bidi w:val="1"/>
       </w:pPr>
       <w:r>
         <w:rPr>
-          <w:rFonts w:ascii="Arial" w:hAnsi="Arial" w:cs="Arial"/>
+          <w:rFonts w:ascii="Tahoma" w:hAnsi="Tahoma" w:cs="Tahoma"/>
           <w:b/>
           <w:color w:val="1F4E79"/>
           <w:sz w:val="36"/>
+          <w:rtl w:val="1"/>
+          <w:lang w:val="ar-SA" w:bidi="ar-SA"/>
         </w:rPr>
         <w:t>تقرير MLOps - FITE Classification Challenge</w:t>
       </w:r>
     </w:p>
     <w:p>
       <w:pPr>
-        <w:spacing w:line="348" w:lineRule="auto" w:after="200"/>
+        <w:spacing w:line="360" w:lineRule="auto" w:after="200"/>
         <w:jc w:val="right"/>
         <w:bidi w:val="1"/>
       </w:pPr>
       <w:r>
         <w:rPr>
-          <w:rFonts w:ascii="Arial" w:hAnsi="Arial" w:cs="Arial"/>
+          <w:rFonts w:ascii="Tahoma" w:hAnsi="Tahoma" w:cs="Tahoma"/>
           <w:b/>
           <w:color w:val="2E74B5"/>
           <w:sz w:val="28"/>
+          <w:rtl w:val="1"/>
+          <w:lang w:val="ar-SA" w:bidi="ar-SA"/>
         </w:rPr>
         <w:t>1. فكرة المشروع</w:t>
       </w:r>
     </w:p>
     <w:p>
       <w:pPr>
-        <w:spacing w:line="348" w:lineRule="auto" w:after="160"/>
+        <w:spacing w:line="360" w:lineRule="auto" w:after="160"/>
         <w:jc w:val="right"/>
         <w:bidi w:val="1"/>
       </w:pPr>
       <w:r>
         <w:rPr>
-          <w:rFonts w:ascii="Arial" w:hAnsi="Arial" w:cs="Arial"/>
+          <w:rFonts w:ascii="Tahoma" w:hAnsi="Tahoma" w:cs="Tahoma"/>
           <w:b w:val="0"/>
           <w:sz w:val="22"/>
+          <w:rtl w:val="1"/>
+          <w:lang w:val="ar-SA" w:bidi="ar-SA"/>
         </w:rPr>
         <w:t>المشروع عبارة عن مسألة تصنيف متعدد الكلاسات على بيانات جدولية مجهولة المعنى. بما أن أسماء الخصائص لا تحمل معنى واضحاً، كان التركيز على بناء خط تدريب قابل للإعادة، وتجربة أكثر من نموذج، ثم توثيق النتائج بطريقة تسمح بمقارنة التجارب بدل الاعتماد على تجربة واحدة.</w:t>
       </w:r>
     </w:p>
     <w:p>
       <w:pPr>
-        <w:spacing w:line="348" w:lineRule="auto" w:after="160"/>
+        <w:spacing w:line="360" w:lineRule="auto" w:after="160"/>
         <w:jc w:val="right"/>
         <w:bidi w:val="1"/>
       </w:pPr>
       <w:r>
         <w:rPr>
-          <w:rFonts w:ascii="Arial" w:hAnsi="Arial" w:cs="Arial"/>
+          <w:rFonts w:ascii="Tahoma" w:hAnsi="Tahoma" w:cs="Tahoma"/>
           <w:b w:val="0"/>
           <w:sz w:val="22"/>
+          <w:rtl w:val="1"/>
+          <w:lang w:val="ar-SA" w:bidi="ar-SA"/>
         </w:rPr>
         <w:t>استخدمنا Macro F1 كمقياس أساسي لأن توزيع الكلاسات غير متوازن. هذا المقياس يعطينا صورة أوضح عن أداء النموذج على كل كلاس، وليس فقط على الكلاس الأكبر.</w:t>
       </w:r>
     </w:p>
     <w:p>
       <w:pPr>
-        <w:spacing w:line="348" w:lineRule="auto" w:after="200"/>
+        <w:spacing w:line="360" w:lineRule="auto" w:after="200"/>
         <w:jc w:val="right"/>
         <w:bidi w:val="1"/>
       </w:pPr>
       <w:r>
         <w:rPr>
-          <w:rFonts w:ascii="Arial" w:hAnsi="Arial" w:cs="Arial"/>
+          <w:rFonts w:ascii="Tahoma" w:hAnsi="Tahoma" w:cs="Tahoma"/>
           <w:b/>
           <w:color w:val="2E74B5"/>
           <w:sz w:val="28"/>
+          <w:rtl w:val="1"/>
+          <w:lang w:val="ar-SA" w:bidi="ar-SA"/>
         </w:rPr>
         <w:t>2. منهجية التقييم</w:t>
       </w:r>
     </w:p>
     <w:p>
       <w:pPr>
-        <w:spacing w:line="348" w:lineRule="auto" w:after="160"/>
+        <w:spacing w:line="360" w:lineRule="auto" w:after="160"/>
         <w:jc w:val="right"/>
         <w:bidi w:val="1"/>
       </w:pPr>
       <w:r>
         <w:rPr>
-          <w:rFonts w:ascii="Arial" w:hAnsi="Arial" w:cs="Arial"/>
+          <w:rFonts w:ascii="Tahoma" w:hAnsi="Tahoma" w:cs="Tahoma"/>
           <w:b w:val="0"/>
           <w:sz w:val="22"/>
+          <w:rtl w:val="1"/>
+          <w:lang w:val="ar-SA" w:bidi="ar-SA"/>
         </w:rPr>
         <w:t>اعتمدنا على StratifiedKFold حتى تبقى نسب الكلاسات متقاربة داخل كل fold. لكل نموذج سجلنا Accuracy وBalanced Accuracy وMacro F1، بالإضافة إلى اسم النموذج والإعدادات الأساسية.</w:t>
       </w:r>
     </w:p>
     <w:p>
       <w:pPr>
-        <w:spacing w:line="348" w:lineRule="auto" w:after="160"/>
+        <w:spacing w:line="360" w:lineRule="auto" w:after="160"/>
         <w:jc w:val="right"/>
         <w:bidi w:val="1"/>
       </w:pPr>
       <w:r>
         <w:rPr>
-          <w:rFonts w:ascii="Arial" w:hAnsi="Arial" w:cs="Arial"/>
+          <w:rFonts w:ascii="Tahoma" w:hAnsi="Tahoma" w:cs="Tahoma"/>
           <w:b w:val="0"/>
           <w:sz w:val="22"/>
+          <w:rtl w:val="1"/>
+          <w:lang w:val="ar-SA" w:bidi="ar-SA"/>
         </w:rPr>
         <w:t>بهذا الشكل أصبح القرار مبنياً على مقارنة داخلية واضحة بين النماذج، وليس على رقم واحد فقط.</w:t>
       </w:r>
     </w:p>
     <w:p>
       <w:pPr>
-        <w:spacing w:line="348" w:lineRule="auto" w:after="200"/>
+        <w:spacing w:line="360" w:lineRule="auto" w:after="200"/>
         <w:jc w:val="right"/>
         <w:bidi w:val="1"/>
       </w:pPr>
       <w:r>
         <w:rPr>
-          <w:rFonts w:ascii="Arial" w:hAnsi="Arial" w:cs="Arial"/>
+          <w:rFonts w:ascii="Tahoma" w:hAnsi="Tahoma" w:cs="Tahoma"/>
           <w:b/>
           <w:color w:val="2E74B5"/>
           <w:sz w:val="28"/>
+          <w:rtl w:val="1"/>
+          <w:lang w:val="ar-SA" w:bidi="ar-SA"/>
         </w:rPr>
         <w:t>3. تتبع التجارب باستخدام MLflow</w:t>
       </w:r>
     </w:p>
     <w:p>
       <w:pPr>
-        <w:spacing w:line="348" w:lineRule="auto" w:after="160"/>
+        <w:spacing w:line="360" w:lineRule="auto" w:after="160"/>
         <w:jc w:val="right"/>
         <w:bidi w:val="1"/>
       </w:pPr>
       <w:r>
         <w:rPr>
-          <w:rFonts w:ascii="Arial" w:hAnsi="Arial" w:cs="Arial"/>
+          <w:rFonts w:ascii="Tahoma" w:hAnsi="Tahoma" w:cs="Tahoma"/>
           <w:b w:val="0"/>
           <w:sz w:val="22"/>
+          <w:rtl w:val="1"/>
+          <w:lang w:val="ar-SA" w:bidi="ar-SA"/>
         </w:rPr>
         <w:t>تم دمج MLflow داخل كود التدريب. كل تجربة يتم تسجيلها كـ run مستقل يحتوي على اسم النموذج، الهدف من التجربة، المقاييس، وبعض الملفات الناتجة عند الحاجة.</w:t>
       </w:r>
     </w:p>
     <w:p>
       <w:pPr>
-        <w:spacing w:line="348" w:lineRule="auto" w:after="160"/>
+        <w:spacing w:line="360" w:lineRule="auto" w:after="160"/>
         <w:jc w:val="right"/>
         <w:bidi w:val="1"/>
       </w:pPr>
       <w:r>
         <w:rPr>
-          <w:rFonts w:ascii="Arial" w:hAnsi="Arial" w:cs="Arial"/>
+          <w:rFonts w:ascii="Tahoma" w:hAnsi="Tahoma" w:cs="Tahoma"/>
           <w:b/>
           <w:sz w:val="22"/>
+          <w:rtl w:val="1"/>
+          <w:lang w:val="ar-SA" w:bidi="ar-SA"/>
         </w:rPr>
         <w:t>لتشغيل واجهة MLflow محلياً:</w:t>
       </w:r>
     </w:p>
     <w:p>
       <w:pPr>
-        <w:spacing w:before="40" w:after="200"/>
-        <w:ind w:left="142" w:right="142"/>
+        <w:spacing w:after="200"/>
         <w:jc w:val="left"/>
       </w:pPr>
       <w:r>
         <w:rPr>
-          <w:rFonts w:ascii="Arial" w:hAnsi="Arial" w:cs="Arial"/>
-          <w:b w:val="0"/>
-          <w:color w:val="282828"/>
+          <w:rFonts w:ascii="Consolas" w:hAnsi="Consolas"/>
+          <w:color w:val="323232"/>
           <w:sz w:val="20"/>
         </w:rPr>
         <w:t>mlflow ui --backend-store-uri sqlite:///mlflow.db</w:t>
@@ -174,30 +192,30 @@
     </w:p>
     <w:p>
       <w:pPr>
-        <w:spacing w:line="348" w:lineRule="auto" w:after="160"/>
+        <w:spacing w:line="360" w:lineRule="auto" w:after="160"/>
         <w:jc w:val="right"/>
         <w:bidi w:val="1"/>
       </w:pPr>
       <w:r>
         <w:rPr>
-          <w:rFonts w:ascii="Arial" w:hAnsi="Arial" w:cs="Arial"/>
+          <w:rFonts w:ascii="Tahoma" w:hAnsi="Tahoma" w:cs="Tahoma"/>
           <w:b/>
           <w:sz w:val="22"/>
+          <w:rtl w:val="1"/>
+          <w:lang w:val="ar-SA" w:bidi="ar-SA"/>
         </w:rPr>
         <w:t>ثم فتح الرابط:</w:t>
       </w:r>
     </w:p>
     <w:p>
       <w:pPr>
-        <w:spacing w:before="40" w:after="200"/>
-        <w:ind w:left="142" w:right="142"/>
+        <w:spacing w:after="200"/>
         <w:jc w:val="left"/>
       </w:pPr>
       <w:r>
         <w:rPr>
-          <w:rFonts w:ascii="Arial" w:hAnsi="Arial" w:cs="Arial"/>
-          <w:b w:val="0"/>
-          <w:color w:val="282828"/>
+          <w:rFonts w:ascii="Consolas" w:hAnsi="Consolas"/>
+          <w:color w:val="323232"/>
           <w:sz w:val="20"/>
         </w:rPr>
         <w:t>http://127.0.0.1:5000</w:t>
@@ -205,15 +223,17 @@
     </w:p>
     <w:p>
       <w:pPr>
-        <w:spacing w:line="348" w:lineRule="auto" w:after="160"/>
+        <w:spacing w:line="360" w:lineRule="auto" w:after="160"/>
         <w:jc w:val="right"/>
         <w:bidi w:val="1"/>
       </w:pPr>
       <w:r>
         <w:rPr>
-          <w:rFonts w:ascii="Arial" w:hAnsi="Arial" w:cs="Arial"/>
+          <w:rFonts w:ascii="Tahoma" w:hAnsi="Tahoma" w:cs="Tahoma"/>
           <w:b w:val="0"/>
           <w:sz w:val="22"/>
+          <w:rtl w:val="1"/>
+          <w:lang w:val="ar-SA" w:bidi="ar-SA"/>
         </w:rPr>
         <w:t>الصورة التالية تعرض مجموعة من التجارب المسجلة، مع مقاييس المقارنة الأساسية مثل accuracy_mean وbalanced_accuracy_mean وf1_macro_mean.</w:t>
       </w:r>
@@ -259,31 +279,35 @@
     </w:p>
     <w:p>
       <w:pPr>
-        <w:spacing w:line="348" w:lineRule="auto" w:after="280"/>
+        <w:spacing w:line="360" w:lineRule="auto" w:after="160"/>
         <w:jc w:val="center"/>
         <w:bidi w:val="1"/>
       </w:pPr>
       <w:r>
         <w:rPr>
-          <w:rFonts w:ascii="Arial" w:hAnsi="Arial" w:cs="Arial"/>
+          <w:rFonts w:ascii="Tahoma" w:hAnsi="Tahoma" w:cs="Tahoma"/>
           <w:b/>
-          <w:color w:val="595959"/>
+          <w:color w:val="5A5A5A"/>
           <w:sz w:val="20"/>
+          <w:rtl w:val="1"/>
+          <w:lang w:val="ar-SA" w:bidi="ar-SA"/>
         </w:rPr>
         <w:t>صورة 1: جدول MLflow لتجارب النماذج مع المقاييس الأساسية.</w:t>
       </w:r>
     </w:p>
     <w:p>
       <w:pPr>
-        <w:spacing w:line="348" w:lineRule="auto" w:after="160"/>
+        <w:spacing w:line="360" w:lineRule="auto" w:after="160"/>
         <w:jc w:val="right"/>
         <w:bidi w:val="1"/>
       </w:pPr>
       <w:r>
         <w:rPr>
-          <w:rFonts w:ascii="Arial" w:hAnsi="Arial" w:cs="Arial"/>
+          <w:rFonts w:ascii="Tahoma" w:hAnsi="Tahoma" w:cs="Tahoma"/>
           <w:b w:val="0"/>
           <w:sz w:val="22"/>
+          <w:rtl w:val="1"/>
+          <w:lang w:val="ar-SA" w:bidi="ar-SA"/>
         </w:rPr>
         <w:t>الصورة التالية تعرض تجارب الـ ensemble والفحوصات الإضافية مثل final_ensemble وreference_soft_voting_candidate، وفيها تظهر مقاييس oof_accuracy وoof_f1_macro.</w:t>
       </w:r>
@@ -329,32 +353,36 @@
     </w:p>
     <w:p>
       <w:pPr>
-        <w:spacing w:line="348" w:lineRule="auto" w:after="280"/>
+        <w:spacing w:line="360" w:lineRule="auto" w:after="160"/>
         <w:jc w:val="center"/>
         <w:bidi w:val="1"/>
       </w:pPr>
       <w:r>
         <w:rPr>
-          <w:rFonts w:ascii="Arial" w:hAnsi="Arial" w:cs="Arial"/>
+          <w:rFonts w:ascii="Tahoma" w:hAnsi="Tahoma" w:cs="Tahoma"/>
           <w:b/>
-          <w:color w:val="595959"/>
+          <w:color w:val="5A5A5A"/>
           <w:sz w:val="20"/>
+          <w:rtl w:val="1"/>
+          <w:lang w:val="ar-SA" w:bidi="ar-SA"/>
         </w:rPr>
         <w:t>صورة 2: جدول MLflow لتجارب الـ ensemble والفحوصات الإضافية.</w:t>
       </w:r>
     </w:p>
     <w:p>
       <w:pPr>
-        <w:spacing w:line="348" w:lineRule="auto" w:after="200"/>
+        <w:spacing w:line="360" w:lineRule="auto" w:after="200"/>
         <w:jc w:val="right"/>
         <w:bidi w:val="1"/>
       </w:pPr>
       <w:r>
         <w:rPr>
-          <w:rFonts w:ascii="Arial" w:hAnsi="Arial" w:cs="Arial"/>
+          <w:rFonts w:ascii="Tahoma" w:hAnsi="Tahoma" w:cs="Tahoma"/>
           <w:b/>
           <w:color w:val="2E74B5"/>
           <w:sz w:val="28"/>
+          <w:rtl w:val="1"/>
+          <w:lang w:val="ar-SA" w:bidi="ar-SA"/>
         </w:rPr>
         <w:t>4. التجارب التي تمت مقارنتها</w:t>
       </w:r>
@@ -363,7 +391,7 @@
       <w:tblPr>
         <w:tblStyle w:val="TableGrid"/>
         <w:tblW w:type="auto" w:w="0"/>
-        <w:jc w:val="center"/>
+        <w:jc w:val="right"/>
         <w:tblLook w:firstColumn="1" w:firstRow="1" w:lastColumn="0" w:lastRow="0" w:noHBand="0" w:noVBand="1" w:val="04A0"/>
         <w:bidiVisual w:val="1"/>
       </w:tblPr>
@@ -378,10 +406,10 @@
             <w:shd w:fill="1F4E79"/>
             <w:vAlign w:val="center"/>
             <w:tcMar>
-              <w:top w:w="110" w:type="dxa"/>
-              <w:start w:w="110" w:type="dxa"/>
-              <w:bottom w:w="110" w:type="dxa"/>
-              <w:end w:w="110" w:type="dxa"/>
+              <w:top w:w="120" w:type="dxa"/>
+              <w:start w:w="120" w:type="dxa"/>
+              <w:bottom w:w="120" w:type="dxa"/>
+              <w:end w:w="120" w:type="dxa"/>
             </w:tcMar>
           </w:tcPr>
           <w:p>
@@ -393,10 +421,12 @@
             <w:r/>
             <w:r>
               <w:rPr>
-                <w:rFonts w:ascii="Arial" w:hAnsi="Arial" w:cs="Arial"/>
+                <w:rFonts w:ascii="Tahoma" w:hAnsi="Tahoma" w:cs="Tahoma"/>
                 <w:b/>
                 <w:color w:val="FFFFFF"/>
                 <w:sz w:val="21"/>
+                <w:rtl w:val="1"/>
+                <w:lang w:val="ar-SA" w:bidi="ar-SA"/>
               </w:rPr>
               <w:t>نوع التجربة</w:t>
             </w:r>
@@ -408,10 +438,10 @@
             <w:shd w:fill="1F4E79"/>
             <w:vAlign w:val="center"/>
             <w:tcMar>
-              <w:top w:w="110" w:type="dxa"/>
-              <w:start w:w="110" w:type="dxa"/>
-              <w:bottom w:w="110" w:type="dxa"/>
-              <w:end w:w="110" w:type="dxa"/>
+              <w:top w:w="120" w:type="dxa"/>
+              <w:start w:w="120" w:type="dxa"/>
+              <w:bottom w:w="120" w:type="dxa"/>
+              <w:end w:w="120" w:type="dxa"/>
             </w:tcMar>
           </w:tcPr>
           <w:p>
@@ -423,10 +453,12 @@
             <w:r/>
             <w:r>
               <w:rPr>
-                <w:rFonts w:ascii="Arial" w:hAnsi="Arial" w:cs="Arial"/>
+                <w:rFonts w:ascii="Tahoma" w:hAnsi="Tahoma" w:cs="Tahoma"/>
                 <w:b/>
                 <w:color w:val="FFFFFF"/>
                 <w:sz w:val="21"/>
+                <w:rtl w:val="1"/>
+                <w:lang w:val="ar-SA" w:bidi="ar-SA"/>
               </w:rPr>
               <w:t>الهدف</w:t>
             </w:r>
@@ -439,10 +471,10 @@
             <w:tcW w:type="dxa" w:w="5270"/>
             <w:vAlign w:val="center"/>
             <w:tcMar>
-              <w:top w:w="110" w:type="dxa"/>
-              <w:start w:w="110" w:type="dxa"/>
-              <w:bottom w:w="110" w:type="dxa"/>
-              <w:end w:w="110" w:type="dxa"/>
+              <w:top w:w="120" w:type="dxa"/>
+              <w:start w:w="120" w:type="dxa"/>
+              <w:bottom w:w="120" w:type="dxa"/>
+              <w:end w:w="120" w:type="dxa"/>
             </w:tcMar>
           </w:tcPr>
           <w:p>
@@ -454,9 +486,11 @@
             <w:r/>
             <w:r>
               <w:rPr>
-                <w:rFonts w:ascii="Arial" w:hAnsi="Arial" w:cs="Arial"/>
+                <w:rFonts w:ascii="Tahoma" w:hAnsi="Tahoma" w:cs="Tahoma"/>
                 <w:b w:val="0"/>
                 <w:sz w:val="21"/>
+                <w:rtl w:val="1"/>
+                <w:lang w:val="ar-SA" w:bidi="ar-SA"/>
               </w:rPr>
               <w:t>Decision Tree و Bagging</w:t>
             </w:r>
@@ -467,10 +501,10 @@
             <w:tcW w:type="dxa" w:w="5270"/>
             <w:vAlign w:val="center"/>
             <w:tcMar>
-              <w:top w:w="110" w:type="dxa"/>
-              <w:start w:w="110" w:type="dxa"/>
-              <w:bottom w:w="110" w:type="dxa"/>
-              <w:end w:w="110" w:type="dxa"/>
+              <w:top w:w="120" w:type="dxa"/>
+              <w:start w:w="120" w:type="dxa"/>
+              <w:bottom w:w="120" w:type="dxa"/>
+              <w:end w:w="120" w:type="dxa"/>
             </w:tcMar>
           </w:tcPr>
           <w:p>
@@ -482,9 +516,11 @@
             <w:r/>
             <w:r>
               <w:rPr>
-                <w:rFonts w:ascii="Arial" w:hAnsi="Arial" w:cs="Arial"/>
+                <w:rFonts w:ascii="Tahoma" w:hAnsi="Tahoma" w:cs="Tahoma"/>
                 <w:b w:val="0"/>
                 <w:sz w:val="21"/>
+                <w:rtl w:val="1"/>
+                <w:lang w:val="ar-SA" w:bidi="ar-SA"/>
               </w:rPr>
               <w:t>اختبار قدرة الأشجار على التقاط الأنماط الواضحة في الخصائص.</w:t>
             </w:r>
@@ -497,10 +533,10 @@
             <w:tcW w:type="dxa" w:w="5270"/>
             <w:vAlign w:val="center"/>
             <w:tcMar>
-              <w:top w:w="110" w:type="dxa"/>
-              <w:start w:w="110" w:type="dxa"/>
-              <w:bottom w:w="110" w:type="dxa"/>
-              <w:end w:w="110" w:type="dxa"/>
+              <w:top w:w="120" w:type="dxa"/>
+              <w:start w:w="120" w:type="dxa"/>
+              <w:bottom w:w="120" w:type="dxa"/>
+              <w:end w:w="120" w:type="dxa"/>
             </w:tcMar>
           </w:tcPr>
           <w:p>
@@ -512,9 +548,11 @@
             <w:r/>
             <w:r>
               <w:rPr>
-                <w:rFonts w:ascii="Arial" w:hAnsi="Arial" w:cs="Arial"/>
+                <w:rFonts w:ascii="Tahoma" w:hAnsi="Tahoma" w:cs="Tahoma"/>
                 <w:b w:val="0"/>
                 <w:sz w:val="21"/>
+                <w:rtl w:val="1"/>
+                <w:lang w:val="ar-SA" w:bidi="ar-SA"/>
               </w:rPr>
               <w:t>Random Forest و Extra Trees</w:t>
             </w:r>
@@ -525,10 +563,10 @@
             <w:tcW w:type="dxa" w:w="5270"/>
             <w:vAlign w:val="center"/>
             <w:tcMar>
-              <w:top w:w="110" w:type="dxa"/>
-              <w:start w:w="110" w:type="dxa"/>
-              <w:bottom w:w="110" w:type="dxa"/>
-              <w:end w:w="110" w:type="dxa"/>
+              <w:top w:w="120" w:type="dxa"/>
+              <w:start w:w="120" w:type="dxa"/>
+              <w:bottom w:w="120" w:type="dxa"/>
+              <w:end w:w="120" w:type="dxa"/>
             </w:tcMar>
           </w:tcPr>
           <w:p>
@@ -540,9 +578,11 @@
             <w:r/>
             <w:r>
               <w:rPr>
-                <w:rFonts w:ascii="Arial" w:hAnsi="Arial" w:cs="Arial"/>
+                <w:rFonts w:ascii="Tahoma" w:hAnsi="Tahoma" w:cs="Tahoma"/>
                 <w:b w:val="0"/>
                 <w:sz w:val="21"/>
+                <w:rtl w:val="1"/>
+                <w:lang w:val="ar-SA" w:bidi="ar-SA"/>
               </w:rPr>
               <w:t>تقليل تذبذب الشجرة الواحدة عبر تجميع عدة أشجار.</w:t>
             </w:r>
@@ -555,10 +595,10 @@
             <w:tcW w:type="dxa" w:w="5270"/>
             <w:vAlign w:val="center"/>
             <w:tcMar>
-              <w:top w:w="110" w:type="dxa"/>
-              <w:start w:w="110" w:type="dxa"/>
-              <w:bottom w:w="110" w:type="dxa"/>
-              <w:end w:w="110" w:type="dxa"/>
+              <w:top w:w="120" w:type="dxa"/>
+              <w:start w:w="120" w:type="dxa"/>
+              <w:bottom w:w="120" w:type="dxa"/>
+              <w:end w:w="120" w:type="dxa"/>
             </w:tcMar>
           </w:tcPr>
           <w:p>
@@ -570,9 +610,11 @@
             <w:r/>
             <w:r>
               <w:rPr>
-                <w:rFonts w:ascii="Arial" w:hAnsi="Arial" w:cs="Arial"/>
+                <w:rFonts w:ascii="Tahoma" w:hAnsi="Tahoma" w:cs="Tahoma"/>
                 <w:b w:val="0"/>
                 <w:sz w:val="21"/>
+                <w:rtl w:val="1"/>
+                <w:lang w:val="ar-SA" w:bidi="ar-SA"/>
               </w:rPr>
               <w:t>Gradient Boosting و HistGradientBoosting</w:t>
             </w:r>
@@ -583,10 +625,10 @@
             <w:tcW w:type="dxa" w:w="5270"/>
             <w:vAlign w:val="center"/>
             <w:tcMar>
-              <w:top w:w="110" w:type="dxa"/>
-              <w:start w:w="110" w:type="dxa"/>
-              <w:bottom w:w="110" w:type="dxa"/>
-              <w:end w:w="110" w:type="dxa"/>
+              <w:top w:w="120" w:type="dxa"/>
+              <w:start w:w="120" w:type="dxa"/>
+              <w:bottom w:w="120" w:type="dxa"/>
+              <w:end w:w="120" w:type="dxa"/>
             </w:tcMar>
           </w:tcPr>
           <w:p>
@@ -598,9 +640,11 @@
             <w:r/>
             <w:r>
               <w:rPr>
-                <w:rFonts w:ascii="Arial" w:hAnsi="Arial" w:cs="Arial"/>
+                <w:rFonts w:ascii="Tahoma" w:hAnsi="Tahoma" w:cs="Tahoma"/>
                 <w:b w:val="0"/>
                 <w:sz w:val="21"/>
+                <w:rtl w:val="1"/>
+                <w:lang w:val="ar-SA" w:bidi="ar-SA"/>
               </w:rPr>
               <w:t>تجربة نماذج boosting مناسبة للبيانات الجدولية.</w:t>
             </w:r>
@@ -613,10 +657,10 @@
             <w:tcW w:type="dxa" w:w="5270"/>
             <w:vAlign w:val="center"/>
             <w:tcMar>
-              <w:top w:w="110" w:type="dxa"/>
-              <w:start w:w="110" w:type="dxa"/>
-              <w:bottom w:w="110" w:type="dxa"/>
-              <w:end w:w="110" w:type="dxa"/>
+              <w:top w:w="120" w:type="dxa"/>
+              <w:start w:w="120" w:type="dxa"/>
+              <w:bottom w:w="120" w:type="dxa"/>
+              <w:end w:w="120" w:type="dxa"/>
             </w:tcMar>
           </w:tcPr>
           <w:p>
@@ -628,9 +672,11 @@
             <w:r/>
             <w:r>
               <w:rPr>
-                <w:rFonts w:ascii="Arial" w:hAnsi="Arial" w:cs="Arial"/>
+                <w:rFonts w:ascii="Tahoma" w:hAnsi="Tahoma" w:cs="Tahoma"/>
                 <w:b w:val="0"/>
                 <w:sz w:val="21"/>
+                <w:rtl w:val="1"/>
+                <w:lang w:val="ar-SA" w:bidi="ar-SA"/>
               </w:rPr>
               <w:t>LightGBM و XGBoost</w:t>
             </w:r>
@@ -641,10 +687,10 @@
             <w:tcW w:type="dxa" w:w="5270"/>
             <w:vAlign w:val="center"/>
             <w:tcMar>
-              <w:top w:w="110" w:type="dxa"/>
-              <w:start w:w="110" w:type="dxa"/>
-              <w:bottom w:w="110" w:type="dxa"/>
-              <w:end w:w="110" w:type="dxa"/>
+              <w:top w:w="120" w:type="dxa"/>
+              <w:start w:w="120" w:type="dxa"/>
+              <w:bottom w:w="120" w:type="dxa"/>
+              <w:end w:w="120" w:type="dxa"/>
             </w:tcMar>
           </w:tcPr>
           <w:p>
@@ -656,9 +702,11 @@
             <w:r/>
             <w:r>
               <w:rPr>
-                <w:rFonts w:ascii="Arial" w:hAnsi="Arial" w:cs="Arial"/>
+                <w:rFonts w:ascii="Tahoma" w:hAnsi="Tahoma" w:cs="Tahoma"/>
                 <w:b w:val="0"/>
                 <w:sz w:val="21"/>
+                <w:rtl w:val="1"/>
+                <w:lang w:val="ar-SA" w:bidi="ar-SA"/>
               </w:rPr>
               <w:t>اختبار نماذج قوية على tabular data.</w:t>
             </w:r>
@@ -671,10 +719,10 @@
             <w:tcW w:type="dxa" w:w="5270"/>
             <w:vAlign w:val="center"/>
             <w:tcMar>
-              <w:top w:w="110" w:type="dxa"/>
-              <w:start w:w="110" w:type="dxa"/>
-              <w:bottom w:w="110" w:type="dxa"/>
-              <w:end w:w="110" w:type="dxa"/>
+              <w:top w:w="120" w:type="dxa"/>
+              <w:start w:w="120" w:type="dxa"/>
+              <w:bottom w:w="120" w:type="dxa"/>
+              <w:end w:w="120" w:type="dxa"/>
             </w:tcMar>
           </w:tcPr>
           <w:p>
@@ -686,9 +734,11 @@
             <w:r/>
             <w:r>
               <w:rPr>
-                <w:rFonts w:ascii="Arial" w:hAnsi="Arial" w:cs="Arial"/>
+                <w:rFonts w:ascii="Tahoma" w:hAnsi="Tahoma" w:cs="Tahoma"/>
                 <w:b w:val="0"/>
                 <w:sz w:val="21"/>
+                <w:rtl w:val="1"/>
+                <w:lang w:val="ar-SA" w:bidi="ar-SA"/>
               </w:rPr>
               <w:t>Unweighted LightGBM</w:t>
             </w:r>
@@ -699,10 +749,10 @@
             <w:tcW w:type="dxa" w:w="5270"/>
             <w:vAlign w:val="center"/>
             <w:tcMar>
-              <w:top w:w="110" w:type="dxa"/>
-              <w:start w:w="110" w:type="dxa"/>
-              <w:bottom w:w="110" w:type="dxa"/>
-              <w:end w:w="110" w:type="dxa"/>
+              <w:top w:w="120" w:type="dxa"/>
+              <w:start w:w="120" w:type="dxa"/>
+              <w:bottom w:w="120" w:type="dxa"/>
+              <w:end w:w="120" w:type="dxa"/>
             </w:tcMar>
           </w:tcPr>
           <w:p>
@@ -714,9 +764,11 @@
             <w:r/>
             <w:r>
               <w:rPr>
-                <w:rFonts w:ascii="Arial" w:hAnsi="Arial" w:cs="Arial"/>
+                <w:rFonts w:ascii="Tahoma" w:hAnsi="Tahoma" w:cs="Tahoma"/>
                 <w:b w:val="0"/>
                 <w:sz w:val="21"/>
+                <w:rtl w:val="1"/>
+                <w:lang w:val="ar-SA" w:bidi="ar-SA"/>
               </w:rPr>
               <w:t>مقارنة أثر إزالة class weights.</w:t>
             </w:r>
@@ -729,10 +781,10 @@
             <w:tcW w:type="dxa" w:w="5270"/>
             <w:vAlign w:val="center"/>
             <w:tcMar>
-              <w:top w:w="110" w:type="dxa"/>
-              <w:start w:w="110" w:type="dxa"/>
-              <w:bottom w:w="110" w:type="dxa"/>
-              <w:end w:w="110" w:type="dxa"/>
+              <w:top w:w="120" w:type="dxa"/>
+              <w:start w:w="120" w:type="dxa"/>
+              <w:bottom w:w="120" w:type="dxa"/>
+              <w:end w:w="120" w:type="dxa"/>
             </w:tcMar>
           </w:tcPr>
           <w:p>
@@ -744,9 +796,11 @@
             <w:r/>
             <w:r>
               <w:rPr>
-                <w:rFonts w:ascii="Arial" w:hAnsi="Arial" w:cs="Arial"/>
+                <w:rFonts w:ascii="Tahoma" w:hAnsi="Tahoma" w:cs="Tahoma"/>
                 <w:b w:val="0"/>
                 <w:sz w:val="21"/>
+                <w:rtl w:val="1"/>
+                <w:lang w:val="ar-SA" w:bidi="ar-SA"/>
               </w:rPr>
               <w:t>Core 4 Features Model</w:t>
             </w:r>
@@ -757,10 +811,10 @@
             <w:tcW w:type="dxa" w:w="5270"/>
             <w:vAlign w:val="center"/>
             <w:tcMar>
-              <w:top w:w="110" w:type="dxa"/>
-              <w:start w:w="110" w:type="dxa"/>
-              <w:bottom w:w="110" w:type="dxa"/>
-              <w:end w:w="110" w:type="dxa"/>
+              <w:top w:w="120" w:type="dxa"/>
+              <w:start w:w="120" w:type="dxa"/>
+              <w:bottom w:w="120" w:type="dxa"/>
+              <w:end w:w="120" w:type="dxa"/>
             </w:tcMar>
           </w:tcPr>
           <w:p>
@@ -772,9 +826,11 @@
             <w:r/>
             <w:r>
               <w:rPr>
-                <w:rFonts w:ascii="Arial" w:hAnsi="Arial" w:cs="Arial"/>
+                <w:rFonts w:ascii="Tahoma" w:hAnsi="Tahoma" w:cs="Tahoma"/>
                 <w:b w:val="0"/>
                 <w:sz w:val="21"/>
+                <w:rtl w:val="1"/>
+                <w:lang w:val="ar-SA" w:bidi="ar-SA"/>
               </w:rPr>
               <w:t>اختبار نموذج صغير يعتمد على أكثر الخصائص ظهوراً في التحليل.</w:t>
             </w:r>
@@ -787,10 +843,10 @@
             <w:tcW w:type="dxa" w:w="5270"/>
             <w:vAlign w:val="center"/>
             <w:tcMar>
-              <w:top w:w="110" w:type="dxa"/>
-              <w:start w:w="110" w:type="dxa"/>
-              <w:bottom w:w="110" w:type="dxa"/>
-              <w:end w:w="110" w:type="dxa"/>
+              <w:top w:w="120" w:type="dxa"/>
+              <w:start w:w="120" w:type="dxa"/>
+              <w:bottom w:w="120" w:type="dxa"/>
+              <w:end w:w="120" w:type="dxa"/>
             </w:tcMar>
           </w:tcPr>
           <w:p>
@@ -802,9 +858,11 @@
             <w:r/>
             <w:r>
               <w:rPr>
-                <w:rFonts w:ascii="Arial" w:hAnsi="Arial" w:cs="Arial"/>
+                <w:rFonts w:ascii="Tahoma" w:hAnsi="Tahoma" w:cs="Tahoma"/>
                 <w:b w:val="0"/>
                 <w:sz w:val="21"/>
+                <w:rtl w:val="1"/>
+                <w:lang w:val="ar-SA" w:bidi="ar-SA"/>
               </w:rPr>
               <w:t>ADASYN و BorderlineSMOTE</w:t>
             </w:r>
@@ -815,10 +873,10 @@
             <w:tcW w:type="dxa" w:w="5270"/>
             <w:vAlign w:val="center"/>
             <w:tcMar>
-              <w:top w:w="110" w:type="dxa"/>
-              <w:start w:w="110" w:type="dxa"/>
-              <w:bottom w:w="110" w:type="dxa"/>
-              <w:end w:w="110" w:type="dxa"/>
+              <w:top w:w="120" w:type="dxa"/>
+              <w:start w:w="120" w:type="dxa"/>
+              <w:bottom w:w="120" w:type="dxa"/>
+              <w:end w:w="120" w:type="dxa"/>
             </w:tcMar>
           </w:tcPr>
           <w:p>
@@ -830,9 +888,11 @@
             <w:r/>
             <w:r>
               <w:rPr>
-                <w:rFonts w:ascii="Arial" w:hAnsi="Arial" w:cs="Arial"/>
+                <w:rFonts w:ascii="Tahoma" w:hAnsi="Tahoma" w:cs="Tahoma"/>
                 <w:b w:val="0"/>
                 <w:sz w:val="21"/>
+                <w:rtl w:val="1"/>
+                <w:lang w:val="ar-SA" w:bidi="ar-SA"/>
               </w:rPr>
               <w:t>فحص أثر توليد أمثلة إضافية للفئات الأقل عدداً.</w:t>
             </w:r>
@@ -845,10 +905,10 @@
             <w:tcW w:type="dxa" w:w="5270"/>
             <w:vAlign w:val="center"/>
             <w:tcMar>
-              <w:top w:w="110" w:type="dxa"/>
-              <w:start w:w="110" w:type="dxa"/>
-              <w:bottom w:w="110" w:type="dxa"/>
-              <w:end w:w="110" w:type="dxa"/>
+              <w:top w:w="120" w:type="dxa"/>
+              <w:start w:w="120" w:type="dxa"/>
+              <w:bottom w:w="120" w:type="dxa"/>
+              <w:end w:w="120" w:type="dxa"/>
             </w:tcMar>
           </w:tcPr>
           <w:p>
@@ -860,9 +920,11 @@
             <w:r/>
             <w:r>
               <w:rPr>
-                <w:rFonts w:ascii="Arial" w:hAnsi="Arial" w:cs="Arial"/>
+                <w:rFonts w:ascii="Tahoma" w:hAnsi="Tahoma" w:cs="Tahoma"/>
                 <w:b w:val="0"/>
                 <w:sz w:val="21"/>
+                <w:rtl w:val="1"/>
+                <w:lang w:val="ar-SA" w:bidi="ar-SA"/>
               </w:rPr>
               <w:t>Soft Voting Ensemble</w:t>
             </w:r>
@@ -873,10 +935,10 @@
             <w:tcW w:type="dxa" w:w="5270"/>
             <w:vAlign w:val="center"/>
             <w:tcMar>
-              <w:top w:w="110" w:type="dxa"/>
-              <w:start w:w="110" w:type="dxa"/>
-              <w:bottom w:w="110" w:type="dxa"/>
-              <w:end w:w="110" w:type="dxa"/>
+              <w:top w:w="120" w:type="dxa"/>
+              <w:start w:w="120" w:type="dxa"/>
+              <w:bottom w:w="120" w:type="dxa"/>
+              <w:end w:w="120" w:type="dxa"/>
             </w:tcMar>
           </w:tcPr>
           <w:p>
@@ -888,9 +950,11 @@
             <w:r/>
             <w:r>
               <w:rPr>
-                <w:rFonts w:ascii="Arial" w:hAnsi="Arial" w:cs="Arial"/>
+                <w:rFonts w:ascii="Tahoma" w:hAnsi="Tahoma" w:cs="Tahoma"/>
                 <w:b w:val="0"/>
                 <w:sz w:val="21"/>
+                <w:rtl w:val="1"/>
+                <w:lang w:val="ar-SA" w:bidi="ar-SA"/>
               </w:rPr>
               <w:t>دمج احتمالات عدة نماذج عندما تكون أخطاؤها مختلفة.</w:t>
             </w:r>
@@ -901,76 +965,82 @@
     <w:p/>
     <w:p>
       <w:pPr>
-        <w:spacing w:line="348" w:lineRule="auto" w:after="160"/>
+        <w:spacing w:line="360" w:lineRule="auto" w:after="160"/>
         <w:jc w:val="right"/>
         <w:bidi w:val="1"/>
       </w:pPr>
       <w:r>
         <w:rPr>
-          <w:rFonts w:ascii="Arial" w:hAnsi="Arial" w:cs="Arial"/>
+          <w:rFonts w:ascii="Tahoma" w:hAnsi="Tahoma" w:cs="Tahoma"/>
           <w:b w:val="0"/>
           <w:sz w:val="22"/>
+          <w:rtl w:val="1"/>
+          <w:lang w:val="ar-SA" w:bidi="ar-SA"/>
         </w:rPr>
         <w:t>الهدف من هذه التجارب لم يكن فقط رفع النتيجة، بل معرفة أي النماذج أكثر ثباتاً وأيها يعطي أداء جيداً على الكلاسات الأقل عدداً.</w:t>
       </w:r>
     </w:p>
     <w:p>
       <w:pPr>
-        <w:spacing w:line="348" w:lineRule="auto" w:after="200"/>
+        <w:spacing w:line="360" w:lineRule="auto" w:after="200"/>
         <w:jc w:val="right"/>
         <w:bidi w:val="1"/>
       </w:pPr>
       <w:r>
         <w:rPr>
-          <w:rFonts w:ascii="Arial" w:hAnsi="Arial" w:cs="Arial"/>
+          <w:rFonts w:ascii="Tahoma" w:hAnsi="Tahoma" w:cs="Tahoma"/>
           <w:b/>
           <w:color w:val="2E74B5"/>
           <w:sz w:val="28"/>
+          <w:rtl w:val="1"/>
+          <w:lang w:val="ar-SA" w:bidi="ar-SA"/>
         </w:rPr>
         <w:t>5. إدارة البيانات باستخدام DVC</w:t>
       </w:r>
     </w:p>
     <w:p>
       <w:pPr>
-        <w:spacing w:line="348" w:lineRule="auto" w:after="160"/>
+        <w:spacing w:line="360" w:lineRule="auto" w:after="160"/>
         <w:jc w:val="right"/>
         <w:bidi w:val="1"/>
       </w:pPr>
       <w:r>
         <w:rPr>
-          <w:rFonts w:ascii="Arial" w:hAnsi="Arial" w:cs="Arial"/>
+          <w:rFonts w:ascii="Tahoma" w:hAnsi="Tahoma" w:cs="Tahoma"/>
           <w:b w:val="0"/>
           <w:sz w:val="22"/>
+          <w:rtl w:val="1"/>
+          <w:lang w:val="ar-SA" w:bidi="ar-SA"/>
         </w:rPr>
         <w:t>استخدمنا DVC لتتبع ملفات البيانات بدل رفع ملفات CSV الخام إلى GitHub. هذا يجعل المستودع أخف، ويعطي طريقة واضحة لأي عضو في الفريق ليسترجع نفس نسخة البيانات.</w:t>
       </w:r>
     </w:p>
     <w:p>
       <w:pPr>
-        <w:spacing w:line="348" w:lineRule="auto" w:after="160"/>
+        <w:spacing w:line="360" w:lineRule="auto" w:after="160"/>
         <w:jc w:val="right"/>
         <w:bidi w:val="1"/>
       </w:pPr>
       <w:r>
         <w:rPr>
-          <w:rFonts w:ascii="Arial" w:hAnsi="Arial" w:cs="Arial"/>
+          <w:rFonts w:ascii="Tahoma" w:hAnsi="Tahoma" w:cs="Tahoma"/>
           <w:b/>
           <w:sz w:val="22"/>
+          <w:rtl w:val="1"/>
+          <w:lang w:val="ar-SA" w:bidi="ar-SA"/>
         </w:rPr>
         <w:t>رابط مستودع GitHub:</w:t>
       </w:r>
     </w:p>
     <w:p>
       <w:pPr>
-        <w:spacing w:before="40" w:after="200"/>
-        <w:ind w:left="142" w:right="142"/>
+        <w:spacing w:after="200"/>
         <w:jc w:val="left"/>
       </w:pPr>
       <w:r>
         <w:rPr>
-          <w:rFonts w:ascii="Arial" w:hAnsi="Arial" w:cs="Arial"/>
-          <w:b w:val="0"/>
-          <w:color w:val="282828"/>
+          <w:rFonts w:ascii="Consolas" w:hAnsi="Consolas"/>
+          <w:color w:val="323232"/>
           <w:sz w:val="20"/>
         </w:rPr>
         <w:t>https://github.com/AhmadMurad10/FITE-Classification-Challenge</w:t>
@@ -978,30 +1048,30 @@
     </w:p>
     <w:p>
       <w:pPr>
-        <w:spacing w:line="348" w:lineRule="auto" w:after="160"/>
+        <w:spacing w:line="360" w:lineRule="auto" w:after="160"/>
         <w:jc w:val="right"/>
         <w:bidi w:val="1"/>
       </w:pPr>
       <w:r>
         <w:rPr>
-          <w:rFonts w:ascii="Arial" w:hAnsi="Arial" w:cs="Arial"/>
+          <w:rFonts w:ascii="Tahoma" w:hAnsi="Tahoma" w:cs="Tahoma"/>
           <w:b/>
           <w:sz w:val="22"/>
+          <w:rtl w:val="1"/>
+          <w:lang w:val="ar-SA" w:bidi="ar-SA"/>
         </w:rPr>
         <w:t>الـ DVC remote مضبوط على Google Drive:</w:t>
       </w:r>
     </w:p>
     <w:p>
       <w:pPr>
-        <w:spacing w:before="40" w:after="200"/>
-        <w:ind w:left="142" w:right="142"/>
+        <w:spacing w:after="200"/>
         <w:jc w:val="left"/>
       </w:pPr>
       <w:r>
         <w:rPr>
-          <w:rFonts w:ascii="Arial" w:hAnsi="Arial" w:cs="Arial"/>
-          <w:b w:val="0"/>
-          <w:color w:val="282828"/>
+          <w:rFonts w:ascii="Consolas" w:hAnsi="Consolas"/>
+          <w:color w:val="323232"/>
           <w:sz w:val="20"/>
         </w:rPr>
         <w:t>gdrive://12AfjjB_qMloHxg0oZsQ4fbWs3zYJCeAo</w:t>
@@ -1009,30 +1079,30 @@
     </w:p>
     <w:p>
       <w:pPr>
-        <w:spacing w:line="348" w:lineRule="auto" w:after="160"/>
+        <w:spacing w:line="360" w:lineRule="auto" w:after="160"/>
         <w:jc w:val="right"/>
         <w:bidi w:val="1"/>
       </w:pPr>
       <w:r>
         <w:rPr>
-          <w:rFonts w:ascii="Arial" w:hAnsi="Arial" w:cs="Arial"/>
+          <w:rFonts w:ascii="Tahoma" w:hAnsi="Tahoma" w:cs="Tahoma"/>
           <w:b/>
           <w:sz w:val="22"/>
+          <w:rtl w:val="1"/>
+          <w:lang w:val="ar-SA" w:bidi="ar-SA"/>
         </w:rPr>
         <w:t>لاسترجاع البيانات على جهاز جديد:</w:t>
       </w:r>
     </w:p>
     <w:p>
       <w:pPr>
-        <w:spacing w:before="40" w:after="200"/>
-        <w:ind w:left="142" w:right="142"/>
+        <w:spacing w:after="200"/>
         <w:jc w:val="left"/>
       </w:pPr>
       <w:r>
         <w:rPr>
-          <w:rFonts w:ascii="Arial" w:hAnsi="Arial" w:cs="Arial"/>
-          <w:b w:val="0"/>
-          <w:color w:val="282828"/>
+          <w:rFonts w:ascii="Consolas" w:hAnsi="Consolas"/>
+          <w:color w:val="323232"/>
           <w:sz w:val="20"/>
         </w:rPr>
         <w:t>pip install -r requirements.txt</w:t>
@@ -1042,9 +1112,8 @@
       </w:r>
       <w:r>
         <w:rPr>
-          <w:rFonts w:ascii="Arial" w:hAnsi="Arial" w:cs="Arial"/>
-          <w:b w:val="0"/>
-          <w:color w:val="282828"/>
+          <w:rFonts w:ascii="Consolas" w:hAnsi="Consolas"/>
+          <w:color w:val="323232"/>
           <w:sz w:val="20"/>
         </w:rPr>
         <w:t>dvc pull</w:t>
@@ -1052,46 +1121,52 @@
     </w:p>
     <w:p>
       <w:pPr>
-        <w:spacing w:line="348" w:lineRule="auto" w:after="160"/>
+        <w:spacing w:line="360" w:lineRule="auto" w:after="160"/>
         <w:jc w:val="right"/>
         <w:bidi w:val="1"/>
       </w:pPr>
       <w:r>
         <w:rPr>
-          <w:rFonts w:ascii="Arial" w:hAnsi="Arial" w:cs="Arial"/>
+          <w:rFonts w:ascii="Tahoma" w:hAnsi="Tahoma" w:cs="Tahoma"/>
           <w:b w:val="0"/>
           <w:sz w:val="22"/>
+          <w:rtl w:val="1"/>
+          <w:lang w:val="ar-SA" w:bidi="ar-SA"/>
         </w:rPr>
         <w:t>يجب أن يكون لدى المستخدم صلاحية وصول إلى فولدر Google Drive قبل تنفيذ dvc pull.</w:t>
       </w:r>
     </w:p>
     <w:p>
       <w:pPr>
-        <w:spacing w:line="348" w:lineRule="auto" w:after="200"/>
+        <w:spacing w:line="360" w:lineRule="auto" w:after="200"/>
         <w:jc w:val="right"/>
         <w:bidi w:val="1"/>
       </w:pPr>
       <w:r>
         <w:rPr>
-          <w:rFonts w:ascii="Arial" w:hAnsi="Arial" w:cs="Arial"/>
+          <w:rFonts w:ascii="Tahoma" w:hAnsi="Tahoma" w:cs="Tahoma"/>
           <w:b/>
           <w:color w:val="2E74B5"/>
           <w:sz w:val="28"/>
+          <w:rtl w:val="1"/>
+          <w:lang w:val="ar-SA" w:bidi="ar-SA"/>
         </w:rPr>
         <w:t>6. خلاصة</w:t>
       </w:r>
     </w:p>
     <w:p>
       <w:pPr>
-        <w:spacing w:line="348" w:lineRule="auto" w:after="160"/>
+        <w:spacing w:line="360" w:lineRule="auto" w:after="160"/>
         <w:jc w:val="right"/>
         <w:bidi w:val="1"/>
       </w:pPr>
       <w:r>
         <w:rPr>
-          <w:rFonts w:ascii="Arial" w:hAnsi="Arial" w:cs="Arial"/>
+          <w:rFonts w:ascii="Tahoma" w:hAnsi="Tahoma" w:cs="Tahoma"/>
           <w:b w:val="0"/>
           <w:sz w:val="22"/>
+          <w:rtl w:val="1"/>
+          <w:lang w:val="ar-SA" w:bidi="ar-SA"/>
         </w:rPr>
         <w:t>تم بناء pipeline قابل للإعادة، وتسجيل التجارب باستخدام MLflow، وتتبع البيانات باستخدام DVC. كما تمت مقارنة عدة نماذج ومقاييس بدل الاعتماد على نتيجة واحدة. هذا يعطينا توثيقاً واضحاً لكيفية الوصول إلى النموذج النهائي، ويسهّل مراجعة التجارب أو إعادة تشغيلها لاحقاً.</w:t>
       </w:r>
@@ -1469,9 +1544,12 @@
     <w:name w:val="Normal"/>
     <w:qFormat/>
     <w:rsid w:val="00FC693F"/>
+    <w:pPr>
+      <w:bidi w:val="1"/>
+      <w:jc w:val="right"/>
+    </w:pPr>
     <w:rPr>
-      <w:rFonts w:ascii="Arial" w:hAnsi="Arial" w:cs="Arial"/>
-      <w:sz w:val="22"/>
+      <w:rFonts w:ascii="Tahoma" w:hAnsi="Tahoma" w:cs="Tahoma"/>
     </w:rPr>
   </w:style>
   <w:style w:type="paragraph" w:styleId="Header">
@@ -1531,9 +1609,11 @@
       <w:keepLines/>
       <w:spacing w:before="480" w:after="0"/>
       <w:outlineLvl w:val="0"/>
+      <w:bidi w:val="1"/>
+      <w:jc w:val="right"/>
     </w:pPr>
     <w:rPr>
-      <w:rFonts w:asciiTheme="majorHAnsi" w:eastAsiaTheme="majorEastAsia" w:hAnsiTheme="majorHAnsi" w:cstheme="majorBidi"/>
+      <w:rFonts w:asciiTheme="majorHAnsi" w:eastAsiaTheme="majorEastAsia" w:hAnsiTheme="majorHAnsi" w:cstheme="majorBidi" w:ascii="Tahoma" w:hAnsi="Tahoma" w:cs="Tahoma"/>
       <w:b/>
       <w:bCs/>
       <w:color w:val="365F91" w:themeColor="accent1" w:themeShade="BF"/>
@@ -1555,9 +1635,11 @@
       <w:keepLines/>
       <w:spacing w:before="200" w:after="0"/>
       <w:outlineLvl w:val="1"/>
+      <w:bidi w:val="1"/>
+      <w:jc w:val="right"/>
     </w:pPr>
     <w:rPr>
-      <w:rFonts w:asciiTheme="majorHAnsi" w:eastAsiaTheme="majorEastAsia" w:hAnsiTheme="majorHAnsi" w:cstheme="majorBidi"/>
+      <w:rFonts w:asciiTheme="majorHAnsi" w:eastAsiaTheme="majorEastAsia" w:hAnsiTheme="majorHAnsi" w:cstheme="majorBidi" w:ascii="Tahoma" w:hAnsi="Tahoma" w:cs="Tahoma"/>
       <w:b/>
       <w:bCs/>
       <w:color w:val="4F81BD" w:themeColor="accent1"/>
